--- a/zht/docx/168.content.docx
+++ b/zht/docx/168.content.docx
@@ -149,7 +149,7 @@
         <w:rPr>
           <w:lang w:val="zh_TW" w:bidi="zh_TW"/>
         </w:rPr>
-        <w:t>xun</w:t>
+        <w:t>wen</w:t>
       </w:r>
       <w:r>
         <w:rPr>
@@ -212,7 +212,7 @@
         <w:rPr>
           <w:lang w:val="zh_TW" w:bidi="zh_TW"/>
         </w:rPr>
-        <w:t>尋的曠野</w:t>
+        <w:t>溫柔</w:t>
       </w:r>
       <w:r>
         <w:rPr>
@@ -231,7 +231,133 @@
         <w:rPr>
           <w:lang w:val="zh_TW" w:bidi="zh_TW"/>
         </w:rPr>
-        <w:t>尋的曠野位於西奈半島的北部地區，與位於半島南部汛的曠野不同。</w:t>
+        <w:t>舊約聖經將溫柔描述為謙卑或屈身的態度（</w:t>
+      </w:r>
+      <w:hyperlink r:id="rId13">
+        <w:r>
+          <w:rPr>
+            <w:lang w:val="zh_TW" w:bidi="zh_TW"/>
+          </w:rPr>
+          <w:rPr>
+            <w:color w:val="0000EE"/>
+            <w:u w:val="single"/>
+          </w:rPr>
+          <w:t>撒下22:36</w:t>
+        </w:r>
+      </w:hyperlink>
+      <w:r>
+        <w:rPr>
+          <w:lang w:val="zh_TW" w:bidi="zh_TW"/>
+        </w:rPr>
+        <w:t>；參</w:t>
+      </w:r>
+      <w:hyperlink r:id="rId14">
+        <w:r>
+          <w:rPr>
+            <w:lang w:val="zh_TW" w:bidi="zh_TW"/>
+          </w:rPr>
+          <w:rPr>
+            <w:color w:val="0000EE"/>
+            <w:u w:val="single"/>
+          </w:rPr>
+          <w:t>詩18:35</w:t>
+        </w:r>
+      </w:hyperlink>
+      <w:r>
+        <w:rPr>
+          <w:lang w:val="zh_TW" w:bidi="zh_TW"/>
+        </w:rPr>
+        <w:t>）。「溫柔」或「溫柔地」可以指禮貌和不做作（</w:t>
+      </w:r>
+      <w:hyperlink r:id="rId15">
+        <w:r>
+          <w:rPr>
+            <w:lang w:val="zh_TW" w:bidi="zh_TW"/>
+          </w:rPr>
+          <w:rPr>
+            <w:color w:val="0000EE"/>
+            <w:u w:val="single"/>
+          </w:rPr>
+          <w:t>箴15:4</w:t>
+        </w:r>
+      </w:hyperlink>
+      <w:r>
+        <w:rPr>
+          <w:lang w:val="zh_TW" w:bidi="zh_TW"/>
+        </w:rPr>
+        <w:t>），安靜而柔和（</w:t>
+      </w:r>
+      <w:hyperlink r:id="rId16">
+        <w:r>
+          <w:rPr>
+            <w:lang w:val="zh_TW" w:bidi="zh_TW"/>
+          </w:rPr>
+          <w:rPr>
+            <w:color w:val="0000EE"/>
+            <w:u w:val="single"/>
+          </w:rPr>
+          <w:t>申32:2</w:t>
+        </w:r>
+      </w:hyperlink>
+      <w:r>
+        <w:rPr>
+          <w:lang w:val="zh_TW" w:bidi="zh_TW"/>
+        </w:rPr>
+        <w:t>；</w:t>
+      </w:r>
+      <w:hyperlink r:id="rId17">
+        <w:r>
+          <w:rPr>
+            <w:lang w:val="zh_TW" w:bidi="zh_TW"/>
+          </w:rPr>
+          <w:rPr>
+            <w:color w:val="0000EE"/>
+            <w:u w:val="single"/>
+          </w:rPr>
+          <w:t>賽8:6</w:t>
+        </w:r>
+      </w:hyperlink>
+      <w:r>
+        <w:rPr>
+          <w:lang w:val="zh_TW" w:bidi="zh_TW"/>
+        </w:rPr>
+        <w:t>），或柔軟且寬容（</w:t>
+      </w:r>
+      <w:hyperlink r:id="rId18">
+        <w:r>
+          <w:rPr>
+            <w:lang w:val="zh_TW" w:bidi="zh_TW"/>
+          </w:rPr>
+          <w:rPr>
+            <w:color w:val="0000EE"/>
+            <w:u w:val="single"/>
+          </w:rPr>
+          <w:t>撒下18:5</w:t>
+        </w:r>
+      </w:hyperlink>
+      <w:r>
+        <w:rPr>
+          <w:lang w:val="zh_TW" w:bidi="zh_TW"/>
+        </w:rPr>
+        <w:t>；</w:t>
+      </w:r>
+      <w:hyperlink r:id="rId19">
+        <w:r>
+          <w:rPr>
+            <w:lang w:val="zh_TW" w:bidi="zh_TW"/>
+          </w:rPr>
+          <w:rPr>
+            <w:color w:val="0000EE"/>
+            <w:u w:val="single"/>
+          </w:rPr>
+          <w:t>伯15:11</w:t>
+        </w:r>
+      </w:hyperlink>
+      <w:r>
+        <w:rPr>
+          <w:lang w:val="zh_TW" w:bidi="zh_TW"/>
+        </w:rPr>
+        <w:t>）。</w:t>
       </w:r>
     </w:p>
     <w:p>
@@ -245,7 +371,422 @@
         <w:rPr>
           <w:lang w:val="zh_TW" w:bidi="zh_TW"/>
         </w:rPr>
-        <w:t>尋的曠野是西奈半島四或五個「曠野」地區之一。其它的曠野地區包括：</w:t>
+        <w:t>在新約聖經中，有幾個詞被翻譯為「溫柔」、「溫和」或「溫柔地」。其不同的意思包括：</w:t>
+      </w:r>
+    </w:p>
+    <w:p>
+      <w:pPr>
+        <w:pStyle w:val="ListNumber"/>
+        <w:numPr>
+          <w:ilvl w:val="0"/>
+          <w:numId w:val="14"/>
+        </w:numPr>
+        <w:spacing w:line="240" w:lineRule="auto"/>
+        <w:ind w:left="720"/>
+      </w:pPr>
+      <w:r>
+        <w:rPr>
+          <w:lang w:val="zh_TW" w:bidi="zh_TW"/>
+        </w:rPr>
+      </w:r>
+      <w:r>
+        <w:rPr>
+          <w:lang w:val="zh_TW" w:bidi="zh_TW"/>
+        </w:rPr>
+        <w:t>柔和、柔順、忍耐（</w:t>
+      </w:r>
+      <w:hyperlink r:id="rId20">
+        <w:r>
+          <w:rPr>
+            <w:lang w:val="zh_TW" w:bidi="zh_TW"/>
+          </w:rPr>
+          <w:rPr>
+            <w:color w:val="0000EE"/>
+            <w:u w:val="single"/>
+          </w:rPr>
+          <w:t>太11:29</w:t>
+        </w:r>
+      </w:hyperlink>
+      <w:r>
+        <w:rPr>
+          <w:lang w:val="zh_TW" w:bidi="zh_TW"/>
+        </w:rPr>
+        <w:t>；</w:t>
+      </w:r>
+      <w:hyperlink r:id="rId21">
+        <w:r>
+          <w:rPr>
+            <w:lang w:val="zh_TW" w:bidi="zh_TW"/>
+          </w:rPr>
+          <w:rPr>
+            <w:color w:val="0000EE"/>
+            <w:u w:val="single"/>
+          </w:rPr>
+          <w:t>林前4:21</w:t>
+        </w:r>
+      </w:hyperlink>
+      <w:r>
+        <w:rPr>
+          <w:lang w:val="zh_TW" w:bidi="zh_TW"/>
+        </w:rPr>
+        <w:t>；</w:t>
+      </w:r>
+      <w:hyperlink r:id="rId22">
+        <w:r>
+          <w:rPr>
+            <w:lang w:val="zh_TW" w:bidi="zh_TW"/>
+          </w:rPr>
+          <w:rPr>
+            <w:color w:val="0000EE"/>
+            <w:u w:val="single"/>
+          </w:rPr>
+          <w:t>林後10:1</w:t>
+        </w:r>
+      </w:hyperlink>
+      <w:r>
+        <w:rPr>
+          <w:lang w:val="zh_TW" w:bidi="zh_TW"/>
+        </w:rPr>
+        <w:t>；</w:t>
+      </w:r>
+      <w:hyperlink r:id="rId23">
+        <w:r>
+          <w:rPr>
+            <w:lang w:val="zh_TW" w:bidi="zh_TW"/>
+          </w:rPr>
+          <w:rPr>
+            <w:color w:val="0000EE"/>
+            <w:u w:val="single"/>
+          </w:rPr>
+          <w:t>加5:23</w:t>
+        </w:r>
+      </w:hyperlink>
+      <w:r>
+        <w:rPr>
+          <w:lang w:val="zh_TW" w:bidi="zh_TW"/>
+        </w:rPr>
+        <w:t>；</w:t>
+      </w:r>
+      <w:hyperlink r:id="rId24">
+        <w:r>
+          <w:rPr>
+            <w:lang w:val="zh_TW" w:bidi="zh_TW"/>
+          </w:rPr>
+          <w:rPr>
+            <w:color w:val="0000EE"/>
+            <w:u w:val="single"/>
+          </w:rPr>
+          <w:t>提前6:11</w:t>
+        </w:r>
+      </w:hyperlink>
+      <w:r>
+        <w:rPr>
+          <w:lang w:val="zh_TW" w:bidi="zh_TW"/>
+        </w:rPr>
+        <w:t>；</w:t>
+      </w:r>
+      <w:hyperlink r:id="rId25">
+        <w:r>
+          <w:rPr>
+            <w:lang w:val="zh_TW" w:bidi="zh_TW"/>
+          </w:rPr>
+          <w:rPr>
+            <w:color w:val="0000EE"/>
+            <w:u w:val="single"/>
+          </w:rPr>
+          <w:t>彼前3:4、15</w:t>
+        </w:r>
+      </w:hyperlink>
+      <w:r>
+        <w:rPr>
+          <w:lang w:val="zh_TW" w:bidi="zh_TW"/>
+        </w:rPr>
+        <w:t>），或禮貌和謙遜的態度（</w:t>
+      </w:r>
+      <w:hyperlink r:id="rId26">
+        <w:r>
+          <w:rPr>
+            <w:lang w:val="zh_TW" w:bidi="zh_TW"/>
+          </w:rPr>
+          <w:rPr>
+            <w:color w:val="0000EE"/>
+            <w:u w:val="single"/>
+          </w:rPr>
+          <w:t>提後2:25</w:t>
+        </w:r>
+      </w:hyperlink>
+      <w:r>
+        <w:rPr>
+          <w:lang w:val="zh_TW" w:bidi="zh_TW"/>
+        </w:rPr>
+        <w:t>）；</w:t>
+      </w:r>
+    </w:p>
+    <w:p>
+      <w:pPr>
+        <w:pStyle w:val="ListNumber"/>
+        <w:spacing w:line="240" w:lineRule="auto"/>
+        <w:ind w:left="720"/>
+      </w:pPr>
+      <w:r>
+        <w:rPr>
+          <w:lang w:val="zh_TW" w:bidi="zh_TW"/>
+        </w:rPr>
+      </w:r>
+      <w:r>
+        <w:rPr>
+          <w:lang w:val="zh_TW" w:bidi="zh_TW"/>
+        </w:rPr>
+        <w:t>對他人表達的善意（</w:t>
+      </w:r>
+      <w:hyperlink r:id="rId27">
+        <w:r>
+          <w:rPr>
+            <w:lang w:val="zh_TW" w:bidi="zh_TW"/>
+          </w:rPr>
+          <w:rPr>
+            <w:color w:val="0000EE"/>
+            <w:u w:val="single"/>
+          </w:rPr>
+          <w:t>帖前2:7</w:t>
+        </w:r>
+      </w:hyperlink>
+      <w:r>
+        <w:rPr>
+          <w:lang w:val="zh_TW" w:bidi="zh_TW"/>
+        </w:rPr>
+        <w:t>；</w:t>
+      </w:r>
+      <w:hyperlink r:id="rId28">
+        <w:r>
+          <w:rPr>
+            <w:lang w:val="zh_TW" w:bidi="zh_TW"/>
+          </w:rPr>
+          <w:rPr>
+            <w:color w:val="0000EE"/>
+            <w:u w:val="single"/>
+          </w:rPr>
+          <w:t>提後2:24</w:t>
+        </w:r>
+      </w:hyperlink>
+      <w:r>
+        <w:rPr>
+          <w:lang w:val="zh_TW" w:bidi="zh_TW"/>
+        </w:rPr>
+        <w:t>）；</w:t>
+      </w:r>
+    </w:p>
+    <w:p>
+      <w:pPr>
+        <w:pStyle w:val="ListNumber"/>
+        <w:spacing w:line="240" w:lineRule="auto"/>
+        <w:ind w:left="720"/>
+      </w:pPr>
+      <w:r>
+        <w:rPr>
+          <w:lang w:val="zh_TW" w:bidi="zh_TW"/>
+        </w:rPr>
+      </w:r>
+      <w:r>
+        <w:rPr>
+          <w:lang w:val="zh_TW" w:bidi="zh_TW"/>
+        </w:rPr>
+        <w:t>在各種情況下適當、公平或合適的行為（</w:t>
+      </w:r>
+      <w:hyperlink r:id="rId29">
+        <w:r>
+          <w:rPr>
+            <w:lang w:val="zh_TW" w:bidi="zh_TW"/>
+          </w:rPr>
+          <w:rPr>
+            <w:color w:val="0000EE"/>
+            <w:u w:val="single"/>
+          </w:rPr>
+          <w:t>提前3:3</w:t>
+        </w:r>
+      </w:hyperlink>
+      <w:r>
+        <w:rPr>
+          <w:lang w:val="zh_TW" w:bidi="zh_TW"/>
+        </w:rPr>
+        <w:t>；</w:t>
+      </w:r>
+      <w:hyperlink r:id="rId30">
+        <w:r>
+          <w:rPr>
+            <w:lang w:val="zh_TW" w:bidi="zh_TW"/>
+          </w:rPr>
+          <w:rPr>
+            <w:color w:val="0000EE"/>
+            <w:u w:val="single"/>
+          </w:rPr>
+          <w:t>多3:2</w:t>
+        </w:r>
+      </w:hyperlink>
+      <w:r>
+        <w:rPr>
+          <w:lang w:val="zh_TW" w:bidi="zh_TW"/>
+        </w:rPr>
+        <w:t>；</w:t>
+      </w:r>
+      <w:hyperlink r:id="rId31">
+        <w:r>
+          <w:rPr>
+            <w:lang w:val="zh_TW" w:bidi="zh_TW"/>
+          </w:rPr>
+          <w:rPr>
+            <w:color w:val="0000EE"/>
+            <w:u w:val="single"/>
+          </w:rPr>
+          <w:t>彼前2:18</w:t>
+        </w:r>
+      </w:hyperlink>
+      <w:r>
+        <w:rPr>
+          <w:lang w:val="zh_TW" w:bidi="zh_TW"/>
+        </w:rPr>
+        <w:t>）。</w:t>
+      </w:r>
+    </w:p>
+    <w:p>
+      <w:pPr/>
+      <w:r>
+        <w:rPr>
+          <w:lang w:val="zh_TW" w:bidi="zh_TW"/>
+        </w:rPr>
+      </w:r>
+      <w:r>
+        <w:rPr>
+          <w:lang w:val="zh_TW" w:bidi="zh_TW"/>
+        </w:rPr>
+        <w:t>教會領袖和其他信徒被教導要溫柔地對待犯錯的人（</w:t>
+      </w:r>
+      <w:hyperlink r:id="rId32">
+        <w:r>
+          <w:rPr>
+            <w:lang w:val="zh_TW" w:bidi="zh_TW"/>
+          </w:rPr>
+          <w:rPr>
+            <w:color w:val="0000EE"/>
+            <w:u w:val="single"/>
+          </w:rPr>
+          <w:t>加6:1</w:t>
+        </w:r>
+      </w:hyperlink>
+      <w:r>
+        <w:rPr>
+          <w:lang w:val="zh_TW" w:bidi="zh_TW"/>
+        </w:rPr>
+        <w:t>），反對信仰的人（</w:t>
+      </w:r>
+      <w:hyperlink r:id="rId26">
+        <w:r>
+          <w:rPr>
+            <w:lang w:val="zh_TW" w:bidi="zh_TW"/>
+          </w:rPr>
+          <w:rPr>
+            <w:color w:val="0000EE"/>
+            <w:u w:val="single"/>
+          </w:rPr>
+          <w:t>提後2:25</w:t>
+        </w:r>
+      </w:hyperlink>
+      <w:r>
+        <w:rPr>
+          <w:lang w:val="zh_TW" w:bidi="zh_TW"/>
+        </w:rPr>
+        <w:t>），或無知和被誤導的人（</w:t>
+      </w:r>
+      <w:hyperlink r:id="rId33">
+        <w:r>
+          <w:rPr>
+            <w:lang w:val="zh_TW" w:bidi="zh_TW"/>
+          </w:rPr>
+          <w:rPr>
+            <w:color w:val="0000EE"/>
+            <w:u w:val="single"/>
+          </w:rPr>
+          <w:t>來5:2</w:t>
+        </w:r>
+      </w:hyperlink>
+      <w:r>
+        <w:rPr>
+          <w:lang w:val="zh_TW" w:bidi="zh_TW"/>
+        </w:rPr>
+        <w:t>）。</w:t>
+      </w:r>
+      <w:r>
+        <w:rPr>
+          <w:lang w:val="zh_TW" w:bidi="zh_TW"/>
+        </w:rPr>
+      </w:r>
+      <w:r>
+        <w:rPr>
+          <w:lang w:val="zh_TW" w:bidi="zh_TW"/>
+        </w:rPr>
+      </w:r>
+    </w:p>
+    <w:p>
+      <w:pPr/>
+      <w:r>
+        <w:rPr>
+          <w:lang w:val="zh_TW" w:bidi="zh_TW"/>
+        </w:rPr>
+      </w:r>
+    </w:p>
+    <w:p>
+      <w:pPr>
+        <w:pStyle w:val="Heading2"/>
+      </w:pPr>
+      <w:r>
+        <w:rPr>
+          <w:lang w:val="zh_TW" w:bidi="zh_TW"/>
+        </w:rPr>
+        <w:t>文士</w:t>
+      </w:r>
+      <w:r>
+        <w:rPr>
+          <w:lang w:val="zh_TW" w:bidi="zh_TW"/>
+        </w:rPr>
+      </w:r>
+    </w:p>
+    <w:p>
+      <w:pPr/>
+      <w:r>
+        <w:rPr>
+          <w:lang w:val="zh_TW" w:bidi="zh_TW"/>
+        </w:rPr>
+      </w:r>
+      <w:r>
+        <w:rPr>
+          <w:lang w:val="zh_TW" w:bidi="zh_TW"/>
+        </w:rPr>
+        <w:t>指舊約時代早期，那些負責書寫和記錄資訊的人。在巴比倫被擄歸回之後，文士成為一個學者階層，為百姓做教導、抄寫和解釋猶太律法的工作。他們在福音書中主要作為耶穌的對手出現。</w:t>
+      </w:r>
+    </w:p>
+    <w:p>
+      <w:pPr>
+        <w:pStyle w:val="Heading3"/>
+      </w:pPr>
+      <w:r>
+        <w:rPr>
+          <w:lang w:val="zh_TW" w:bidi="zh_TW"/>
+        </w:rPr>
+        <w:t>巴比倫被擄前的文士</w:t>
+      </w:r>
+    </w:p>
+    <w:p>
+      <w:pPr/>
+      <w:r>
+        <w:rPr>
+          <w:lang w:val="zh_TW" w:bidi="zh_TW"/>
+        </w:rPr>
+      </w:r>
+      <w:r>
+        <w:rPr>
+          <w:lang w:val="zh_TW" w:bidi="zh_TW"/>
+        </w:rPr>
+        <w:t>在古代以色列，閱讀和書寫的能力並不普及，公共生活的各個方面都需要專業人士。這似乎是聖經對「文士」一詞最早的理解，並無特別的宗教意涵。文士負責保存記錄或抄寫</w:t>
       </w:r>
     </w:p>
     <w:p>
@@ -263,25 +804,25 @@
         <w:rPr>
           <w:lang w:val="zh_TW" w:bidi="zh_TW"/>
         </w:rPr>
-        <w:t>巴蘭的曠野（</w:t>
-      </w:r>
-      <w:hyperlink r:id="rId13">
-        <w:r>
-          <w:rPr>
-            <w:lang w:val="zh_TW" w:bidi="zh_TW"/>
-          </w:rPr>
-          <w:rPr>
-            <w:color w:val="0000EE"/>
-            <w:u w:val="single"/>
-          </w:rPr>
-          <w:t>創21:21</w:t>
-        </w:r>
-      </w:hyperlink>
-      <w:r>
-        <w:rPr>
-          <w:lang w:val="zh_TW" w:bidi="zh_TW"/>
-        </w:rPr>
-        <w:t>）</w:t>
+        <w:t>法律文件（</w:t>
+      </w:r>
+      <w:hyperlink r:id="rId34">
+        <w:r>
+          <w:rPr>
+            <w:lang w:val="zh_TW" w:bidi="zh_TW"/>
+          </w:rPr>
+          <w:rPr>
+            <w:color w:val="0000EE"/>
+            <w:u w:val="single"/>
+          </w:rPr>
+          <w:t>耶32:12</w:t>
+        </w:r>
+      </w:hyperlink>
+      <w:r>
+        <w:rPr>
+          <w:lang w:val="zh_TW" w:bidi="zh_TW"/>
+        </w:rPr>
+        <w:t>），</w:t>
       </w:r>
     </w:p>
     <w:p>
@@ -299,25 +840,25 @@
         <w:rPr>
           <w:lang w:val="zh_TW" w:bidi="zh_TW"/>
         </w:rPr>
-        <w:t>書珥的曠野（</w:t>
-      </w:r>
-      <w:hyperlink r:id="rId14">
-        <w:r>
-          <w:rPr>
-            <w:lang w:val="zh_TW" w:bidi="zh_TW"/>
-          </w:rPr>
-          <w:rPr>
-            <w:color w:val="0000EE"/>
-            <w:u w:val="single"/>
-          </w:rPr>
-          <w:t>出15:22</w:t>
-        </w:r>
-      </w:hyperlink>
-      <w:r>
-        <w:rPr>
-          <w:lang w:val="zh_TW" w:bidi="zh_TW"/>
-        </w:rPr>
-        <w:t>）</w:t>
+        <w:t>軍事檔案（</w:t>
+      </w:r>
+      <w:hyperlink r:id="rId35">
+        <w:r>
+          <w:rPr>
+            <w:lang w:val="zh_TW" w:bidi="zh_TW"/>
+          </w:rPr>
+          <w:rPr>
+            <w:color w:val="0000EE"/>
+            <w:u w:val="single"/>
+          </w:rPr>
+          <w:t>代下26:11</w:t>
+        </w:r>
+      </w:hyperlink>
+      <w:r>
+        <w:rPr>
+          <w:lang w:val="zh_TW" w:bidi="zh_TW"/>
+        </w:rPr>
+        <w:t>），</w:t>
       </w:r>
     </w:p>
     <w:p>
@@ -335,25 +876,43 @@
         <w:rPr>
           <w:lang w:val="zh_TW" w:bidi="zh_TW"/>
         </w:rPr>
-        <w:t>西奈的曠野（</w:t>
-      </w:r>
-      <w:hyperlink r:id="rId15">
-        <w:r>
-          <w:rPr>
-            <w:lang w:val="zh_TW" w:bidi="zh_TW"/>
-          </w:rPr>
-          <w:rPr>
-            <w:color w:val="0000EE"/>
-            <w:u w:val="single"/>
-          </w:rPr>
-          <w:t>民9:1</w:t>
-        </w:r>
-      </w:hyperlink>
-      <w:r>
-        <w:rPr>
-          <w:lang w:val="zh_TW" w:bidi="zh_TW"/>
-        </w:rPr>
-        <w:t>）</w:t>
+        <w:t>其它公文（</w:t>
+      </w:r>
+      <w:hyperlink r:id="rId36">
+        <w:r>
+          <w:rPr>
+            <w:lang w:val="zh_TW" w:bidi="zh_TW"/>
+          </w:rPr>
+          <w:rPr>
+            <w:color w:val="0000EE"/>
+            <w:u w:val="single"/>
+          </w:rPr>
+          <w:t>士8:14</w:t>
+        </w:r>
+      </w:hyperlink>
+      <w:r>
+        <w:rPr>
+          <w:lang w:val="zh_TW" w:bidi="zh_TW"/>
+        </w:rPr>
+        <w:t>；</w:t>
+      </w:r>
+      <w:hyperlink r:id="rId37">
+        <w:r>
+          <w:rPr>
+            <w:lang w:val="zh_TW" w:bidi="zh_TW"/>
+          </w:rPr>
+          <w:rPr>
+            <w:color w:val="0000EE"/>
+            <w:u w:val="single"/>
+          </w:rPr>
+          <w:t>賽50:1</w:t>
+        </w:r>
+      </w:hyperlink>
+      <w:r>
+        <w:rPr>
+          <w:lang w:val="zh_TW" w:bidi="zh_TW"/>
+        </w:rPr>
+        <w:t>），或</w:t>
       </w:r>
     </w:p>
     <w:p>
@@ -371,25 +930,25 @@
         <w:rPr>
           <w:lang w:val="zh_TW" w:bidi="zh_TW"/>
         </w:rPr>
-        <w:t>汛的曠野（</w:t>
-      </w:r>
-      <w:hyperlink r:id="rId16">
-        <w:r>
-          <w:rPr>
-            <w:lang w:val="zh_TW" w:bidi="zh_TW"/>
-          </w:rPr>
-          <w:rPr>
-            <w:color w:val="0000EE"/>
-            <w:u w:val="single"/>
-          </w:rPr>
-          <w:t>民33:11</w:t>
-        </w:r>
-      </w:hyperlink>
-      <w:r>
-        <w:rPr>
-          <w:lang w:val="zh_TW" w:bidi="zh_TW"/>
-        </w:rPr>
-        <w:t>）</w:t>
+        <w:t>私人書信（</w:t>
+      </w:r>
+      <w:hyperlink r:id="rId38">
+        <w:r>
+          <w:rPr>
+            <w:lang w:val="zh_TW" w:bidi="zh_TW"/>
+          </w:rPr>
+          <w:rPr>
+            <w:color w:val="0000EE"/>
+            <w:u w:val="single"/>
+          </w:rPr>
+          <w:t>耶36:18</w:t>
+        </w:r>
+      </w:hyperlink>
+      <w:r>
+        <w:rPr>
+          <w:lang w:val="zh_TW" w:bidi="zh_TW"/>
+        </w:rPr>
+        <w:t>）。</w:t>
       </w:r>
     </w:p>
     <w:p>
@@ -403,7 +962,205 @@
         <w:rPr>
           <w:lang w:val="zh_TW" w:bidi="zh_TW"/>
         </w:rPr>
-        <w:t>這些曠野地區的確切邊界尚未明確界定，這些地區之間很可能相互重疊。</w:t>
+        <w:t>文士對於王室行政至關重要。文士長通常擔任</w:t>
+      </w:r>
+    </w:p>
+    <w:p>
+      <w:pPr>
+        <w:pStyle w:val="ListBullet"/>
+        <w:spacing w:line="240" w:lineRule="auto"/>
+        <w:ind w:left="720"/>
+      </w:pPr>
+      <w:r>
+        <w:rPr>
+          <w:lang w:val="zh_TW" w:bidi="zh_TW"/>
+        </w:rPr>
+      </w:r>
+      <w:r>
+        <w:rPr>
+          <w:lang w:val="zh_TW" w:bidi="zh_TW"/>
+        </w:rPr>
+        <w:t>王室書記（</w:t>
+      </w:r>
+      <w:hyperlink r:id="rId39">
+        <w:r>
+          <w:rPr>
+            <w:lang w:val="zh_TW" w:bidi="zh_TW"/>
+          </w:rPr>
+          <w:rPr>
+            <w:color w:val="0000EE"/>
+            <w:u w:val="single"/>
+          </w:rPr>
+          <w:t>王上4:3</w:t>
+        </w:r>
+      </w:hyperlink>
+      <w:r>
+        <w:rPr>
+          <w:lang w:val="zh_TW" w:bidi="zh_TW"/>
+        </w:rPr>
+        <w:t>；</w:t>
+      </w:r>
+      <w:hyperlink r:id="rId40">
+        <w:r>
+          <w:rPr>
+            <w:lang w:val="zh_TW" w:bidi="zh_TW"/>
+          </w:rPr>
+          <w:rPr>
+            <w:color w:val="0000EE"/>
+            <w:u w:val="single"/>
+          </w:rPr>
+          <w:t>代下24:11</w:t>
+        </w:r>
+      </w:hyperlink>
+      <w:r>
+        <w:rPr>
+          <w:lang w:val="zh_TW" w:bidi="zh_TW"/>
+        </w:rPr>
+        <w:t>），</w:t>
+      </w:r>
+    </w:p>
+    <w:p>
+      <w:pPr>
+        <w:pStyle w:val="ListBullet"/>
+        <w:spacing w:line="240" w:lineRule="auto"/>
+        <w:ind w:left="720"/>
+      </w:pPr>
+      <w:r>
+        <w:rPr>
+          <w:lang w:val="zh_TW" w:bidi="zh_TW"/>
+        </w:rPr>
+      </w:r>
+      <w:r>
+        <w:rPr>
+          <w:lang w:val="zh_TW" w:bidi="zh_TW"/>
+        </w:rPr>
+        <w:t>謀士（</w:t>
+      </w:r>
+      <w:hyperlink r:id="rId41">
+        <w:r>
+          <w:rPr>
+            <w:lang w:val="zh_TW" w:bidi="zh_TW"/>
+          </w:rPr>
+          <w:rPr>
+            <w:color w:val="0000EE"/>
+            <w:u w:val="single"/>
+          </w:rPr>
+          <w:t>撒下8:16–17</w:t>
+        </w:r>
+      </w:hyperlink>
+      <w:r>
+        <w:rPr>
+          <w:lang w:val="zh_TW" w:bidi="zh_TW"/>
+        </w:rPr>
+        <w:t>；</w:t>
+      </w:r>
+      <w:hyperlink r:id="rId42">
+        <w:r>
+          <w:rPr>
+            <w:lang w:val="zh_TW" w:bidi="zh_TW"/>
+          </w:rPr>
+          <w:rPr>
+            <w:color w:val="0000EE"/>
+            <w:u w:val="single"/>
+          </w:rPr>
+          <w:t>王下18:18</w:t>
+        </w:r>
+      </w:hyperlink>
+      <w:r>
+        <w:rPr>
+          <w:lang w:val="zh_TW" w:bidi="zh_TW"/>
+        </w:rPr>
+        <w:t>，</w:t>
+      </w:r>
+      <w:hyperlink r:id="rId43">
+        <w:r>
+          <w:rPr>
+            <w:lang w:val="zh_TW" w:bidi="zh_TW"/>
+          </w:rPr>
+          <w:rPr>
+            <w:color w:val="0000EE"/>
+            <w:u w:val="single"/>
+          </w:rPr>
+          <w:t>22:12</w:t>
+        </w:r>
+      </w:hyperlink>
+      <w:r>
+        <w:rPr>
+          <w:lang w:val="zh_TW" w:bidi="zh_TW"/>
+        </w:rPr>
+        <w:t>；</w:t>
+      </w:r>
+      <w:hyperlink r:id="rId44">
+        <w:r>
+          <w:rPr>
+            <w:lang w:val="zh_TW" w:bidi="zh_TW"/>
+          </w:rPr>
+          <w:rPr>
+            <w:color w:val="0000EE"/>
+            <w:u w:val="single"/>
+          </w:rPr>
+          <w:t>代上27:32</w:t>
+        </w:r>
+      </w:hyperlink>
+      <w:r>
+        <w:rPr>
+          <w:lang w:val="zh_TW" w:bidi="zh_TW"/>
+        </w:rPr>
+        <w:t>；</w:t>
+      </w:r>
+      <w:hyperlink r:id="rId45">
+        <w:r>
+          <w:rPr>
+            <w:lang w:val="zh_TW" w:bidi="zh_TW"/>
+          </w:rPr>
+          <w:rPr>
+            <w:color w:val="0000EE"/>
+            <w:u w:val="single"/>
+          </w:rPr>
+          <w:t>賽36:3</w:t>
+        </w:r>
+      </w:hyperlink>
+      <w:r>
+        <w:rPr>
+          <w:lang w:val="zh_TW" w:bidi="zh_TW"/>
+        </w:rPr>
+        <w:t>），和</w:t>
+      </w:r>
+    </w:p>
+    <w:p>
+      <w:pPr>
+        <w:pStyle w:val="ListBullet"/>
+        <w:spacing w:line="240" w:lineRule="auto"/>
+        <w:ind w:left="720"/>
+      </w:pPr>
+      <w:r>
+        <w:rPr>
+          <w:lang w:val="zh_TW" w:bidi="zh_TW"/>
+        </w:rPr>
+      </w:r>
+      <w:r>
+        <w:rPr>
+          <w:lang w:val="zh_TW" w:bidi="zh_TW"/>
+        </w:rPr>
+        <w:t>財務監督（</w:t>
+      </w:r>
+      <w:hyperlink r:id="rId46">
+        <w:r>
+          <w:rPr>
+            <w:lang w:val="zh_TW" w:bidi="zh_TW"/>
+          </w:rPr>
+          <w:rPr>
+            <w:color w:val="0000EE"/>
+            <w:u w:val="single"/>
+          </w:rPr>
+          <w:t>王下22:3–4</w:t>
+        </w:r>
+      </w:hyperlink>
+      <w:r>
+        <w:rPr>
+          <w:lang w:val="zh_TW" w:bidi="zh_TW"/>
+        </w:rPr>
+        <w:t>）。</w:t>
       </w:r>
     </w:p>
     <w:p>
@@ -417,25 +1174,670 @@
         <w:rPr>
           <w:lang w:val="zh_TW" w:bidi="zh_TW"/>
         </w:rPr>
-        <w:t>尋的曠野與尋有關聯（</w:t>
-      </w:r>
-      <w:hyperlink r:id="rId17">
-        <w:r>
-          <w:rPr>
-            <w:lang w:val="zh_TW" w:bidi="zh_TW"/>
-          </w:rPr>
-          <w:rPr>
-            <w:color w:val="0000EE"/>
-            <w:u w:val="single"/>
-          </w:rPr>
-          <w:t>民34:4</w:t>
-        </w:r>
-      </w:hyperlink>
-      <w:r>
-        <w:rPr>
-          <w:lang w:val="zh_TW" w:bidi="zh_TW"/>
-        </w:rPr>
-        <w:t>）。這片曠野位於：</w:t>
+        <w:t>書記也與祭司職分有關，負責聖殿的紀錄工作（</w:t>
+      </w:r>
+      <w:hyperlink r:id="rId47">
+        <w:r>
+          <w:rPr>
+            <w:lang w:val="zh_TW" w:bidi="zh_TW"/>
+          </w:rPr>
+          <w:rPr>
+            <w:color w:val="0000EE"/>
+            <w:u w:val="single"/>
+          </w:rPr>
+          <w:t>代上24:6</w:t>
+        </w:r>
+      </w:hyperlink>
+      <w:r>
+        <w:rPr>
+          <w:lang w:val="zh_TW" w:bidi="zh_TW"/>
+        </w:rPr>
+        <w:t>；</w:t>
+      </w:r>
+      <w:hyperlink r:id="rId48">
+        <w:r>
+          <w:rPr>
+            <w:lang w:val="zh_TW" w:bidi="zh_TW"/>
+          </w:rPr>
+          <w:rPr>
+            <w:color w:val="0000EE"/>
+            <w:u w:val="single"/>
+          </w:rPr>
+          <w:t>代下34:13–15</w:t>
+        </w:r>
+      </w:hyperlink>
+      <w:r>
+        <w:rPr>
+          <w:lang w:val="zh_TW" w:bidi="zh_TW"/>
+        </w:rPr>
+        <w:t>）。</w:t>
+      </w:r>
+    </w:p>
+    <w:p>
+      <w:pPr>
+        <w:pStyle w:val="Heading3"/>
+      </w:pPr>
+      <w:r>
+        <w:rPr>
+          <w:lang w:val="zh_TW" w:bidi="zh_TW"/>
+        </w:rPr>
+        <w:t>巴比倫被擄歸回後的文士</w:t>
+      </w:r>
+    </w:p>
+    <w:p>
+      <w:pPr/>
+      <w:r>
+        <w:rPr>
+          <w:lang w:val="zh_TW" w:bidi="zh_TW"/>
+        </w:rPr>
+      </w:r>
+      <w:r>
+        <w:rPr>
+          <w:lang w:val="zh_TW" w:bidi="zh_TW"/>
+        </w:rPr>
+        <w:t>猶太人被擄歸回後，在以斯拉和尼希米的領導下，猶太信仰傳統得以重建。此時「文士」一詞更具體地指那些聚集在一起，研究並解釋妥拉（猶太律法）的人。文士成為教師的專業，能給猶太百姓準確保存並解釋摩西律法。在這時期的開始，以斯拉被視為理想的文士，他是「通達耶和華誡命和賜以色列之律例的文士」（</w:t>
+      </w:r>
+      <w:hyperlink r:id="rId49">
+        <w:r>
+          <w:rPr>
+            <w:lang w:val="zh_TW" w:bidi="zh_TW"/>
+          </w:rPr>
+          <w:rPr>
+            <w:color w:val="0000EE"/>
+            <w:u w:val="single"/>
+          </w:rPr>
+          <w:t>拉7:11</w:t>
+        </w:r>
+      </w:hyperlink>
+      <w:r>
+        <w:rPr>
+          <w:lang w:val="zh_TW" w:bidi="zh_TW"/>
+        </w:rPr>
+        <w:t>）。</w:t>
+      </w:r>
+    </w:p>
+    <w:p>
+      <w:pPr/>
+      <w:r>
+        <w:rPr>
+          <w:lang w:val="zh_TW" w:bidi="zh_TW"/>
+        </w:rPr>
+      </w:r>
+      <w:r>
+        <w:rPr>
+          <w:lang w:val="zh_TW" w:bidi="zh_TW"/>
+        </w:rPr>
+        <w:t>便西拉智訓（</w:t>
+      </w:r>
+      <w:r>
+        <w:rPr>
+          <w:lang w:val="zh_TW" w:bidi="zh_TW"/>
+        </w:rPr>
+        <w:t>The book of Sirach</w:t>
+      </w:r>
+      <w:r>
+        <w:rPr>
+          <w:lang w:val="zh_TW" w:bidi="zh_TW"/>
+        </w:rPr>
+        <w:t>）</w:t>
+      </w:r>
+      <w:r>
+        <w:rPr>
+          <w:lang w:val="zh_TW" w:bidi="zh_TW"/>
+        </w:rPr>
+        <w:t>描述文士是能夠深刻理解經文的隱含意義的人（</w:t>
+      </w:r>
+      <w:hyperlink r:id="rId50">
+        <w:r>
+          <w:rPr>
+            <w:lang w:val="zh_TW" w:bidi="zh_TW"/>
+          </w:rPr>
+          <w:rPr>
+            <w:color w:val="0000EE"/>
+            <w:u w:val="single"/>
+          </w:rPr>
+          <w:t>便西拉智訓39:2–3</w:t>
+        </w:r>
+      </w:hyperlink>
+      <w:r>
+        <w:rPr>
+          <w:lang w:val="zh_TW" w:bidi="zh_TW"/>
+        </w:rPr>
+        <w:t>），這種理解源於他勤奮研究律法、先知書和聖卷的結果（</w:t>
+      </w:r>
+      <w:hyperlink r:id="rId51">
+        <w:r>
+          <w:rPr>
+            <w:lang w:val="zh_TW" w:bidi="zh_TW"/>
+          </w:rPr>
+          <w:rPr>
+            <w:color w:val="0000EE"/>
+            <w:u w:val="single"/>
+          </w:rPr>
+          <w:t>38:24</w:t>
+        </w:r>
+      </w:hyperlink>
+      <w:r>
+        <w:rPr>
+          <w:lang w:val="zh_TW" w:bidi="zh_TW"/>
+        </w:rPr>
+        <w:t>及以下，</w:t>
+      </w:r>
+      <w:hyperlink r:id="rId52">
+        <w:r>
+          <w:rPr>
+            <w:lang w:val="zh_TW" w:bidi="zh_TW"/>
+          </w:rPr>
+          <w:rPr>
+            <w:color w:val="0000EE"/>
+            <w:u w:val="single"/>
+          </w:rPr>
+          <w:t>39:1</w:t>
+        </w:r>
+      </w:hyperlink>
+      <w:r>
+        <w:rPr>
+          <w:lang w:val="zh_TW" w:bidi="zh_TW"/>
+        </w:rPr>
+        <w:t>）。因此，文士能夠為百姓和國擔任審判官和謀士（</w:t>
+      </w:r>
+      <w:hyperlink r:id="rId53">
+        <w:r>
+          <w:rPr>
+            <w:lang w:val="zh_TW" w:bidi="zh_TW"/>
+          </w:rPr>
+          <w:rPr>
+            <w:color w:val="0000EE"/>
+            <w:u w:val="single"/>
+          </w:rPr>
+          <w:t>38:33</w:t>
+        </w:r>
+      </w:hyperlink>
+      <w:r>
+        <w:rPr>
+          <w:lang w:val="zh_TW" w:bidi="zh_TW"/>
+        </w:rPr>
+        <w:t>，</w:t>
+      </w:r>
+      <w:hyperlink r:id="rId54">
+        <w:r>
+          <w:rPr>
+            <w:lang w:val="zh_TW" w:bidi="zh_TW"/>
+          </w:rPr>
+          <w:rPr>
+            <w:color w:val="0000EE"/>
+            <w:u w:val="single"/>
+          </w:rPr>
+          <w:t>39:4–8</w:t>
+        </w:r>
+      </w:hyperlink>
+      <w:r>
+        <w:rPr>
+          <w:lang w:val="zh_TW" w:bidi="zh_TW"/>
+        </w:rPr>
+        <w:t>）。由於文士在一個由律法統治的社會中有不可或缺的地位，他應當受到世世代代的讚譽和尊敬（</w:t>
+      </w:r>
+      <w:hyperlink r:id="rId55">
+        <w:r>
+          <w:rPr>
+            <w:lang w:val="zh_TW" w:bidi="zh_TW"/>
+          </w:rPr>
+          <w:rPr>
+            <w:color w:val="0000EE"/>
+            <w:u w:val="single"/>
+          </w:rPr>
+          <w:t>39:9</w:t>
+        </w:r>
+      </w:hyperlink>
+      <w:r>
+        <w:rPr>
+          <w:lang w:val="zh_TW" w:bidi="zh_TW"/>
+        </w:rPr>
+        <w:t>）。到公元前二世紀，文士成為猶太社會中一個相當獨特的階級。從這時期開始，文士與法利賽人的興起有密切聯繫，多數文士都隸屬於他們（見新約中的密切關係：</w:t>
+      </w:r>
+      <w:hyperlink r:id="rId56">
+        <w:r>
+          <w:rPr>
+            <w:lang w:val="zh_TW" w:bidi="zh_TW"/>
+          </w:rPr>
+          <w:rPr>
+            <w:color w:val="0000EE"/>
+            <w:u w:val="single"/>
+          </w:rPr>
+          <w:t>太5:20</w:t>
+        </w:r>
+      </w:hyperlink>
+      <w:r>
+        <w:rPr>
+          <w:lang w:val="zh_TW" w:bidi="zh_TW"/>
+        </w:rPr>
+        <w:t>，</w:t>
+      </w:r>
+      <w:hyperlink r:id="rId57">
+        <w:r>
+          <w:rPr>
+            <w:lang w:val="zh_TW" w:bidi="zh_TW"/>
+          </w:rPr>
+          <w:rPr>
+            <w:color w:val="0000EE"/>
+            <w:u w:val="single"/>
+          </w:rPr>
+          <w:t>12:38，</w:t>
+        </w:r>
+      </w:hyperlink>
+      <w:hyperlink r:id="rId58">
+        <w:r>
+          <w:rPr>
+            <w:lang w:val="zh_TW" w:bidi="zh_TW"/>
+          </w:rPr>
+          <w:rPr>
+            <w:color w:val="0000EE"/>
+            <w:u w:val="single"/>
+          </w:rPr>
+          <w:t>15:1</w:t>
+        </w:r>
+      </w:hyperlink>
+      <w:r>
+        <w:rPr>
+          <w:lang w:val="zh_TW" w:bidi="zh_TW"/>
+        </w:rPr>
+        <w:t>；</w:t>
+      </w:r>
+      <w:hyperlink r:id="rId59">
+        <w:r>
+          <w:rPr>
+            <w:lang w:val="zh_TW" w:bidi="zh_TW"/>
+          </w:rPr>
+          <w:rPr>
+            <w:color w:val="0000EE"/>
+            <w:u w:val="single"/>
+          </w:rPr>
+          <w:t>可7:5</w:t>
+        </w:r>
+      </w:hyperlink>
+      <w:r>
+        <w:rPr>
+          <w:lang w:val="zh_TW" w:bidi="zh_TW"/>
+        </w:rPr>
+        <w:t>；</w:t>
+      </w:r>
+      <w:hyperlink r:id="rId60">
+        <w:r>
+          <w:rPr>
+            <w:lang w:val="zh_TW" w:bidi="zh_TW"/>
+          </w:rPr>
+          <w:rPr>
+            <w:color w:val="0000EE"/>
+            <w:u w:val="single"/>
+          </w:rPr>
+          <w:t>路6:7</w:t>
+        </w:r>
+      </w:hyperlink>
+      <w:r>
+        <w:rPr>
+          <w:lang w:val="zh_TW" w:bidi="zh_TW"/>
+        </w:rPr>
+        <w:t>）。</w:t>
+      </w:r>
+    </w:p>
+    <w:p>
+      <w:pPr>
+        <w:pStyle w:val="Heading3"/>
+      </w:pPr>
+      <w:r>
+        <w:rPr>
+          <w:lang w:val="zh_TW" w:bidi="zh_TW"/>
+        </w:rPr>
+        <w:t>訓練和地位</w:t>
+      </w:r>
+    </w:p>
+    <w:p>
+      <w:pPr/>
+      <w:r>
+        <w:rPr>
+          <w:lang w:val="zh_TW" w:bidi="zh_TW"/>
+        </w:rPr>
+      </w:r>
+      <w:r>
+        <w:rPr>
+          <w:lang w:val="zh_TW" w:bidi="zh_TW"/>
+        </w:rPr>
+        <w:t>最初，文士都是在祭司家族中接受訓練，這些家族成員從事同樣的職業，且代代相傳。身為這些家族的一員，他們的工作就有了保障（</w:t>
+      </w:r>
+      <w:hyperlink r:id="rId61">
+        <w:r>
+          <w:rPr>
+            <w:lang w:val="zh_TW" w:bidi="zh_TW"/>
+          </w:rPr>
+          <w:rPr>
+            <w:color w:val="0000EE"/>
+            <w:u w:val="single"/>
+          </w:rPr>
+          <w:t>代上2:55</w:t>
+        </w:r>
+      </w:hyperlink>
+      <w:r>
+        <w:rPr>
+          <w:lang w:val="zh_TW" w:bidi="zh_TW"/>
+        </w:rPr>
+        <w:t>）。後來，所有社會階層的人都可接受相關訓練。到耶穌時代，許多有影響力的文士來自非祭司家庭。訓練從年幼時開始，在教師或拉比的個別指導下進行。拉比教導有關猶太律法的所有內容及其解釋。</w:t>
+      </w:r>
+    </w:p>
+    <w:p>
+      <w:pPr/>
+      <w:r>
+        <w:rPr>
+          <w:lang w:val="zh_TW" w:bidi="zh_TW"/>
+        </w:rPr>
+      </w:r>
+      <w:r>
+        <w:rPr>
+          <w:lang w:val="zh_TW" w:bidi="zh_TW"/>
+        </w:rPr>
+        <w:t>由於摩西書寫的律法無法直接應對被擄歸回後的各種情況，文士的技能成為了一個極其重要的貢獻。他們建立的「口傳律法（oral law）」被視為與書面猶太律法同等重要。因此，對於那些渴望取悅神的人來說，這些律法同樣具有約束力（見</w:t>
+      </w:r>
+      <w:hyperlink r:id="rId62">
+        <w:r>
+          <w:rPr>
+            <w:lang w:val="zh_TW" w:bidi="zh_TW"/>
+          </w:rPr>
+          <w:rPr>
+            <w:color w:val="0000EE"/>
+            <w:u w:val="single"/>
+          </w:rPr>
+          <w:t>可7:6–13</w:t>
+        </w:r>
+      </w:hyperlink>
+      <w:r>
+        <w:rPr>
+          <w:lang w:val="zh_TW" w:bidi="zh_TW"/>
+        </w:rPr>
+        <w:t>）。由於文士有專業知識，他們參與猶太公會，即充當以色列最高法院的長老議會。文士是該公會中唯一來自非大祭司和長老等最高社會階層的成員（</w:t>
+      </w:r>
+      <w:hyperlink r:id="rId63">
+        <w:r>
+          <w:rPr>
+            <w:lang w:val="zh_TW" w:bidi="zh_TW"/>
+          </w:rPr>
+          <w:rPr>
+            <w:color w:val="0000EE"/>
+            <w:u w:val="single"/>
+          </w:rPr>
+          <w:t>太26:57</w:t>
+        </w:r>
+      </w:hyperlink>
+      <w:r>
+        <w:rPr>
+          <w:lang w:val="zh_TW" w:bidi="zh_TW"/>
+        </w:rPr>
+        <w:t>；</w:t>
+      </w:r>
+      <w:hyperlink r:id="rId64">
+        <w:r>
+          <w:rPr>
+            <w:lang w:val="zh_TW" w:bidi="zh_TW"/>
+          </w:rPr>
+          <w:rPr>
+            <w:color w:val="0000EE"/>
+            <w:u w:val="single"/>
+          </w:rPr>
+          <w:t>可14:43、53</w:t>
+        </w:r>
+      </w:hyperlink>
+      <w:r>
+        <w:rPr>
+          <w:lang w:val="zh_TW" w:bidi="zh_TW"/>
+        </w:rPr>
+        <w:t>；</w:t>
+      </w:r>
+      <w:hyperlink r:id="rId65">
+        <w:r>
+          <w:rPr>
+            <w:lang w:val="zh_TW" w:bidi="zh_TW"/>
+          </w:rPr>
+          <w:rPr>
+            <w:color w:val="0000EE"/>
+            <w:u w:val="single"/>
+          </w:rPr>
+          <w:t>路22:66</w:t>
+        </w:r>
+      </w:hyperlink>
+      <w:r>
+        <w:rPr>
+          <w:lang w:val="zh_TW" w:bidi="zh_TW"/>
+        </w:rPr>
+        <w:t>；</w:t>
+      </w:r>
+      <w:hyperlink r:id="rId66">
+        <w:r>
+          <w:rPr>
+            <w:lang w:val="zh_TW" w:bidi="zh_TW"/>
+          </w:rPr>
+          <w:rPr>
+            <w:color w:val="0000EE"/>
+            <w:u w:val="single"/>
+          </w:rPr>
+          <w:t>徒23:9</w:t>
+        </w:r>
+      </w:hyperlink>
+      <w:r>
+        <w:rPr>
+          <w:lang w:val="zh_TW" w:bidi="zh_TW"/>
+        </w:rPr>
+        <w:t>）。</w:t>
+      </w:r>
+    </w:p>
+    <w:p>
+      <w:pPr/>
+      <w:r>
+        <w:rPr>
+          <w:lang w:val="zh_TW" w:bidi="zh_TW"/>
+        </w:rPr>
+      </w:r>
+      <w:r>
+        <w:rPr>
+          <w:lang w:val="zh_TW" w:bidi="zh_TW"/>
+        </w:rPr>
+        <w:t>文士在猶太社區中備受尊敬。他們是猶太律法的權威教師，不僅在聖殿內（</w:t>
+      </w:r>
+      <w:hyperlink r:id="rId67">
+        <w:r>
+          <w:rPr>
+            <w:lang w:val="zh_TW" w:bidi="zh_TW"/>
+          </w:rPr>
+          <w:rPr>
+            <w:color w:val="0000EE"/>
+            <w:u w:val="single"/>
+          </w:rPr>
+          <w:t>路2:46</w:t>
+        </w:r>
+      </w:hyperlink>
+      <w:r>
+        <w:rPr>
+          <w:lang w:val="zh_TW" w:bidi="zh_TW"/>
+        </w:rPr>
+        <w:t>），也在猶太和加利利的各會堂中（</w:t>
+      </w:r>
+      <w:hyperlink r:id="rId68">
+        <w:r>
+          <w:rPr>
+            <w:lang w:val="zh_TW" w:bidi="zh_TW"/>
+          </w:rPr>
+          <w:rPr>
+            <w:color w:val="0000EE"/>
+            <w:u w:val="single"/>
+          </w:rPr>
+          <w:t>5:17</w:t>
+        </w:r>
+      </w:hyperlink>
+      <w:r>
+        <w:rPr>
+          <w:lang w:val="zh_TW" w:bidi="zh_TW"/>
+        </w:rPr>
+        <w:t>）教導。他們同時也是公會的重要成員，穿著特製的長衣（</w:t>
+      </w:r>
+      <w:hyperlink r:id="rId69">
+        <w:r>
+          <w:rPr>
+            <w:lang w:val="zh_TW" w:bidi="zh_TW"/>
+          </w:rPr>
+          <w:rPr>
+            <w:color w:val="0000EE"/>
+            <w:u w:val="single"/>
+          </w:rPr>
+          <w:t>可12:38</w:t>
+        </w:r>
+      </w:hyperlink>
+      <w:r>
+        <w:rPr>
+          <w:lang w:val="zh_TW" w:bidi="zh_TW"/>
+        </w:rPr>
+        <w:t>），下擺有作為紀念的穗子，並在手臂上佩戴裝有經文的「佩經盒（</w:t>
+      </w:r>
+      <w:r>
+        <w:rPr>
+          <w:lang w:val="zh_TW" w:bidi="zh_TW"/>
+        </w:rPr>
+        <w:t>prayer boxes</w:t>
+      </w:r>
+      <w:r>
+        <w:rPr>
+          <w:lang w:val="zh_TW" w:bidi="zh_TW"/>
+        </w:rPr>
+        <w:t>）」（</w:t>
+      </w:r>
+      <w:hyperlink r:id="rId70">
+        <w:r>
+          <w:rPr>
+            <w:lang w:val="zh_TW" w:bidi="zh_TW"/>
+          </w:rPr>
+          <w:rPr>
+            <w:color w:val="0000EE"/>
+            <w:u w:val="single"/>
+          </w:rPr>
+          <w:t>太23:5</w:t>
+        </w:r>
+      </w:hyperlink>
+      <w:r>
+        <w:rPr>
+          <w:lang w:val="zh_TW" w:bidi="zh_TW"/>
+        </w:rPr>
+        <w:t>）。這樣的服裝使他們備受注目，吸引人在街上向他們問安（</w:t>
+      </w:r>
+      <w:hyperlink r:id="rId69">
+        <w:r>
+          <w:rPr>
+            <w:lang w:val="zh_TW" w:bidi="zh_TW"/>
+          </w:rPr>
+          <w:rPr>
+            <w:color w:val="0000EE"/>
+            <w:u w:val="single"/>
+          </w:rPr>
+          <w:t>可12:38</w:t>
+        </w:r>
+      </w:hyperlink>
+      <w:r>
+        <w:rPr>
+          <w:lang w:val="zh_TW" w:bidi="zh_TW"/>
+        </w:rPr>
+        <w:t>）。他們被尊稱為「拉比」或「師傅」（</w:t>
+      </w:r>
+      <w:hyperlink r:id="rId71">
+        <w:r>
+          <w:rPr>
+            <w:lang w:val="zh_TW" w:bidi="zh_TW"/>
+          </w:rPr>
+          <w:rPr>
+            <w:color w:val="0000EE"/>
+            <w:u w:val="single"/>
+          </w:rPr>
+          <w:t>太23:7</w:t>
+        </w:r>
+      </w:hyperlink>
+      <w:r>
+        <w:rPr>
+          <w:lang w:val="zh_TW" w:bidi="zh_TW"/>
+        </w:rPr>
+        <w:t>），在敬拜和社交場合中享有首座（</w:t>
+      </w:r>
+      <w:hyperlink r:id="rId72">
+        <w:r>
+          <w:rPr>
+            <w:lang w:val="zh_TW" w:bidi="zh_TW"/>
+          </w:rPr>
+          <w:rPr>
+            <w:color w:val="0000EE"/>
+            <w:u w:val="single"/>
+          </w:rPr>
+          <w:t>太23:2</w:t>
+        </w:r>
+      </w:hyperlink>
+      <w:r>
+        <w:rPr>
+          <w:lang w:val="zh_TW" w:bidi="zh_TW"/>
+        </w:rPr>
+        <w:t>；</w:t>
+      </w:r>
+      <w:hyperlink r:id="rId73">
+        <w:r>
+          <w:rPr>
+            <w:lang w:val="zh_TW" w:bidi="zh_TW"/>
+          </w:rPr>
+          <w:rPr>
+            <w:color w:val="0000EE"/>
+            <w:u w:val="single"/>
+          </w:rPr>
+          <w:t>可12:39</w:t>
+        </w:r>
+      </w:hyperlink>
+      <w:r>
+        <w:rPr>
+          <w:lang w:val="zh_TW" w:bidi="zh_TW"/>
+        </w:rPr>
+        <w:t>；</w:t>
+      </w:r>
+      <w:hyperlink r:id="rId74">
+        <w:r>
+          <w:rPr>
+            <w:lang w:val="zh_TW" w:bidi="zh_TW"/>
+          </w:rPr>
+          <w:rPr>
+            <w:color w:val="0000EE"/>
+            <w:u w:val="single"/>
+          </w:rPr>
+          <w:t>路20:46</w:t>
+        </w:r>
+      </w:hyperlink>
+      <w:r>
+        <w:rPr>
+          <w:lang w:val="zh_TW" w:bidi="zh_TW"/>
+        </w:rPr>
+        <w:t>）。</w:t>
+      </w:r>
+    </w:p>
+    <w:p>
+      <w:pPr>
+        <w:pStyle w:val="Heading3"/>
+      </w:pPr>
+      <w:r>
+        <w:rPr>
+          <w:lang w:val="zh_TW" w:bidi="zh_TW"/>
+        </w:rPr>
+        <w:t>耶穌時代的文士</w:t>
+      </w:r>
+    </w:p>
+    <w:p>
+      <w:pPr/>
+      <w:r>
+        <w:rPr>
+          <w:lang w:val="zh_TW" w:bidi="zh_TW"/>
+        </w:rPr>
+      </w:r>
+      <w:r>
+        <w:rPr>
+          <w:lang w:val="zh_TW" w:bidi="zh_TW"/>
+        </w:rPr>
+        <w:t>在耶穌的事工期間，文士主要是那些對猶太律法的要求極為關注的人。路加稱文士為「律法師」，藉此向他的外邦（非猶太）聽眾和讀者說明文士的主要職責是解釋猶太律法。文士經常批評耶穌，他們多次指責耶穌違反猶太律法，例如：</w:t>
       </w:r>
     </w:p>
     <w:p>
@@ -453,7 +1855,43 @@
         <w:rPr>
           <w:lang w:val="zh_TW" w:bidi="zh_TW"/>
         </w:rPr>
-        <w:t>以東的西邊</w:t>
+        <w:t>當耶穌赦免罪人時（</w:t>
+      </w:r>
+      <w:hyperlink r:id="rId75">
+        <w:r>
+          <w:rPr>
+            <w:lang w:val="zh_TW" w:bidi="zh_TW"/>
+          </w:rPr>
+          <w:rPr>
+            <w:color w:val="0000EE"/>
+            <w:u w:val="single"/>
+          </w:rPr>
+          <w:t>太9:1–3</w:t>
+        </w:r>
+      </w:hyperlink>
+      <w:r>
+        <w:rPr>
+          <w:lang w:val="zh_TW" w:bidi="zh_TW"/>
+        </w:rPr>
+        <w:t>；</w:t>
+      </w:r>
+      <w:hyperlink r:id="rId76">
+        <w:r>
+          <w:rPr>
+            <w:lang w:val="zh_TW" w:bidi="zh_TW"/>
+          </w:rPr>
+          <w:rPr>
+            <w:color w:val="0000EE"/>
+            <w:u w:val="single"/>
+          </w:rPr>
+          <w:t>路5:17–26</w:t>
+        </w:r>
+      </w:hyperlink>
+      <w:r>
+        <w:rPr>
+          <w:lang w:val="zh_TW" w:bidi="zh_TW"/>
+        </w:rPr>
+        <w:t>）</w:t>
       </w:r>
     </w:p>
     <w:p>
@@ -471,7 +1909,43 @@
         <w:rPr>
           <w:lang w:val="zh_TW" w:bidi="zh_TW"/>
         </w:rPr>
-        <w:t>死海的西南方</w:t>
+        <w:t>當他們認為耶穌在安息日工作（</w:t>
+      </w:r>
+      <w:hyperlink r:id="rId77">
+        <w:r>
+          <w:rPr>
+            <w:lang w:val="zh_TW" w:bidi="zh_TW"/>
+          </w:rPr>
+          <w:rPr>
+            <w:color w:val="0000EE"/>
+            <w:u w:val="single"/>
+          </w:rPr>
+          <w:t>路6:1–2</w:t>
+        </w:r>
+      </w:hyperlink>
+      <w:r>
+        <w:rPr>
+          <w:lang w:val="zh_TW" w:bidi="zh_TW"/>
+        </w:rPr>
+        <w:t>）或醫治人時（</w:t>
+      </w:r>
+      <w:hyperlink r:id="rId78">
+        <w:r>
+          <w:rPr>
+            <w:lang w:val="zh_TW" w:bidi="zh_TW"/>
+          </w:rPr>
+          <w:rPr>
+            <w:color w:val="0000EE"/>
+            <w:u w:val="single"/>
+          </w:rPr>
+          <w:t>6–11</w:t>
+        </w:r>
+      </w:hyperlink>
+      <w:r>
+        <w:rPr>
+          <w:lang w:val="zh_TW" w:bidi="zh_TW"/>
+        </w:rPr>
+        <w:t>節），沒有適當遵守安息日</w:t>
       </w:r>
     </w:p>
     <w:p>
@@ -489,7 +1963,43 @@
         <w:rPr>
           <w:lang w:val="zh_TW" w:bidi="zh_TW"/>
         </w:rPr>
-        <w:t>猶大南部</w:t>
+        <w:t>當他們發現耶穌不遵守他們的儀式性洗手禮（</w:t>
+      </w:r>
+      <w:hyperlink r:id="rId79">
+        <w:r>
+          <w:rPr>
+            <w:lang w:val="zh_TW" w:bidi="zh_TW"/>
+          </w:rPr>
+          <w:rPr>
+            <w:color w:val="0000EE"/>
+            <w:u w:val="single"/>
+          </w:rPr>
+          <w:t>可7:2–5</w:t>
+        </w:r>
+      </w:hyperlink>
+      <w:r>
+        <w:rPr>
+          <w:lang w:val="zh_TW" w:bidi="zh_TW"/>
+        </w:rPr>
+        <w:t>）且忽視禁食的做法時（</w:t>
+      </w:r>
+      <w:hyperlink r:id="rId80">
+        <w:r>
+          <w:rPr>
+            <w:lang w:val="zh_TW" w:bidi="zh_TW"/>
+          </w:rPr>
+          <w:rPr>
+            <w:color w:val="0000EE"/>
+            <w:u w:val="single"/>
+          </w:rPr>
+          <w:t>路5:33–39</w:t>
+        </w:r>
+      </w:hyperlink>
+      <w:r>
+        <w:rPr>
+          <w:lang w:val="zh_TW" w:bidi="zh_TW"/>
+        </w:rPr>
+        <w:t>）</w:t>
       </w:r>
     </w:p>
     <w:p>
@@ -503,7 +2013,295 @@
         <w:rPr>
           <w:lang w:val="zh_TW" w:bidi="zh_TW"/>
         </w:rPr>
-        <w:t>在這片乾燥的地區內有四個大型泉水或綠洲，包括加低斯‧巴尼亞。以色列人在西奈曠野的三十八年間，大部分時間都在這個曠野地區度過。</w:t>
+        <w:t>不出意料，他們特別反對耶穌與猶太社會中的不潔淨者（禮儀上不潔）和被排斥者交往（</w:t>
+      </w:r>
+      <w:hyperlink r:id="rId81">
+        <w:r>
+          <w:rPr>
+            <w:lang w:val="zh_TW" w:bidi="zh_TW"/>
+          </w:rPr>
+          <w:rPr>
+            <w:color w:val="0000EE"/>
+            <w:u w:val="single"/>
+          </w:rPr>
+          <w:t>可2:16–17</w:t>
+        </w:r>
+      </w:hyperlink>
+      <w:r>
+        <w:rPr>
+          <w:lang w:val="zh_TW" w:bidi="zh_TW"/>
+        </w:rPr>
+        <w:t>；</w:t>
+      </w:r>
+      <w:hyperlink r:id="rId82">
+        <w:r>
+          <w:rPr>
+            <w:lang w:val="zh_TW" w:bidi="zh_TW"/>
+          </w:rPr>
+          <w:rPr>
+            <w:color w:val="0000EE"/>
+            <w:u w:val="single"/>
+          </w:rPr>
+          <w:t>路15:1–2</w:t>
+        </w:r>
+      </w:hyperlink>
+      <w:r>
+        <w:rPr>
+          <w:lang w:val="zh_TW" w:bidi="zh_TW"/>
+        </w:rPr>
+        <w:t>）。他們經常試圖用有關猶太律法的問題來陷害耶穌（</w:t>
+      </w:r>
+      <w:hyperlink r:id="rId59">
+        <w:r>
+          <w:rPr>
+            <w:lang w:val="zh_TW" w:bidi="zh_TW"/>
+          </w:rPr>
+          <w:rPr>
+            <w:color w:val="0000EE"/>
+            <w:u w:val="single"/>
+          </w:rPr>
+          <w:t>可7:5</w:t>
+        </w:r>
+      </w:hyperlink>
+      <w:r>
+        <w:rPr>
+          <w:lang w:val="zh_TW" w:bidi="zh_TW"/>
+        </w:rPr>
+        <w:t>，</w:t>
+      </w:r>
+      <w:hyperlink r:id="rId83">
+        <w:r>
+          <w:rPr>
+            <w:lang w:val="zh_TW" w:bidi="zh_TW"/>
+          </w:rPr>
+          <w:rPr>
+            <w:color w:val="0000EE"/>
+            <w:u w:val="single"/>
+          </w:rPr>
+          <w:t>12:28、35</w:t>
+        </w:r>
+      </w:hyperlink>
+      <w:r>
+        <w:rPr>
+          <w:lang w:val="zh_TW" w:bidi="zh_TW"/>
+        </w:rPr>
+        <w:t>；</w:t>
+      </w:r>
+      <w:hyperlink r:id="rId84">
+        <w:r>
+          <w:rPr>
+            <w:lang w:val="zh_TW" w:bidi="zh_TW"/>
+          </w:rPr>
+          <w:rPr>
+            <w:color w:val="0000EE"/>
+            <w:u w:val="single"/>
+          </w:rPr>
+          <w:t>路11:53</w:t>
+        </w:r>
+      </w:hyperlink>
+      <w:r>
+        <w:rPr>
+          <w:lang w:val="zh_TW" w:bidi="zh_TW"/>
+        </w:rPr>
+        <w:t>；</w:t>
+      </w:r>
+      <w:hyperlink r:id="rId85">
+        <w:r>
+          <w:rPr>
+            <w:lang w:val="zh_TW" w:bidi="zh_TW"/>
+          </w:rPr>
+          <w:rPr>
+            <w:color w:val="0000EE"/>
+            <w:u w:val="single"/>
+          </w:rPr>
+          <w:t>約8:3–4</w:t>
+        </w:r>
+      </w:hyperlink>
+      <w:r>
+        <w:rPr>
+          <w:lang w:val="zh_TW" w:bidi="zh_TW"/>
+        </w:rPr>
+        <w:t>）。他們要求耶穌明確表明自己的身份（</w:t>
+      </w:r>
+      <w:hyperlink r:id="rId57">
+        <w:r>
+          <w:rPr>
+            <w:lang w:val="zh_TW" w:bidi="zh_TW"/>
+          </w:rPr>
+          <w:rPr>
+            <w:color w:val="0000EE"/>
+            <w:u w:val="single"/>
+          </w:rPr>
+          <w:t>太12:38</w:t>
+        </w:r>
+      </w:hyperlink>
+      <w:r>
+        <w:rPr>
+          <w:lang w:val="zh_TW" w:bidi="zh_TW"/>
+        </w:rPr>
+        <w:t>），並揭示祂行神蹟的權柄來源（</w:t>
+      </w:r>
+      <w:hyperlink r:id="rId86">
+        <w:r>
+          <w:rPr>
+            <w:lang w:val="zh_TW" w:bidi="zh_TW"/>
+          </w:rPr>
+          <w:rPr>
+            <w:color w:val="0000EE"/>
+            <w:u w:val="single"/>
+          </w:rPr>
+          <w:t>可3:22</w:t>
+        </w:r>
+      </w:hyperlink>
+      <w:r>
+        <w:rPr>
+          <w:lang w:val="zh_TW" w:bidi="zh_TW"/>
+        </w:rPr>
+        <w:t>；</w:t>
+      </w:r>
+      <w:hyperlink r:id="rId87">
+        <w:r>
+          <w:rPr>
+            <w:lang w:val="zh_TW" w:bidi="zh_TW"/>
+          </w:rPr>
+          <w:rPr>
+            <w:color w:val="0000EE"/>
+            <w:u w:val="single"/>
+          </w:rPr>
+          <w:t>路20:1–4</w:t>
+        </w:r>
+      </w:hyperlink>
+      <w:r>
+        <w:rPr>
+          <w:lang w:val="zh_TW" w:bidi="zh_TW"/>
+        </w:rPr>
+        <w:t>）。儘管有少數文士接受耶穌（</w:t>
+      </w:r>
+      <w:hyperlink r:id="rId88">
+        <w:r>
+          <w:rPr>
+            <w:lang w:val="zh_TW" w:bidi="zh_TW"/>
+          </w:rPr>
+          <w:rPr>
+            <w:color w:val="0000EE"/>
+            <w:u w:val="single"/>
+          </w:rPr>
+          <w:t>太8:19</w:t>
+        </w:r>
+      </w:hyperlink>
+      <w:r>
+        <w:rPr>
+          <w:lang w:val="zh_TW" w:bidi="zh_TW"/>
+        </w:rPr>
+        <w:t>，</w:t>
+      </w:r>
+      <w:hyperlink r:id="rId89">
+        <w:r>
+          <w:rPr>
+            <w:lang w:val="zh_TW" w:bidi="zh_TW"/>
+          </w:rPr>
+          <w:rPr>
+            <w:color w:val="0000EE"/>
+            <w:u w:val="single"/>
+          </w:rPr>
+          <w:t>13:52</w:t>
+        </w:r>
+      </w:hyperlink>
+      <w:r>
+        <w:rPr>
+          <w:lang w:val="zh_TW" w:bidi="zh_TW"/>
+        </w:rPr>
+        <w:t>；</w:t>
+      </w:r>
+      <w:hyperlink r:id="rId90">
+        <w:r>
+          <w:rPr>
+            <w:lang w:val="zh_TW" w:bidi="zh_TW"/>
+          </w:rPr>
+          <w:rPr>
+            <w:color w:val="0000EE"/>
+            <w:u w:val="single"/>
+          </w:rPr>
+          <w:t>可12:32</w:t>
+        </w:r>
+      </w:hyperlink>
+      <w:r>
+        <w:rPr>
+          <w:lang w:val="zh_TW" w:bidi="zh_TW"/>
+        </w:rPr>
+        <w:t>；</w:t>
+      </w:r>
+      <w:hyperlink r:id="rId91">
+        <w:r>
+          <w:rPr>
+            <w:lang w:val="zh_TW" w:bidi="zh_TW"/>
+          </w:rPr>
+          <w:rPr>
+            <w:color w:val="0000EE"/>
+            <w:u w:val="single"/>
+          </w:rPr>
+          <w:t>約3:1–2</w:t>
+        </w:r>
+      </w:hyperlink>
+      <w:r>
+        <w:rPr>
+          <w:lang w:val="zh_TW" w:bidi="zh_TW"/>
+        </w:rPr>
+        <w:t>），但大多數文士對耶穌充滿敵意，這也是由於耶穌的聲望日漸高漲，威脅到他們的權威（</w:t>
+      </w:r>
+      <w:hyperlink r:id="rId92">
+        <w:r>
+          <w:rPr>
+            <w:lang w:val="zh_TW" w:bidi="zh_TW"/>
+          </w:rPr>
+          <w:rPr>
+            <w:color w:val="0000EE"/>
+            <w:u w:val="single"/>
+          </w:rPr>
+          <w:t>太7:29</w:t>
+        </w:r>
+      </w:hyperlink>
+      <w:r>
+        <w:rPr>
+          <w:lang w:val="zh_TW" w:bidi="zh_TW"/>
+        </w:rPr>
+        <w:t>），並危及城鎮的安全（</w:t>
+      </w:r>
+      <w:hyperlink r:id="rId93">
+        <w:r>
+          <w:rPr>
+            <w:lang w:val="zh_TW" w:bidi="zh_TW"/>
+          </w:rPr>
+          <w:rPr>
+            <w:color w:val="0000EE"/>
+            <w:u w:val="single"/>
+          </w:rPr>
+          <w:t>太21:15</w:t>
+        </w:r>
+      </w:hyperlink>
+      <w:r>
+        <w:rPr>
+          <w:lang w:val="zh_TW" w:bidi="zh_TW"/>
+        </w:rPr>
+        <w:t>；</w:t>
+      </w:r>
+      <w:hyperlink r:id="rId94">
+        <w:r>
+          <w:rPr>
+            <w:lang w:val="zh_TW" w:bidi="zh_TW"/>
+          </w:rPr>
+          <w:rPr>
+            <w:color w:val="0000EE"/>
+            <w:u w:val="single"/>
+          </w:rPr>
+          <w:t>可11:18</w:t>
+        </w:r>
+      </w:hyperlink>
+      <w:r>
+        <w:rPr>
+          <w:lang w:val="zh_TW" w:bidi="zh_TW"/>
+        </w:rPr>
+        <w:t>）。</w:t>
       </w:r>
     </w:p>
     <w:p>
@@ -517,187 +2315,97 @@
         <w:rPr>
           <w:lang w:val="zh_TW" w:bidi="zh_TW"/>
         </w:rPr>
-        <w:t>聖經中發生在尋的曠野的幾個重要事件：</w:t>
-      </w:r>
-    </w:p>
-    <w:p>
-      <w:pPr>
-        <w:pStyle w:val="ListBullet"/>
-        <w:spacing w:line="240" w:lineRule="auto"/>
-        <w:ind w:left="720"/>
-      </w:pPr>
-      <w:r>
-        <w:rPr>
-          <w:lang w:val="zh_TW" w:bidi="zh_TW"/>
-        </w:rPr>
-      </w:r>
-      <w:r>
-        <w:rPr>
-          <w:lang w:val="zh_TW" w:bidi="zh_TW"/>
-        </w:rPr>
-        <w:t>從尋的曠野，探子被派去窺探迦南地（</w:t>
-      </w:r>
-      <w:hyperlink r:id="rId18">
-        <w:r>
-          <w:rPr>
-            <w:lang w:val="zh_TW" w:bidi="zh_TW"/>
-          </w:rPr>
-          <w:rPr>
-            <w:color w:val="0000EE"/>
-            <w:u w:val="single"/>
-          </w:rPr>
-          <w:t>民13:1–26</w:t>
-        </w:r>
-      </w:hyperlink>
-      <w:r>
-        <w:rPr>
-          <w:lang w:val="zh_TW" w:bidi="zh_TW"/>
-        </w:rPr>
-        <w:t>，</w:t>
-      </w:r>
-      <w:hyperlink r:id="rId19">
-        <w:r>
-          <w:rPr>
-            <w:lang w:val="zh_TW" w:bidi="zh_TW"/>
-          </w:rPr>
-          <w:rPr>
-            <w:color w:val="0000EE"/>
-            <w:u w:val="single"/>
-          </w:rPr>
-          <w:t>32:8</w:t>
-        </w:r>
-      </w:hyperlink>
-      <w:r>
-        <w:rPr>
-          <w:lang w:val="zh_TW" w:bidi="zh_TW"/>
-        </w:rPr>
-        <w:t>）。</w:t>
-      </w:r>
-    </w:p>
-    <w:p>
-      <w:pPr>
-        <w:pStyle w:val="ListBullet"/>
-        <w:spacing w:line="240" w:lineRule="auto"/>
-        <w:ind w:left="720"/>
-      </w:pPr>
-      <w:r>
-        <w:rPr>
-          <w:lang w:val="zh_TW" w:bidi="zh_TW"/>
-        </w:rPr>
-      </w:r>
-      <w:r>
-        <w:rPr>
-          <w:lang w:val="zh_TW" w:bidi="zh_TW"/>
-        </w:rPr>
-        <w:t>那些悖逆神的人因為不信，而被審判在這個曠野中死去（</w:t>
-      </w:r>
-      <w:hyperlink r:id="rId20">
-        <w:r>
-          <w:rPr>
-            <w:lang w:val="zh_TW" w:bidi="zh_TW"/>
-          </w:rPr>
-          <w:rPr>
-            <w:color w:val="0000EE"/>
-            <w:u w:val="single"/>
-          </w:rPr>
-          <w:t>民14:22–23</w:t>
-        </w:r>
-      </w:hyperlink>
-      <w:r>
-        <w:rPr>
-          <w:lang w:val="zh_TW" w:bidi="zh_TW"/>
-        </w:rPr>
-        <w:t>）。</w:t>
-      </w:r>
-    </w:p>
-    <w:p>
-      <w:pPr>
-        <w:pStyle w:val="ListBullet"/>
-        <w:spacing w:line="240" w:lineRule="auto"/>
-        <w:ind w:left="720"/>
-      </w:pPr>
-      <w:r>
-        <w:rPr>
-          <w:lang w:val="zh_TW" w:bidi="zh_TW"/>
-        </w:rPr>
-      </w:r>
-      <w:r>
-        <w:rPr>
-          <w:lang w:val="zh_TW" w:bidi="zh_TW"/>
-        </w:rPr>
-        <w:t>摩西在這片曠野中犯了罪，因為他沒有在水從磐石中流出時尊神為聖（</w:t>
-      </w:r>
-      <w:hyperlink r:id="rId21">
-        <w:r>
-          <w:rPr>
-            <w:lang w:val="zh_TW" w:bidi="zh_TW"/>
-          </w:rPr>
-          <w:rPr>
-            <w:color w:val="0000EE"/>
-            <w:u w:val="single"/>
-          </w:rPr>
-          <w:t>民20:1–13</w:t>
-        </w:r>
-      </w:hyperlink>
-      <w:r>
-        <w:rPr>
-          <w:lang w:val="zh_TW" w:bidi="zh_TW"/>
-        </w:rPr>
-        <w:t>，</w:t>
-      </w:r>
-      <w:hyperlink r:id="rId22">
-        <w:r>
-          <w:rPr>
-            <w:lang w:val="zh_TW" w:bidi="zh_TW"/>
-          </w:rPr>
-          <w:rPr>
-            <w:color w:val="0000EE"/>
-            <w:u w:val="single"/>
-          </w:rPr>
-          <w:t>27:14</w:t>
-        </w:r>
-      </w:hyperlink>
-      <w:r>
-        <w:rPr>
-          <w:lang w:val="zh_TW" w:bidi="zh_TW"/>
-        </w:rPr>
-        <w:t>）。</w:t>
-      </w:r>
-    </w:p>
-    <w:p>
-      <w:pPr>
-        <w:pStyle w:val="ListBullet"/>
-        <w:spacing w:line="240" w:lineRule="auto"/>
-        <w:ind w:left="720"/>
-      </w:pPr>
-      <w:r>
-        <w:rPr>
-          <w:lang w:val="zh_TW" w:bidi="zh_TW"/>
-        </w:rPr>
-      </w:r>
-      <w:r>
-        <w:rPr>
-          <w:lang w:val="zh_TW" w:bidi="zh_TW"/>
-        </w:rPr>
-        <w:t>摩西的姊姊米利暗死在這裡，並被埋葬於此（</w:t>
-      </w:r>
-      <w:hyperlink r:id="rId23">
-        <w:r>
-          <w:rPr>
-            <w:lang w:val="zh_TW" w:bidi="zh_TW"/>
-          </w:rPr>
-          <w:rPr>
-            <w:color w:val="0000EE"/>
-            <w:u w:val="single"/>
-          </w:rPr>
-          <w:t>民20:1</w:t>
-        </w:r>
-      </w:hyperlink>
-      <w:r>
-        <w:rPr>
-          <w:lang w:val="zh_TW" w:bidi="zh_TW"/>
-        </w:rPr>
-        <w:t>）。</w:t>
+        <w:t>他們反對耶穌的另一個重要原因是耶穌揭露了他們的假冒為善與腐敗。耶穌公開指責他們追求公眾的認可（</w:t>
+      </w:r>
+      <w:hyperlink r:id="rId95">
+        <w:r>
+          <w:rPr>
+            <w:lang w:val="zh_TW" w:bidi="zh_TW"/>
+          </w:rPr>
+          <w:rPr>
+            <w:color w:val="0000EE"/>
+            <w:u w:val="single"/>
+          </w:rPr>
+          <w:t>太23:5–7</w:t>
+        </w:r>
+      </w:hyperlink>
+      <w:r>
+        <w:rPr>
+          <w:lang w:val="zh_TW" w:bidi="zh_TW"/>
+        </w:rPr>
+        <w:t>；</w:t>
+      </w:r>
+      <w:hyperlink r:id="rId96">
+        <w:r>
+          <w:rPr>
+            <w:lang w:val="zh_TW" w:bidi="zh_TW"/>
+          </w:rPr>
+          <w:rPr>
+            <w:color w:val="0000EE"/>
+            <w:u w:val="single"/>
+          </w:rPr>
+          <w:t>可12:38–39</w:t>
+        </w:r>
+      </w:hyperlink>
+      <w:r>
+        <w:rPr>
+          <w:lang w:val="zh_TW" w:bidi="zh_TW"/>
+        </w:rPr>
+        <w:t>；</w:t>
+      </w:r>
+      <w:hyperlink r:id="rId97">
+        <w:r>
+          <w:rPr>
+            <w:lang w:val="zh_TW" w:bidi="zh_TW"/>
+          </w:rPr>
+          <w:rPr>
+            <w:color w:val="0000EE"/>
+            <w:u w:val="single"/>
+          </w:rPr>
+          <w:t>路11:43</w:t>
+        </w:r>
+      </w:hyperlink>
+      <w:r>
+        <w:rPr>
+          <w:lang w:val="zh_TW" w:bidi="zh_TW"/>
+        </w:rPr>
+        <w:t>）。他們外表看似正確和聖潔，內心卻充滿腐敗（</w:t>
+      </w:r>
+      <w:hyperlink r:id="rId98">
+        <w:r>
+          <w:rPr>
+            <w:lang w:val="zh_TW" w:bidi="zh_TW"/>
+          </w:rPr>
+          <w:rPr>
+            <w:color w:val="0000EE"/>
+            <w:u w:val="single"/>
+          </w:rPr>
+          <w:t>太23:25–28</w:t>
+        </w:r>
+      </w:hyperlink>
+      <w:r>
+        <w:rPr>
+          <w:lang w:val="zh_TW" w:bidi="zh_TW"/>
+        </w:rPr>
+        <w:t>；</w:t>
+      </w:r>
+      <w:hyperlink r:id="rId99">
+        <w:r>
+          <w:rPr>
+            <w:lang w:val="zh_TW" w:bidi="zh_TW"/>
+          </w:rPr>
+          <w:rPr>
+            <w:color w:val="0000EE"/>
+            <w:u w:val="single"/>
+          </w:rPr>
+          <w:t>路11:39–41</w:t>
+        </w:r>
+      </w:hyperlink>
+      <w:r>
+        <w:rPr>
+          <w:lang w:val="zh_TW" w:bidi="zh_TW"/>
+        </w:rPr>
+        <w:t>）。換句話說，他們看似遵守所有的規則，但卻缺乏真誠。</w:t>
       </w:r>
     </w:p>
     <w:p>
@@ -711,36 +2419,126 @@
         <w:rPr>
           <w:lang w:val="zh_TW" w:bidi="zh_TW"/>
         </w:rPr>
-        <w:t>聖經描述這個地方是「大而可怕的曠野」（</w:t>
-      </w:r>
-      <w:hyperlink r:id="rId24">
-        <w:r>
-          <w:rPr>
-            <w:lang w:val="zh_TW" w:bidi="zh_TW"/>
-          </w:rPr>
-          <w:rPr>
-            <w:color w:val="0000EE"/>
-            <w:u w:val="single"/>
-          </w:rPr>
-          <w:t>申1:19</w:t>
-        </w:r>
-      </w:hyperlink>
-      <w:r>
-        <w:rPr>
-          <w:lang w:val="zh_TW" w:bidi="zh_TW"/>
-        </w:rPr>
-        <w:t>，</w:t>
-      </w:r>
-      <w:hyperlink r:id="rId25">
-        <w:r>
-          <w:rPr>
-            <w:lang w:val="zh_TW" w:bidi="zh_TW"/>
-          </w:rPr>
-          <w:rPr>
-            <w:color w:val="0000EE"/>
-            <w:u w:val="single"/>
-          </w:rPr>
-          <w:t>8:15</w:t>
+        <w:t>耶穌也攻擊文士所教導的口傳猶太律法的原則，稱這律法是「重擔」，連文士自己都不遵守（</w:t>
+      </w:r>
+      <w:hyperlink r:id="rId100">
+        <w:r>
+          <w:rPr>
+            <w:lang w:val="zh_TW" w:bidi="zh_TW"/>
+          </w:rPr>
+          <w:rPr>
+            <w:color w:val="0000EE"/>
+            <w:u w:val="single"/>
+          </w:rPr>
+          <w:t>太23:2–4、13–22</w:t>
+        </w:r>
+      </w:hyperlink>
+      <w:r>
+        <w:rPr>
+          <w:lang w:val="zh_TW" w:bidi="zh_TW"/>
+        </w:rPr>
+        <w:t>；</w:t>
+      </w:r>
+      <w:hyperlink r:id="rId101">
+        <w:r>
+          <w:rPr>
+            <w:lang w:val="zh_TW" w:bidi="zh_TW"/>
+          </w:rPr>
+          <w:rPr>
+            <w:color w:val="0000EE"/>
+            <w:u w:val="single"/>
+          </w:rPr>
+          <w:t>路11:46</w:t>
+        </w:r>
+      </w:hyperlink>
+      <w:r>
+        <w:rPr>
+          <w:lang w:val="zh_TW" w:bidi="zh_TW"/>
+        </w:rPr>
+        <w:t>）。他們強調律法的細節，卻忽視了更重要的公義、憐憫和信實（</w:t>
+      </w:r>
+      <w:hyperlink r:id="rId102">
+        <w:r>
+          <w:rPr>
+            <w:lang w:val="zh_TW" w:bidi="zh_TW"/>
+          </w:rPr>
+          <w:rPr>
+            <w:color w:val="0000EE"/>
+            <w:u w:val="single"/>
+          </w:rPr>
+          <w:t>太23:23–24</w:t>
+        </w:r>
+      </w:hyperlink>
+      <w:r>
+        <w:rPr>
+          <w:lang w:val="zh_TW" w:bidi="zh_TW"/>
+        </w:rPr>
+        <w:t>；</w:t>
+      </w:r>
+      <w:hyperlink r:id="rId103">
+        <w:r>
+          <w:rPr>
+            <w:lang w:val="zh_TW" w:bidi="zh_TW"/>
+          </w:rPr>
+          <w:rPr>
+            <w:color w:val="0000EE"/>
+            <w:u w:val="single"/>
+          </w:rPr>
+          <w:t>可12:40</w:t>
+        </w:r>
+      </w:hyperlink>
+      <w:r>
+        <w:rPr>
+          <w:lang w:val="zh_TW" w:bidi="zh_TW"/>
+        </w:rPr>
+        <w:t>；</w:t>
+      </w:r>
+      <w:hyperlink r:id="rId104">
+        <w:r>
+          <w:rPr>
+            <w:lang w:val="zh_TW" w:bidi="zh_TW"/>
+          </w:rPr>
+          <w:rPr>
+            <w:color w:val="0000EE"/>
+            <w:u w:val="single"/>
+          </w:rPr>
+          <w:t>路11:42</w:t>
+        </w:r>
+      </w:hyperlink>
+      <w:r>
+        <w:rPr>
+          <w:lang w:val="zh_TW" w:bidi="zh_TW"/>
+        </w:rPr>
+        <w:t>）。他們自視為舊約先知的後裔，但耶穌告訴他們，如果他們活在先知的時代，他們也會殺害那些先知（</w:t>
+      </w:r>
+      <w:hyperlink r:id="rId105">
+        <w:r>
+          <w:rPr>
+            <w:lang w:val="zh_TW" w:bidi="zh_TW"/>
+          </w:rPr>
+          <w:rPr>
+            <w:color w:val="0000EE"/>
+            <w:u w:val="single"/>
+          </w:rPr>
+          <w:t>太23:29–36</w:t>
+        </w:r>
+      </w:hyperlink>
+      <w:r>
+        <w:rPr>
+          <w:lang w:val="zh_TW" w:bidi="zh_TW"/>
+        </w:rPr>
+        <w:t>；</w:t>
+      </w:r>
+      <w:hyperlink r:id="rId106">
+        <w:r>
+          <w:rPr>
+            <w:lang w:val="zh_TW" w:bidi="zh_TW"/>
+          </w:rPr>
+          <w:rPr>
+            <w:color w:val="0000EE"/>
+            <w:u w:val="single"/>
+          </w:rPr>
+          <w:t>路20:9–19</w:t>
         </w:r>
       </w:hyperlink>
       <w:r>
@@ -759,16 +2557,180 @@
       </w:r>
       <w:r>
         <w:rPr>
+          <w:lang w:val="zh_TW" w:bidi="zh_TW"/>
+        </w:rPr>
+        <w:t>因此，文士急於逮捕耶穌並不令人驚訝（</w:t>
+      </w:r>
+      <w:hyperlink r:id="rId107">
+        <w:r>
+          <w:rPr>
+            <w:lang w:val="zh_TW" w:bidi="zh_TW"/>
+          </w:rPr>
+          <w:rPr>
+            <w:color w:val="0000EE"/>
+            <w:u w:val="single"/>
+          </w:rPr>
+          <w:t>可14:1</w:t>
+        </w:r>
+      </w:hyperlink>
+      <w:r>
+        <w:rPr>
+          <w:lang w:val="zh_TW" w:bidi="zh_TW"/>
+        </w:rPr>
+        <w:t>；</w:t>
+      </w:r>
+      <w:hyperlink r:id="rId84">
+        <w:r>
+          <w:rPr>
+            <w:lang w:val="zh_TW" w:bidi="zh_TW"/>
+          </w:rPr>
+          <w:rPr>
+            <w:color w:val="0000EE"/>
+            <w:u w:val="single"/>
+          </w:rPr>
+          <w:t>路11:53</w:t>
+        </w:r>
+      </w:hyperlink>
+      <w:r>
+        <w:rPr>
+          <w:lang w:val="zh_TW" w:bidi="zh_TW"/>
+        </w:rPr>
+        <w:t>）。耶穌對猶太律法的解釋，威脅到了他們在社會中的地位和權柄。文士與他們的對手（猶太祭司）聯手策劃逮捕耶穌（</w:t>
+      </w:r>
+      <w:hyperlink r:id="rId108">
+        <w:r>
+          <w:rPr>
+            <w:lang w:val="zh_TW" w:bidi="zh_TW"/>
+          </w:rPr>
+          <w:rPr>
+            <w:color w:val="0000EE"/>
+            <w:u w:val="single"/>
+          </w:rPr>
+          <w:t>可14:43</w:t>
+        </w:r>
+      </w:hyperlink>
+      <w:r>
+        <w:rPr>
+          <w:lang w:val="zh_TW" w:bidi="zh_TW"/>
+        </w:rPr>
+        <w:t>）。當耶穌在他們和公會其他成員面前受審時，他們參與構建了一個足以判耶穌死刑的罪名（</w:t>
+      </w:r>
+      <w:hyperlink r:id="rId109">
+        <w:r>
+          <w:rPr>
+            <w:lang w:val="zh_TW" w:bidi="zh_TW"/>
+          </w:rPr>
+          <w:rPr>
+            <w:color w:val="0000EE"/>
+            <w:u w:val="single"/>
+          </w:rPr>
+          <w:t>太26:57–66</w:t>
+        </w:r>
+      </w:hyperlink>
+      <w:r>
+        <w:rPr>
+          <w:lang w:val="zh_TW" w:bidi="zh_TW"/>
+        </w:rPr>
+        <w:t>）。當耶穌被帶到希律面前時，他們與其他人一起極力指控耶穌（</w:t>
+      </w:r>
+      <w:hyperlink r:id="rId110">
+        <w:r>
+          <w:rPr>
+            <w:lang w:val="zh_TW" w:bidi="zh_TW"/>
+          </w:rPr>
+          <w:rPr>
+            <w:color w:val="0000EE"/>
+            <w:u w:val="single"/>
+          </w:rPr>
+          <w:t>路23:10</w:t>
+        </w:r>
+      </w:hyperlink>
+      <w:r>
+        <w:rPr>
+          <w:lang w:val="zh_TW" w:bidi="zh_TW"/>
+        </w:rPr>
+        <w:t>）。最終，他們與公會的其他成員一起戲弄在十字架上的耶穌（</w:t>
+      </w:r>
+      <w:hyperlink r:id="rId111">
+        <w:r>
+          <w:rPr>
+            <w:lang w:val="zh_TW" w:bidi="zh_TW"/>
+          </w:rPr>
+          <w:rPr>
+            <w:color w:val="0000EE"/>
+            <w:u w:val="single"/>
+          </w:rPr>
+          <w:t>太27:41–43</w:t>
+        </w:r>
+      </w:hyperlink>
+      <w:r>
+        <w:rPr>
+          <w:lang w:val="zh_TW" w:bidi="zh_TW"/>
+        </w:rPr>
+        <w:t>）。在公元70年耶路撒冷被毀之前，文士繼續與公會合作，反對早期的基督教會。他們還促使司提反的殉道（</w:t>
+      </w:r>
+      <w:hyperlink r:id="rId112">
+        <w:r>
+          <w:rPr>
+            <w:lang w:val="zh_TW" w:bidi="zh_TW"/>
+          </w:rPr>
+          <w:rPr>
+            <w:color w:val="0000EE"/>
+            <w:u w:val="single"/>
+          </w:rPr>
+          <w:t>徒6:12–14</w:t>
+        </w:r>
+      </w:hyperlink>
+      <w:r>
+        <w:rPr>
+          <w:lang w:val="zh_TW" w:bidi="zh_TW"/>
+        </w:rPr>
+        <w:t>）。</w:t>
+      </w:r>
+    </w:p>
+    <w:p>
+      <w:pPr/>
+      <w:r>
+        <w:rPr>
+          <w:lang w:val="zh_TW" w:bidi="zh_TW"/>
+        </w:rPr>
+      </w:r>
+      <w:r>
+        <w:rPr>
           <w:i/>
           <w:lang w:val="zh_TW" w:bidi="zh_TW"/>
         </w:rPr>
-        <w:t xml:space="preserve">另見 </w:t>
-      </w:r>
-      <w:r>
-        <w:rPr>
-          <w:lang w:val="zh_TW" w:bidi="zh_TW"/>
-        </w:rPr>
-        <w:t>曠野漂流</w:t>
+        <w:t>另見</w:t>
+      </w:r>
+      <w:r>
+        <w:rPr>
+          <w:lang w:val="zh_TW" w:bidi="zh_TW"/>
+        </w:rPr>
+        <w:t xml:space="preserve"> </w:t>
+      </w:r>
+      <w:r>
+        <w:rPr>
+          <w:lang w:val="zh_TW" w:bidi="zh_TW"/>
+        </w:rPr>
+        <w:t>猶太教；</w:t>
+      </w:r>
+      <w:r>
+        <w:rPr>
+          <w:lang w:val="zh_TW" w:bidi="zh_TW"/>
+        </w:rPr>
+        <w:t>法利賽人</w:t>
+      </w:r>
+      <w:r>
+        <w:rPr>
+          <w:lang w:val="zh_TW" w:bidi="zh_TW"/>
+        </w:rPr>
+        <w:t>；</w:t>
+      </w:r>
+      <w:r>
+        <w:rPr>
+          <w:lang w:val="zh_TW" w:bidi="zh_TW"/>
+        </w:rPr>
+        <w:t>抄寫員</w:t>
       </w:r>
       <w:r>
         <w:rPr>
@@ -2676,6 +4638,12 @@
   </w:num>
   <w:num w:numId="13" w16cid:durableId="592781308">
     <w:abstractNumId w:val="11"/>
+  </w:num>
+  <w:num w:numId="14">
+    <w:abstractNumId w:val="3"/>
+    <w:lvlOverride w:ilvl="0">
+      <w:startOverride w:val="1"/>
+    </w:lvlOverride>
   </w:num>
   <w:numIdMacAtCleanup w:val="10"/>
 </w:numbering>

--- a/zht/docx/168.content.docx
+++ b/zht/docx/168.content.docx
@@ -19,7 +19,7 @@
         <w:rPr>
           <w:lang w:val="zh_TW" w:bidi="zh_TW"/>
         </w:rPr>
-        <w:t>Resource: Tyndale Open Bible Dictionary</w:t>
+        <w:t>Resource: Aquifer Open Bible Dictionary</w:t>
       </w:r>
       <w:r>
         <w:rPr>
@@ -112,7 +112,7 @@
         <w:rPr>
           <w:lang w:val="zh_TW" w:bidi="zh_TW"/>
         </w:rPr>
-        <w:t>Tyndale Open Bible Dictionary</w:t>
+        <w:t>Aquifer Open Bible Dictionary</w:t>
       </w:r>
     </w:p>
     <w:p>
@@ -149,7 +149,7 @@
         <w:rPr>
           <w:lang w:val="zh_TW" w:bidi="zh_TW"/>
         </w:rPr>
-        <w:t>wen</w:t>
+        <w:t>wei</w:t>
       </w:r>
       <w:r>
         <w:rPr>
@@ -212,7 +212,7 @@
         <w:rPr>
           <w:lang w:val="zh_TW" w:bidi="zh_TW"/>
         </w:rPr>
-        <w:t>溫柔</w:t>
+        <w:t>偉人</w:t>
       </w:r>
       <w:r>
         <w:rPr>
@@ -231,7 +231,15 @@
         <w:rPr>
           <w:lang w:val="zh_TW" w:bidi="zh_TW"/>
         </w:rPr>
-        <w:t>舊約聖經將溫柔描述為謙卑或屈身的態度（</w:t>
+        <w:t>有四個希伯來詞在有些譯本中都譯為偉人（giants）。</w:t>
+      </w:r>
+    </w:p>
+    <w:p>
+      <w:pPr/>
+      <w:r>
+        <w:rPr>
+          <w:lang w:val="zh_TW" w:bidi="zh_TW"/>
+        </w:rPr>
       </w:r>
       <w:hyperlink r:id="rId13">
         <w:r>
@@ -242,14 +250,52 @@
             <w:color w:val="0000EE"/>
             <w:u w:val="single"/>
           </w:rPr>
-          <w:t>撒下22:36</w:t>
+          <w:t>約伯記十六章14節</w:t>
         </w:r>
       </w:hyperlink>
       <w:r>
         <w:rPr>
           <w:lang w:val="zh_TW" w:bidi="zh_TW"/>
         </w:rPr>
-        <w:t>；參</w:t>
+        <w:t>中出現的希伯來詞，有譯本譯為「</w:t>
+      </w:r>
+      <w:r>
+        <w:rPr>
+          <w:lang w:val="zh_TW" w:bidi="zh_TW"/>
+        </w:rPr>
+        <w:t>偉人</w:t>
+      </w:r>
+      <w:r>
+        <w:rPr>
+          <w:lang w:val="zh_TW" w:bidi="zh_TW"/>
+        </w:rPr>
+        <w:t>」，但也有譯本譯為「</w:t>
+      </w:r>
+      <w:r>
+        <w:rPr>
+          <w:lang w:val="zh_TW" w:bidi="zh_TW"/>
+        </w:rPr>
+        <w:t>勇士</w:t>
+      </w:r>
+      <w:r>
+        <w:rPr>
+          <w:lang w:val="zh_TW" w:bidi="zh_TW"/>
+        </w:rPr>
+        <w:t>」。</w:t>
+      </w:r>
+    </w:p>
+    <w:p>
+      <w:pPr/>
+      <w:r>
+        <w:rPr>
+          <w:lang w:val="zh_TW" w:bidi="zh_TW"/>
+        </w:rPr>
+      </w:r>
+      <w:r>
+        <w:rPr>
+          <w:lang w:val="zh_TW" w:bidi="zh_TW"/>
+        </w:rPr>
+        <w:t>另一個希伯來詞出現在</w:t>
       </w:r>
       <w:hyperlink r:id="rId14">
         <w:r>
@@ -260,14 +306,14 @@
             <w:color w:val="0000EE"/>
             <w:u w:val="single"/>
           </w:rPr>
-          <w:t>詩18:35</w:t>
+          <w:t>創世記六章4節</w:t>
         </w:r>
       </w:hyperlink>
       <w:r>
         <w:rPr>
           <w:lang w:val="zh_TW" w:bidi="zh_TW"/>
         </w:rPr>
-        <w:t>）。「溫柔」或「溫柔地」可以指禮貌和不做作（</w:t>
+        <w:t>和</w:t>
       </w:r>
       <w:hyperlink r:id="rId15">
         <w:r>
@@ -278,14 +324,67 @@
             <w:color w:val="0000EE"/>
             <w:u w:val="single"/>
           </w:rPr>
-          <w:t>箴15:4</w:t>
+          <w:t>民數記十三章33節</w:t>
         </w:r>
       </w:hyperlink>
       <w:r>
         <w:rPr>
           <w:lang w:val="zh_TW" w:bidi="zh_TW"/>
         </w:rPr>
-        <w:t>），安靜而柔和（</w:t>
+        <w:t>，一些翻譯譯為「偉人」，而另一些則譯為「尼腓林人」（Nephilim）。希伯來詞尼腓林人沒有被翻譯出來，而是用字母拼寫出來。尼腓林人的確切含義不明，似乎指的是一群或一個種族的人。有些人認為他們非常高大或強壯，但聖經並未明確指出這一點。</w:t>
+      </w:r>
+    </w:p>
+    <w:p>
+      <w:pPr/>
+      <w:r>
+        <w:rPr>
+          <w:lang w:val="zh_TW" w:bidi="zh_TW"/>
+        </w:rPr>
+      </w:r>
+      <w:r>
+        <w:rPr>
+          <w:lang w:val="zh_TW" w:bidi="zh_TW"/>
+        </w:rPr>
+        <w:t>沒有一個翻譯為「偉人」的詞，實際上是指「高大的巨人」。因此，我們無法確定這些人是否非常高大。</w:t>
+      </w:r>
+    </w:p>
+    <w:p>
+      <w:pPr/>
+      <w:r>
+        <w:rPr>
+          <w:lang w:val="zh_TW" w:bidi="zh_TW"/>
+        </w:rPr>
+      </w:r>
+      <w:r>
+        <w:rPr>
+          <w:lang w:val="zh_TW" w:bidi="zh_TW"/>
+        </w:rPr>
+        <w:t>幾處經文中提到「偉人」，但有譯本用了希伯來詞</w:t>
+      </w:r>
+      <w:r>
+        <w:rPr>
+          <w:lang w:val="zh_TW" w:bidi="zh_TW"/>
+        </w:rPr>
+        <w:t>利乏音人</w:t>
+      </w:r>
+      <w:r>
+        <w:rPr>
+          <w:lang w:val="zh_TW" w:bidi="zh_TW"/>
+        </w:rPr>
+        <w:t>（</w:t>
+      </w:r>
+      <w:r>
+        <w:rPr>
+          <w:i/>
+          <w:lang w:val="zh_TW" w:bidi="zh_TW"/>
+        </w:rPr>
+        <w:t>Rephaim</w:t>
+      </w:r>
+      <w:r>
+        <w:rPr>
+          <w:lang w:val="zh_TW" w:bidi="zh_TW"/>
+        </w:rPr>
+        <w:t>，例如</w:t>
       </w:r>
       <w:hyperlink r:id="rId16">
         <w:r>
@@ -296,14 +395,14 @@
             <w:color w:val="0000EE"/>
             <w:u w:val="single"/>
           </w:rPr>
-          <w:t>申32:2</w:t>
+          <w:t>申2:20</w:t>
         </w:r>
       </w:hyperlink>
       <w:r>
         <w:rPr>
           <w:lang w:val="zh_TW" w:bidi="zh_TW"/>
         </w:rPr>
-        <w:t>；</w:t>
+        <w:t>，</w:t>
       </w:r>
       <w:hyperlink r:id="rId17">
         <w:r>
@@ -314,14 +413,14 @@
             <w:color w:val="0000EE"/>
             <w:u w:val="single"/>
           </w:rPr>
-          <w:t>賽8:6</w:t>
+          <w:t>3:11</w:t>
         </w:r>
       </w:hyperlink>
       <w:r>
         <w:rPr>
           <w:lang w:val="zh_TW" w:bidi="zh_TW"/>
         </w:rPr>
-        <w:t>），或柔軟且寬容（</w:t>
+        <w:t>；</w:t>
       </w:r>
       <w:hyperlink r:id="rId18">
         <w:r>
@@ -332,14 +431,58 @@
             <w:color w:val="0000EE"/>
             <w:u w:val="single"/>
           </w:rPr>
-          <w:t>撒下18:5</w:t>
+          <w:t>書12:4</w:t>
         </w:r>
       </w:hyperlink>
       <w:r>
         <w:rPr>
           <w:lang w:val="zh_TW" w:bidi="zh_TW"/>
         </w:rPr>
-        <w:t>；</w:t>
+        <w:t>）。</w:t>
+      </w:r>
+      <w:r>
+        <w:rPr>
+          <w:lang w:val="zh_TW" w:bidi="zh_TW"/>
+        </w:rPr>
+        <w:t>利乏音人</w:t>
+      </w:r>
+      <w:r>
+        <w:rPr>
+          <w:lang w:val="zh_TW" w:bidi="zh_TW"/>
+        </w:rPr>
+        <w:t>通常以其複數形式出現，指的是居住在迦南地的幾個族群。這些族群可能身材非常高大或魁梧。</w:t>
+      </w:r>
+    </w:p>
+    <w:p>
+      <w:pPr/>
+      <w:r>
+        <w:rPr>
+          <w:lang w:val="zh_TW" w:bidi="zh_TW"/>
+        </w:rPr>
+      </w:r>
+      <w:r>
+        <w:rPr>
+          <w:lang w:val="zh_TW" w:bidi="zh_TW"/>
+        </w:rPr>
+        <w:t>它們包括：</w:t>
+      </w:r>
+    </w:p>
+    <w:p>
+      <w:pPr>
+        <w:pStyle w:val="ListBullet"/>
+        <w:spacing w:line="240" w:lineRule="auto"/>
+        <w:ind w:left="720"/>
+      </w:pPr>
+      <w:r>
+        <w:rPr>
+          <w:lang w:val="zh_TW" w:bidi="zh_TW"/>
+        </w:rPr>
+      </w:r>
+      <w:r>
+        <w:rPr>
+          <w:lang w:val="zh_TW" w:bidi="zh_TW"/>
+        </w:rPr>
+        <w:t>住在希伯崙附近猶大山地的亞納人（</w:t>
       </w:r>
       <w:hyperlink r:id="rId19">
         <w:r>
@@ -350,13 +493,231 @@
             <w:color w:val="0000EE"/>
             <w:u w:val="single"/>
           </w:rPr>
-          <w:t>伯15:11</w:t>
+          <w:t>申2:11</w:t>
         </w:r>
       </w:hyperlink>
       <w:r>
         <w:rPr>
           <w:lang w:val="zh_TW" w:bidi="zh_TW"/>
         </w:rPr>
+        <w:t>）</w:t>
+      </w:r>
+    </w:p>
+    <w:p>
+      <w:pPr>
+        <w:pStyle w:val="ListBullet"/>
+        <w:spacing w:line="240" w:lineRule="auto"/>
+        <w:ind w:left="720"/>
+      </w:pPr>
+      <w:r>
+        <w:rPr>
+          <w:lang w:val="zh_TW" w:bidi="zh_TW"/>
+        </w:rPr>
+      </w:r>
+      <w:r>
+        <w:rPr>
+          <w:lang w:val="zh_TW" w:bidi="zh_TW"/>
+        </w:rPr>
+        <w:t>摩押的以米人（</w:t>
+      </w:r>
+      <w:hyperlink r:id="rId20">
+        <w:r>
+          <w:rPr>
+            <w:lang w:val="zh_TW" w:bidi="zh_TW"/>
+          </w:rPr>
+          <w:rPr>
+            <w:color w:val="0000EE"/>
+            <w:u w:val="single"/>
+          </w:rPr>
+          <w:t>申2:10</w:t>
+        </w:r>
+      </w:hyperlink>
+      <w:r>
+        <w:rPr>
+          <w:lang w:val="zh_TW" w:bidi="zh_TW"/>
+        </w:rPr>
+        <w:t>）</w:t>
+      </w:r>
+    </w:p>
+    <w:p>
+      <w:pPr>
+        <w:pStyle w:val="ListBullet"/>
+        <w:spacing w:line="240" w:lineRule="auto"/>
+        <w:ind w:left="720"/>
+      </w:pPr>
+      <w:r>
+        <w:rPr>
+          <w:lang w:val="zh_TW" w:bidi="zh_TW"/>
+        </w:rPr>
+      </w:r>
+      <w:r>
+        <w:rPr>
+          <w:lang w:val="zh_TW" w:bidi="zh_TW"/>
+        </w:rPr>
+        <w:t>亞捫的</w:t>
+      </w:r>
+      <w:r>
+        <w:rPr>
+          <w:lang w:val="zh_TW" w:bidi="zh_TW"/>
+        </w:rPr>
+        <w:t>散送冥</w:t>
+      </w:r>
+      <w:r>
+        <w:rPr>
+          <w:lang w:val="zh_TW" w:bidi="zh_TW"/>
+        </w:rPr>
+        <w:t>人（</w:t>
+      </w:r>
+      <w:hyperlink r:id="rId16">
+        <w:r>
+          <w:rPr>
+            <w:lang w:val="zh_TW" w:bidi="zh_TW"/>
+          </w:rPr>
+          <w:rPr>
+            <w:color w:val="0000EE"/>
+            <w:u w:val="single"/>
+          </w:rPr>
+          <w:t>申2:20</w:t>
+        </w:r>
+      </w:hyperlink>
+      <w:r>
+        <w:rPr>
+          <w:lang w:val="zh_TW" w:bidi="zh_TW"/>
+        </w:rPr>
+        <w:t>）</w:t>
+      </w:r>
+    </w:p>
+    <w:p>
+      <w:pPr>
+        <w:pStyle w:val="ListBullet"/>
+        <w:spacing w:line="240" w:lineRule="auto"/>
+        <w:ind w:left="720"/>
+      </w:pPr>
+      <w:r>
+        <w:rPr>
+          <w:lang w:val="zh_TW" w:bidi="zh_TW"/>
+        </w:rPr>
+      </w:r>
+      <w:r>
+        <w:rPr>
+          <w:lang w:val="zh_TW" w:bidi="zh_TW"/>
+        </w:rPr>
+        <w:t>巴珊人（</w:t>
+      </w:r>
+      <w:hyperlink r:id="rId17">
+        <w:r>
+          <w:rPr>
+            <w:lang w:val="zh_TW" w:bidi="zh_TW"/>
+          </w:rPr>
+          <w:rPr>
+            <w:color w:val="0000EE"/>
+            <w:u w:val="single"/>
+          </w:rPr>
+          <w:t>申3:11</w:t>
+        </w:r>
+      </w:hyperlink>
+      <w:r>
+        <w:rPr>
+          <w:lang w:val="zh_TW" w:bidi="zh_TW"/>
+        </w:rPr>
+        <w:t>）</w:t>
+      </w:r>
+    </w:p>
+    <w:p>
+      <w:pPr/>
+      <w:r>
+        <w:rPr>
+          <w:lang w:val="zh_TW" w:bidi="zh_TW"/>
+        </w:rPr>
+      </w:r>
+      <w:r>
+        <w:rPr>
+          <w:lang w:val="zh_TW" w:bidi="zh_TW"/>
+        </w:rPr>
+        <w:t>利乏音一詞也出現在約書亞記（</w:t>
+      </w:r>
+      <w:hyperlink r:id="rId18">
+        <w:r>
+          <w:rPr>
+            <w:lang w:val="zh_TW" w:bidi="zh_TW"/>
+          </w:rPr>
+          <w:rPr>
+            <w:color w:val="0000EE"/>
+            <w:u w:val="single"/>
+          </w:rPr>
+          <w:t>書12:4，</w:t>
+        </w:r>
+      </w:hyperlink>
+      <w:hyperlink r:id="rId21">
+        <w:r>
+          <w:rPr>
+            <w:lang w:val="zh_TW" w:bidi="zh_TW"/>
+          </w:rPr>
+          <w:rPr>
+            <w:color w:val="0000EE"/>
+            <w:u w:val="single"/>
+          </w:rPr>
+          <w:t>13:12</w:t>
+        </w:r>
+      </w:hyperlink>
+      <w:r>
+        <w:rPr>
+          <w:lang w:val="zh_TW" w:bidi="zh_TW"/>
+        </w:rPr>
+        <w:t>，</w:t>
+      </w:r>
+      <w:hyperlink r:id="rId22">
+        <w:r>
+          <w:rPr>
+            <w:lang w:val="zh_TW" w:bidi="zh_TW"/>
+          </w:rPr>
+          <w:rPr>
+            <w:color w:val="0000EE"/>
+            <w:u w:val="single"/>
+          </w:rPr>
+          <w:t>15:8</w:t>
+        </w:r>
+      </w:hyperlink>
+      <w:r>
+        <w:rPr>
+          <w:lang w:val="zh_TW" w:bidi="zh_TW"/>
+        </w:rPr>
+        <w:t>，</w:t>
+      </w:r>
+      <w:hyperlink r:id="rId23">
+        <w:r>
+          <w:rPr>
+            <w:lang w:val="zh_TW" w:bidi="zh_TW"/>
+          </w:rPr>
+          <w:rPr>
+            <w:color w:val="0000EE"/>
+            <w:u w:val="single"/>
+          </w:rPr>
+          <w:t>17:15</w:t>
+        </w:r>
+      </w:hyperlink>
+      <w:r>
+        <w:rPr>
+          <w:lang w:val="zh_TW" w:bidi="zh_TW"/>
+        </w:rPr>
+        <w:t>，</w:t>
+      </w:r>
+      <w:hyperlink r:id="rId24">
+        <w:r>
+          <w:rPr>
+            <w:lang w:val="zh_TW" w:bidi="zh_TW"/>
+          </w:rPr>
+          <w:rPr>
+            <w:color w:val="0000EE"/>
+            <w:u w:val="single"/>
+          </w:rPr>
+          <w:t>18:16</w:t>
+        </w:r>
+      </w:hyperlink>
+      <w:r>
+        <w:rPr>
+          <w:lang w:val="zh_TW" w:bidi="zh_TW"/>
+        </w:rPr>
         <w:t>）。</w:t>
       </w:r>
     </w:p>
@@ -371,7 +732,1270 @@
         <w:rPr>
           <w:lang w:val="zh_TW" w:bidi="zh_TW"/>
         </w:rPr>
-        <w:t>在新約聖經中，有幾個詞被翻譯為「溫柔」、「溫和」或「溫柔地」。其不同的意思包括：</w:t>
+        <w:t>一些釋經者認為，這些人是迦南人、非利士人、以色列人和其他人到來之前，最初居住在這片土地上的居民。他們表示，這些是由高大的人組成的不同族群，後來被吸收到其他群體中。</w:t>
+      </w:r>
+    </w:p>
+    <w:p>
+      <w:pPr/>
+      <w:r>
+        <w:rPr>
+          <w:lang w:val="zh_TW" w:bidi="zh_TW"/>
+        </w:rPr>
+      </w:r>
+      <w:r>
+        <w:rPr>
+          <w:lang w:val="zh_TW" w:bidi="zh_TW"/>
+        </w:rPr>
+        <w:t>其他釋經者認為利乏音並不是獨立的族群。相反，他們認為這只是非常高大的人，可能是由於某種疾病造成的，他們分布在許多不同的族群中。</w:t>
+      </w:r>
+    </w:p>
+    <w:p>
+      <w:pPr/>
+      <w:r>
+        <w:rPr>
+          <w:lang w:val="zh_TW" w:bidi="zh_TW"/>
+        </w:rPr>
+      </w:r>
+      <w:r>
+        <w:rPr>
+          <w:lang w:val="zh_TW" w:bidi="zh_TW"/>
+        </w:rPr>
+        <w:t>聖經並未明確支持任何特定觀點。</w:t>
+      </w:r>
+    </w:p>
+    <w:p>
+      <w:pPr/>
+      <w:r>
+        <w:rPr>
+          <w:lang w:val="zh_TW" w:bidi="zh_TW"/>
+        </w:rPr>
+      </w:r>
+      <w:r>
+        <w:rPr>
+          <w:lang w:val="zh_TW" w:bidi="zh_TW"/>
+        </w:rPr>
+        <w:t>還有一個希伯來詞，也被翻譯為「偉人」（</w:t>
+      </w:r>
+      <w:hyperlink r:id="rId25">
+        <w:r>
+          <w:rPr>
+            <w:lang w:val="zh_TW" w:bidi="zh_TW"/>
+          </w:rPr>
+          <w:rPr>
+            <w:color w:val="0000EE"/>
+            <w:u w:val="single"/>
+          </w:rPr>
+          <w:t>撒下21:16–22</w:t>
+        </w:r>
+      </w:hyperlink>
+      <w:r>
+        <w:rPr>
+          <w:lang w:val="zh_TW" w:bidi="zh_TW"/>
+        </w:rPr>
+        <w:t>；</w:t>
+      </w:r>
+      <w:hyperlink r:id="rId26">
+        <w:r>
+          <w:rPr>
+            <w:lang w:val="zh_TW" w:bidi="zh_TW"/>
+          </w:rPr>
+          <w:rPr>
+            <w:color w:val="0000EE"/>
+            <w:u w:val="single"/>
+          </w:rPr>
+          <w:t>代上20:4–8</w:t>
+        </w:r>
+      </w:hyperlink>
+      <w:r>
+        <w:rPr>
+          <w:lang w:val="zh_TW" w:bidi="zh_TW"/>
+        </w:rPr>
+        <w:t>）。</w:t>
+      </w:r>
+    </w:p>
+    <w:p>
+      <w:pPr>
+        <w:pStyle w:val="Heading3"/>
+      </w:pPr>
+      <w:r>
+        <w:rPr>
+          <w:lang w:val="zh_TW" w:bidi="zh_TW"/>
+        </w:rPr>
+        <w:t>聖經中有名的巨人</w:t>
+      </w:r>
+    </w:p>
+    <w:p>
+      <w:pPr/>
+      <w:r>
+        <w:rPr>
+          <w:lang w:val="zh_TW" w:bidi="zh_TW"/>
+        </w:rPr>
+      </w:r>
+      <w:r>
+        <w:rPr>
+          <w:lang w:val="zh_TW" w:bidi="zh_TW"/>
+        </w:rPr>
+        <w:t>在聖經中最有名的巨人是迦特人歌利亞。他是非利士軍兵，曾在以拉谷與掃羅王的軍隊作戰（</w:t>
+      </w:r>
+      <w:hyperlink r:id="rId27">
+        <w:r>
+          <w:rPr>
+            <w:lang w:val="zh_TW" w:bidi="zh_TW"/>
+          </w:rPr>
+          <w:rPr>
+            <w:color w:val="0000EE"/>
+            <w:u w:val="single"/>
+          </w:rPr>
+          <w:t>撒上17</w:t>
+        </w:r>
+      </w:hyperlink>
+      <w:r>
+        <w:rPr>
+          <w:lang w:val="zh_TW" w:bidi="zh_TW"/>
+        </w:rPr>
+        <w:t>）。聖經說歌利亞身高六肘一虎口，這意味著他身高在2.3到2.9米之間（7.5到9.5英尺）。他的巨大身型，使以色列士兵恐懼害怕。</w:t>
+      </w:r>
+    </w:p>
+    <w:p>
+      <w:pPr/>
+      <w:r>
+        <w:rPr>
+          <w:lang w:val="zh_TW" w:bidi="zh_TW"/>
+        </w:rPr>
+      </w:r>
+      <w:r>
+        <w:rPr>
+          <w:lang w:val="zh_TW" w:bidi="zh_TW"/>
+        </w:rPr>
+        <w:t>歌利亞向以色列的軍隊叫陣，但年輕的牧羊人大衛擊敗了他。此後，大衛在以色列人中家喻戶曉（</w:t>
+      </w:r>
+      <w:hyperlink r:id="rId28">
+        <w:r>
+          <w:rPr>
+            <w:lang w:val="zh_TW" w:bidi="zh_TW"/>
+          </w:rPr>
+          <w:rPr>
+            <w:color w:val="0000EE"/>
+            <w:u w:val="single"/>
+          </w:rPr>
+          <w:t>撒上18:5–7</w:t>
+        </w:r>
+      </w:hyperlink>
+      <w:r>
+        <w:rPr>
+          <w:lang w:val="zh_TW" w:bidi="zh_TW"/>
+        </w:rPr>
+        <w:t>）。聖經並沒有稱歌利亞為「偉人」，但他的身高顯示他非常高大。</w:t>
+      </w:r>
+    </w:p>
+    <w:p>
+      <w:pPr/>
+      <w:r>
+        <w:rPr>
+          <w:lang w:val="zh_TW" w:bidi="zh_TW"/>
+        </w:rPr>
+      </w:r>
+      <w:r>
+        <w:rPr>
+          <w:lang w:val="zh_TW" w:bidi="zh_TW"/>
+        </w:rPr>
+        <w:t>另一位以身高著稱的人是巴珊王噩（</w:t>
+      </w:r>
+      <w:hyperlink r:id="rId17">
+        <w:r>
+          <w:rPr>
+            <w:lang w:val="zh_TW" w:bidi="zh_TW"/>
+          </w:rPr>
+          <w:rPr>
+            <w:color w:val="0000EE"/>
+            <w:u w:val="single"/>
+          </w:rPr>
+          <w:t>申3:11</w:t>
+        </w:r>
+      </w:hyperlink>
+      <w:r>
+        <w:rPr>
+          <w:lang w:val="zh_TW" w:bidi="zh_TW"/>
+        </w:rPr>
+        <w:t>）。</w:t>
+      </w:r>
+    </w:p>
+    <w:p>
+      <w:pPr/>
+      <w:r>
+        <w:rPr>
+          <w:lang w:val="zh_TW" w:bidi="zh_TW"/>
+        </w:rPr>
+      </w:r>
+      <w:r>
+        <w:rPr>
+          <w:i/>
+          <w:lang w:val="zh_TW" w:bidi="zh_TW"/>
+        </w:rPr>
+        <w:t>另見</w:t>
+      </w:r>
+      <w:r>
+        <w:rPr>
+          <w:lang w:val="zh_TW" w:bidi="zh_TW"/>
+        </w:rPr>
+        <w:t>尼腓林</w:t>
+      </w:r>
+      <w:r>
+        <w:rPr>
+          <w:lang w:val="zh_TW" w:bidi="zh_TW"/>
+        </w:rPr>
+        <w:t>。</w:t>
+      </w:r>
+      <w:r>
+        <w:rPr>
+          <w:lang w:val="zh_TW" w:bidi="zh_TW"/>
+        </w:rPr>
+      </w:r>
+      <w:r>
+        <w:rPr>
+          <w:lang w:val="zh_TW" w:bidi="zh_TW"/>
+        </w:rPr>
+      </w:r>
+    </w:p>
+    <w:p>
+      <w:pPr/>
+      <w:r>
+        <w:rPr>
+          <w:lang w:val="zh_TW" w:bidi="zh_TW"/>
+        </w:rPr>
+      </w:r>
+    </w:p>
+    <w:p>
+      <w:pPr>
+        <w:pStyle w:val="Heading2"/>
+      </w:pPr>
+      <w:r>
+        <w:rPr>
+          <w:lang w:val="zh_TW" w:bidi="zh_TW"/>
+        </w:rPr>
+        <w:t>偉人</w:t>
+      </w:r>
+      <w:r>
+        <w:rPr>
+          <w:lang w:val="zh_TW" w:bidi="zh_TW"/>
+        </w:rPr>
+      </w:r>
+    </w:p>
+    <w:p>
+      <w:pPr>
+        <w:pStyle w:val="Heading2"/>
+      </w:pPr>
+      <w:r>
+        <w:rPr>
+          <w:lang w:val="zh_TW" w:bidi="zh_TW"/>
+        </w:rPr>
+        <w:t>偉人（NEPHILIM）</w:t>
+      </w:r>
+    </w:p>
+    <w:p>
+      <w:pPr/>
+      <w:r>
+        <w:rPr>
+          <w:lang w:val="zh_TW" w:bidi="zh_TW"/>
+        </w:rPr>
+      </w:r>
+      <w:r>
+        <w:rPr>
+          <w:lang w:val="zh_TW" w:bidi="zh_TW"/>
+        </w:rPr>
+        <w:t>這是在舊約聖經中僅出現兩次的群體（譯註：Nephilim音譯為「尼腓林人」；</w:t>
+      </w:r>
+      <w:hyperlink r:id="rId14">
+        <w:r>
+          <w:rPr>
+            <w:lang w:val="zh_TW" w:bidi="zh_TW"/>
+          </w:rPr>
+          <w:rPr>
+            <w:color w:val="0000EE"/>
+            <w:u w:val="single"/>
+          </w:rPr>
+          <w:t>創6:4</w:t>
+        </w:r>
+      </w:hyperlink>
+      <w:r>
+        <w:rPr>
+          <w:lang w:val="zh_TW" w:bidi="zh_TW"/>
+        </w:rPr>
+        <w:t>；</w:t>
+      </w:r>
+      <w:hyperlink r:id="rId15">
+        <w:r>
+          <w:rPr>
+            <w:lang w:val="zh_TW" w:bidi="zh_TW"/>
+          </w:rPr>
+          <w:rPr>
+            <w:color w:val="0000EE"/>
+            <w:u w:val="single"/>
+          </w:rPr>
+          <w:t>民13:33</w:t>
+        </w:r>
+      </w:hyperlink>
+      <w:r>
+        <w:rPr>
+          <w:lang w:val="zh_TW" w:bidi="zh_TW"/>
+        </w:rPr>
+        <w:t>）。希伯來文聖經的希臘譯本《七十士譯本》（Septuagint）將「尼腓林人（Nephilim）」譯為「巨人（giants）」。其他版本，如《欽定版聖經》等舊譯本也採此譯法。現代多數英文譯本則直接保留尼腓林人這個音譯。他們將其與亞納族人（</w:t>
+      </w:r>
+      <w:hyperlink r:id="rId15">
+        <w:r>
+          <w:rPr>
+            <w:lang w:val="zh_TW" w:bidi="zh_TW"/>
+          </w:rPr>
+          <w:rPr>
+            <w:color w:val="0000EE"/>
+            <w:u w:val="single"/>
+          </w:rPr>
+          <w:t>民13:33</w:t>
+        </w:r>
+      </w:hyperlink>
+      <w:r>
+        <w:rPr>
+          <w:lang w:val="zh_TW" w:bidi="zh_TW"/>
+        </w:rPr>
+        <w:t>；</w:t>
+      </w:r>
+      <w:hyperlink r:id="rId29">
+        <w:r>
+          <w:rPr>
+            <w:lang w:val="zh_TW" w:bidi="zh_TW"/>
+          </w:rPr>
+          <w:rPr>
+            <w:color w:val="0000EE"/>
+            <w:u w:val="single"/>
+          </w:rPr>
+          <w:t>申2:21</w:t>
+        </w:r>
+      </w:hyperlink>
+      <w:r>
+        <w:rPr>
+          <w:lang w:val="zh_TW" w:bidi="zh_TW"/>
+        </w:rPr>
+        <w:t>）和利乏音人（</w:t>
+      </w:r>
+      <w:hyperlink r:id="rId16">
+        <w:r>
+          <w:rPr>
+            <w:lang w:val="zh_TW" w:bidi="zh_TW"/>
+          </w:rPr>
+          <w:rPr>
+            <w:color w:val="0000EE"/>
+            <w:u w:val="single"/>
+          </w:rPr>
+          <w:t>申2:20</w:t>
+        </w:r>
+      </w:hyperlink>
+      <w:r>
+        <w:rPr>
+          <w:lang w:val="zh_TW" w:bidi="zh_TW"/>
+        </w:rPr>
+        <w:t>）並列。這些族群以身材高大著稱，因此尼腓林人被稱為「偉人」。</w:t>
+      </w:r>
+    </w:p>
+    <w:p>
+      <w:pPr/>
+      <w:r>
+        <w:rPr>
+          <w:lang w:val="zh_TW" w:bidi="zh_TW"/>
+        </w:rPr>
+      </w:r>
+      <w:r>
+        <w:rPr>
+          <w:lang w:val="zh_TW" w:bidi="zh_TW"/>
+        </w:rPr>
+        <w:t>偉人的起源不明。有些人認為希伯來動詞</w:t>
+      </w:r>
+      <w:r>
+        <w:rPr>
+          <w:i/>
+          <w:lang w:val="zh_TW" w:bidi="zh_TW"/>
+        </w:rPr>
+        <w:t>naphal</w:t>
+      </w:r>
+      <w:r>
+        <w:rPr>
+          <w:lang w:val="zh_TW" w:bidi="zh_TW"/>
+        </w:rPr>
+        <w:t>——意為「墜落」——暗示了尼腓林人是「墮落者」。據此說法，他們是墮落天使與人類女子所生的混種。但耶穌教導說天使不會有肉體關係（</w:t>
+      </w:r>
+      <w:hyperlink r:id="rId30">
+        <w:r>
+          <w:rPr>
+            <w:lang w:val="zh_TW" w:bidi="zh_TW"/>
+          </w:rPr>
+          <w:rPr>
+            <w:color w:val="0000EE"/>
+            <w:u w:val="single"/>
+          </w:rPr>
+          <w:t>路20:34–35</w:t>
+        </w:r>
+      </w:hyperlink>
+      <w:r>
+        <w:rPr>
+          <w:lang w:val="zh_TW" w:bidi="zh_TW"/>
+        </w:rPr>
+        <w:t>）。這種觀點假設</w:t>
+      </w:r>
+      <w:hyperlink r:id="rId31">
+        <w:r>
+          <w:rPr>
+            <w:lang w:val="zh_TW" w:bidi="zh_TW"/>
+          </w:rPr>
+          <w:rPr>
+            <w:color w:val="0000EE"/>
+            <w:u w:val="single"/>
+          </w:rPr>
+          <w:t>創世記六章1至4節</w:t>
+        </w:r>
+      </w:hyperlink>
+      <w:r>
+        <w:rPr>
+          <w:lang w:val="zh_TW" w:bidi="zh_TW"/>
+        </w:rPr>
+        <w:t>反映了希臘神話中曾發生神與人結合的情節，但經文實際上描述的是歷史事件，而非神話。</w:t>
+      </w:r>
+    </w:p>
+    <w:p>
+      <w:pPr/>
+      <w:r>
+        <w:rPr>
+          <w:lang w:val="zh_TW" w:bidi="zh_TW"/>
+        </w:rPr>
+      </w:r>
+      <w:r>
+        <w:rPr>
+          <w:lang w:val="zh_TW" w:bidi="zh_TW"/>
+        </w:rPr>
+        <w:t>在聖經中，偉人可能不是「神的兒子們」。他們似乎與「人的兒女們」不同。要理解他們，可以想像這些偉人來自一個古老的民族群體，如亞納族和利乏音族等，但是他們的起源不明。</w:t>
+      </w:r>
+    </w:p>
+    <w:p>
+      <w:pPr/>
+      <w:r>
+        <w:rPr>
+          <w:lang w:val="zh_TW" w:bidi="zh_TW"/>
+        </w:rPr>
+      </w:r>
+      <w:r>
+        <w:rPr>
+          <w:i/>
+          <w:lang w:val="zh_TW" w:bidi="zh_TW"/>
+        </w:rPr>
+        <w:t>另見</w:t>
+      </w:r>
+      <w:r>
+        <w:rPr>
+          <w:lang w:val="zh_TW" w:bidi="zh_TW"/>
+        </w:rPr>
+        <w:t>巨人</w:t>
+      </w:r>
+      <w:r>
+        <w:rPr>
+          <w:lang w:val="zh_TW" w:bidi="zh_TW"/>
+        </w:rPr>
+        <w:t>。</w:t>
+      </w:r>
+      <w:r>
+        <w:rPr>
+          <w:lang w:val="zh_TW" w:bidi="zh_TW"/>
+        </w:rPr>
+      </w:r>
+      <w:r>
+        <w:rPr>
+          <w:lang w:val="zh_TW" w:bidi="zh_TW"/>
+        </w:rPr>
+      </w:r>
+    </w:p>
+    <w:p>
+      <w:pPr/>
+      <w:r>
+        <w:rPr>
+          <w:lang w:val="zh_TW" w:bidi="zh_TW"/>
+        </w:rPr>
+      </w:r>
+    </w:p>
+    <w:p>
+      <w:pPr>
+        <w:pStyle w:val="Heading2"/>
+      </w:pPr>
+      <w:r>
+        <w:rPr>
+          <w:lang w:val="zh_TW" w:bidi="zh_TW"/>
+        </w:rPr>
+        <w:t>偽善</w:t>
+      </w:r>
+      <w:r>
+        <w:rPr>
+          <w:lang w:val="zh_TW" w:bidi="zh_TW"/>
+        </w:rPr>
+      </w:r>
+    </w:p>
+    <w:p>
+      <w:pPr/>
+      <w:r>
+        <w:rPr>
+          <w:lang w:val="zh_TW" w:bidi="zh_TW"/>
+        </w:rPr>
+      </w:r>
+      <w:r>
+        <w:rPr>
+          <w:lang w:val="zh_TW" w:bidi="zh_TW"/>
+        </w:rPr>
+        <w:t>假裝成跟自己實際上不同的樣子，尤其是裝作表面看來很敬虔或有德行。在現代英語世界中，對「偽善」一詞的理解主要來自於其在新約中的使用，特別是耶穌如何使用這個詞語。在新約和隨後而來的理解中，這個詞通常意指欺騙、歪曲事實或聲稱擁有自己並不具備的美德或品質。</w:t>
+      </w:r>
+    </w:p>
+    <w:p>
+      <w:pPr/>
+      <w:r>
+        <w:rPr>
+          <w:lang w:val="zh_TW" w:bidi="zh_TW"/>
+        </w:rPr>
+      </w:r>
+      <w:r>
+        <w:rPr>
+          <w:lang w:val="zh_TW" w:bidi="zh_TW"/>
+        </w:rPr>
+        <w:t>偽善在聖經中一直是負面的意思，相比之下，希臘人最早使用的偽善則是作為一個中性的詞語。在其動詞形式中，它的意思是「解釋、詮釋或闡述」。雖然名詞「偽善」可以意味著「回答」，但另一個名詞「偽君子」幾乎總是意味著「演員」的意思，這個意思可能來自於動詞「闡述」。</w:t>
+      </w:r>
+    </w:p>
+    <w:p>
+      <w:pPr/>
+      <w:r>
+        <w:rPr>
+          <w:lang w:val="zh_TW" w:bidi="zh_TW"/>
+        </w:rPr>
+      </w:r>
+      <w:r>
+        <w:rPr>
+          <w:lang w:val="zh_TW" w:bidi="zh_TW"/>
+        </w:rPr>
+        <w:t>最初，偽君子可以是解釋詩人文字或作曲家音樂的演說者或演員。演員或「偽君子」試圖讓觀眾理解詩人或作曲家所寫的內容。在更大的範圍內，「偽君子」可以是舞台上表演戲劇的眾多演員之一。一個好的「偽君子」忠實地詮釋他被分配的角色，而一個不受歡迎的「偽君子」則糟糕地詮釋他的角色。由於這個詞本質上的中立性，因此必須有附帶的詞語，才能確定其定義的走向。</w:t>
+      </w:r>
+    </w:p>
+    <w:p>
+      <w:pPr/>
+      <w:r>
+        <w:rPr>
+          <w:lang w:val="zh_TW" w:bidi="zh_TW"/>
+        </w:rPr>
+      </w:r>
+      <w:r>
+        <w:rPr>
+          <w:lang w:val="zh_TW" w:bidi="zh_TW"/>
+        </w:rPr>
+        <w:t>在希臘化時期（約公元前325–125年），通常視世界為一個舞台，所有人的一生被視為表演的藝術。個人的角色和劇本是由他的家庭、文化和宗教環境所為他編寫的，他可以成功或不成功地演繹出來。當在這個意義上使用時，「偽善」並不帶有虛偽或欺騙的意思。然而，有些情況下，「偽君子」一詞被用來形容那些以欺騙方式表演其生命角色的人。向公眾展示的形象只是一個面具，背後隱藏著真實而不同的自我。</w:t>
+      </w:r>
+    </w:p>
+    <w:p>
+      <w:pPr/>
+      <w:r>
+        <w:rPr>
+          <w:lang w:val="zh_TW" w:bidi="zh_TW"/>
+        </w:rPr>
+      </w:r>
+      <w:r>
+        <w:rPr>
+          <w:lang w:val="zh_TW" w:bidi="zh_TW"/>
+        </w:rPr>
+        <w:t>福音書經常使用「偽善」這個詞（</w:t>
+      </w:r>
+      <w:hyperlink r:id="rId32">
+        <w:r>
+          <w:rPr>
+            <w:lang w:val="zh_TW" w:bidi="zh_TW"/>
+          </w:rPr>
+          <w:rPr>
+            <w:color w:val="0000EE"/>
+            <w:u w:val="single"/>
+          </w:rPr>
+          <w:t>太23:28</w:t>
+        </w:r>
+      </w:hyperlink>
+      <w:r>
+        <w:rPr>
+          <w:lang w:val="zh_TW" w:bidi="zh_TW"/>
+        </w:rPr>
+        <w:t>；</w:t>
+      </w:r>
+      <w:hyperlink r:id="rId33">
+        <w:r>
+          <w:rPr>
+            <w:lang w:val="zh_TW" w:bidi="zh_TW"/>
+          </w:rPr>
+          <w:rPr>
+            <w:color w:val="0000EE"/>
+            <w:u w:val="single"/>
+          </w:rPr>
+          <w:t>可12:15下</w:t>
+        </w:r>
+      </w:hyperlink>
+      <w:r>
+        <w:rPr>
+          <w:lang w:val="zh_TW" w:bidi="zh_TW"/>
+        </w:rPr>
+        <w:t>；</w:t>
+      </w:r>
+      <w:hyperlink r:id="rId34">
+        <w:r>
+          <w:rPr>
+            <w:lang w:val="zh_TW" w:bidi="zh_TW"/>
+          </w:rPr>
+          <w:rPr>
+            <w:color w:val="0000EE"/>
+            <w:u w:val="single"/>
+          </w:rPr>
+          <w:t>路12:1</w:t>
+        </w:r>
+      </w:hyperlink>
+      <w:r>
+        <w:rPr>
+          <w:lang w:val="zh_TW" w:bidi="zh_TW"/>
+        </w:rPr>
+        <w:t>）和「偽君子」（</w:t>
+      </w:r>
+      <w:hyperlink r:id="rId35">
+        <w:r>
+          <w:rPr>
+            <w:lang w:val="zh_TW" w:bidi="zh_TW"/>
+          </w:rPr>
+          <w:rPr>
+            <w:color w:val="0000EE"/>
+            <w:u w:val="single"/>
+          </w:rPr>
+          <w:t>太7:5</w:t>
+        </w:r>
+      </w:hyperlink>
+      <w:r>
+        <w:rPr>
+          <w:lang w:val="zh_TW" w:bidi="zh_TW"/>
+        </w:rPr>
+        <w:t>；</w:t>
+      </w:r>
+      <w:hyperlink r:id="rId36">
+        <w:r>
+          <w:rPr>
+            <w:lang w:val="zh_TW" w:bidi="zh_TW"/>
+          </w:rPr>
+          <w:rPr>
+            <w:color w:val="0000EE"/>
+            <w:u w:val="single"/>
+          </w:rPr>
+          <w:t>24:51</w:t>
+        </w:r>
+      </w:hyperlink>
+      <w:r>
+        <w:rPr>
+          <w:lang w:val="zh_TW" w:bidi="zh_TW"/>
+        </w:rPr>
+        <w:t>；</w:t>
+      </w:r>
+      <w:hyperlink r:id="rId37">
+        <w:r>
+          <w:rPr>
+            <w:lang w:val="zh_TW" w:bidi="zh_TW"/>
+          </w:rPr>
+          <w:rPr>
+            <w:color w:val="0000EE"/>
+            <w:u w:val="single"/>
+          </w:rPr>
+          <w:t>路6:42</w:t>
+        </w:r>
+      </w:hyperlink>
+      <w:r>
+        <w:rPr>
+          <w:lang w:val="zh_TW" w:bidi="zh_TW"/>
+        </w:rPr>
+        <w:t>，</w:t>
+      </w:r>
+      <w:hyperlink r:id="rId38">
+        <w:r>
+          <w:rPr>
+            <w:lang w:val="zh_TW" w:bidi="zh_TW"/>
+          </w:rPr>
+          <w:rPr>
+            <w:color w:val="0000EE"/>
+            <w:u w:val="single"/>
+          </w:rPr>
+          <w:t>13:15</w:t>
+        </w:r>
+      </w:hyperlink>
+      <w:r>
+        <w:rPr>
+          <w:lang w:val="zh_TW" w:bidi="zh_TW"/>
+        </w:rPr>
+        <w:t>）來記錄耶穌與他的對手之間的衝突。關於法利賽人和撒都該人，耶穌察覺到他們外在形式的公義，與他們未能接受內在公義之間的鮮明對比，如：憐憫、公正、謙卑、寬恕和對不可愛之人的愛（</w:t>
+      </w:r>
+      <w:hyperlink r:id="rId39">
+        <w:r>
+          <w:rPr>
+            <w:lang w:val="zh_TW" w:bidi="zh_TW"/>
+          </w:rPr>
+          <w:rPr>
+            <w:color w:val="0000EE"/>
+            <w:u w:val="single"/>
+          </w:rPr>
+          <w:t>路11:38、42</w:t>
+        </w:r>
+      </w:hyperlink>
+      <w:r>
+        <w:rPr>
+          <w:lang w:val="zh_TW" w:bidi="zh_TW"/>
+        </w:rPr>
+        <w:t>）。他們在這方面的失敗，隱藏在虔誠的外表中（</w:t>
+      </w:r>
+      <w:hyperlink r:id="rId40">
+        <w:r>
+          <w:rPr>
+            <w:lang w:val="zh_TW" w:bidi="zh_TW"/>
+          </w:rPr>
+          <w:rPr>
+            <w:color w:val="0000EE"/>
+            <w:u w:val="single"/>
+          </w:rPr>
+          <w:t>可7:1–13</w:t>
+        </w:r>
+      </w:hyperlink>
+      <w:r>
+        <w:rPr>
+          <w:lang w:val="zh_TW" w:bidi="zh_TW"/>
+        </w:rPr>
+        <w:t>），他們心裡充滿了貪婪和邪惡（</w:t>
+      </w:r>
+      <w:hyperlink r:id="rId41">
+        <w:r>
+          <w:rPr>
+            <w:lang w:val="zh_TW" w:bidi="zh_TW"/>
+          </w:rPr>
+          <w:rPr>
+            <w:color w:val="0000EE"/>
+            <w:u w:val="single"/>
+          </w:rPr>
+          <w:t>路11:39</w:t>
+        </w:r>
+      </w:hyperlink>
+      <w:r>
+        <w:rPr>
+          <w:lang w:val="zh_TW" w:bidi="zh_TW"/>
+        </w:rPr>
+        <w:t>）。偽善定義了那些表現出行為上的公義，但內心卻充滿邪惡的人（</w:t>
+      </w:r>
+      <w:hyperlink r:id="rId32">
+        <w:r>
+          <w:rPr>
+            <w:lang w:val="zh_TW" w:bidi="zh_TW"/>
+          </w:rPr>
+          <w:rPr>
+            <w:color w:val="0000EE"/>
+            <w:u w:val="single"/>
+          </w:rPr>
+          <w:t>太23:28</w:t>
+        </w:r>
+      </w:hyperlink>
+      <w:r>
+        <w:rPr>
+          <w:lang w:val="zh_TW" w:bidi="zh_TW"/>
+        </w:rPr>
+        <w:t>）。</w:t>
+      </w:r>
+    </w:p>
+    <w:p>
+      <w:pPr/>
+      <w:r>
+        <w:rPr>
+          <w:lang w:val="zh_TW" w:bidi="zh_TW"/>
+        </w:rPr>
+      </w:r>
+      <w:r>
+        <w:rPr>
+          <w:lang w:val="zh_TW" w:bidi="zh_TW"/>
+        </w:rPr>
+        <w:t>耶穌譴責偽善，因為它扭曲了神公義的命令。偽善者不追求真實的內在聖潔，而是將公義扭曲成一種僵化的模式，其主要用途是在人面前展示出來（</w:t>
+      </w:r>
+      <w:hyperlink r:id="rId42">
+        <w:r>
+          <w:rPr>
+            <w:lang w:val="zh_TW" w:bidi="zh_TW"/>
+          </w:rPr>
+          <w:rPr>
+            <w:color w:val="0000EE"/>
+            <w:u w:val="single"/>
+          </w:rPr>
+          <w:t>太23:2–7</w:t>
+        </w:r>
+      </w:hyperlink>
+      <w:r>
+        <w:rPr>
+          <w:lang w:val="zh_TW" w:bidi="zh_TW"/>
+        </w:rPr>
+        <w:t>）。他們對公義的觀念揭示了他們對神認識的扭曲，以及對祂如何使罪人與自己和好的錯誤理解（</w:t>
+      </w:r>
+      <w:hyperlink r:id="rId43">
+        <w:r>
+          <w:rPr>
+            <w:lang w:val="zh_TW" w:bidi="zh_TW"/>
+          </w:rPr>
+          <w:rPr>
+            <w:color w:val="0000EE"/>
+            <w:u w:val="single"/>
+          </w:rPr>
+          <w:t>路16:15</w:t>
+        </w:r>
+      </w:hyperlink>
+      <w:r>
+        <w:rPr>
+          <w:lang w:val="zh_TW" w:bidi="zh_TW"/>
+        </w:rPr>
+        <w:t>）。這些偽善者雖向人解釋神的性情，實際上只是誤解祂。因此，他們的虛假使人遠離神，而不是走向神，與祂和好（</w:t>
+      </w:r>
+      <w:hyperlink r:id="rId44">
+        <w:r>
+          <w:rPr>
+            <w:lang w:val="zh_TW" w:bidi="zh_TW"/>
+          </w:rPr>
+          <w:rPr>
+            <w:color w:val="0000EE"/>
+            <w:u w:val="single"/>
+          </w:rPr>
+          <w:t>路11:52</w:t>
+        </w:r>
+      </w:hyperlink>
+      <w:r>
+        <w:rPr>
+          <w:lang w:val="zh_TW" w:bidi="zh_TW"/>
+        </w:rPr>
+        <w:t>）。偽善者不僅阻止他人進入神的國，其實自己也進不去（</w:t>
+      </w:r>
+      <w:hyperlink r:id="rId45">
+        <w:r>
+          <w:rPr>
+            <w:lang w:val="zh_TW" w:bidi="zh_TW"/>
+          </w:rPr>
+          <w:rPr>
+            <w:color w:val="0000EE"/>
+            <w:u w:val="single"/>
+          </w:rPr>
+          <w:t>太23:13</w:t>
+        </w:r>
+      </w:hyperlink>
+      <w:r>
+        <w:rPr>
+          <w:lang w:val="zh_TW" w:bidi="zh_TW"/>
+        </w:rPr>
+        <w:t>）。</w:t>
+      </w:r>
+      <w:r>
+        <w:rPr>
+          <w:lang w:val="zh_TW" w:bidi="zh_TW"/>
+        </w:rPr>
+      </w:r>
+      <w:r>
+        <w:rPr>
+          <w:lang w:val="zh_TW" w:bidi="zh_TW"/>
+        </w:rPr>
+      </w:r>
+    </w:p>
+    <w:p>
+      <w:pPr/>
+      <w:r>
+        <w:rPr>
+          <w:lang w:val="zh_TW" w:bidi="zh_TW"/>
+        </w:rPr>
+      </w:r>
+    </w:p>
+    <w:p>
+      <w:pPr>
+        <w:pStyle w:val="Heading2"/>
+      </w:pPr>
+      <w:r>
+        <w:rPr>
+          <w:lang w:val="zh_TW" w:bidi="zh_TW"/>
+        </w:rPr>
+        <w:t>未受割禮</w:t>
+      </w:r>
+      <w:r>
+        <w:rPr>
+          <w:lang w:val="zh_TW" w:bidi="zh_TW"/>
+        </w:rPr>
+      </w:r>
+    </w:p>
+    <w:p>
+      <w:pPr/>
+      <w:r>
+        <w:rPr>
+          <w:lang w:val="zh_TW" w:bidi="zh_TW"/>
+        </w:rPr>
+      </w:r>
+      <w:r>
+        <w:rPr>
+          <w:lang w:val="zh_TW" w:bidi="zh_TW"/>
+        </w:rPr>
+        <w:t>男性生殖器自然的狀態是包皮覆蓋著陰莖。猶太人和許多其它群體會用手術將包皮移除，作為他們與神立約的象徵（</w:t>
+      </w:r>
+      <w:hyperlink r:id="rId46">
+        <w:r>
+          <w:rPr>
+            <w:lang w:val="zh_TW" w:bidi="zh_TW"/>
+          </w:rPr>
+          <w:rPr>
+            <w:color w:val="0000EE"/>
+            <w:u w:val="single"/>
+          </w:rPr>
+          <w:t>創17:9–14</w:t>
+        </w:r>
+      </w:hyperlink>
+      <w:r>
+        <w:rPr>
+          <w:lang w:val="zh_TW" w:bidi="zh_TW"/>
+        </w:rPr>
+        <w:t>；</w:t>
+      </w:r>
+      <w:hyperlink r:id="rId47">
+        <w:r>
+          <w:rPr>
+            <w:lang w:val="zh_TW" w:bidi="zh_TW"/>
+          </w:rPr>
+          <w:rPr>
+            <w:color w:val="0000EE"/>
+            <w:u w:val="single"/>
+          </w:rPr>
+          <w:t>出12:48</w:t>
+        </w:r>
+      </w:hyperlink>
+      <w:r>
+        <w:rPr>
+          <w:lang w:val="zh_TW" w:bidi="zh_TW"/>
+        </w:rPr>
+        <w:t>；</w:t>
+      </w:r>
+      <w:hyperlink r:id="rId48">
+        <w:r>
+          <w:rPr>
+            <w:lang w:val="zh_TW" w:bidi="zh_TW"/>
+          </w:rPr>
+          <w:rPr>
+            <w:color w:val="0000EE"/>
+            <w:u w:val="single"/>
+          </w:rPr>
+          <w:t>利12:3</w:t>
+        </w:r>
+      </w:hyperlink>
+      <w:r>
+        <w:rPr>
+          <w:lang w:val="zh_TW" w:bidi="zh_TW"/>
+        </w:rPr>
+        <w:t>）。由於這種做法，「未受割禮」一詞開始意味著「非猶太人」或「外邦人」（非利士人、希臘人和羅馬人不行割禮，但埃及人和許多閃族民族則會行割禮）。這個詞也用來描述「那些在約之外的人」。</w:t>
+      </w:r>
+    </w:p>
+    <w:p>
+      <w:pPr/>
+      <w:r>
+        <w:rPr>
+          <w:lang w:val="zh_TW" w:bidi="zh_TW"/>
+        </w:rPr>
+      </w:r>
+      <w:r>
+        <w:rPr>
+          <w:lang w:val="zh_TW" w:bidi="zh_TW"/>
+        </w:rPr>
+        <w:t>「未受割禮」一詞在新約聖經中出現了二十次，通常表示與猶太人相對的「外邦人」。保羅提出了一個有力的論點來反對這種區分。保羅強烈反對在人與人之間做這樣的區分。對保羅來說，一個人對神的心態比遵循禮儀律法更為重要，因為是否遵行與一個人的救恩無關（</w:t>
+      </w:r>
+      <w:hyperlink r:id="rId49">
+        <w:r>
+          <w:rPr>
+            <w:lang w:val="zh_TW" w:bidi="zh_TW"/>
+          </w:rPr>
+          <w:rPr>
+            <w:color w:val="0000EE"/>
+            <w:u w:val="single"/>
+          </w:rPr>
+          <w:t>羅2:25–27</w:t>
+        </w:r>
+      </w:hyperlink>
+      <w:r>
+        <w:rPr>
+          <w:lang w:val="zh_TW" w:bidi="zh_TW"/>
+        </w:rPr>
+        <w:t>）。亞伯拉罕在未受割禮時就已經相信並被神接納。因此，割禮與他的救恩無關（</w:t>
+      </w:r>
+      <w:hyperlink r:id="rId50">
+        <w:r>
+          <w:rPr>
+            <w:lang w:val="zh_TW" w:bidi="zh_TW"/>
+          </w:rPr>
+          <w:rPr>
+            <w:color w:val="0000EE"/>
+            <w:u w:val="single"/>
+          </w:rPr>
+          <w:t>羅3:30</w:t>
+        </w:r>
+      </w:hyperlink>
+      <w:r>
+        <w:rPr>
+          <w:lang w:val="zh_TW" w:bidi="zh_TW"/>
+        </w:rPr>
+        <w:t>；</w:t>
+      </w:r>
+      <w:hyperlink r:id="rId51">
+        <w:r>
+          <w:rPr>
+            <w:lang w:val="zh_TW" w:bidi="zh_TW"/>
+          </w:rPr>
+          <w:rPr>
+            <w:color w:val="0000EE"/>
+            <w:u w:val="single"/>
+          </w:rPr>
+          <w:t>4:9–12</w:t>
+        </w:r>
+      </w:hyperlink>
+      <w:r>
+        <w:rPr>
+          <w:lang w:val="zh_TW" w:bidi="zh_TW"/>
+        </w:rPr>
+        <w:t>）。過去，外邦人被排除在神的百姓之外（</w:t>
+      </w:r>
+      <w:hyperlink r:id="rId52">
+        <w:r>
+          <w:rPr>
+            <w:lang w:val="zh_TW" w:bidi="zh_TW"/>
+          </w:rPr>
+          <w:rPr>
+            <w:color w:val="0000EE"/>
+            <w:u w:val="single"/>
+          </w:rPr>
+          <w:t>弗2:11–12</w:t>
+        </w:r>
+      </w:hyperlink>
+      <w:r>
+        <w:rPr>
+          <w:lang w:val="zh_TW" w:bidi="zh_TW"/>
+        </w:rPr>
+        <w:t>）。現在，猶太人和外邦人信徒在耶穌基督裡成為一體（</w:t>
+      </w:r>
+      <w:hyperlink r:id="rId53">
+        <w:r>
+          <w:rPr>
+            <w:lang w:val="zh_TW" w:bidi="zh_TW"/>
+          </w:rPr>
+          <w:rPr>
+            <w:color w:val="0000EE"/>
+            <w:u w:val="single"/>
+          </w:rPr>
+          <w:t>加2:7</w:t>
+        </w:r>
+      </w:hyperlink>
+      <w:r>
+        <w:rPr>
+          <w:lang w:val="zh_TW" w:bidi="zh_TW"/>
+        </w:rPr>
+        <w:t>，</w:t>
+      </w:r>
+      <w:hyperlink r:id="rId54">
+        <w:r>
+          <w:rPr>
+            <w:lang w:val="zh_TW" w:bidi="zh_TW"/>
+          </w:rPr>
+          <w:rPr>
+            <w:color w:val="0000EE"/>
+            <w:u w:val="single"/>
+          </w:rPr>
+          <w:t>5:6</w:t>
+        </w:r>
+      </w:hyperlink>
+      <w:r>
+        <w:rPr>
+          <w:lang w:val="zh_TW" w:bidi="zh_TW"/>
+        </w:rPr>
+        <w:t>，</w:t>
+      </w:r>
+      <w:hyperlink r:id="rId55">
+        <w:r>
+          <w:rPr>
+            <w:lang w:val="zh_TW" w:bidi="zh_TW"/>
+          </w:rPr>
+          <w:rPr>
+            <w:color w:val="0000EE"/>
+            <w:u w:val="single"/>
+          </w:rPr>
+          <w:t>6:15</w:t>
+        </w:r>
+      </w:hyperlink>
+      <w:r>
+        <w:rPr>
+          <w:lang w:val="zh_TW" w:bidi="zh_TW"/>
+        </w:rPr>
+        <w:t>；</w:t>
+      </w:r>
+      <w:hyperlink r:id="rId56">
+        <w:r>
+          <w:rPr>
+            <w:lang w:val="zh_TW" w:bidi="zh_TW"/>
+          </w:rPr>
+          <w:rPr>
+            <w:color w:val="0000EE"/>
+            <w:u w:val="single"/>
+          </w:rPr>
+          <w:t>西3:11</w:t>
+        </w:r>
+      </w:hyperlink>
+      <w:r>
+        <w:rPr>
+          <w:lang w:val="zh_TW" w:bidi="zh_TW"/>
+        </w:rPr>
+        <w:t>）。保羅拒絕聽從那些要求人們行割禮才能完全成為教會成員的人。</w:t>
+      </w:r>
+    </w:p>
+    <w:p>
+      <w:pPr/>
+      <w:r>
+        <w:rPr>
+          <w:lang w:val="zh_TW" w:bidi="zh_TW"/>
+        </w:rPr>
+      </w:r>
+      <w:r>
+        <w:rPr>
+          <w:lang w:val="zh_TW" w:bidi="zh_TW"/>
+        </w:rPr>
+        <w:t>在</w:t>
+      </w:r>
+      <w:hyperlink r:id="rId57">
+        <w:r>
+          <w:rPr>
+            <w:lang w:val="zh_TW" w:bidi="zh_TW"/>
+          </w:rPr>
+          <w:rPr>
+            <w:color w:val="0000EE"/>
+            <w:u w:val="single"/>
+          </w:rPr>
+          <w:t>歌羅西書二章8至15節</w:t>
+        </w:r>
+      </w:hyperlink>
+      <w:r>
+        <w:rPr>
+          <w:lang w:val="zh_TW" w:bidi="zh_TW"/>
+        </w:rPr>
+        <w:t>中，保羅用「未受割禮」作為隱喻，來指一個人在認識神之前的狀態。這裡的未受割禮等同於「肉體」（指人的邪惡慾望），這跟未受割禮的狀態是同樣的意思。正如肉身的身體在割禮中被割去一樣，屬靈的「肉體」在歸信時被基督割絕，在洗禮中也表現出這一點。受洗的人從「不潔」中被潔淨，就像受割禮的外邦人也被認為是從先前未受割禮的不潔中被潔淨了一樣。</w:t>
+      </w:r>
+    </w:p>
+    <w:p>
+      <w:pPr/>
+      <w:r>
+        <w:rPr>
+          <w:lang w:val="zh_TW" w:bidi="zh_TW"/>
+        </w:rPr>
+      </w:r>
+      <w:r>
+        <w:rPr>
+          <w:i/>
+          <w:lang w:val="zh_TW" w:bidi="zh_TW"/>
+        </w:rPr>
+        <w:t xml:space="preserve">另見 </w:t>
+      </w:r>
+      <w:r>
+        <w:rPr>
+          <w:lang w:val="zh_TW" w:bidi="zh_TW"/>
+        </w:rPr>
+        <w:t>割禮</w:t>
+      </w:r>
+      <w:r>
+        <w:rPr>
+          <w:lang w:val="zh_TW" w:bidi="zh_TW"/>
+        </w:rPr>
+        <w:t>。</w:t>
+      </w:r>
+      <w:r>
+        <w:rPr>
+          <w:lang w:val="zh_TW" w:bidi="zh_TW"/>
+        </w:rPr>
+      </w:r>
+      <w:r>
+        <w:rPr>
+          <w:lang w:val="zh_TW" w:bidi="zh_TW"/>
+        </w:rPr>
+      </w:r>
+    </w:p>
+    <w:p>
+      <w:pPr/>
+      <w:r>
+        <w:rPr>
+          <w:lang w:val="zh_TW" w:bidi="zh_TW"/>
+        </w:rPr>
+      </w:r>
+    </w:p>
+    <w:p>
+      <w:pPr>
+        <w:pStyle w:val="Heading2"/>
+      </w:pPr>
+      <w:r>
+        <w:rPr>
+          <w:lang w:val="zh_TW" w:bidi="zh_TW"/>
+        </w:rPr>
+        <w:t>為死人受洗</w:t>
+      </w:r>
+      <w:r>
+        <w:rPr>
+          <w:lang w:val="zh_TW" w:bidi="zh_TW"/>
+        </w:rPr>
+      </w:r>
+    </w:p>
+    <w:p>
+      <w:pPr/>
+      <w:r>
+        <w:rPr>
+          <w:lang w:val="zh_TW" w:bidi="zh_TW"/>
+        </w:rPr>
+      </w:r>
+      <w:r>
+        <w:rPr>
+          <w:lang w:val="zh_TW" w:bidi="zh_TW"/>
+        </w:rPr>
+        <w:t>一個意義不明的習俗，在新約聖經中提到一次（</w:t>
+      </w:r>
+      <w:hyperlink r:id="rId58">
+        <w:r>
+          <w:rPr>
+            <w:lang w:val="zh_TW" w:bidi="zh_TW"/>
+          </w:rPr>
+          <w:rPr>
+            <w:color w:val="0000EE"/>
+            <w:u w:val="single"/>
+          </w:rPr>
+          <w:t>林前15:29</w:t>
+        </w:r>
+      </w:hyperlink>
+      <w:r>
+        <w:rPr>
+          <w:lang w:val="zh_TW" w:bidi="zh_TW"/>
+        </w:rPr>
+        <w:t>）。對於這段有爭議的經文，已經有許多人提出了許多解釋。主要的問題是，為死者施行的洗禮是怎樣的，以及保羅是否認可這種做法。</w:t>
+      </w:r>
+    </w:p>
+    <w:p>
+      <w:pPr>
+        <w:pStyle w:val="Heading3"/>
+      </w:pPr>
+      <w:r>
+        <w:rPr>
+          <w:lang w:val="zh_TW" w:bidi="zh_TW"/>
+        </w:rPr>
+        <w:t>為死人受洗的不同解釋方式</w:t>
+      </w:r>
+    </w:p>
+    <w:p>
+      <w:pPr/>
+      <w:r>
+        <w:rPr>
+          <w:lang w:val="zh_TW" w:bidi="zh_TW"/>
+        </w:rPr>
+      </w:r>
+      <w:r>
+        <w:rPr>
+          <w:lang w:val="zh_TW" w:bidi="zh_TW"/>
+        </w:rPr>
+        <w:t>對「為死人受洗」這個片語的解釋可歸納為三類：</w:t>
       </w:r>
     </w:p>
     <w:p>
@@ -393,133 +2017,7 @@
         <w:rPr>
           <w:lang w:val="zh_TW" w:bidi="zh_TW"/>
         </w:rPr>
-        <w:t>柔和、柔順、忍耐（</w:t>
-      </w:r>
-      <w:hyperlink r:id="rId20">
-        <w:r>
-          <w:rPr>
-            <w:lang w:val="zh_TW" w:bidi="zh_TW"/>
-          </w:rPr>
-          <w:rPr>
-            <w:color w:val="0000EE"/>
-            <w:u w:val="single"/>
-          </w:rPr>
-          <w:t>太11:29</w:t>
-        </w:r>
-      </w:hyperlink>
-      <w:r>
-        <w:rPr>
-          <w:lang w:val="zh_TW" w:bidi="zh_TW"/>
-        </w:rPr>
-        <w:t>；</w:t>
-      </w:r>
-      <w:hyperlink r:id="rId21">
-        <w:r>
-          <w:rPr>
-            <w:lang w:val="zh_TW" w:bidi="zh_TW"/>
-          </w:rPr>
-          <w:rPr>
-            <w:color w:val="0000EE"/>
-            <w:u w:val="single"/>
-          </w:rPr>
-          <w:t>林前4:21</w:t>
-        </w:r>
-      </w:hyperlink>
-      <w:r>
-        <w:rPr>
-          <w:lang w:val="zh_TW" w:bidi="zh_TW"/>
-        </w:rPr>
-        <w:t>；</w:t>
-      </w:r>
-      <w:hyperlink r:id="rId22">
-        <w:r>
-          <w:rPr>
-            <w:lang w:val="zh_TW" w:bidi="zh_TW"/>
-          </w:rPr>
-          <w:rPr>
-            <w:color w:val="0000EE"/>
-            <w:u w:val="single"/>
-          </w:rPr>
-          <w:t>林後10:1</w:t>
-        </w:r>
-      </w:hyperlink>
-      <w:r>
-        <w:rPr>
-          <w:lang w:val="zh_TW" w:bidi="zh_TW"/>
-        </w:rPr>
-        <w:t>；</w:t>
-      </w:r>
-      <w:hyperlink r:id="rId23">
-        <w:r>
-          <w:rPr>
-            <w:lang w:val="zh_TW" w:bidi="zh_TW"/>
-          </w:rPr>
-          <w:rPr>
-            <w:color w:val="0000EE"/>
-            <w:u w:val="single"/>
-          </w:rPr>
-          <w:t>加5:23</w:t>
-        </w:r>
-      </w:hyperlink>
-      <w:r>
-        <w:rPr>
-          <w:lang w:val="zh_TW" w:bidi="zh_TW"/>
-        </w:rPr>
-        <w:t>；</w:t>
-      </w:r>
-      <w:hyperlink r:id="rId24">
-        <w:r>
-          <w:rPr>
-            <w:lang w:val="zh_TW" w:bidi="zh_TW"/>
-          </w:rPr>
-          <w:rPr>
-            <w:color w:val="0000EE"/>
-            <w:u w:val="single"/>
-          </w:rPr>
-          <w:t>提前6:11</w:t>
-        </w:r>
-      </w:hyperlink>
-      <w:r>
-        <w:rPr>
-          <w:lang w:val="zh_TW" w:bidi="zh_TW"/>
-        </w:rPr>
-        <w:t>；</w:t>
-      </w:r>
-      <w:hyperlink r:id="rId25">
-        <w:r>
-          <w:rPr>
-            <w:lang w:val="zh_TW" w:bidi="zh_TW"/>
-          </w:rPr>
-          <w:rPr>
-            <w:color w:val="0000EE"/>
-            <w:u w:val="single"/>
-          </w:rPr>
-          <w:t>彼前3:4、15</w:t>
-        </w:r>
-      </w:hyperlink>
-      <w:r>
-        <w:rPr>
-          <w:lang w:val="zh_TW" w:bidi="zh_TW"/>
-        </w:rPr>
-        <w:t>），或禮貌和謙遜的態度（</w:t>
-      </w:r>
-      <w:hyperlink r:id="rId26">
-        <w:r>
-          <w:rPr>
-            <w:lang w:val="zh_TW" w:bidi="zh_TW"/>
-          </w:rPr>
-          <w:rPr>
-            <w:color w:val="0000EE"/>
-            <w:u w:val="single"/>
-          </w:rPr>
-          <w:t>提後2:25</w:t>
-        </w:r>
-      </w:hyperlink>
-      <w:r>
-        <w:rPr>
-          <w:lang w:val="zh_TW" w:bidi="zh_TW"/>
-        </w:rPr>
-        <w:t>）；</w:t>
+        <w:t>洗禮作為象徵</w:t>
       </w:r>
     </w:p>
     <w:p>
@@ -537,43 +2035,7 @@
         <w:rPr>
           <w:lang w:val="zh_TW" w:bidi="zh_TW"/>
         </w:rPr>
-        <w:t>對他人表達的善意（</w:t>
-      </w:r>
-      <w:hyperlink r:id="rId27">
-        <w:r>
-          <w:rPr>
-            <w:lang w:val="zh_TW" w:bidi="zh_TW"/>
-          </w:rPr>
-          <w:rPr>
-            <w:color w:val="0000EE"/>
-            <w:u w:val="single"/>
-          </w:rPr>
-          <w:t>帖前2:7</w:t>
-        </w:r>
-      </w:hyperlink>
-      <w:r>
-        <w:rPr>
-          <w:lang w:val="zh_TW" w:bidi="zh_TW"/>
-        </w:rPr>
-        <w:t>；</w:t>
-      </w:r>
-      <w:hyperlink r:id="rId28">
-        <w:r>
-          <w:rPr>
-            <w:lang w:val="zh_TW" w:bidi="zh_TW"/>
-          </w:rPr>
-          <w:rPr>
-            <w:color w:val="0000EE"/>
-            <w:u w:val="single"/>
-          </w:rPr>
-          <w:t>提後2:24</w:t>
-        </w:r>
-      </w:hyperlink>
-      <w:r>
-        <w:rPr>
-          <w:lang w:val="zh_TW" w:bidi="zh_TW"/>
-        </w:rPr>
-        <w:t>）；</w:t>
+        <w:t>普通洗禮</w:t>
       </w:r>
     </w:p>
     <w:p>
@@ -591,9 +2053,23 @@
         <w:rPr>
           <w:lang w:val="zh_TW" w:bidi="zh_TW"/>
         </w:rPr>
-        <w:t>在各種情況下適當、公平或合適的行為（</w:t>
-      </w:r>
-      <w:hyperlink r:id="rId29">
+        <w:t>代表他人受洗</w:t>
+      </w:r>
+    </w:p>
+    <w:p>
+      <w:pPr/>
+      <w:r>
+        <w:rPr>
+          <w:lang w:val="zh_TW" w:bidi="zh_TW"/>
+        </w:rPr>
+      </w:r>
+      <w:r>
+        <w:rPr>
+          <w:lang w:val="zh_TW" w:bidi="zh_TW"/>
+        </w:rPr>
+        <w:t>在</w:t>
+      </w:r>
+      <w:hyperlink r:id="rId59">
         <w:r>
           <w:rPr>
             <w:lang w:val="zh_TW" w:bidi="zh_TW"/>
@@ -602,16 +2078,16 @@
             <w:color w:val="0000EE"/>
             <w:u w:val="single"/>
           </w:rPr>
-          <w:t>提前3:3</w:t>
+          <w:t>馬可福音十章38節</w:t>
         </w:r>
       </w:hyperlink>
       <w:r>
         <w:rPr>
           <w:lang w:val="zh_TW" w:bidi="zh_TW"/>
         </w:rPr>
-        <w:t>；</w:t>
-      </w:r>
-      <w:hyperlink r:id="rId30">
+        <w:t>和</w:t>
+      </w:r>
+      <w:hyperlink r:id="rId60">
         <w:r>
           <w:rPr>
             <w:lang w:val="zh_TW" w:bidi="zh_TW"/>
@@ -620,16 +2096,55 @@
             <w:color w:val="0000EE"/>
             <w:u w:val="single"/>
           </w:rPr>
-          <w:t>多3:2</w:t>
+          <w:t>路加福音十二章50節</w:t>
         </w:r>
       </w:hyperlink>
       <w:r>
         <w:rPr>
           <w:lang w:val="zh_TW" w:bidi="zh_TW"/>
         </w:rPr>
-        <w:t>；</w:t>
-      </w:r>
-      <w:hyperlink r:id="rId31">
+        <w:t>中，洗禮被用作受苦或殉道（為信仰而死）的象徵。有些學者認為「為死人受洗」意味著殉道，並將其翻譯為「以死亡為目標而受洗」。</w:t>
+      </w:r>
+    </w:p>
+    <w:p>
+      <w:pPr/>
+      <w:r>
+        <w:rPr>
+          <w:lang w:val="zh_TW" w:bidi="zh_TW"/>
+        </w:rPr>
+      </w:r>
+      <w:r>
+        <w:rPr>
+          <w:lang w:val="zh_TW" w:bidi="zh_TW"/>
+        </w:rPr>
+        <w:t>許多人認為這意味著為自己受洗。馬丁‧路德（Martin Luther）認為這意味著在死者墓旁施洗。約翰‧加爾文（John Calvin）認為這是指臨終基督徒渴望受洗。另一些人認為，這是指新信徒因基督徒殉道者或已故親人的見證而接受洗禮。</w:t>
+      </w:r>
+    </w:p>
+    <w:p>
+      <w:pPr>
+        <w:pStyle w:val="Heading3"/>
+      </w:pPr>
+      <w:r>
+        <w:rPr>
+          <w:lang w:val="zh_TW" w:bidi="zh_TW"/>
+        </w:rPr>
+        <w:t>保羅贊成為死者施洗嗎？</w:t>
+      </w:r>
+    </w:p>
+    <w:p>
+      <w:pPr/>
+      <w:r>
+        <w:rPr>
+          <w:lang w:val="zh_TW" w:bidi="zh_TW"/>
+        </w:rPr>
+      </w:r>
+      <w:r>
+        <w:rPr>
+          <w:lang w:val="zh_TW" w:bidi="zh_TW"/>
+        </w:rPr>
+        <w:t>這句話最直接的意思似乎是一種為死人代受洗的做法。這句話似乎表明，有哥林多人為死人受洗。哥林多教會可能對洗禮持有一種神秘化的觀點，這或許解釋了為什麼保羅淡化了他作為施洗者的角色（</w:t>
+      </w:r>
+      <w:hyperlink r:id="rId61">
         <w:r>
           <w:rPr>
             <w:lang w:val="zh_TW" w:bidi="zh_TW"/>
@@ -638,7 +2153,7 @@
             <w:color w:val="0000EE"/>
             <w:u w:val="single"/>
           </w:rPr>
-          <w:t>彼前2:18</w:t>
+          <w:t>林前1:14–17</w:t>
         </w:r>
       </w:hyperlink>
       <w:r>
@@ -659,9 +2174,9 @@
         <w:rPr>
           <w:lang w:val="zh_TW" w:bidi="zh_TW"/>
         </w:rPr>
-        <w:t>教會領袖和其他信徒被教導要溫柔地對待犯錯的人（</w:t>
-      </w:r>
-      <w:hyperlink r:id="rId32">
+        <w:t>保羅將哥林多教會的經歷與以色列人在曠野中的經歷相比較（</w:t>
+      </w:r>
+      <w:hyperlink r:id="rId62">
         <w:r>
           <w:rPr>
             <w:lang w:val="zh_TW" w:bidi="zh_TW"/>
@@ -670,16 +2185,30 @@
             <w:color w:val="0000EE"/>
             <w:u w:val="single"/>
           </w:rPr>
-          <w:t>加6:1</w:t>
+          <w:t>林前10:1–13</w:t>
         </w:r>
       </w:hyperlink>
       <w:r>
         <w:rPr>
           <w:lang w:val="zh_TW" w:bidi="zh_TW"/>
         </w:rPr>
-        <w:t>），反對信仰的人（</w:t>
-      </w:r>
-      <w:hyperlink r:id="rId26">
+        <w:t>）。他描述以色列人如何過紅海和收取嗎哪，這些事件讓我們聯想到洗禮和聖餐。但保羅提醒他的讀者，這些戲劇性的經歷並未使以色列人免於犯罪。某些哥林多人可能認為，參與基督教儀式如洗禮能自動帶來救恩。如果是這樣，那麼那些實踐為死人受洗的人可能相信這一儀式對死者也有幫助。</w:t>
+      </w:r>
+    </w:p>
+    <w:p>
+      <w:pPr/>
+      <w:r>
+        <w:rPr>
+          <w:lang w:val="zh_TW" w:bidi="zh_TW"/>
+        </w:rPr>
+      </w:r>
+      <w:r>
+        <w:rPr>
+          <w:lang w:val="zh_TW" w:bidi="zh_TW"/>
+        </w:rPr>
+        <w:t>保羅是否贊成為死人受洗的做法？可能不是。在</w:t>
+      </w:r>
+      <w:hyperlink r:id="rId63">
         <w:r>
           <w:rPr>
             <w:lang w:val="zh_TW" w:bidi="zh_TW"/>
@@ -688,2055 +2217,14 @@
             <w:color w:val="0000EE"/>
             <w:u w:val="single"/>
           </w:rPr>
-          <w:t>提後2:25</w:t>
+          <w:t>哥林多前書十五章29至34節</w:t>
         </w:r>
       </w:hyperlink>
       <w:r>
         <w:rPr>
           <w:lang w:val="zh_TW" w:bidi="zh_TW"/>
         </w:rPr>
-        <w:t>），或無知和被誤導的人（</w:t>
-      </w:r>
-      <w:hyperlink r:id="rId33">
-        <w:r>
-          <w:rPr>
-            <w:lang w:val="zh_TW" w:bidi="zh_TW"/>
-          </w:rPr>
-          <w:rPr>
-            <w:color w:val="0000EE"/>
-            <w:u w:val="single"/>
-          </w:rPr>
-          <w:t>來5:2</w:t>
-        </w:r>
-      </w:hyperlink>
-      <w:r>
-        <w:rPr>
-          <w:lang w:val="zh_TW" w:bidi="zh_TW"/>
-        </w:rPr>
-        <w:t>）。</w:t>
-      </w:r>
-      <w:r>
-        <w:rPr>
-          <w:lang w:val="zh_TW" w:bidi="zh_TW"/>
-        </w:rPr>
-      </w:r>
-      <w:r>
-        <w:rPr>
-          <w:lang w:val="zh_TW" w:bidi="zh_TW"/>
-        </w:rPr>
-      </w:r>
-    </w:p>
-    <w:p>
-      <w:pPr/>
-      <w:r>
-        <w:rPr>
-          <w:lang w:val="zh_TW" w:bidi="zh_TW"/>
-        </w:rPr>
-      </w:r>
-    </w:p>
-    <w:p>
-      <w:pPr>
-        <w:pStyle w:val="Heading2"/>
-      </w:pPr>
-      <w:r>
-        <w:rPr>
-          <w:lang w:val="zh_TW" w:bidi="zh_TW"/>
-        </w:rPr>
-        <w:t>文士</w:t>
-      </w:r>
-      <w:r>
-        <w:rPr>
-          <w:lang w:val="zh_TW" w:bidi="zh_TW"/>
-        </w:rPr>
-      </w:r>
-    </w:p>
-    <w:p>
-      <w:pPr/>
-      <w:r>
-        <w:rPr>
-          <w:lang w:val="zh_TW" w:bidi="zh_TW"/>
-        </w:rPr>
-      </w:r>
-      <w:r>
-        <w:rPr>
-          <w:lang w:val="zh_TW" w:bidi="zh_TW"/>
-        </w:rPr>
-        <w:t>指舊約時代早期，那些負責書寫和記錄資訊的人。在巴比倫被擄歸回之後，文士成為一個學者階層，為百姓做教導、抄寫和解釋猶太律法的工作。他們在福音書中主要作為耶穌的對手出現。</w:t>
-      </w:r>
-    </w:p>
-    <w:p>
-      <w:pPr>
-        <w:pStyle w:val="Heading3"/>
-      </w:pPr>
-      <w:r>
-        <w:rPr>
-          <w:lang w:val="zh_TW" w:bidi="zh_TW"/>
-        </w:rPr>
-        <w:t>巴比倫被擄前的文士</w:t>
-      </w:r>
-    </w:p>
-    <w:p>
-      <w:pPr/>
-      <w:r>
-        <w:rPr>
-          <w:lang w:val="zh_TW" w:bidi="zh_TW"/>
-        </w:rPr>
-      </w:r>
-      <w:r>
-        <w:rPr>
-          <w:lang w:val="zh_TW" w:bidi="zh_TW"/>
-        </w:rPr>
-        <w:t>在古代以色列，閱讀和書寫的能力並不普及，公共生活的各個方面都需要專業人士。這似乎是聖經對「文士」一詞最早的理解，並無特別的宗教意涵。文士負責保存記錄或抄寫</w:t>
-      </w:r>
-    </w:p>
-    <w:p>
-      <w:pPr>
-        <w:pStyle w:val="ListBullet"/>
-        <w:spacing w:line="240" w:lineRule="auto"/>
-        <w:ind w:left="720"/>
-      </w:pPr>
-      <w:r>
-        <w:rPr>
-          <w:lang w:val="zh_TW" w:bidi="zh_TW"/>
-        </w:rPr>
-      </w:r>
-      <w:r>
-        <w:rPr>
-          <w:lang w:val="zh_TW" w:bidi="zh_TW"/>
-        </w:rPr>
-        <w:t>法律文件（</w:t>
-      </w:r>
-      <w:hyperlink r:id="rId34">
-        <w:r>
-          <w:rPr>
-            <w:lang w:val="zh_TW" w:bidi="zh_TW"/>
-          </w:rPr>
-          <w:rPr>
-            <w:color w:val="0000EE"/>
-            <w:u w:val="single"/>
-          </w:rPr>
-          <w:t>耶32:12</w:t>
-        </w:r>
-      </w:hyperlink>
-      <w:r>
-        <w:rPr>
-          <w:lang w:val="zh_TW" w:bidi="zh_TW"/>
-        </w:rPr>
-        <w:t>），</w:t>
-      </w:r>
-    </w:p>
-    <w:p>
-      <w:pPr>
-        <w:pStyle w:val="ListBullet"/>
-        <w:spacing w:line="240" w:lineRule="auto"/>
-        <w:ind w:left="720"/>
-      </w:pPr>
-      <w:r>
-        <w:rPr>
-          <w:lang w:val="zh_TW" w:bidi="zh_TW"/>
-        </w:rPr>
-      </w:r>
-      <w:r>
-        <w:rPr>
-          <w:lang w:val="zh_TW" w:bidi="zh_TW"/>
-        </w:rPr>
-        <w:t>軍事檔案（</w:t>
-      </w:r>
-      <w:hyperlink r:id="rId35">
-        <w:r>
-          <w:rPr>
-            <w:lang w:val="zh_TW" w:bidi="zh_TW"/>
-          </w:rPr>
-          <w:rPr>
-            <w:color w:val="0000EE"/>
-            <w:u w:val="single"/>
-          </w:rPr>
-          <w:t>代下26:11</w:t>
-        </w:r>
-      </w:hyperlink>
-      <w:r>
-        <w:rPr>
-          <w:lang w:val="zh_TW" w:bidi="zh_TW"/>
-        </w:rPr>
-        <w:t>），</w:t>
-      </w:r>
-    </w:p>
-    <w:p>
-      <w:pPr>
-        <w:pStyle w:val="ListBullet"/>
-        <w:spacing w:line="240" w:lineRule="auto"/>
-        <w:ind w:left="720"/>
-      </w:pPr>
-      <w:r>
-        <w:rPr>
-          <w:lang w:val="zh_TW" w:bidi="zh_TW"/>
-        </w:rPr>
-      </w:r>
-      <w:r>
-        <w:rPr>
-          <w:lang w:val="zh_TW" w:bidi="zh_TW"/>
-        </w:rPr>
-        <w:t>其它公文（</w:t>
-      </w:r>
-      <w:hyperlink r:id="rId36">
-        <w:r>
-          <w:rPr>
-            <w:lang w:val="zh_TW" w:bidi="zh_TW"/>
-          </w:rPr>
-          <w:rPr>
-            <w:color w:val="0000EE"/>
-            <w:u w:val="single"/>
-          </w:rPr>
-          <w:t>士8:14</w:t>
-        </w:r>
-      </w:hyperlink>
-      <w:r>
-        <w:rPr>
-          <w:lang w:val="zh_TW" w:bidi="zh_TW"/>
-        </w:rPr>
-        <w:t>；</w:t>
-      </w:r>
-      <w:hyperlink r:id="rId37">
-        <w:r>
-          <w:rPr>
-            <w:lang w:val="zh_TW" w:bidi="zh_TW"/>
-          </w:rPr>
-          <w:rPr>
-            <w:color w:val="0000EE"/>
-            <w:u w:val="single"/>
-          </w:rPr>
-          <w:t>賽50:1</w:t>
-        </w:r>
-      </w:hyperlink>
-      <w:r>
-        <w:rPr>
-          <w:lang w:val="zh_TW" w:bidi="zh_TW"/>
-        </w:rPr>
-        <w:t>），或</w:t>
-      </w:r>
-    </w:p>
-    <w:p>
-      <w:pPr>
-        <w:pStyle w:val="ListBullet"/>
-        <w:spacing w:line="240" w:lineRule="auto"/>
-        <w:ind w:left="720"/>
-      </w:pPr>
-      <w:r>
-        <w:rPr>
-          <w:lang w:val="zh_TW" w:bidi="zh_TW"/>
-        </w:rPr>
-      </w:r>
-      <w:r>
-        <w:rPr>
-          <w:lang w:val="zh_TW" w:bidi="zh_TW"/>
-        </w:rPr>
-        <w:t>私人書信（</w:t>
-      </w:r>
-      <w:hyperlink r:id="rId38">
-        <w:r>
-          <w:rPr>
-            <w:lang w:val="zh_TW" w:bidi="zh_TW"/>
-          </w:rPr>
-          <w:rPr>
-            <w:color w:val="0000EE"/>
-            <w:u w:val="single"/>
-          </w:rPr>
-          <w:t>耶36:18</w:t>
-        </w:r>
-      </w:hyperlink>
-      <w:r>
-        <w:rPr>
-          <w:lang w:val="zh_TW" w:bidi="zh_TW"/>
-        </w:rPr>
-        <w:t>）。</w:t>
-      </w:r>
-    </w:p>
-    <w:p>
-      <w:pPr/>
-      <w:r>
-        <w:rPr>
-          <w:lang w:val="zh_TW" w:bidi="zh_TW"/>
-        </w:rPr>
-      </w:r>
-      <w:r>
-        <w:rPr>
-          <w:lang w:val="zh_TW" w:bidi="zh_TW"/>
-        </w:rPr>
-        <w:t>文士對於王室行政至關重要。文士長通常擔任</w:t>
-      </w:r>
-    </w:p>
-    <w:p>
-      <w:pPr>
-        <w:pStyle w:val="ListBullet"/>
-        <w:spacing w:line="240" w:lineRule="auto"/>
-        <w:ind w:left="720"/>
-      </w:pPr>
-      <w:r>
-        <w:rPr>
-          <w:lang w:val="zh_TW" w:bidi="zh_TW"/>
-        </w:rPr>
-      </w:r>
-      <w:r>
-        <w:rPr>
-          <w:lang w:val="zh_TW" w:bidi="zh_TW"/>
-        </w:rPr>
-        <w:t>王室書記（</w:t>
-      </w:r>
-      <w:hyperlink r:id="rId39">
-        <w:r>
-          <w:rPr>
-            <w:lang w:val="zh_TW" w:bidi="zh_TW"/>
-          </w:rPr>
-          <w:rPr>
-            <w:color w:val="0000EE"/>
-            <w:u w:val="single"/>
-          </w:rPr>
-          <w:t>王上4:3</w:t>
-        </w:r>
-      </w:hyperlink>
-      <w:r>
-        <w:rPr>
-          <w:lang w:val="zh_TW" w:bidi="zh_TW"/>
-        </w:rPr>
-        <w:t>；</w:t>
-      </w:r>
-      <w:hyperlink r:id="rId40">
-        <w:r>
-          <w:rPr>
-            <w:lang w:val="zh_TW" w:bidi="zh_TW"/>
-          </w:rPr>
-          <w:rPr>
-            <w:color w:val="0000EE"/>
-            <w:u w:val="single"/>
-          </w:rPr>
-          <w:t>代下24:11</w:t>
-        </w:r>
-      </w:hyperlink>
-      <w:r>
-        <w:rPr>
-          <w:lang w:val="zh_TW" w:bidi="zh_TW"/>
-        </w:rPr>
-        <w:t>），</w:t>
-      </w:r>
-    </w:p>
-    <w:p>
-      <w:pPr>
-        <w:pStyle w:val="ListBullet"/>
-        <w:spacing w:line="240" w:lineRule="auto"/>
-        <w:ind w:left="720"/>
-      </w:pPr>
-      <w:r>
-        <w:rPr>
-          <w:lang w:val="zh_TW" w:bidi="zh_TW"/>
-        </w:rPr>
-      </w:r>
-      <w:r>
-        <w:rPr>
-          <w:lang w:val="zh_TW" w:bidi="zh_TW"/>
-        </w:rPr>
-        <w:t>謀士（</w:t>
-      </w:r>
-      <w:hyperlink r:id="rId41">
-        <w:r>
-          <w:rPr>
-            <w:lang w:val="zh_TW" w:bidi="zh_TW"/>
-          </w:rPr>
-          <w:rPr>
-            <w:color w:val="0000EE"/>
-            <w:u w:val="single"/>
-          </w:rPr>
-          <w:t>撒下8:16–17</w:t>
-        </w:r>
-      </w:hyperlink>
-      <w:r>
-        <w:rPr>
-          <w:lang w:val="zh_TW" w:bidi="zh_TW"/>
-        </w:rPr>
-        <w:t>；</w:t>
-      </w:r>
-      <w:hyperlink r:id="rId42">
-        <w:r>
-          <w:rPr>
-            <w:lang w:val="zh_TW" w:bidi="zh_TW"/>
-          </w:rPr>
-          <w:rPr>
-            <w:color w:val="0000EE"/>
-            <w:u w:val="single"/>
-          </w:rPr>
-          <w:t>王下18:18</w:t>
-        </w:r>
-      </w:hyperlink>
-      <w:r>
-        <w:rPr>
-          <w:lang w:val="zh_TW" w:bidi="zh_TW"/>
-        </w:rPr>
-        <w:t>，</w:t>
-      </w:r>
-      <w:hyperlink r:id="rId43">
-        <w:r>
-          <w:rPr>
-            <w:lang w:val="zh_TW" w:bidi="zh_TW"/>
-          </w:rPr>
-          <w:rPr>
-            <w:color w:val="0000EE"/>
-            <w:u w:val="single"/>
-          </w:rPr>
-          <w:t>22:12</w:t>
-        </w:r>
-      </w:hyperlink>
-      <w:r>
-        <w:rPr>
-          <w:lang w:val="zh_TW" w:bidi="zh_TW"/>
-        </w:rPr>
-        <w:t>；</w:t>
-      </w:r>
-      <w:hyperlink r:id="rId44">
-        <w:r>
-          <w:rPr>
-            <w:lang w:val="zh_TW" w:bidi="zh_TW"/>
-          </w:rPr>
-          <w:rPr>
-            <w:color w:val="0000EE"/>
-            <w:u w:val="single"/>
-          </w:rPr>
-          <w:t>代上27:32</w:t>
-        </w:r>
-      </w:hyperlink>
-      <w:r>
-        <w:rPr>
-          <w:lang w:val="zh_TW" w:bidi="zh_TW"/>
-        </w:rPr>
-        <w:t>；</w:t>
-      </w:r>
-      <w:hyperlink r:id="rId45">
-        <w:r>
-          <w:rPr>
-            <w:lang w:val="zh_TW" w:bidi="zh_TW"/>
-          </w:rPr>
-          <w:rPr>
-            <w:color w:val="0000EE"/>
-            <w:u w:val="single"/>
-          </w:rPr>
-          <w:t>賽36:3</w:t>
-        </w:r>
-      </w:hyperlink>
-      <w:r>
-        <w:rPr>
-          <w:lang w:val="zh_TW" w:bidi="zh_TW"/>
-        </w:rPr>
-        <w:t>），和</w:t>
-      </w:r>
-    </w:p>
-    <w:p>
-      <w:pPr>
-        <w:pStyle w:val="ListBullet"/>
-        <w:spacing w:line="240" w:lineRule="auto"/>
-        <w:ind w:left="720"/>
-      </w:pPr>
-      <w:r>
-        <w:rPr>
-          <w:lang w:val="zh_TW" w:bidi="zh_TW"/>
-        </w:rPr>
-      </w:r>
-      <w:r>
-        <w:rPr>
-          <w:lang w:val="zh_TW" w:bidi="zh_TW"/>
-        </w:rPr>
-        <w:t>財務監督（</w:t>
-      </w:r>
-      <w:hyperlink r:id="rId46">
-        <w:r>
-          <w:rPr>
-            <w:lang w:val="zh_TW" w:bidi="zh_TW"/>
-          </w:rPr>
-          <w:rPr>
-            <w:color w:val="0000EE"/>
-            <w:u w:val="single"/>
-          </w:rPr>
-          <w:t>王下22:3–4</w:t>
-        </w:r>
-      </w:hyperlink>
-      <w:r>
-        <w:rPr>
-          <w:lang w:val="zh_TW" w:bidi="zh_TW"/>
-        </w:rPr>
-        <w:t>）。</w:t>
-      </w:r>
-    </w:p>
-    <w:p>
-      <w:pPr/>
-      <w:r>
-        <w:rPr>
-          <w:lang w:val="zh_TW" w:bidi="zh_TW"/>
-        </w:rPr>
-      </w:r>
-      <w:r>
-        <w:rPr>
-          <w:lang w:val="zh_TW" w:bidi="zh_TW"/>
-        </w:rPr>
-        <w:t>書記也與祭司職分有關，負責聖殿的紀錄工作（</w:t>
-      </w:r>
-      <w:hyperlink r:id="rId47">
-        <w:r>
-          <w:rPr>
-            <w:lang w:val="zh_TW" w:bidi="zh_TW"/>
-          </w:rPr>
-          <w:rPr>
-            <w:color w:val="0000EE"/>
-            <w:u w:val="single"/>
-          </w:rPr>
-          <w:t>代上24:6</w:t>
-        </w:r>
-      </w:hyperlink>
-      <w:r>
-        <w:rPr>
-          <w:lang w:val="zh_TW" w:bidi="zh_TW"/>
-        </w:rPr>
-        <w:t>；</w:t>
-      </w:r>
-      <w:hyperlink r:id="rId48">
-        <w:r>
-          <w:rPr>
-            <w:lang w:val="zh_TW" w:bidi="zh_TW"/>
-          </w:rPr>
-          <w:rPr>
-            <w:color w:val="0000EE"/>
-            <w:u w:val="single"/>
-          </w:rPr>
-          <w:t>代下34:13–15</w:t>
-        </w:r>
-      </w:hyperlink>
-      <w:r>
-        <w:rPr>
-          <w:lang w:val="zh_TW" w:bidi="zh_TW"/>
-        </w:rPr>
-        <w:t>）。</w:t>
-      </w:r>
-    </w:p>
-    <w:p>
-      <w:pPr>
-        <w:pStyle w:val="Heading3"/>
-      </w:pPr>
-      <w:r>
-        <w:rPr>
-          <w:lang w:val="zh_TW" w:bidi="zh_TW"/>
-        </w:rPr>
-        <w:t>巴比倫被擄歸回後的文士</w:t>
-      </w:r>
-    </w:p>
-    <w:p>
-      <w:pPr/>
-      <w:r>
-        <w:rPr>
-          <w:lang w:val="zh_TW" w:bidi="zh_TW"/>
-        </w:rPr>
-      </w:r>
-      <w:r>
-        <w:rPr>
-          <w:lang w:val="zh_TW" w:bidi="zh_TW"/>
-        </w:rPr>
-        <w:t>猶太人被擄歸回後，在以斯拉和尼希米的領導下，猶太信仰傳統得以重建。此時「文士」一詞更具體地指那些聚集在一起，研究並解釋妥拉（猶太律法）的人。文士成為教師的專業，能給猶太百姓準確保存並解釋摩西律法。在這時期的開始，以斯拉被視為理想的文士，他是「通達耶和華誡命和賜以色列之律例的文士」（</w:t>
-      </w:r>
-      <w:hyperlink r:id="rId49">
-        <w:r>
-          <w:rPr>
-            <w:lang w:val="zh_TW" w:bidi="zh_TW"/>
-          </w:rPr>
-          <w:rPr>
-            <w:color w:val="0000EE"/>
-            <w:u w:val="single"/>
-          </w:rPr>
-          <w:t>拉7:11</w:t>
-        </w:r>
-      </w:hyperlink>
-      <w:r>
-        <w:rPr>
-          <w:lang w:val="zh_TW" w:bidi="zh_TW"/>
-        </w:rPr>
-        <w:t>）。</w:t>
-      </w:r>
-    </w:p>
-    <w:p>
-      <w:pPr/>
-      <w:r>
-        <w:rPr>
-          <w:lang w:val="zh_TW" w:bidi="zh_TW"/>
-        </w:rPr>
-      </w:r>
-      <w:r>
-        <w:rPr>
-          <w:lang w:val="zh_TW" w:bidi="zh_TW"/>
-        </w:rPr>
-        <w:t>便西拉智訓（</w:t>
-      </w:r>
-      <w:r>
-        <w:rPr>
-          <w:lang w:val="zh_TW" w:bidi="zh_TW"/>
-        </w:rPr>
-        <w:t>The book of Sirach</w:t>
-      </w:r>
-      <w:r>
-        <w:rPr>
-          <w:lang w:val="zh_TW" w:bidi="zh_TW"/>
-        </w:rPr>
-        <w:t>）</w:t>
-      </w:r>
-      <w:r>
-        <w:rPr>
-          <w:lang w:val="zh_TW" w:bidi="zh_TW"/>
-        </w:rPr>
-        <w:t>描述文士是能夠深刻理解經文的隱含意義的人（</w:t>
-      </w:r>
-      <w:hyperlink r:id="rId50">
-        <w:r>
-          <w:rPr>
-            <w:lang w:val="zh_TW" w:bidi="zh_TW"/>
-          </w:rPr>
-          <w:rPr>
-            <w:color w:val="0000EE"/>
-            <w:u w:val="single"/>
-          </w:rPr>
-          <w:t>便西拉智訓39:2–3</w:t>
-        </w:r>
-      </w:hyperlink>
-      <w:r>
-        <w:rPr>
-          <w:lang w:val="zh_TW" w:bidi="zh_TW"/>
-        </w:rPr>
-        <w:t>），這種理解源於他勤奮研究律法、先知書和聖卷的結果（</w:t>
-      </w:r>
-      <w:hyperlink r:id="rId51">
-        <w:r>
-          <w:rPr>
-            <w:lang w:val="zh_TW" w:bidi="zh_TW"/>
-          </w:rPr>
-          <w:rPr>
-            <w:color w:val="0000EE"/>
-            <w:u w:val="single"/>
-          </w:rPr>
-          <w:t>38:24</w:t>
-        </w:r>
-      </w:hyperlink>
-      <w:r>
-        <w:rPr>
-          <w:lang w:val="zh_TW" w:bidi="zh_TW"/>
-        </w:rPr>
-        <w:t>及以下，</w:t>
-      </w:r>
-      <w:hyperlink r:id="rId52">
-        <w:r>
-          <w:rPr>
-            <w:lang w:val="zh_TW" w:bidi="zh_TW"/>
-          </w:rPr>
-          <w:rPr>
-            <w:color w:val="0000EE"/>
-            <w:u w:val="single"/>
-          </w:rPr>
-          <w:t>39:1</w:t>
-        </w:r>
-      </w:hyperlink>
-      <w:r>
-        <w:rPr>
-          <w:lang w:val="zh_TW" w:bidi="zh_TW"/>
-        </w:rPr>
-        <w:t>）。因此，文士能夠為百姓和國擔任審判官和謀士（</w:t>
-      </w:r>
-      <w:hyperlink r:id="rId53">
-        <w:r>
-          <w:rPr>
-            <w:lang w:val="zh_TW" w:bidi="zh_TW"/>
-          </w:rPr>
-          <w:rPr>
-            <w:color w:val="0000EE"/>
-            <w:u w:val="single"/>
-          </w:rPr>
-          <w:t>38:33</w:t>
-        </w:r>
-      </w:hyperlink>
-      <w:r>
-        <w:rPr>
-          <w:lang w:val="zh_TW" w:bidi="zh_TW"/>
-        </w:rPr>
-        <w:t>，</w:t>
-      </w:r>
-      <w:hyperlink r:id="rId54">
-        <w:r>
-          <w:rPr>
-            <w:lang w:val="zh_TW" w:bidi="zh_TW"/>
-          </w:rPr>
-          <w:rPr>
-            <w:color w:val="0000EE"/>
-            <w:u w:val="single"/>
-          </w:rPr>
-          <w:t>39:4–8</w:t>
-        </w:r>
-      </w:hyperlink>
-      <w:r>
-        <w:rPr>
-          <w:lang w:val="zh_TW" w:bidi="zh_TW"/>
-        </w:rPr>
-        <w:t>）。由於文士在一個由律法統治的社會中有不可或缺的地位，他應當受到世世代代的讚譽和尊敬（</w:t>
-      </w:r>
-      <w:hyperlink r:id="rId55">
-        <w:r>
-          <w:rPr>
-            <w:lang w:val="zh_TW" w:bidi="zh_TW"/>
-          </w:rPr>
-          <w:rPr>
-            <w:color w:val="0000EE"/>
-            <w:u w:val="single"/>
-          </w:rPr>
-          <w:t>39:9</w:t>
-        </w:r>
-      </w:hyperlink>
-      <w:r>
-        <w:rPr>
-          <w:lang w:val="zh_TW" w:bidi="zh_TW"/>
-        </w:rPr>
-        <w:t>）。到公元前二世紀，文士成為猶太社會中一個相當獨特的階級。從這時期開始，文士與法利賽人的興起有密切聯繫，多數文士都隸屬於他們（見新約中的密切關係：</w:t>
-      </w:r>
-      <w:hyperlink r:id="rId56">
-        <w:r>
-          <w:rPr>
-            <w:lang w:val="zh_TW" w:bidi="zh_TW"/>
-          </w:rPr>
-          <w:rPr>
-            <w:color w:val="0000EE"/>
-            <w:u w:val="single"/>
-          </w:rPr>
-          <w:t>太5:20</w:t>
-        </w:r>
-      </w:hyperlink>
-      <w:r>
-        <w:rPr>
-          <w:lang w:val="zh_TW" w:bidi="zh_TW"/>
-        </w:rPr>
-        <w:t>，</w:t>
-      </w:r>
-      <w:hyperlink r:id="rId57">
-        <w:r>
-          <w:rPr>
-            <w:lang w:val="zh_TW" w:bidi="zh_TW"/>
-          </w:rPr>
-          <w:rPr>
-            <w:color w:val="0000EE"/>
-            <w:u w:val="single"/>
-          </w:rPr>
-          <w:t>12:38，</w:t>
-        </w:r>
-      </w:hyperlink>
-      <w:hyperlink r:id="rId58">
-        <w:r>
-          <w:rPr>
-            <w:lang w:val="zh_TW" w:bidi="zh_TW"/>
-          </w:rPr>
-          <w:rPr>
-            <w:color w:val="0000EE"/>
-            <w:u w:val="single"/>
-          </w:rPr>
-          <w:t>15:1</w:t>
-        </w:r>
-      </w:hyperlink>
-      <w:r>
-        <w:rPr>
-          <w:lang w:val="zh_TW" w:bidi="zh_TW"/>
-        </w:rPr>
-        <w:t>；</w:t>
-      </w:r>
-      <w:hyperlink r:id="rId59">
-        <w:r>
-          <w:rPr>
-            <w:lang w:val="zh_TW" w:bidi="zh_TW"/>
-          </w:rPr>
-          <w:rPr>
-            <w:color w:val="0000EE"/>
-            <w:u w:val="single"/>
-          </w:rPr>
-          <w:t>可7:5</w:t>
-        </w:r>
-      </w:hyperlink>
-      <w:r>
-        <w:rPr>
-          <w:lang w:val="zh_TW" w:bidi="zh_TW"/>
-        </w:rPr>
-        <w:t>；</w:t>
-      </w:r>
-      <w:hyperlink r:id="rId60">
-        <w:r>
-          <w:rPr>
-            <w:lang w:val="zh_TW" w:bidi="zh_TW"/>
-          </w:rPr>
-          <w:rPr>
-            <w:color w:val="0000EE"/>
-            <w:u w:val="single"/>
-          </w:rPr>
-          <w:t>路6:7</w:t>
-        </w:r>
-      </w:hyperlink>
-      <w:r>
-        <w:rPr>
-          <w:lang w:val="zh_TW" w:bidi="zh_TW"/>
-        </w:rPr>
-        <w:t>）。</w:t>
-      </w:r>
-    </w:p>
-    <w:p>
-      <w:pPr>
-        <w:pStyle w:val="Heading3"/>
-      </w:pPr>
-      <w:r>
-        <w:rPr>
-          <w:lang w:val="zh_TW" w:bidi="zh_TW"/>
-        </w:rPr>
-        <w:t>訓練和地位</w:t>
-      </w:r>
-    </w:p>
-    <w:p>
-      <w:pPr/>
-      <w:r>
-        <w:rPr>
-          <w:lang w:val="zh_TW" w:bidi="zh_TW"/>
-        </w:rPr>
-      </w:r>
-      <w:r>
-        <w:rPr>
-          <w:lang w:val="zh_TW" w:bidi="zh_TW"/>
-        </w:rPr>
-        <w:t>最初，文士都是在祭司家族中接受訓練，這些家族成員從事同樣的職業，且代代相傳。身為這些家族的一員，他們的工作就有了保障（</w:t>
-      </w:r>
-      <w:hyperlink r:id="rId61">
-        <w:r>
-          <w:rPr>
-            <w:lang w:val="zh_TW" w:bidi="zh_TW"/>
-          </w:rPr>
-          <w:rPr>
-            <w:color w:val="0000EE"/>
-            <w:u w:val="single"/>
-          </w:rPr>
-          <w:t>代上2:55</w:t>
-        </w:r>
-      </w:hyperlink>
-      <w:r>
-        <w:rPr>
-          <w:lang w:val="zh_TW" w:bidi="zh_TW"/>
-        </w:rPr>
-        <w:t>）。後來，所有社會階層的人都可接受相關訓練。到耶穌時代，許多有影響力的文士來自非祭司家庭。訓練從年幼時開始，在教師或拉比的個別指導下進行。拉比教導有關猶太律法的所有內容及其解釋。</w:t>
-      </w:r>
-    </w:p>
-    <w:p>
-      <w:pPr/>
-      <w:r>
-        <w:rPr>
-          <w:lang w:val="zh_TW" w:bidi="zh_TW"/>
-        </w:rPr>
-      </w:r>
-      <w:r>
-        <w:rPr>
-          <w:lang w:val="zh_TW" w:bidi="zh_TW"/>
-        </w:rPr>
-        <w:t>由於摩西書寫的律法無法直接應對被擄歸回後的各種情況，文士的技能成為了一個極其重要的貢獻。他們建立的「口傳律法（oral law）」被視為與書面猶太律法同等重要。因此，對於那些渴望取悅神的人來說，這些律法同樣具有約束力（見</w:t>
-      </w:r>
-      <w:hyperlink r:id="rId62">
-        <w:r>
-          <w:rPr>
-            <w:lang w:val="zh_TW" w:bidi="zh_TW"/>
-          </w:rPr>
-          <w:rPr>
-            <w:color w:val="0000EE"/>
-            <w:u w:val="single"/>
-          </w:rPr>
-          <w:t>可7:6–13</w:t>
-        </w:r>
-      </w:hyperlink>
-      <w:r>
-        <w:rPr>
-          <w:lang w:val="zh_TW" w:bidi="zh_TW"/>
-        </w:rPr>
-        <w:t>）。由於文士有專業知識，他們參與猶太公會，即充當以色列最高法院的長老議會。文士是該公會中唯一來自非大祭司和長老等最高社會階層的成員（</w:t>
-      </w:r>
-      <w:hyperlink r:id="rId63">
-        <w:r>
-          <w:rPr>
-            <w:lang w:val="zh_TW" w:bidi="zh_TW"/>
-          </w:rPr>
-          <w:rPr>
-            <w:color w:val="0000EE"/>
-            <w:u w:val="single"/>
-          </w:rPr>
-          <w:t>太26:57</w:t>
-        </w:r>
-      </w:hyperlink>
-      <w:r>
-        <w:rPr>
-          <w:lang w:val="zh_TW" w:bidi="zh_TW"/>
-        </w:rPr>
-        <w:t>；</w:t>
-      </w:r>
-      <w:hyperlink r:id="rId64">
-        <w:r>
-          <w:rPr>
-            <w:lang w:val="zh_TW" w:bidi="zh_TW"/>
-          </w:rPr>
-          <w:rPr>
-            <w:color w:val="0000EE"/>
-            <w:u w:val="single"/>
-          </w:rPr>
-          <w:t>可14:43、53</w:t>
-        </w:r>
-      </w:hyperlink>
-      <w:r>
-        <w:rPr>
-          <w:lang w:val="zh_TW" w:bidi="zh_TW"/>
-        </w:rPr>
-        <w:t>；</w:t>
-      </w:r>
-      <w:hyperlink r:id="rId65">
-        <w:r>
-          <w:rPr>
-            <w:lang w:val="zh_TW" w:bidi="zh_TW"/>
-          </w:rPr>
-          <w:rPr>
-            <w:color w:val="0000EE"/>
-            <w:u w:val="single"/>
-          </w:rPr>
-          <w:t>路22:66</w:t>
-        </w:r>
-      </w:hyperlink>
-      <w:r>
-        <w:rPr>
-          <w:lang w:val="zh_TW" w:bidi="zh_TW"/>
-        </w:rPr>
-        <w:t>；</w:t>
-      </w:r>
-      <w:hyperlink r:id="rId66">
-        <w:r>
-          <w:rPr>
-            <w:lang w:val="zh_TW" w:bidi="zh_TW"/>
-          </w:rPr>
-          <w:rPr>
-            <w:color w:val="0000EE"/>
-            <w:u w:val="single"/>
-          </w:rPr>
-          <w:t>徒23:9</w:t>
-        </w:r>
-      </w:hyperlink>
-      <w:r>
-        <w:rPr>
-          <w:lang w:val="zh_TW" w:bidi="zh_TW"/>
-        </w:rPr>
-        <w:t>）。</w:t>
-      </w:r>
-    </w:p>
-    <w:p>
-      <w:pPr/>
-      <w:r>
-        <w:rPr>
-          <w:lang w:val="zh_TW" w:bidi="zh_TW"/>
-        </w:rPr>
-      </w:r>
-      <w:r>
-        <w:rPr>
-          <w:lang w:val="zh_TW" w:bidi="zh_TW"/>
-        </w:rPr>
-        <w:t>文士在猶太社區中備受尊敬。他們是猶太律法的權威教師，不僅在聖殿內（</w:t>
-      </w:r>
-      <w:hyperlink r:id="rId67">
-        <w:r>
-          <w:rPr>
-            <w:lang w:val="zh_TW" w:bidi="zh_TW"/>
-          </w:rPr>
-          <w:rPr>
-            <w:color w:val="0000EE"/>
-            <w:u w:val="single"/>
-          </w:rPr>
-          <w:t>路2:46</w:t>
-        </w:r>
-      </w:hyperlink>
-      <w:r>
-        <w:rPr>
-          <w:lang w:val="zh_TW" w:bidi="zh_TW"/>
-        </w:rPr>
-        <w:t>），也在猶太和加利利的各會堂中（</w:t>
-      </w:r>
-      <w:hyperlink r:id="rId68">
-        <w:r>
-          <w:rPr>
-            <w:lang w:val="zh_TW" w:bidi="zh_TW"/>
-          </w:rPr>
-          <w:rPr>
-            <w:color w:val="0000EE"/>
-            <w:u w:val="single"/>
-          </w:rPr>
-          <w:t>5:17</w:t>
-        </w:r>
-      </w:hyperlink>
-      <w:r>
-        <w:rPr>
-          <w:lang w:val="zh_TW" w:bidi="zh_TW"/>
-        </w:rPr>
-        <w:t>）教導。他們同時也是公會的重要成員，穿著特製的長衣（</w:t>
-      </w:r>
-      <w:hyperlink r:id="rId69">
-        <w:r>
-          <w:rPr>
-            <w:lang w:val="zh_TW" w:bidi="zh_TW"/>
-          </w:rPr>
-          <w:rPr>
-            <w:color w:val="0000EE"/>
-            <w:u w:val="single"/>
-          </w:rPr>
-          <w:t>可12:38</w:t>
-        </w:r>
-      </w:hyperlink>
-      <w:r>
-        <w:rPr>
-          <w:lang w:val="zh_TW" w:bidi="zh_TW"/>
-        </w:rPr>
-        <w:t>），下擺有作為紀念的穗子，並在手臂上佩戴裝有經文的「佩經盒（</w:t>
-      </w:r>
-      <w:r>
-        <w:rPr>
-          <w:lang w:val="zh_TW" w:bidi="zh_TW"/>
-        </w:rPr>
-        <w:t>prayer boxes</w:t>
-      </w:r>
-      <w:r>
-        <w:rPr>
-          <w:lang w:val="zh_TW" w:bidi="zh_TW"/>
-        </w:rPr>
-        <w:t>）」（</w:t>
-      </w:r>
-      <w:hyperlink r:id="rId70">
-        <w:r>
-          <w:rPr>
-            <w:lang w:val="zh_TW" w:bidi="zh_TW"/>
-          </w:rPr>
-          <w:rPr>
-            <w:color w:val="0000EE"/>
-            <w:u w:val="single"/>
-          </w:rPr>
-          <w:t>太23:5</w:t>
-        </w:r>
-      </w:hyperlink>
-      <w:r>
-        <w:rPr>
-          <w:lang w:val="zh_TW" w:bidi="zh_TW"/>
-        </w:rPr>
-        <w:t>）。這樣的服裝使他們備受注目，吸引人在街上向他們問安（</w:t>
-      </w:r>
-      <w:hyperlink r:id="rId69">
-        <w:r>
-          <w:rPr>
-            <w:lang w:val="zh_TW" w:bidi="zh_TW"/>
-          </w:rPr>
-          <w:rPr>
-            <w:color w:val="0000EE"/>
-            <w:u w:val="single"/>
-          </w:rPr>
-          <w:t>可12:38</w:t>
-        </w:r>
-      </w:hyperlink>
-      <w:r>
-        <w:rPr>
-          <w:lang w:val="zh_TW" w:bidi="zh_TW"/>
-        </w:rPr>
-        <w:t>）。他們被尊稱為「拉比」或「師傅」（</w:t>
-      </w:r>
-      <w:hyperlink r:id="rId71">
-        <w:r>
-          <w:rPr>
-            <w:lang w:val="zh_TW" w:bidi="zh_TW"/>
-          </w:rPr>
-          <w:rPr>
-            <w:color w:val="0000EE"/>
-            <w:u w:val="single"/>
-          </w:rPr>
-          <w:t>太23:7</w:t>
-        </w:r>
-      </w:hyperlink>
-      <w:r>
-        <w:rPr>
-          <w:lang w:val="zh_TW" w:bidi="zh_TW"/>
-        </w:rPr>
-        <w:t>），在敬拜和社交場合中享有首座（</w:t>
-      </w:r>
-      <w:hyperlink r:id="rId72">
-        <w:r>
-          <w:rPr>
-            <w:lang w:val="zh_TW" w:bidi="zh_TW"/>
-          </w:rPr>
-          <w:rPr>
-            <w:color w:val="0000EE"/>
-            <w:u w:val="single"/>
-          </w:rPr>
-          <w:t>太23:2</w:t>
-        </w:r>
-      </w:hyperlink>
-      <w:r>
-        <w:rPr>
-          <w:lang w:val="zh_TW" w:bidi="zh_TW"/>
-        </w:rPr>
-        <w:t>；</w:t>
-      </w:r>
-      <w:hyperlink r:id="rId73">
-        <w:r>
-          <w:rPr>
-            <w:lang w:val="zh_TW" w:bidi="zh_TW"/>
-          </w:rPr>
-          <w:rPr>
-            <w:color w:val="0000EE"/>
-            <w:u w:val="single"/>
-          </w:rPr>
-          <w:t>可12:39</w:t>
-        </w:r>
-      </w:hyperlink>
-      <w:r>
-        <w:rPr>
-          <w:lang w:val="zh_TW" w:bidi="zh_TW"/>
-        </w:rPr>
-        <w:t>；</w:t>
-      </w:r>
-      <w:hyperlink r:id="rId74">
-        <w:r>
-          <w:rPr>
-            <w:lang w:val="zh_TW" w:bidi="zh_TW"/>
-          </w:rPr>
-          <w:rPr>
-            <w:color w:val="0000EE"/>
-            <w:u w:val="single"/>
-          </w:rPr>
-          <w:t>路20:46</w:t>
-        </w:r>
-      </w:hyperlink>
-      <w:r>
-        <w:rPr>
-          <w:lang w:val="zh_TW" w:bidi="zh_TW"/>
-        </w:rPr>
-        <w:t>）。</w:t>
-      </w:r>
-    </w:p>
-    <w:p>
-      <w:pPr>
-        <w:pStyle w:val="Heading3"/>
-      </w:pPr>
-      <w:r>
-        <w:rPr>
-          <w:lang w:val="zh_TW" w:bidi="zh_TW"/>
-        </w:rPr>
-        <w:t>耶穌時代的文士</w:t>
-      </w:r>
-    </w:p>
-    <w:p>
-      <w:pPr/>
-      <w:r>
-        <w:rPr>
-          <w:lang w:val="zh_TW" w:bidi="zh_TW"/>
-        </w:rPr>
-      </w:r>
-      <w:r>
-        <w:rPr>
-          <w:lang w:val="zh_TW" w:bidi="zh_TW"/>
-        </w:rPr>
-        <w:t>在耶穌的事工期間，文士主要是那些對猶太律法的要求極為關注的人。路加稱文士為「律法師」，藉此向他的外邦（非猶太）聽眾和讀者說明文士的主要職責是解釋猶太律法。文士經常批評耶穌，他們多次指責耶穌違反猶太律法，例如：</w:t>
-      </w:r>
-    </w:p>
-    <w:p>
-      <w:pPr>
-        <w:pStyle w:val="ListBullet"/>
-        <w:spacing w:line="240" w:lineRule="auto"/>
-        <w:ind w:left="720"/>
-      </w:pPr>
-      <w:r>
-        <w:rPr>
-          <w:lang w:val="zh_TW" w:bidi="zh_TW"/>
-        </w:rPr>
-      </w:r>
-      <w:r>
-        <w:rPr>
-          <w:lang w:val="zh_TW" w:bidi="zh_TW"/>
-        </w:rPr>
-        <w:t>當耶穌赦免罪人時（</w:t>
-      </w:r>
-      <w:hyperlink r:id="rId75">
-        <w:r>
-          <w:rPr>
-            <w:lang w:val="zh_TW" w:bidi="zh_TW"/>
-          </w:rPr>
-          <w:rPr>
-            <w:color w:val="0000EE"/>
-            <w:u w:val="single"/>
-          </w:rPr>
-          <w:t>太9:1–3</w:t>
-        </w:r>
-      </w:hyperlink>
-      <w:r>
-        <w:rPr>
-          <w:lang w:val="zh_TW" w:bidi="zh_TW"/>
-        </w:rPr>
-        <w:t>；</w:t>
-      </w:r>
-      <w:hyperlink r:id="rId76">
-        <w:r>
-          <w:rPr>
-            <w:lang w:val="zh_TW" w:bidi="zh_TW"/>
-          </w:rPr>
-          <w:rPr>
-            <w:color w:val="0000EE"/>
-            <w:u w:val="single"/>
-          </w:rPr>
-          <w:t>路5:17–26</w:t>
-        </w:r>
-      </w:hyperlink>
-      <w:r>
-        <w:rPr>
-          <w:lang w:val="zh_TW" w:bidi="zh_TW"/>
-        </w:rPr>
-        <w:t>）</w:t>
-      </w:r>
-    </w:p>
-    <w:p>
-      <w:pPr>
-        <w:pStyle w:val="ListBullet"/>
-        <w:spacing w:line="240" w:lineRule="auto"/>
-        <w:ind w:left="720"/>
-      </w:pPr>
-      <w:r>
-        <w:rPr>
-          <w:lang w:val="zh_TW" w:bidi="zh_TW"/>
-        </w:rPr>
-      </w:r>
-      <w:r>
-        <w:rPr>
-          <w:lang w:val="zh_TW" w:bidi="zh_TW"/>
-        </w:rPr>
-        <w:t>當他們認為耶穌在安息日工作（</w:t>
-      </w:r>
-      <w:hyperlink r:id="rId77">
-        <w:r>
-          <w:rPr>
-            <w:lang w:val="zh_TW" w:bidi="zh_TW"/>
-          </w:rPr>
-          <w:rPr>
-            <w:color w:val="0000EE"/>
-            <w:u w:val="single"/>
-          </w:rPr>
-          <w:t>路6:1–2</w:t>
-        </w:r>
-      </w:hyperlink>
-      <w:r>
-        <w:rPr>
-          <w:lang w:val="zh_TW" w:bidi="zh_TW"/>
-        </w:rPr>
-        <w:t>）或醫治人時（</w:t>
-      </w:r>
-      <w:hyperlink r:id="rId78">
-        <w:r>
-          <w:rPr>
-            <w:lang w:val="zh_TW" w:bidi="zh_TW"/>
-          </w:rPr>
-          <w:rPr>
-            <w:color w:val="0000EE"/>
-            <w:u w:val="single"/>
-          </w:rPr>
-          <w:t>6–11</w:t>
-        </w:r>
-      </w:hyperlink>
-      <w:r>
-        <w:rPr>
-          <w:lang w:val="zh_TW" w:bidi="zh_TW"/>
-        </w:rPr>
-        <w:t>節），沒有適當遵守安息日</w:t>
-      </w:r>
-    </w:p>
-    <w:p>
-      <w:pPr>
-        <w:pStyle w:val="ListBullet"/>
-        <w:spacing w:line="240" w:lineRule="auto"/>
-        <w:ind w:left="720"/>
-      </w:pPr>
-      <w:r>
-        <w:rPr>
-          <w:lang w:val="zh_TW" w:bidi="zh_TW"/>
-        </w:rPr>
-      </w:r>
-      <w:r>
-        <w:rPr>
-          <w:lang w:val="zh_TW" w:bidi="zh_TW"/>
-        </w:rPr>
-        <w:t>當他們發現耶穌不遵守他們的儀式性洗手禮（</w:t>
-      </w:r>
-      <w:hyperlink r:id="rId79">
-        <w:r>
-          <w:rPr>
-            <w:lang w:val="zh_TW" w:bidi="zh_TW"/>
-          </w:rPr>
-          <w:rPr>
-            <w:color w:val="0000EE"/>
-            <w:u w:val="single"/>
-          </w:rPr>
-          <w:t>可7:2–5</w:t>
-        </w:r>
-      </w:hyperlink>
-      <w:r>
-        <w:rPr>
-          <w:lang w:val="zh_TW" w:bidi="zh_TW"/>
-        </w:rPr>
-        <w:t>）且忽視禁食的做法時（</w:t>
-      </w:r>
-      <w:hyperlink r:id="rId80">
-        <w:r>
-          <w:rPr>
-            <w:lang w:val="zh_TW" w:bidi="zh_TW"/>
-          </w:rPr>
-          <w:rPr>
-            <w:color w:val="0000EE"/>
-            <w:u w:val="single"/>
-          </w:rPr>
-          <w:t>路5:33–39</w:t>
-        </w:r>
-      </w:hyperlink>
-      <w:r>
-        <w:rPr>
-          <w:lang w:val="zh_TW" w:bidi="zh_TW"/>
-        </w:rPr>
-        <w:t>）</w:t>
-      </w:r>
-    </w:p>
-    <w:p>
-      <w:pPr/>
-      <w:r>
-        <w:rPr>
-          <w:lang w:val="zh_TW" w:bidi="zh_TW"/>
-        </w:rPr>
-      </w:r>
-      <w:r>
-        <w:rPr>
-          <w:lang w:val="zh_TW" w:bidi="zh_TW"/>
-        </w:rPr>
-        <w:t>不出意料，他們特別反對耶穌與猶太社會中的不潔淨者（禮儀上不潔）和被排斥者交往（</w:t>
-      </w:r>
-      <w:hyperlink r:id="rId81">
-        <w:r>
-          <w:rPr>
-            <w:lang w:val="zh_TW" w:bidi="zh_TW"/>
-          </w:rPr>
-          <w:rPr>
-            <w:color w:val="0000EE"/>
-            <w:u w:val="single"/>
-          </w:rPr>
-          <w:t>可2:16–17</w:t>
-        </w:r>
-      </w:hyperlink>
-      <w:r>
-        <w:rPr>
-          <w:lang w:val="zh_TW" w:bidi="zh_TW"/>
-        </w:rPr>
-        <w:t>；</w:t>
-      </w:r>
-      <w:hyperlink r:id="rId82">
-        <w:r>
-          <w:rPr>
-            <w:lang w:val="zh_TW" w:bidi="zh_TW"/>
-          </w:rPr>
-          <w:rPr>
-            <w:color w:val="0000EE"/>
-            <w:u w:val="single"/>
-          </w:rPr>
-          <w:t>路15:1–2</w:t>
-        </w:r>
-      </w:hyperlink>
-      <w:r>
-        <w:rPr>
-          <w:lang w:val="zh_TW" w:bidi="zh_TW"/>
-        </w:rPr>
-        <w:t>）。他們經常試圖用有關猶太律法的問題來陷害耶穌（</w:t>
-      </w:r>
-      <w:hyperlink r:id="rId59">
-        <w:r>
-          <w:rPr>
-            <w:lang w:val="zh_TW" w:bidi="zh_TW"/>
-          </w:rPr>
-          <w:rPr>
-            <w:color w:val="0000EE"/>
-            <w:u w:val="single"/>
-          </w:rPr>
-          <w:t>可7:5</w:t>
-        </w:r>
-      </w:hyperlink>
-      <w:r>
-        <w:rPr>
-          <w:lang w:val="zh_TW" w:bidi="zh_TW"/>
-        </w:rPr>
-        <w:t>，</w:t>
-      </w:r>
-      <w:hyperlink r:id="rId83">
-        <w:r>
-          <w:rPr>
-            <w:lang w:val="zh_TW" w:bidi="zh_TW"/>
-          </w:rPr>
-          <w:rPr>
-            <w:color w:val="0000EE"/>
-            <w:u w:val="single"/>
-          </w:rPr>
-          <w:t>12:28、35</w:t>
-        </w:r>
-      </w:hyperlink>
-      <w:r>
-        <w:rPr>
-          <w:lang w:val="zh_TW" w:bidi="zh_TW"/>
-        </w:rPr>
-        <w:t>；</w:t>
-      </w:r>
-      <w:hyperlink r:id="rId84">
-        <w:r>
-          <w:rPr>
-            <w:lang w:val="zh_TW" w:bidi="zh_TW"/>
-          </w:rPr>
-          <w:rPr>
-            <w:color w:val="0000EE"/>
-            <w:u w:val="single"/>
-          </w:rPr>
-          <w:t>路11:53</w:t>
-        </w:r>
-      </w:hyperlink>
-      <w:r>
-        <w:rPr>
-          <w:lang w:val="zh_TW" w:bidi="zh_TW"/>
-        </w:rPr>
-        <w:t>；</w:t>
-      </w:r>
-      <w:hyperlink r:id="rId85">
-        <w:r>
-          <w:rPr>
-            <w:lang w:val="zh_TW" w:bidi="zh_TW"/>
-          </w:rPr>
-          <w:rPr>
-            <w:color w:val="0000EE"/>
-            <w:u w:val="single"/>
-          </w:rPr>
-          <w:t>約8:3–4</w:t>
-        </w:r>
-      </w:hyperlink>
-      <w:r>
-        <w:rPr>
-          <w:lang w:val="zh_TW" w:bidi="zh_TW"/>
-        </w:rPr>
-        <w:t>）。他們要求耶穌明確表明自己的身份（</w:t>
-      </w:r>
-      <w:hyperlink r:id="rId57">
-        <w:r>
-          <w:rPr>
-            <w:lang w:val="zh_TW" w:bidi="zh_TW"/>
-          </w:rPr>
-          <w:rPr>
-            <w:color w:val="0000EE"/>
-            <w:u w:val="single"/>
-          </w:rPr>
-          <w:t>太12:38</w:t>
-        </w:r>
-      </w:hyperlink>
-      <w:r>
-        <w:rPr>
-          <w:lang w:val="zh_TW" w:bidi="zh_TW"/>
-        </w:rPr>
-        <w:t>），並揭示祂行神蹟的權柄來源（</w:t>
-      </w:r>
-      <w:hyperlink r:id="rId86">
-        <w:r>
-          <w:rPr>
-            <w:lang w:val="zh_TW" w:bidi="zh_TW"/>
-          </w:rPr>
-          <w:rPr>
-            <w:color w:val="0000EE"/>
-            <w:u w:val="single"/>
-          </w:rPr>
-          <w:t>可3:22</w:t>
-        </w:r>
-      </w:hyperlink>
-      <w:r>
-        <w:rPr>
-          <w:lang w:val="zh_TW" w:bidi="zh_TW"/>
-        </w:rPr>
-        <w:t>；</w:t>
-      </w:r>
-      <w:hyperlink r:id="rId87">
-        <w:r>
-          <w:rPr>
-            <w:lang w:val="zh_TW" w:bidi="zh_TW"/>
-          </w:rPr>
-          <w:rPr>
-            <w:color w:val="0000EE"/>
-            <w:u w:val="single"/>
-          </w:rPr>
-          <w:t>路20:1–4</w:t>
-        </w:r>
-      </w:hyperlink>
-      <w:r>
-        <w:rPr>
-          <w:lang w:val="zh_TW" w:bidi="zh_TW"/>
-        </w:rPr>
-        <w:t>）。儘管有少數文士接受耶穌（</w:t>
-      </w:r>
-      <w:hyperlink r:id="rId88">
-        <w:r>
-          <w:rPr>
-            <w:lang w:val="zh_TW" w:bidi="zh_TW"/>
-          </w:rPr>
-          <w:rPr>
-            <w:color w:val="0000EE"/>
-            <w:u w:val="single"/>
-          </w:rPr>
-          <w:t>太8:19</w:t>
-        </w:r>
-      </w:hyperlink>
-      <w:r>
-        <w:rPr>
-          <w:lang w:val="zh_TW" w:bidi="zh_TW"/>
-        </w:rPr>
-        <w:t>，</w:t>
-      </w:r>
-      <w:hyperlink r:id="rId89">
-        <w:r>
-          <w:rPr>
-            <w:lang w:val="zh_TW" w:bidi="zh_TW"/>
-          </w:rPr>
-          <w:rPr>
-            <w:color w:val="0000EE"/>
-            <w:u w:val="single"/>
-          </w:rPr>
-          <w:t>13:52</w:t>
-        </w:r>
-      </w:hyperlink>
-      <w:r>
-        <w:rPr>
-          <w:lang w:val="zh_TW" w:bidi="zh_TW"/>
-        </w:rPr>
-        <w:t>；</w:t>
-      </w:r>
-      <w:hyperlink r:id="rId90">
-        <w:r>
-          <w:rPr>
-            <w:lang w:val="zh_TW" w:bidi="zh_TW"/>
-          </w:rPr>
-          <w:rPr>
-            <w:color w:val="0000EE"/>
-            <w:u w:val="single"/>
-          </w:rPr>
-          <w:t>可12:32</w:t>
-        </w:r>
-      </w:hyperlink>
-      <w:r>
-        <w:rPr>
-          <w:lang w:val="zh_TW" w:bidi="zh_TW"/>
-        </w:rPr>
-        <w:t>；</w:t>
-      </w:r>
-      <w:hyperlink r:id="rId91">
-        <w:r>
-          <w:rPr>
-            <w:lang w:val="zh_TW" w:bidi="zh_TW"/>
-          </w:rPr>
-          <w:rPr>
-            <w:color w:val="0000EE"/>
-            <w:u w:val="single"/>
-          </w:rPr>
-          <w:t>約3:1–2</w:t>
-        </w:r>
-      </w:hyperlink>
-      <w:r>
-        <w:rPr>
-          <w:lang w:val="zh_TW" w:bidi="zh_TW"/>
-        </w:rPr>
-        <w:t>），但大多數文士對耶穌充滿敵意，這也是由於耶穌的聲望日漸高漲，威脅到他們的權威（</w:t>
-      </w:r>
-      <w:hyperlink r:id="rId92">
-        <w:r>
-          <w:rPr>
-            <w:lang w:val="zh_TW" w:bidi="zh_TW"/>
-          </w:rPr>
-          <w:rPr>
-            <w:color w:val="0000EE"/>
-            <w:u w:val="single"/>
-          </w:rPr>
-          <w:t>太7:29</w:t>
-        </w:r>
-      </w:hyperlink>
-      <w:r>
-        <w:rPr>
-          <w:lang w:val="zh_TW" w:bidi="zh_TW"/>
-        </w:rPr>
-        <w:t>），並危及城鎮的安全（</w:t>
-      </w:r>
-      <w:hyperlink r:id="rId93">
-        <w:r>
-          <w:rPr>
-            <w:lang w:val="zh_TW" w:bidi="zh_TW"/>
-          </w:rPr>
-          <w:rPr>
-            <w:color w:val="0000EE"/>
-            <w:u w:val="single"/>
-          </w:rPr>
-          <w:t>太21:15</w:t>
-        </w:r>
-      </w:hyperlink>
-      <w:r>
-        <w:rPr>
-          <w:lang w:val="zh_TW" w:bidi="zh_TW"/>
-        </w:rPr>
-        <w:t>；</w:t>
-      </w:r>
-      <w:hyperlink r:id="rId94">
-        <w:r>
-          <w:rPr>
-            <w:lang w:val="zh_TW" w:bidi="zh_TW"/>
-          </w:rPr>
-          <w:rPr>
-            <w:color w:val="0000EE"/>
-            <w:u w:val="single"/>
-          </w:rPr>
-          <w:t>可11:18</w:t>
-        </w:r>
-      </w:hyperlink>
-      <w:r>
-        <w:rPr>
-          <w:lang w:val="zh_TW" w:bidi="zh_TW"/>
-        </w:rPr>
-        <w:t>）。</w:t>
-      </w:r>
-    </w:p>
-    <w:p>
-      <w:pPr/>
-      <w:r>
-        <w:rPr>
-          <w:lang w:val="zh_TW" w:bidi="zh_TW"/>
-        </w:rPr>
-      </w:r>
-      <w:r>
-        <w:rPr>
-          <w:lang w:val="zh_TW" w:bidi="zh_TW"/>
-        </w:rPr>
-        <w:t>他們反對耶穌的另一個重要原因是耶穌揭露了他們的假冒為善與腐敗。耶穌公開指責他們追求公眾的認可（</w:t>
-      </w:r>
-      <w:hyperlink r:id="rId95">
-        <w:r>
-          <w:rPr>
-            <w:lang w:val="zh_TW" w:bidi="zh_TW"/>
-          </w:rPr>
-          <w:rPr>
-            <w:color w:val="0000EE"/>
-            <w:u w:val="single"/>
-          </w:rPr>
-          <w:t>太23:5–7</w:t>
-        </w:r>
-      </w:hyperlink>
-      <w:r>
-        <w:rPr>
-          <w:lang w:val="zh_TW" w:bidi="zh_TW"/>
-        </w:rPr>
-        <w:t>；</w:t>
-      </w:r>
-      <w:hyperlink r:id="rId96">
-        <w:r>
-          <w:rPr>
-            <w:lang w:val="zh_TW" w:bidi="zh_TW"/>
-          </w:rPr>
-          <w:rPr>
-            <w:color w:val="0000EE"/>
-            <w:u w:val="single"/>
-          </w:rPr>
-          <w:t>可12:38–39</w:t>
-        </w:r>
-      </w:hyperlink>
-      <w:r>
-        <w:rPr>
-          <w:lang w:val="zh_TW" w:bidi="zh_TW"/>
-        </w:rPr>
-        <w:t>；</w:t>
-      </w:r>
-      <w:hyperlink r:id="rId97">
-        <w:r>
-          <w:rPr>
-            <w:lang w:val="zh_TW" w:bidi="zh_TW"/>
-          </w:rPr>
-          <w:rPr>
-            <w:color w:val="0000EE"/>
-            <w:u w:val="single"/>
-          </w:rPr>
-          <w:t>路11:43</w:t>
-        </w:r>
-      </w:hyperlink>
-      <w:r>
-        <w:rPr>
-          <w:lang w:val="zh_TW" w:bidi="zh_TW"/>
-        </w:rPr>
-        <w:t>）。他們外表看似正確和聖潔，內心卻充滿腐敗（</w:t>
-      </w:r>
-      <w:hyperlink r:id="rId98">
-        <w:r>
-          <w:rPr>
-            <w:lang w:val="zh_TW" w:bidi="zh_TW"/>
-          </w:rPr>
-          <w:rPr>
-            <w:color w:val="0000EE"/>
-            <w:u w:val="single"/>
-          </w:rPr>
-          <w:t>太23:25–28</w:t>
-        </w:r>
-      </w:hyperlink>
-      <w:r>
-        <w:rPr>
-          <w:lang w:val="zh_TW" w:bidi="zh_TW"/>
-        </w:rPr>
-        <w:t>；</w:t>
-      </w:r>
-      <w:hyperlink r:id="rId99">
-        <w:r>
-          <w:rPr>
-            <w:lang w:val="zh_TW" w:bidi="zh_TW"/>
-          </w:rPr>
-          <w:rPr>
-            <w:color w:val="0000EE"/>
-            <w:u w:val="single"/>
-          </w:rPr>
-          <w:t>路11:39–41</w:t>
-        </w:r>
-      </w:hyperlink>
-      <w:r>
-        <w:rPr>
-          <w:lang w:val="zh_TW" w:bidi="zh_TW"/>
-        </w:rPr>
-        <w:t>）。換句話說，他們看似遵守所有的規則，但卻缺乏真誠。</w:t>
-      </w:r>
-    </w:p>
-    <w:p>
-      <w:pPr/>
-      <w:r>
-        <w:rPr>
-          <w:lang w:val="zh_TW" w:bidi="zh_TW"/>
-        </w:rPr>
-      </w:r>
-      <w:r>
-        <w:rPr>
-          <w:lang w:val="zh_TW" w:bidi="zh_TW"/>
-        </w:rPr>
-        <w:t>耶穌也攻擊文士所教導的口傳猶太律法的原則，稱這律法是「重擔」，連文士自己都不遵守（</w:t>
-      </w:r>
-      <w:hyperlink r:id="rId100">
-        <w:r>
-          <w:rPr>
-            <w:lang w:val="zh_TW" w:bidi="zh_TW"/>
-          </w:rPr>
-          <w:rPr>
-            <w:color w:val="0000EE"/>
-            <w:u w:val="single"/>
-          </w:rPr>
-          <w:t>太23:2–4、13–22</w:t>
-        </w:r>
-      </w:hyperlink>
-      <w:r>
-        <w:rPr>
-          <w:lang w:val="zh_TW" w:bidi="zh_TW"/>
-        </w:rPr>
-        <w:t>；</w:t>
-      </w:r>
-      <w:hyperlink r:id="rId101">
-        <w:r>
-          <w:rPr>
-            <w:lang w:val="zh_TW" w:bidi="zh_TW"/>
-          </w:rPr>
-          <w:rPr>
-            <w:color w:val="0000EE"/>
-            <w:u w:val="single"/>
-          </w:rPr>
-          <w:t>路11:46</w:t>
-        </w:r>
-      </w:hyperlink>
-      <w:r>
-        <w:rPr>
-          <w:lang w:val="zh_TW" w:bidi="zh_TW"/>
-        </w:rPr>
-        <w:t>）。他們強調律法的細節，卻忽視了更重要的公義、憐憫和信實（</w:t>
-      </w:r>
-      <w:hyperlink r:id="rId102">
-        <w:r>
-          <w:rPr>
-            <w:lang w:val="zh_TW" w:bidi="zh_TW"/>
-          </w:rPr>
-          <w:rPr>
-            <w:color w:val="0000EE"/>
-            <w:u w:val="single"/>
-          </w:rPr>
-          <w:t>太23:23–24</w:t>
-        </w:r>
-      </w:hyperlink>
-      <w:r>
-        <w:rPr>
-          <w:lang w:val="zh_TW" w:bidi="zh_TW"/>
-        </w:rPr>
-        <w:t>；</w:t>
-      </w:r>
-      <w:hyperlink r:id="rId103">
-        <w:r>
-          <w:rPr>
-            <w:lang w:val="zh_TW" w:bidi="zh_TW"/>
-          </w:rPr>
-          <w:rPr>
-            <w:color w:val="0000EE"/>
-            <w:u w:val="single"/>
-          </w:rPr>
-          <w:t>可12:40</w:t>
-        </w:r>
-      </w:hyperlink>
-      <w:r>
-        <w:rPr>
-          <w:lang w:val="zh_TW" w:bidi="zh_TW"/>
-        </w:rPr>
-        <w:t>；</w:t>
-      </w:r>
-      <w:hyperlink r:id="rId104">
-        <w:r>
-          <w:rPr>
-            <w:lang w:val="zh_TW" w:bidi="zh_TW"/>
-          </w:rPr>
-          <w:rPr>
-            <w:color w:val="0000EE"/>
-            <w:u w:val="single"/>
-          </w:rPr>
-          <w:t>路11:42</w:t>
-        </w:r>
-      </w:hyperlink>
-      <w:r>
-        <w:rPr>
-          <w:lang w:val="zh_TW" w:bidi="zh_TW"/>
-        </w:rPr>
-        <w:t>）。他們自視為舊約先知的後裔，但耶穌告訴他們，如果他們活在先知的時代，他們也會殺害那些先知（</w:t>
-      </w:r>
-      <w:hyperlink r:id="rId105">
-        <w:r>
-          <w:rPr>
-            <w:lang w:val="zh_TW" w:bidi="zh_TW"/>
-          </w:rPr>
-          <w:rPr>
-            <w:color w:val="0000EE"/>
-            <w:u w:val="single"/>
-          </w:rPr>
-          <w:t>太23:29–36</w:t>
-        </w:r>
-      </w:hyperlink>
-      <w:r>
-        <w:rPr>
-          <w:lang w:val="zh_TW" w:bidi="zh_TW"/>
-        </w:rPr>
-        <w:t>；</w:t>
-      </w:r>
-      <w:hyperlink r:id="rId106">
-        <w:r>
-          <w:rPr>
-            <w:lang w:val="zh_TW" w:bidi="zh_TW"/>
-          </w:rPr>
-          <w:rPr>
-            <w:color w:val="0000EE"/>
-            <w:u w:val="single"/>
-          </w:rPr>
-          <w:t>路20:9–19</w:t>
-        </w:r>
-      </w:hyperlink>
-      <w:r>
-        <w:rPr>
-          <w:lang w:val="zh_TW" w:bidi="zh_TW"/>
-        </w:rPr>
-        <w:t>）。</w:t>
-      </w:r>
-    </w:p>
-    <w:p>
-      <w:pPr/>
-      <w:r>
-        <w:rPr>
-          <w:lang w:val="zh_TW" w:bidi="zh_TW"/>
-        </w:rPr>
-      </w:r>
-      <w:r>
-        <w:rPr>
-          <w:lang w:val="zh_TW" w:bidi="zh_TW"/>
-        </w:rPr>
-        <w:t>因此，文士急於逮捕耶穌並不令人驚訝（</w:t>
-      </w:r>
-      <w:hyperlink r:id="rId107">
-        <w:r>
-          <w:rPr>
-            <w:lang w:val="zh_TW" w:bidi="zh_TW"/>
-          </w:rPr>
-          <w:rPr>
-            <w:color w:val="0000EE"/>
-            <w:u w:val="single"/>
-          </w:rPr>
-          <w:t>可14:1</w:t>
-        </w:r>
-      </w:hyperlink>
-      <w:r>
-        <w:rPr>
-          <w:lang w:val="zh_TW" w:bidi="zh_TW"/>
-        </w:rPr>
-        <w:t>；</w:t>
-      </w:r>
-      <w:hyperlink r:id="rId84">
-        <w:r>
-          <w:rPr>
-            <w:lang w:val="zh_TW" w:bidi="zh_TW"/>
-          </w:rPr>
-          <w:rPr>
-            <w:color w:val="0000EE"/>
-            <w:u w:val="single"/>
-          </w:rPr>
-          <w:t>路11:53</w:t>
-        </w:r>
-      </w:hyperlink>
-      <w:r>
-        <w:rPr>
-          <w:lang w:val="zh_TW" w:bidi="zh_TW"/>
-        </w:rPr>
-        <w:t>）。耶穌對猶太律法的解釋，威脅到了他們在社會中的地位和權柄。文士與他們的對手（猶太祭司）聯手策劃逮捕耶穌（</w:t>
-      </w:r>
-      <w:hyperlink r:id="rId108">
-        <w:r>
-          <w:rPr>
-            <w:lang w:val="zh_TW" w:bidi="zh_TW"/>
-          </w:rPr>
-          <w:rPr>
-            <w:color w:val="0000EE"/>
-            <w:u w:val="single"/>
-          </w:rPr>
-          <w:t>可14:43</w:t>
-        </w:r>
-      </w:hyperlink>
-      <w:r>
-        <w:rPr>
-          <w:lang w:val="zh_TW" w:bidi="zh_TW"/>
-        </w:rPr>
-        <w:t>）。當耶穌在他們和公會其他成員面前受審時，他們參與構建了一個足以判耶穌死刑的罪名（</w:t>
-      </w:r>
-      <w:hyperlink r:id="rId109">
-        <w:r>
-          <w:rPr>
-            <w:lang w:val="zh_TW" w:bidi="zh_TW"/>
-          </w:rPr>
-          <w:rPr>
-            <w:color w:val="0000EE"/>
-            <w:u w:val="single"/>
-          </w:rPr>
-          <w:t>太26:57–66</w:t>
-        </w:r>
-      </w:hyperlink>
-      <w:r>
-        <w:rPr>
-          <w:lang w:val="zh_TW" w:bidi="zh_TW"/>
-        </w:rPr>
-        <w:t>）。當耶穌被帶到希律面前時，他們與其他人一起極力指控耶穌（</w:t>
-      </w:r>
-      <w:hyperlink r:id="rId110">
-        <w:r>
-          <w:rPr>
-            <w:lang w:val="zh_TW" w:bidi="zh_TW"/>
-          </w:rPr>
-          <w:rPr>
-            <w:color w:val="0000EE"/>
-            <w:u w:val="single"/>
-          </w:rPr>
-          <w:t>路23:10</w:t>
-        </w:r>
-      </w:hyperlink>
-      <w:r>
-        <w:rPr>
-          <w:lang w:val="zh_TW" w:bidi="zh_TW"/>
-        </w:rPr>
-        <w:t>）。最終，他們與公會的其他成員一起戲弄在十字架上的耶穌（</w:t>
-      </w:r>
-      <w:hyperlink r:id="rId111">
-        <w:r>
-          <w:rPr>
-            <w:lang w:val="zh_TW" w:bidi="zh_TW"/>
-          </w:rPr>
-          <w:rPr>
-            <w:color w:val="0000EE"/>
-            <w:u w:val="single"/>
-          </w:rPr>
-          <w:t>太27:41–43</w:t>
-        </w:r>
-      </w:hyperlink>
-      <w:r>
-        <w:rPr>
-          <w:lang w:val="zh_TW" w:bidi="zh_TW"/>
-        </w:rPr>
-        <w:t>）。在公元70年耶路撒冷被毀之前，文士繼續與公會合作，反對早期的基督教會。他們還促使司提反的殉道（</w:t>
-      </w:r>
-      <w:hyperlink r:id="rId112">
-        <w:r>
-          <w:rPr>
-            <w:lang w:val="zh_TW" w:bidi="zh_TW"/>
-          </w:rPr>
-          <w:rPr>
-            <w:color w:val="0000EE"/>
-            <w:u w:val="single"/>
-          </w:rPr>
-          <w:t>徒6:12–14</w:t>
-        </w:r>
-      </w:hyperlink>
-      <w:r>
-        <w:rPr>
-          <w:lang w:val="zh_TW" w:bidi="zh_TW"/>
-        </w:rPr>
-        <w:t>）。</w:t>
-      </w:r>
-    </w:p>
-    <w:p>
-      <w:pPr/>
-      <w:r>
-        <w:rPr>
-          <w:lang w:val="zh_TW" w:bidi="zh_TW"/>
-        </w:rPr>
-      </w:r>
-      <w:r>
-        <w:rPr>
-          <w:i/>
-          <w:lang w:val="zh_TW" w:bidi="zh_TW"/>
-        </w:rPr>
-        <w:t>另見</w:t>
-      </w:r>
-      <w:r>
-        <w:rPr>
-          <w:lang w:val="zh_TW" w:bidi="zh_TW"/>
-        </w:rPr>
-        <w:t xml:space="preserve"> </w:t>
-      </w:r>
-      <w:r>
-        <w:rPr>
-          <w:lang w:val="zh_TW" w:bidi="zh_TW"/>
-        </w:rPr>
-        <w:t>猶太教；</w:t>
-      </w:r>
-      <w:r>
-        <w:rPr>
-          <w:lang w:val="zh_TW" w:bidi="zh_TW"/>
-        </w:rPr>
-        <w:t>法利賽人</w:t>
-      </w:r>
-      <w:r>
-        <w:rPr>
-          <w:lang w:val="zh_TW" w:bidi="zh_TW"/>
-        </w:rPr>
-        <w:t>；</w:t>
-      </w:r>
-      <w:r>
-        <w:rPr>
-          <w:lang w:val="zh_TW" w:bidi="zh_TW"/>
-        </w:rPr>
-        <w:t>抄寫員</w:t>
-      </w:r>
-      <w:r>
-        <w:rPr>
-          <w:lang w:val="zh_TW" w:bidi="zh_TW"/>
-        </w:rPr>
-        <w:t>。</w:t>
+        <w:t>保羅關於死人復活的討論中，並未表示贊成這種做法。相反，他用這個例子來說明一個道理，他說，若死人沒有復活，那麼為死人受洗便毫無意義。</w:t>
       </w:r>
       <w:r>
         <w:rPr>

--- a/zht/docx/168.content.docx
+++ b/zht/docx/168.content.docx
@@ -149,7 +149,7 @@
         <w:rPr>
           <w:lang w:val="zh_TW" w:bidi="zh_TW"/>
         </w:rPr>
-        <w:t>wei</w:t>
+        <w:t>tou</w:t>
       </w:r>
       <w:r>
         <w:rPr>
@@ -212,7 +212,7 @@
         <w:rPr>
           <w:lang w:val="zh_TW" w:bidi="zh_TW"/>
         </w:rPr>
-        <w:t>偉人</w:t>
+        <w:t>頭</w:t>
       </w:r>
       <w:r>
         <w:rPr>
@@ -231,7 +231,7 @@
         <w:rPr>
           <w:lang w:val="zh_TW" w:bidi="zh_TW"/>
         </w:rPr>
-        <w:t>有四個希伯來詞在有些譯本中都譯為偉人（giants）。</w:t>
+        <w:t>身體的最頂部，包括大腦、主要感官和嘴巴。在聖經中多次出現來描述身體。希伯來文中的「頭」一詞在舊約聖經中也被用作比喻。它通常表示能力和權柄。</w:t>
       </w:r>
     </w:p>
     <w:p>
@@ -241,6 +241,12 @@
           <w:lang w:val="zh_TW" w:bidi="zh_TW"/>
         </w:rPr>
       </w:r>
+      <w:r>
+        <w:rPr>
+          <w:lang w:val="zh_TW" w:bidi="zh_TW"/>
+        </w:rPr>
+        <w:t>抬起一個人的頭（昂首）被視為是驕傲的行為（</w:t>
+      </w:r>
       <w:hyperlink r:id="rId13">
         <w:r>
           <w:rPr>
@@ -250,38 +256,362 @@
             <w:color w:val="0000EE"/>
             <w:u w:val="single"/>
           </w:rPr>
-          <w:t>約伯記十六章14節</w:t>
+          <w:t>詩140:9</w:t>
         </w:r>
       </w:hyperlink>
       <w:r>
         <w:rPr>
           <w:lang w:val="zh_TW" w:bidi="zh_TW"/>
         </w:rPr>
-        <w:t>中出現的希伯來詞，有譯本譯為「</w:t>
-      </w:r>
-      <w:r>
-        <w:rPr>
-          <w:lang w:val="zh_TW" w:bidi="zh_TW"/>
-        </w:rPr>
-        <w:t>偉人</w:t>
-      </w:r>
-      <w:r>
-        <w:rPr>
-          <w:lang w:val="zh_TW" w:bidi="zh_TW"/>
-        </w:rPr>
-        <w:t>」，但也有譯本譯為「</w:t>
-      </w:r>
-      <w:r>
-        <w:rPr>
-          <w:lang w:val="zh_TW" w:bidi="zh_TW"/>
-        </w:rPr>
-        <w:t>勇士</w:t>
-      </w:r>
-      <w:r>
-        <w:rPr>
-          <w:lang w:val="zh_TW" w:bidi="zh_TW"/>
-        </w:rPr>
-        <w:t>」。</w:t>
+        <w:t>）或榮譽（</w:t>
+      </w:r>
+      <w:hyperlink r:id="rId14">
+        <w:r>
+          <w:rPr>
+            <w:lang w:val="zh_TW" w:bidi="zh_TW"/>
+          </w:rPr>
+          <w:rPr>
+            <w:color w:val="0000EE"/>
+            <w:u w:val="single"/>
+          </w:rPr>
+          <w:t>創40:20</w:t>
+        </w:r>
+      </w:hyperlink>
+      <w:r>
+        <w:rPr>
+          <w:lang w:val="zh_TW" w:bidi="zh_TW"/>
+        </w:rPr>
+        <w:t>；</w:t>
+      </w:r>
+      <w:hyperlink r:id="rId15">
+        <w:r>
+          <w:rPr>
+            <w:lang w:val="zh_TW" w:bidi="zh_TW"/>
+          </w:rPr>
+          <w:rPr>
+            <w:color w:val="0000EE"/>
+            <w:u w:val="single"/>
+          </w:rPr>
+          <w:t>詩3:3</w:t>
+        </w:r>
+      </w:hyperlink>
+      <w:r>
+        <w:rPr>
+          <w:lang w:val="zh_TW" w:bidi="zh_TW"/>
+        </w:rPr>
+        <w:t>，</w:t>
+      </w:r>
+      <w:hyperlink r:id="rId16">
+        <w:r>
+          <w:rPr>
+            <w:lang w:val="zh_TW" w:bidi="zh_TW"/>
+          </w:rPr>
+          <w:rPr>
+            <w:color w:val="0000EE"/>
+            <w:u w:val="single"/>
+          </w:rPr>
+          <w:t>27:6</w:t>
+        </w:r>
+      </w:hyperlink>
+      <w:r>
+        <w:rPr>
+          <w:lang w:val="zh_TW" w:bidi="zh_TW"/>
+        </w:rPr>
+        <w:t>）。低頭表示謙卑（</w:t>
+      </w:r>
+      <w:hyperlink r:id="rId17">
+        <w:r>
+          <w:rPr>
+            <w:lang w:val="zh_TW" w:bidi="zh_TW"/>
+          </w:rPr>
+          <w:rPr>
+            <w:color w:val="0000EE"/>
+            <w:u w:val="single"/>
+          </w:rPr>
+          <w:t>賽58:5</w:t>
+        </w:r>
+      </w:hyperlink>
+      <w:r>
+        <w:rPr>
+          <w:lang w:val="zh_TW" w:bidi="zh_TW"/>
+        </w:rPr>
+        <w:t>）或悲傷（</w:t>
+      </w:r>
+      <w:hyperlink r:id="rId18">
+        <w:r>
+          <w:rPr>
+            <w:lang w:val="zh_TW" w:bidi="zh_TW"/>
+          </w:rPr>
+          <w:rPr>
+            <w:color w:val="0000EE"/>
+            <w:u w:val="single"/>
+          </w:rPr>
+          <w:t>哀2:10</w:t>
+        </w:r>
+      </w:hyperlink>
+      <w:r>
+        <w:rPr>
+          <w:lang w:val="zh_TW" w:bidi="zh_TW"/>
+        </w:rPr>
+        <w:t>）。這個希伯來文詞語被比喻用於山峰（</w:t>
+      </w:r>
+      <w:hyperlink r:id="rId19">
+        <w:r>
+          <w:rPr>
+            <w:lang w:val="zh_TW" w:bidi="zh_TW"/>
+          </w:rPr>
+          <w:rPr>
+            <w:color w:val="0000EE"/>
+            <w:u w:val="single"/>
+          </w:rPr>
+          <w:t>創8:5</w:t>
+        </w:r>
+      </w:hyperlink>
+      <w:r>
+        <w:rPr>
+          <w:lang w:val="zh_TW" w:bidi="zh_TW"/>
+        </w:rPr>
+        <w:t>）、建築物的頂部（</w:t>
+      </w:r>
+      <w:hyperlink r:id="rId20">
+        <w:r>
+          <w:rPr>
+            <w:lang w:val="zh_TW" w:bidi="zh_TW"/>
+          </w:rPr>
+          <w:rPr>
+            <w:color w:val="0000EE"/>
+            <w:u w:val="single"/>
+          </w:rPr>
+          <w:t>創11:4</w:t>
+        </w:r>
+      </w:hyperlink>
+      <w:r>
+        <w:rPr>
+          <w:lang w:val="zh_TW" w:bidi="zh_TW"/>
+        </w:rPr>
+        <w:t>）或樹木（</w:t>
+      </w:r>
+      <w:hyperlink r:id="rId21">
+        <w:r>
+          <w:rPr>
+            <w:lang w:val="zh_TW" w:bidi="zh_TW"/>
+          </w:rPr>
+          <w:rPr>
+            <w:color w:val="0000EE"/>
+            <w:u w:val="single"/>
+          </w:rPr>
+          <w:t>撒下5:24</w:t>
+        </w:r>
+      </w:hyperlink>
+      <w:r>
+        <w:rPr>
+          <w:lang w:val="zh_TW" w:bidi="zh_TW"/>
+        </w:rPr>
+        <w:t>），以及河流的源頭（</w:t>
+      </w:r>
+      <w:hyperlink r:id="rId22">
+        <w:r>
+          <w:rPr>
+            <w:lang w:val="zh_TW" w:bidi="zh_TW"/>
+          </w:rPr>
+          <w:rPr>
+            <w:color w:val="0000EE"/>
+            <w:u w:val="single"/>
+          </w:rPr>
+          <w:t>創2:10</w:t>
+        </w:r>
+      </w:hyperlink>
+      <w:r>
+        <w:rPr>
+          <w:lang w:val="zh_TW" w:bidi="zh_TW"/>
+        </w:rPr>
+        <w:t>）。這個詞通常用來指政治、軍事或家庭權柄的首位。在這個意義上，「頭」對所有屬於他的人有控制權（</w:t>
+      </w:r>
+      <w:hyperlink r:id="rId23">
+        <w:r>
+          <w:rPr>
+            <w:lang w:val="zh_TW" w:bidi="zh_TW"/>
+          </w:rPr>
+          <w:rPr>
+            <w:color w:val="0000EE"/>
+            <w:u w:val="single"/>
+          </w:rPr>
+          <w:t>士10:18</w:t>
+        </w:r>
+      </w:hyperlink>
+      <w:r>
+        <w:rPr>
+          <w:lang w:val="zh_TW" w:bidi="zh_TW"/>
+        </w:rPr>
+        <w:t>；</w:t>
+      </w:r>
+      <w:hyperlink r:id="rId24">
+        <w:r>
+          <w:rPr>
+            <w:lang w:val="zh_TW" w:bidi="zh_TW"/>
+          </w:rPr>
+          <w:rPr>
+            <w:color w:val="0000EE"/>
+            <w:u w:val="single"/>
+          </w:rPr>
+          <w:t>撒上15:17</w:t>
+        </w:r>
+      </w:hyperlink>
+      <w:r>
+        <w:rPr>
+          <w:lang w:val="zh_TW" w:bidi="zh_TW"/>
+        </w:rPr>
+        <w:t>；</w:t>
+      </w:r>
+      <w:hyperlink r:id="rId25">
+        <w:r>
+          <w:rPr>
+            <w:lang w:val="zh_TW" w:bidi="zh_TW"/>
+          </w:rPr>
+          <w:rPr>
+            <w:color w:val="0000EE"/>
+            <w:u w:val="single"/>
+          </w:rPr>
+          <w:t>詩18:43</w:t>
+        </w:r>
+      </w:hyperlink>
+      <w:r>
+        <w:rPr>
+          <w:lang w:val="zh_TW" w:bidi="zh_TW"/>
+        </w:rPr>
+        <w:t>；</w:t>
+      </w:r>
+      <w:hyperlink r:id="rId26">
+        <w:r>
+          <w:rPr>
+            <w:lang w:val="zh_TW" w:bidi="zh_TW"/>
+          </w:rPr>
+          <w:rPr>
+            <w:color w:val="0000EE"/>
+            <w:u w:val="single"/>
+          </w:rPr>
+          <w:t>賽7:8–9</w:t>
+        </w:r>
+      </w:hyperlink>
+      <w:r>
+        <w:rPr>
+          <w:lang w:val="zh_TW" w:bidi="zh_TW"/>
+        </w:rPr>
+        <w:t>；</w:t>
+      </w:r>
+      <w:hyperlink r:id="rId27">
+        <w:r>
+          <w:rPr>
+            <w:lang w:val="zh_TW" w:bidi="zh_TW"/>
+          </w:rPr>
+          <w:rPr>
+            <w:color w:val="0000EE"/>
+            <w:u w:val="single"/>
+          </w:rPr>
+          <w:t>耶31:7</w:t>
+        </w:r>
+      </w:hyperlink>
+      <w:r>
+        <w:rPr>
+          <w:lang w:val="zh_TW" w:bidi="zh_TW"/>
+        </w:rPr>
+        <w:t>；</w:t>
+      </w:r>
+      <w:hyperlink r:id="rId28">
+        <w:r>
+          <w:rPr>
+            <w:lang w:val="zh_TW" w:bidi="zh_TW"/>
+          </w:rPr>
+          <w:rPr>
+            <w:color w:val="0000EE"/>
+            <w:u w:val="single"/>
+          </w:rPr>
+          <w:t>何1:11</w:t>
+        </w:r>
+      </w:hyperlink>
+      <w:r>
+        <w:rPr>
+          <w:lang w:val="zh_TW" w:bidi="zh_TW"/>
+        </w:rPr>
+        <w:t>）。大衛在擔任亞吉的保鏢時被稱為「</w:t>
+      </w:r>
+      <w:r>
+        <w:rPr>
+          <w:lang w:val="zh_TW" w:bidi="zh_TW"/>
+        </w:rPr>
+        <w:t>我立你永遠作我的護衛長（有些譯本譯為：</w:t>
+      </w:r>
+      <w:r>
+        <w:rPr>
+          <w:lang w:val="zh_TW" w:bidi="zh_TW"/>
+        </w:rPr>
+        <w:t>我的頭，守護者</w:t>
+      </w:r>
+      <w:r>
+        <w:rPr>
+          <w:lang w:val="zh_TW" w:bidi="zh_TW"/>
+        </w:rPr>
+        <w:t>）</w:t>
+      </w:r>
+      <w:r>
+        <w:rPr>
+          <w:lang w:val="zh_TW" w:bidi="zh_TW"/>
+        </w:rPr>
+        <w:t>」（</w:t>
+      </w:r>
+      <w:hyperlink r:id="rId29">
+        <w:r>
+          <w:rPr>
+            <w:lang w:val="zh_TW" w:bidi="zh_TW"/>
+          </w:rPr>
+          <w:rPr>
+            <w:color w:val="0000EE"/>
+            <w:u w:val="single"/>
+          </w:rPr>
+          <w:t>撒上28:2</w:t>
+        </w:r>
+      </w:hyperlink>
+      <w:r>
+        <w:rPr>
+          <w:lang w:val="zh_TW" w:bidi="zh_TW"/>
+        </w:rPr>
+        <w:t>；參：</w:t>
+      </w:r>
+      <w:hyperlink r:id="rId30">
+        <w:r>
+          <w:rPr>
+            <w:lang w:val="zh_TW" w:bidi="zh_TW"/>
+          </w:rPr>
+          <w:rPr>
+            <w:color w:val="0000EE"/>
+            <w:u w:val="single"/>
+          </w:rPr>
+          <w:t>士9:53</w:t>
+        </w:r>
+      </w:hyperlink>
+      <w:r>
+        <w:rPr>
+          <w:lang w:val="zh_TW" w:bidi="zh_TW"/>
+        </w:rPr>
+        <w:t>；</w:t>
+      </w:r>
+      <w:hyperlink r:id="rId31">
+        <w:r>
+          <w:rPr>
+            <w:lang w:val="zh_TW" w:bidi="zh_TW"/>
+          </w:rPr>
+          <w:rPr>
+            <w:color w:val="0000EE"/>
+            <w:u w:val="single"/>
+          </w:rPr>
+          <w:t>詩68:21</w:t>
+        </w:r>
+      </w:hyperlink>
+      <w:r>
+        <w:rPr>
+          <w:lang w:val="zh_TW" w:bidi="zh_TW"/>
+        </w:rPr>
+        <w:t>）。</w:t>
       </w:r>
     </w:p>
     <w:p>
@@ -295,43 +625,7 @@
         <w:rPr>
           <w:lang w:val="zh_TW" w:bidi="zh_TW"/>
         </w:rPr>
-        <w:t>另一個希伯來詞出現在</w:t>
-      </w:r>
-      <w:hyperlink r:id="rId14">
-        <w:r>
-          <w:rPr>
-            <w:lang w:val="zh_TW" w:bidi="zh_TW"/>
-          </w:rPr>
-          <w:rPr>
-            <w:color w:val="0000EE"/>
-            <w:u w:val="single"/>
-          </w:rPr>
-          <w:t>創世記六章4節</w:t>
-        </w:r>
-      </w:hyperlink>
-      <w:r>
-        <w:rPr>
-          <w:lang w:val="zh_TW" w:bidi="zh_TW"/>
-        </w:rPr>
-        <w:t>和</w:t>
-      </w:r>
-      <w:hyperlink r:id="rId15">
-        <w:r>
-          <w:rPr>
-            <w:lang w:val="zh_TW" w:bidi="zh_TW"/>
-          </w:rPr>
-          <w:rPr>
-            <w:color w:val="0000EE"/>
-            <w:u w:val="single"/>
-          </w:rPr>
-          <w:t>民數記十三章33節</w:t>
-        </w:r>
-      </w:hyperlink>
-      <w:r>
-        <w:rPr>
-          <w:lang w:val="zh_TW" w:bidi="zh_TW"/>
-        </w:rPr>
-        <w:t>，一些翻譯譯為「偉人」，而另一些則譯為「尼腓林人」（Nephilim）。希伯來詞尼腓林人沒有被翻譯出來，而是用字母拼寫出來。尼腓林人的確切含義不明，似乎指的是一群或一個種族的人。有些人認為他們非常高大或強壯，但聖經並未明確指出這一點。</w:t>
+        <w:t>希臘哲學家使用身體的特徵來代表宇宙。這個身體的頭部——稱為「宙斯」或理性——被視為是來創造和維持其餘成員（天體、人類、動物、植物和無生命的物體）的部分。宇宙，或「身體」，其存在歸功於「頭部」。</w:t>
       </w:r>
     </w:p>
     <w:p>
@@ -345,7 +639,7 @@
         <w:rPr>
           <w:lang w:val="zh_TW" w:bidi="zh_TW"/>
         </w:rPr>
-        <w:t>沒有一個翻譯為「偉人」的詞，實際上是指「高大的巨人」。因此，我們無法確定這些人是否非常高大。</w:t>
+        <w:t>在公元前460年（通常被認為是希波克拉底〔Hippocrates〕最早著作的日期）和公元200年（發展希波克拉底研究的蓋倫〔Galen〕去世）之間，希臘醫學科學逐漸理解頭部是智慧的所在。身體之所以能夠有效地運作，是因為大腦能夠解釋從身體（眼睛、耳朵、皮膚等）接收到的數據，並且能夠根據接收到的數據向身體的各個部份發出適當的信號，大腦解釋和指導的能力使身體的存在完全依賴於它。</w:t>
       </w:r>
     </w:p>
     <w:p>
@@ -359,34 +653,9 @@
         <w:rPr>
           <w:lang w:val="zh_TW" w:bidi="zh_TW"/>
         </w:rPr>
-        <w:t>幾處經文中提到「偉人」，但有譯本用了希伯來詞</w:t>
-      </w:r>
-      <w:r>
-        <w:rPr>
-          <w:lang w:val="zh_TW" w:bidi="zh_TW"/>
-        </w:rPr>
-        <w:t>利乏音人</w:t>
-      </w:r>
-      <w:r>
-        <w:rPr>
-          <w:lang w:val="zh_TW" w:bidi="zh_TW"/>
-        </w:rPr>
-        <w:t>（</w:t>
-      </w:r>
-      <w:r>
-        <w:rPr>
-          <w:i/>
-          <w:lang w:val="zh_TW" w:bidi="zh_TW"/>
-        </w:rPr>
-        <w:t>Rephaim</w:t>
-      </w:r>
-      <w:r>
-        <w:rPr>
-          <w:lang w:val="zh_TW" w:bidi="zh_TW"/>
-        </w:rPr>
-        <w:t>，例如</w:t>
-      </w:r>
-      <w:hyperlink r:id="rId16">
+        <w:t>在新約中，這個詞指的是人類的頭部（</w:t>
+      </w:r>
+      <w:hyperlink r:id="rId32">
         <w:r>
           <w:rPr>
             <w:lang w:val="zh_TW" w:bidi="zh_TW"/>
@@ -395,7 +664,7 @@
             <w:color w:val="0000EE"/>
             <w:u w:val="single"/>
           </w:rPr>
-          <w:t>申2:20</w:t>
+          <w:t>太5:36</w:t>
         </w:r>
       </w:hyperlink>
       <w:r>
@@ -404,7 +673,7 @@
         </w:rPr>
         <w:t>，</w:t>
       </w:r>
-      <w:hyperlink r:id="rId17">
+      <w:hyperlink r:id="rId33">
         <w:r>
           <w:rPr>
             <w:lang w:val="zh_TW" w:bidi="zh_TW"/>
@@ -413,16 +682,16 @@
             <w:color w:val="0000EE"/>
             <w:u w:val="single"/>
           </w:rPr>
-          <w:t>3:11</w:t>
+          <w:t>6:17</w:t>
         </w:r>
       </w:hyperlink>
       <w:r>
         <w:rPr>
           <w:lang w:val="zh_TW" w:bidi="zh_TW"/>
         </w:rPr>
-        <w:t>；</w:t>
-      </w:r>
-      <w:hyperlink r:id="rId18">
+        <w:t>，</w:t>
+      </w:r>
+      <w:hyperlink r:id="rId34">
         <w:r>
           <w:rPr>
             <w:lang w:val="zh_TW" w:bidi="zh_TW"/>
@@ -431,26 +700,338 @@
             <w:color w:val="0000EE"/>
             <w:u w:val="single"/>
           </w:rPr>
-          <w:t>書12:4</w:t>
+          <w:t>14:8</w:t>
         </w:r>
       </w:hyperlink>
       <w:r>
         <w:rPr>
           <w:lang w:val="zh_TW" w:bidi="zh_TW"/>
         </w:rPr>
+        <w:t>，</w:t>
+      </w:r>
+      <w:hyperlink r:id="rId35">
+        <w:r>
+          <w:rPr>
+            <w:lang w:val="zh_TW" w:bidi="zh_TW"/>
+          </w:rPr>
+          <w:rPr>
+            <w:color w:val="0000EE"/>
+            <w:u w:val="single"/>
+          </w:rPr>
+          <w:t>26:7</w:t>
+        </w:r>
+      </w:hyperlink>
+      <w:r>
+        <w:rPr>
+          <w:lang w:val="zh_TW" w:bidi="zh_TW"/>
+        </w:rPr>
+        <w:t>；</w:t>
+      </w:r>
+      <w:hyperlink r:id="rId36">
+        <w:r>
+          <w:rPr>
+            <w:lang w:val="zh_TW" w:bidi="zh_TW"/>
+          </w:rPr>
+          <w:rPr>
+            <w:color w:val="0000EE"/>
+            <w:u w:val="single"/>
+          </w:rPr>
+          <w:t>可6:27</w:t>
+        </w:r>
+      </w:hyperlink>
+      <w:r>
+        <w:rPr>
+          <w:lang w:val="zh_TW" w:bidi="zh_TW"/>
+        </w:rPr>
+        <w:t>，</w:t>
+      </w:r>
+      <w:hyperlink r:id="rId37">
+        <w:r>
+          <w:rPr>
+            <w:lang w:val="zh_TW" w:bidi="zh_TW"/>
+          </w:rPr>
+          <w:rPr>
+            <w:color w:val="0000EE"/>
+            <w:u w:val="single"/>
+          </w:rPr>
+          <w:t>14:3</w:t>
+        </w:r>
+      </w:hyperlink>
+      <w:r>
+        <w:rPr>
+          <w:lang w:val="zh_TW" w:bidi="zh_TW"/>
+        </w:rPr>
+        <w:t>；</w:t>
+      </w:r>
+      <w:hyperlink r:id="rId38">
+        <w:r>
+          <w:rPr>
+            <w:lang w:val="zh_TW" w:bidi="zh_TW"/>
+          </w:rPr>
+          <w:rPr>
+            <w:color w:val="0000EE"/>
+            <w:u w:val="single"/>
+          </w:rPr>
+          <w:t>路7:46</w:t>
+        </w:r>
+      </w:hyperlink>
+      <w:r>
+        <w:rPr>
+          <w:lang w:val="zh_TW" w:bidi="zh_TW"/>
+        </w:rPr>
+        <w:t>；</w:t>
+      </w:r>
+      <w:hyperlink r:id="rId39">
+        <w:r>
+          <w:rPr>
+            <w:lang w:val="zh_TW" w:bidi="zh_TW"/>
+          </w:rPr>
+          <w:rPr>
+            <w:color w:val="0000EE"/>
+            <w:u w:val="single"/>
+          </w:rPr>
+          <w:t>約13:9</w:t>
+        </w:r>
+      </w:hyperlink>
+      <w:r>
+        <w:rPr>
+          <w:lang w:val="zh_TW" w:bidi="zh_TW"/>
+        </w:rPr>
+        <w:t>，</w:t>
+      </w:r>
+      <w:hyperlink r:id="rId40">
+        <w:r>
+          <w:rPr>
+            <w:lang w:val="zh_TW" w:bidi="zh_TW"/>
+          </w:rPr>
+          <w:rPr>
+            <w:color w:val="0000EE"/>
+            <w:u w:val="single"/>
+          </w:rPr>
+          <w:t>20:7</w:t>
+        </w:r>
+      </w:hyperlink>
+      <w:r>
+        <w:rPr>
+          <w:lang w:val="zh_TW" w:bidi="zh_TW"/>
+        </w:rPr>
+        <w:t>），指天啟生物（</w:t>
+      </w:r>
+      <w:hyperlink r:id="rId41">
+        <w:r>
+          <w:rPr>
+            <w:lang w:val="zh_TW" w:bidi="zh_TW"/>
+          </w:rPr>
+          <w:rPr>
+            <w:color w:val="0000EE"/>
+            <w:u w:val="single"/>
+          </w:rPr>
+          <w:t>啟1:14</w:t>
+        </w:r>
+      </w:hyperlink>
+      <w:r>
+        <w:rPr>
+          <w:lang w:val="zh_TW" w:bidi="zh_TW"/>
+        </w:rPr>
+        <w:t>，</w:t>
+      </w:r>
+      <w:hyperlink r:id="rId42">
+        <w:r>
+          <w:rPr>
+            <w:lang w:val="zh_TW" w:bidi="zh_TW"/>
+          </w:rPr>
+          <w:rPr>
+            <w:color w:val="0000EE"/>
+            <w:u w:val="single"/>
+          </w:rPr>
+          <w:t>4:4</w:t>
+        </w:r>
+      </w:hyperlink>
+      <w:r>
+        <w:rPr>
+          <w:lang w:val="zh_TW" w:bidi="zh_TW"/>
+        </w:rPr>
+        <w:t>，</w:t>
+      </w:r>
+      <w:hyperlink r:id="rId43">
+        <w:r>
+          <w:rPr>
+            <w:lang w:val="zh_TW" w:bidi="zh_TW"/>
+          </w:rPr>
+          <w:rPr>
+            <w:color w:val="0000EE"/>
+            <w:u w:val="single"/>
+          </w:rPr>
+          <w:t>12:1</w:t>
+        </w:r>
+      </w:hyperlink>
+      <w:r>
+        <w:rPr>
+          <w:lang w:val="zh_TW" w:bidi="zh_TW"/>
+        </w:rPr>
+        <w:t>），以及動物（</w:t>
+      </w:r>
+      <w:hyperlink r:id="rId44">
+        <w:r>
+          <w:rPr>
+            <w:lang w:val="zh_TW" w:bidi="zh_TW"/>
+          </w:rPr>
+          <w:rPr>
+            <w:color w:val="0000EE"/>
+            <w:u w:val="single"/>
+          </w:rPr>
+          <w:t>啟9:7、17、19</w:t>
+        </w:r>
+      </w:hyperlink>
+      <w:r>
+        <w:rPr>
+          <w:lang w:val="zh_TW" w:bidi="zh_TW"/>
+        </w:rPr>
+        <w:t>，</w:t>
+      </w:r>
+      <w:hyperlink r:id="rId45">
+        <w:r>
+          <w:rPr>
+            <w:lang w:val="zh_TW" w:bidi="zh_TW"/>
+          </w:rPr>
+          <w:rPr>
+            <w:color w:val="0000EE"/>
+            <w:u w:val="single"/>
+          </w:rPr>
+          <w:t>12:3</w:t>
+        </w:r>
+      </w:hyperlink>
+      <w:r>
+        <w:rPr>
+          <w:lang w:val="zh_TW" w:bidi="zh_TW"/>
+        </w:rPr>
+        <w:t>）。此外，它出現在諸如「</w:t>
+      </w:r>
+      <w:r>
+        <w:rPr>
+          <w:lang w:val="zh_TW" w:bidi="zh_TW"/>
+        </w:rPr>
+        <w:t>炭火堆在他的頭上</w:t>
+      </w:r>
+      <w:r>
+        <w:rPr>
+          <w:lang w:val="zh_TW" w:bidi="zh_TW"/>
+        </w:rPr>
+        <w:t>」這樣的表達中，意指以善報惡（</w:t>
+      </w:r>
+      <w:hyperlink r:id="rId46">
+        <w:r>
+          <w:rPr>
+            <w:lang w:val="zh_TW" w:bidi="zh_TW"/>
+          </w:rPr>
+          <w:rPr>
+            <w:color w:val="0000EE"/>
+            <w:u w:val="single"/>
+          </w:rPr>
+          <w:t>羅12:20</w:t>
+        </w:r>
+      </w:hyperlink>
+      <w:r>
+        <w:rPr>
+          <w:lang w:val="zh_TW" w:bidi="zh_TW"/>
+        </w:rPr>
+        <w:t>；參：</w:t>
+      </w:r>
+      <w:hyperlink r:id="rId47">
+        <w:r>
+          <w:rPr>
+            <w:lang w:val="zh_TW" w:bidi="zh_TW"/>
+          </w:rPr>
+          <w:rPr>
+            <w:color w:val="0000EE"/>
+            <w:u w:val="single"/>
+          </w:rPr>
+          <w:t>太5:44</w:t>
+        </w:r>
+      </w:hyperlink>
+      <w:r>
+        <w:rPr>
+          <w:lang w:val="zh_TW" w:bidi="zh_TW"/>
+        </w:rPr>
+        <w:t>）；「剪髮」或「</w:t>
+      </w:r>
+      <w:r>
+        <w:rPr>
+          <w:lang w:val="zh_TW" w:bidi="zh_TW"/>
+        </w:rPr>
+        <w:t>剃</w:t>
+      </w:r>
+      <w:r>
+        <w:rPr>
+          <w:lang w:val="zh_TW" w:bidi="zh_TW"/>
+        </w:rPr>
+        <w:t>頭」表示一個誓言（</w:t>
+      </w:r>
+      <w:hyperlink r:id="rId48">
+        <w:r>
+          <w:rPr>
+            <w:lang w:val="zh_TW" w:bidi="zh_TW"/>
+          </w:rPr>
+          <w:rPr>
+            <w:color w:val="0000EE"/>
+            <w:u w:val="single"/>
+          </w:rPr>
+          <w:t>徒21:24</w:t>
+        </w:r>
+      </w:hyperlink>
+      <w:r>
+        <w:rPr>
+          <w:lang w:val="zh_TW" w:bidi="zh_TW"/>
+        </w:rPr>
+        <w:t>）；以及「</w:t>
+      </w:r>
+      <w:r>
+        <w:rPr>
+          <w:lang w:val="zh_TW" w:bidi="zh_TW"/>
+        </w:rPr>
+        <w:t>枕頭</w:t>
+      </w:r>
+      <w:r>
+        <w:rPr>
+          <w:lang w:val="zh_TW" w:bidi="zh_TW"/>
+        </w:rPr>
+        <w:t>」，意指睡覺（</w:t>
+      </w:r>
+      <w:hyperlink r:id="rId49">
+        <w:r>
+          <w:rPr>
+            <w:lang w:val="zh_TW" w:bidi="zh_TW"/>
+          </w:rPr>
+          <w:rPr>
+            <w:color w:val="0000EE"/>
+            <w:u w:val="single"/>
+          </w:rPr>
+          <w:t>太8:20</w:t>
+        </w:r>
+      </w:hyperlink>
+      <w:r>
+        <w:rPr>
+          <w:lang w:val="zh_TW" w:bidi="zh_TW"/>
+        </w:rPr>
+        <w:t>；</w:t>
+      </w:r>
+      <w:hyperlink r:id="rId50">
+        <w:r>
+          <w:rPr>
+            <w:lang w:val="zh_TW" w:bidi="zh_TW"/>
+          </w:rPr>
+          <w:rPr>
+            <w:color w:val="0000EE"/>
+            <w:u w:val="single"/>
+          </w:rPr>
+          <w:t>路9:58</w:t>
+        </w:r>
+      </w:hyperlink>
+      <w:r>
+        <w:rPr>
+          <w:lang w:val="zh_TW" w:bidi="zh_TW"/>
+        </w:rPr>
         <w:t>）。</w:t>
-      </w:r>
-      <w:r>
-        <w:rPr>
-          <w:lang w:val="zh_TW" w:bidi="zh_TW"/>
-        </w:rPr>
-        <w:t>利乏音人</w:t>
-      </w:r>
-      <w:r>
-        <w:rPr>
-          <w:lang w:val="zh_TW" w:bidi="zh_TW"/>
-        </w:rPr>
-        <w:t>通常以其複數形式出現，指的是居住在迦南地的幾個族群。這些族群可能身材非常高大或魁梧。</w:t>
       </w:r>
     </w:p>
     <w:p>
@@ -464,27 +1045,9 @@
         <w:rPr>
           <w:lang w:val="zh_TW" w:bidi="zh_TW"/>
         </w:rPr>
-        <w:t>它們包括：</w:t>
-      </w:r>
-    </w:p>
-    <w:p>
-      <w:pPr>
-        <w:pStyle w:val="ListBullet"/>
-        <w:spacing w:line="240" w:lineRule="auto"/>
-        <w:ind w:left="720"/>
-      </w:pPr>
-      <w:r>
-        <w:rPr>
-          <w:lang w:val="zh_TW" w:bidi="zh_TW"/>
-        </w:rPr>
-      </w:r>
-      <w:r>
-        <w:rPr>
-          <w:lang w:val="zh_TW" w:bidi="zh_TW"/>
-        </w:rPr>
-        <w:t>住在希伯崙附近猶大山地的亞納人（</w:t>
-      </w:r>
-      <w:hyperlink r:id="rId19">
+        <w:t>使徒保羅借用了舊約中對該詞語的隱喻，來表達神對基督的權柄、基督對人的權柄，以及男人對婦女的權柄（</w:t>
+      </w:r>
+      <w:hyperlink r:id="rId51">
         <w:r>
           <w:rPr>
             <w:lang w:val="zh_TW" w:bidi="zh_TW"/>
@@ -493,34 +1056,16 @@
             <w:color w:val="0000EE"/>
             <w:u w:val="single"/>
           </w:rPr>
-          <w:t>申2:11</w:t>
+          <w:t>林前11:3–16；</w:t>
         </w:r>
       </w:hyperlink>
       <w:r>
         <w:rPr>
           <w:lang w:val="zh_TW" w:bidi="zh_TW"/>
         </w:rPr>
-        <w:t>）</w:t>
-      </w:r>
-    </w:p>
-    <w:p>
-      <w:pPr>
-        <w:pStyle w:val="ListBullet"/>
-        <w:spacing w:line="240" w:lineRule="auto"/>
-        <w:ind w:left="720"/>
-      </w:pPr>
-      <w:r>
-        <w:rPr>
-          <w:lang w:val="zh_TW" w:bidi="zh_TW"/>
-        </w:rPr>
-      </w:r>
-      <w:r>
-        <w:rPr>
-          <w:lang w:val="zh_TW" w:bidi="zh_TW"/>
-        </w:rPr>
-        <w:t>摩押的以米人（</w:t>
-      </w:r>
-      <w:hyperlink r:id="rId20">
+        <w:t>參：</w:t>
+      </w:r>
+      <w:hyperlink r:id="rId52">
         <w:r>
           <w:rPr>
             <w:lang w:val="zh_TW" w:bidi="zh_TW"/>
@@ -529,46 +1074,16 @@
             <w:color w:val="0000EE"/>
             <w:u w:val="single"/>
           </w:rPr>
-          <w:t>申2:10</w:t>
+          <w:t>弗 5:23</w:t>
         </w:r>
       </w:hyperlink>
       <w:r>
         <w:rPr>
           <w:lang w:val="zh_TW" w:bidi="zh_TW"/>
         </w:rPr>
-        <w:t>）</w:t>
-      </w:r>
-    </w:p>
-    <w:p>
-      <w:pPr>
-        <w:pStyle w:val="ListBullet"/>
-        <w:spacing w:line="240" w:lineRule="auto"/>
-        <w:ind w:left="720"/>
-      </w:pPr>
-      <w:r>
-        <w:rPr>
-          <w:lang w:val="zh_TW" w:bidi="zh_TW"/>
-        </w:rPr>
-      </w:r>
-      <w:r>
-        <w:rPr>
-          <w:lang w:val="zh_TW" w:bidi="zh_TW"/>
-        </w:rPr>
-        <w:t>亞捫的</w:t>
-      </w:r>
-      <w:r>
-        <w:rPr>
-          <w:lang w:val="zh_TW" w:bidi="zh_TW"/>
-        </w:rPr>
-        <w:t>散送冥</w:t>
-      </w:r>
-      <w:r>
-        <w:rPr>
-          <w:lang w:val="zh_TW" w:bidi="zh_TW"/>
-        </w:rPr>
-        <w:t>人（</w:t>
-      </w:r>
-      <w:hyperlink r:id="rId16">
+        <w:t>）。在這些關係的亮光中，保羅鼓勵哥林多的婦女在敬拜時戴上面紗，面紗賦予婦女在神面前與男人平等敬拜的權柄。這詞再次被用來表達基督對宇宙的主權（</w:t>
+      </w:r>
+      <w:hyperlink r:id="rId53">
         <w:r>
           <w:rPr>
             <w:lang w:val="zh_TW" w:bidi="zh_TW"/>
@@ -577,34 +1092,16 @@
             <w:color w:val="0000EE"/>
             <w:u w:val="single"/>
           </w:rPr>
-          <w:t>申2:20</w:t>
+          <w:t>弗1:21–22</w:t>
         </w:r>
       </w:hyperlink>
       <w:r>
         <w:rPr>
           <w:lang w:val="zh_TW" w:bidi="zh_TW"/>
         </w:rPr>
-        <w:t>）</w:t>
-      </w:r>
-    </w:p>
-    <w:p>
-      <w:pPr>
-        <w:pStyle w:val="ListBullet"/>
-        <w:spacing w:line="240" w:lineRule="auto"/>
-        <w:ind w:left="720"/>
-      </w:pPr>
-      <w:r>
-        <w:rPr>
-          <w:lang w:val="zh_TW" w:bidi="zh_TW"/>
-        </w:rPr>
-      </w:r>
-      <w:r>
-        <w:rPr>
-          <w:lang w:val="zh_TW" w:bidi="zh_TW"/>
-        </w:rPr>
-        <w:t>巴珊人（</w:t>
-      </w:r>
-      <w:hyperlink r:id="rId17">
+        <w:t>；</w:t>
+      </w:r>
+      <w:hyperlink r:id="rId54">
         <w:r>
           <w:rPr>
             <w:lang w:val="zh_TW" w:bidi="zh_TW"/>
@@ -613,14 +1110,14 @@
             <w:color w:val="0000EE"/>
             <w:u w:val="single"/>
           </w:rPr>
-          <w:t>申3:11</w:t>
+          <w:t>西2:10</w:t>
         </w:r>
       </w:hyperlink>
       <w:r>
         <w:rPr>
           <w:lang w:val="zh_TW" w:bidi="zh_TW"/>
         </w:rPr>
-        <w:t>）</w:t>
+        <w:t>）。</w:t>
       </w:r>
     </w:p>
     <w:p>
@@ -634,9 +1131,9 @@
         <w:rPr>
           <w:lang w:val="zh_TW" w:bidi="zh_TW"/>
         </w:rPr>
-        <w:t>利乏音一詞也出現在約書亞記（</w:t>
-      </w:r>
-      <w:hyperlink r:id="rId18">
+        <w:t>保羅使用頭與身體的表達來說明基督與祂自己教會之間的關係（</w:t>
+      </w:r>
+      <w:hyperlink r:id="rId55">
         <w:r>
           <w:rPr>
             <w:lang w:val="zh_TW" w:bidi="zh_TW"/>
@@ -645,10 +1142,16 @@
             <w:color w:val="0000EE"/>
             <w:u w:val="single"/>
           </w:rPr>
-          <w:t>書12:4，</w:t>
+          <w:t>弗4:15</w:t>
         </w:r>
       </w:hyperlink>
-      <w:hyperlink r:id="rId21">
+      <w:r>
+        <w:rPr>
+          <w:lang w:val="zh_TW" w:bidi="zh_TW"/>
+        </w:rPr>
+        <w:t>，</w:t>
+      </w:r>
+      <w:hyperlink r:id="rId52">
         <w:r>
           <w:rPr>
             <w:lang w:val="zh_TW" w:bidi="zh_TW"/>
@@ -657,16 +1160,16 @@
             <w:color w:val="0000EE"/>
             <w:u w:val="single"/>
           </w:rPr>
-          <w:t>13:12</w:t>
+          <w:t>5:23</w:t>
         </w:r>
       </w:hyperlink>
       <w:r>
         <w:rPr>
           <w:lang w:val="zh_TW" w:bidi="zh_TW"/>
         </w:rPr>
-        <w:t>，</w:t>
-      </w:r>
-      <w:hyperlink r:id="rId22">
+        <w:t>；參</w:t>
+      </w:r>
+      <w:hyperlink r:id="rId56">
         <w:r>
           <w:rPr>
             <w:lang w:val="zh_TW" w:bidi="zh_TW"/>
@@ -675,1556 +1178,14 @@
             <w:color w:val="0000EE"/>
             <w:u w:val="single"/>
           </w:rPr>
-          <w:t>15:8</w:t>
+          <w:t>林前12:12–27</w:t>
         </w:r>
       </w:hyperlink>
       <w:r>
         <w:rPr>
           <w:lang w:val="zh_TW" w:bidi="zh_TW"/>
         </w:rPr>
-        <w:t>，</w:t>
-      </w:r>
-      <w:hyperlink r:id="rId23">
-        <w:r>
-          <w:rPr>
-            <w:lang w:val="zh_TW" w:bidi="zh_TW"/>
-          </w:rPr>
-          <w:rPr>
-            <w:color w:val="0000EE"/>
-            <w:u w:val="single"/>
-          </w:rPr>
-          <w:t>17:15</w:t>
-        </w:r>
-      </w:hyperlink>
-      <w:r>
-        <w:rPr>
-          <w:lang w:val="zh_TW" w:bidi="zh_TW"/>
-        </w:rPr>
-        <w:t>，</w:t>
-      </w:r>
-      <w:hyperlink r:id="rId24">
-        <w:r>
-          <w:rPr>
-            <w:lang w:val="zh_TW" w:bidi="zh_TW"/>
-          </w:rPr>
-          <w:rPr>
-            <w:color w:val="0000EE"/>
-            <w:u w:val="single"/>
-          </w:rPr>
-          <w:t>18:16</w:t>
-        </w:r>
-      </w:hyperlink>
-      <w:r>
-        <w:rPr>
-          <w:lang w:val="zh_TW" w:bidi="zh_TW"/>
-        </w:rPr>
-        <w:t>）。</w:t>
-      </w:r>
-    </w:p>
-    <w:p>
-      <w:pPr/>
-      <w:r>
-        <w:rPr>
-          <w:lang w:val="zh_TW" w:bidi="zh_TW"/>
-        </w:rPr>
-      </w:r>
-      <w:r>
-        <w:rPr>
-          <w:lang w:val="zh_TW" w:bidi="zh_TW"/>
-        </w:rPr>
-        <w:t>一些釋經者認為，這些人是迦南人、非利士人、以色列人和其他人到來之前，最初居住在這片土地上的居民。他們表示，這些是由高大的人組成的不同族群，後來被吸收到其他群體中。</w:t>
-      </w:r>
-    </w:p>
-    <w:p>
-      <w:pPr/>
-      <w:r>
-        <w:rPr>
-          <w:lang w:val="zh_TW" w:bidi="zh_TW"/>
-        </w:rPr>
-      </w:r>
-      <w:r>
-        <w:rPr>
-          <w:lang w:val="zh_TW" w:bidi="zh_TW"/>
-        </w:rPr>
-        <w:t>其他釋經者認為利乏音並不是獨立的族群。相反，他們認為這只是非常高大的人，可能是由於某種疾病造成的，他們分布在許多不同的族群中。</w:t>
-      </w:r>
-    </w:p>
-    <w:p>
-      <w:pPr/>
-      <w:r>
-        <w:rPr>
-          <w:lang w:val="zh_TW" w:bidi="zh_TW"/>
-        </w:rPr>
-      </w:r>
-      <w:r>
-        <w:rPr>
-          <w:lang w:val="zh_TW" w:bidi="zh_TW"/>
-        </w:rPr>
-        <w:t>聖經並未明確支持任何特定觀點。</w:t>
-      </w:r>
-    </w:p>
-    <w:p>
-      <w:pPr/>
-      <w:r>
-        <w:rPr>
-          <w:lang w:val="zh_TW" w:bidi="zh_TW"/>
-        </w:rPr>
-      </w:r>
-      <w:r>
-        <w:rPr>
-          <w:lang w:val="zh_TW" w:bidi="zh_TW"/>
-        </w:rPr>
-        <w:t>還有一個希伯來詞，也被翻譯為「偉人」（</w:t>
-      </w:r>
-      <w:hyperlink r:id="rId25">
-        <w:r>
-          <w:rPr>
-            <w:lang w:val="zh_TW" w:bidi="zh_TW"/>
-          </w:rPr>
-          <w:rPr>
-            <w:color w:val="0000EE"/>
-            <w:u w:val="single"/>
-          </w:rPr>
-          <w:t>撒下21:16–22</w:t>
-        </w:r>
-      </w:hyperlink>
-      <w:r>
-        <w:rPr>
-          <w:lang w:val="zh_TW" w:bidi="zh_TW"/>
-        </w:rPr>
-        <w:t>；</w:t>
-      </w:r>
-      <w:hyperlink r:id="rId26">
-        <w:r>
-          <w:rPr>
-            <w:lang w:val="zh_TW" w:bidi="zh_TW"/>
-          </w:rPr>
-          <w:rPr>
-            <w:color w:val="0000EE"/>
-            <w:u w:val="single"/>
-          </w:rPr>
-          <w:t>代上20:4–8</w:t>
-        </w:r>
-      </w:hyperlink>
-      <w:r>
-        <w:rPr>
-          <w:lang w:val="zh_TW" w:bidi="zh_TW"/>
-        </w:rPr>
-        <w:t>）。</w:t>
-      </w:r>
-    </w:p>
-    <w:p>
-      <w:pPr>
-        <w:pStyle w:val="Heading3"/>
-      </w:pPr>
-      <w:r>
-        <w:rPr>
-          <w:lang w:val="zh_TW" w:bidi="zh_TW"/>
-        </w:rPr>
-        <w:t>聖經中有名的巨人</w:t>
-      </w:r>
-    </w:p>
-    <w:p>
-      <w:pPr/>
-      <w:r>
-        <w:rPr>
-          <w:lang w:val="zh_TW" w:bidi="zh_TW"/>
-        </w:rPr>
-      </w:r>
-      <w:r>
-        <w:rPr>
-          <w:lang w:val="zh_TW" w:bidi="zh_TW"/>
-        </w:rPr>
-        <w:t>在聖經中最有名的巨人是迦特人歌利亞。他是非利士軍兵，曾在以拉谷與掃羅王的軍隊作戰（</w:t>
-      </w:r>
-      <w:hyperlink r:id="rId27">
-        <w:r>
-          <w:rPr>
-            <w:lang w:val="zh_TW" w:bidi="zh_TW"/>
-          </w:rPr>
-          <w:rPr>
-            <w:color w:val="0000EE"/>
-            <w:u w:val="single"/>
-          </w:rPr>
-          <w:t>撒上17</w:t>
-        </w:r>
-      </w:hyperlink>
-      <w:r>
-        <w:rPr>
-          <w:lang w:val="zh_TW" w:bidi="zh_TW"/>
-        </w:rPr>
-        <w:t>）。聖經說歌利亞身高六肘一虎口，這意味著他身高在2.3到2.9米之間（7.5到9.5英尺）。他的巨大身型，使以色列士兵恐懼害怕。</w:t>
-      </w:r>
-    </w:p>
-    <w:p>
-      <w:pPr/>
-      <w:r>
-        <w:rPr>
-          <w:lang w:val="zh_TW" w:bidi="zh_TW"/>
-        </w:rPr>
-      </w:r>
-      <w:r>
-        <w:rPr>
-          <w:lang w:val="zh_TW" w:bidi="zh_TW"/>
-        </w:rPr>
-        <w:t>歌利亞向以色列的軍隊叫陣，但年輕的牧羊人大衛擊敗了他。此後，大衛在以色列人中家喻戶曉（</w:t>
-      </w:r>
-      <w:hyperlink r:id="rId28">
-        <w:r>
-          <w:rPr>
-            <w:lang w:val="zh_TW" w:bidi="zh_TW"/>
-          </w:rPr>
-          <w:rPr>
-            <w:color w:val="0000EE"/>
-            <w:u w:val="single"/>
-          </w:rPr>
-          <w:t>撒上18:5–7</w:t>
-        </w:r>
-      </w:hyperlink>
-      <w:r>
-        <w:rPr>
-          <w:lang w:val="zh_TW" w:bidi="zh_TW"/>
-        </w:rPr>
-        <w:t>）。聖經並沒有稱歌利亞為「偉人」，但他的身高顯示他非常高大。</w:t>
-      </w:r>
-    </w:p>
-    <w:p>
-      <w:pPr/>
-      <w:r>
-        <w:rPr>
-          <w:lang w:val="zh_TW" w:bidi="zh_TW"/>
-        </w:rPr>
-      </w:r>
-      <w:r>
-        <w:rPr>
-          <w:lang w:val="zh_TW" w:bidi="zh_TW"/>
-        </w:rPr>
-        <w:t>另一位以身高著稱的人是巴珊王噩（</w:t>
-      </w:r>
-      <w:hyperlink r:id="rId17">
-        <w:r>
-          <w:rPr>
-            <w:lang w:val="zh_TW" w:bidi="zh_TW"/>
-          </w:rPr>
-          <w:rPr>
-            <w:color w:val="0000EE"/>
-            <w:u w:val="single"/>
-          </w:rPr>
-          <w:t>申3:11</w:t>
-        </w:r>
-      </w:hyperlink>
-      <w:r>
-        <w:rPr>
-          <w:lang w:val="zh_TW" w:bidi="zh_TW"/>
-        </w:rPr>
-        <w:t>）。</w:t>
-      </w:r>
-    </w:p>
-    <w:p>
-      <w:pPr/>
-      <w:r>
-        <w:rPr>
-          <w:lang w:val="zh_TW" w:bidi="zh_TW"/>
-        </w:rPr>
-      </w:r>
-      <w:r>
-        <w:rPr>
-          <w:i/>
-          <w:lang w:val="zh_TW" w:bidi="zh_TW"/>
-        </w:rPr>
-        <w:t>另見</w:t>
-      </w:r>
-      <w:r>
-        <w:rPr>
-          <w:lang w:val="zh_TW" w:bidi="zh_TW"/>
-        </w:rPr>
-        <w:t>尼腓林</w:t>
-      </w:r>
-      <w:r>
-        <w:rPr>
-          <w:lang w:val="zh_TW" w:bidi="zh_TW"/>
-        </w:rPr>
-        <w:t>。</w:t>
-      </w:r>
-      <w:r>
-        <w:rPr>
-          <w:lang w:val="zh_TW" w:bidi="zh_TW"/>
-        </w:rPr>
-      </w:r>
-      <w:r>
-        <w:rPr>
-          <w:lang w:val="zh_TW" w:bidi="zh_TW"/>
-        </w:rPr>
-      </w:r>
-    </w:p>
-    <w:p>
-      <w:pPr/>
-      <w:r>
-        <w:rPr>
-          <w:lang w:val="zh_TW" w:bidi="zh_TW"/>
-        </w:rPr>
-      </w:r>
-    </w:p>
-    <w:p>
-      <w:pPr>
-        <w:pStyle w:val="Heading2"/>
-      </w:pPr>
-      <w:r>
-        <w:rPr>
-          <w:lang w:val="zh_TW" w:bidi="zh_TW"/>
-        </w:rPr>
-        <w:t>偉人</w:t>
-      </w:r>
-      <w:r>
-        <w:rPr>
-          <w:lang w:val="zh_TW" w:bidi="zh_TW"/>
-        </w:rPr>
-      </w:r>
-    </w:p>
-    <w:p>
-      <w:pPr>
-        <w:pStyle w:val="Heading2"/>
-      </w:pPr>
-      <w:r>
-        <w:rPr>
-          <w:lang w:val="zh_TW" w:bidi="zh_TW"/>
-        </w:rPr>
-        <w:t>偉人（NEPHILIM）</w:t>
-      </w:r>
-    </w:p>
-    <w:p>
-      <w:pPr/>
-      <w:r>
-        <w:rPr>
-          <w:lang w:val="zh_TW" w:bidi="zh_TW"/>
-        </w:rPr>
-      </w:r>
-      <w:r>
-        <w:rPr>
-          <w:lang w:val="zh_TW" w:bidi="zh_TW"/>
-        </w:rPr>
-        <w:t>這是在舊約聖經中僅出現兩次的群體（譯註：Nephilim音譯為「尼腓林人」；</w:t>
-      </w:r>
-      <w:hyperlink r:id="rId14">
-        <w:r>
-          <w:rPr>
-            <w:lang w:val="zh_TW" w:bidi="zh_TW"/>
-          </w:rPr>
-          <w:rPr>
-            <w:color w:val="0000EE"/>
-            <w:u w:val="single"/>
-          </w:rPr>
-          <w:t>創6:4</w:t>
-        </w:r>
-      </w:hyperlink>
-      <w:r>
-        <w:rPr>
-          <w:lang w:val="zh_TW" w:bidi="zh_TW"/>
-        </w:rPr>
-        <w:t>；</w:t>
-      </w:r>
-      <w:hyperlink r:id="rId15">
-        <w:r>
-          <w:rPr>
-            <w:lang w:val="zh_TW" w:bidi="zh_TW"/>
-          </w:rPr>
-          <w:rPr>
-            <w:color w:val="0000EE"/>
-            <w:u w:val="single"/>
-          </w:rPr>
-          <w:t>民13:33</w:t>
-        </w:r>
-      </w:hyperlink>
-      <w:r>
-        <w:rPr>
-          <w:lang w:val="zh_TW" w:bidi="zh_TW"/>
-        </w:rPr>
-        <w:t>）。希伯來文聖經的希臘譯本《七十士譯本》（Septuagint）將「尼腓林人（Nephilim）」譯為「巨人（giants）」。其他版本，如《欽定版聖經》等舊譯本也採此譯法。現代多數英文譯本則直接保留尼腓林人這個音譯。他們將其與亞納族人（</w:t>
-      </w:r>
-      <w:hyperlink r:id="rId15">
-        <w:r>
-          <w:rPr>
-            <w:lang w:val="zh_TW" w:bidi="zh_TW"/>
-          </w:rPr>
-          <w:rPr>
-            <w:color w:val="0000EE"/>
-            <w:u w:val="single"/>
-          </w:rPr>
-          <w:t>民13:33</w:t>
-        </w:r>
-      </w:hyperlink>
-      <w:r>
-        <w:rPr>
-          <w:lang w:val="zh_TW" w:bidi="zh_TW"/>
-        </w:rPr>
-        <w:t>；</w:t>
-      </w:r>
-      <w:hyperlink r:id="rId29">
-        <w:r>
-          <w:rPr>
-            <w:lang w:val="zh_TW" w:bidi="zh_TW"/>
-          </w:rPr>
-          <w:rPr>
-            <w:color w:val="0000EE"/>
-            <w:u w:val="single"/>
-          </w:rPr>
-          <w:t>申2:21</w:t>
-        </w:r>
-      </w:hyperlink>
-      <w:r>
-        <w:rPr>
-          <w:lang w:val="zh_TW" w:bidi="zh_TW"/>
-        </w:rPr>
-        <w:t>）和利乏音人（</w:t>
-      </w:r>
-      <w:hyperlink r:id="rId16">
-        <w:r>
-          <w:rPr>
-            <w:lang w:val="zh_TW" w:bidi="zh_TW"/>
-          </w:rPr>
-          <w:rPr>
-            <w:color w:val="0000EE"/>
-            <w:u w:val="single"/>
-          </w:rPr>
-          <w:t>申2:20</w:t>
-        </w:r>
-      </w:hyperlink>
-      <w:r>
-        <w:rPr>
-          <w:lang w:val="zh_TW" w:bidi="zh_TW"/>
-        </w:rPr>
-        <w:t>）並列。這些族群以身材高大著稱，因此尼腓林人被稱為「偉人」。</w:t>
-      </w:r>
-    </w:p>
-    <w:p>
-      <w:pPr/>
-      <w:r>
-        <w:rPr>
-          <w:lang w:val="zh_TW" w:bidi="zh_TW"/>
-        </w:rPr>
-      </w:r>
-      <w:r>
-        <w:rPr>
-          <w:lang w:val="zh_TW" w:bidi="zh_TW"/>
-        </w:rPr>
-        <w:t>偉人的起源不明。有些人認為希伯來動詞</w:t>
-      </w:r>
-      <w:r>
-        <w:rPr>
-          <w:i/>
-          <w:lang w:val="zh_TW" w:bidi="zh_TW"/>
-        </w:rPr>
-        <w:t>naphal</w:t>
-      </w:r>
-      <w:r>
-        <w:rPr>
-          <w:lang w:val="zh_TW" w:bidi="zh_TW"/>
-        </w:rPr>
-        <w:t>——意為「墜落」——暗示了尼腓林人是「墮落者」。據此說法，他們是墮落天使與人類女子所生的混種。但耶穌教導說天使不會有肉體關係（</w:t>
-      </w:r>
-      <w:hyperlink r:id="rId30">
-        <w:r>
-          <w:rPr>
-            <w:lang w:val="zh_TW" w:bidi="zh_TW"/>
-          </w:rPr>
-          <w:rPr>
-            <w:color w:val="0000EE"/>
-            <w:u w:val="single"/>
-          </w:rPr>
-          <w:t>路20:34–35</w:t>
-        </w:r>
-      </w:hyperlink>
-      <w:r>
-        <w:rPr>
-          <w:lang w:val="zh_TW" w:bidi="zh_TW"/>
-        </w:rPr>
-        <w:t>）。這種觀點假設</w:t>
-      </w:r>
-      <w:hyperlink r:id="rId31">
-        <w:r>
-          <w:rPr>
-            <w:lang w:val="zh_TW" w:bidi="zh_TW"/>
-          </w:rPr>
-          <w:rPr>
-            <w:color w:val="0000EE"/>
-            <w:u w:val="single"/>
-          </w:rPr>
-          <w:t>創世記六章1至4節</w:t>
-        </w:r>
-      </w:hyperlink>
-      <w:r>
-        <w:rPr>
-          <w:lang w:val="zh_TW" w:bidi="zh_TW"/>
-        </w:rPr>
-        <w:t>反映了希臘神話中曾發生神與人結合的情節，但經文實際上描述的是歷史事件，而非神話。</w:t>
-      </w:r>
-    </w:p>
-    <w:p>
-      <w:pPr/>
-      <w:r>
-        <w:rPr>
-          <w:lang w:val="zh_TW" w:bidi="zh_TW"/>
-        </w:rPr>
-      </w:r>
-      <w:r>
-        <w:rPr>
-          <w:lang w:val="zh_TW" w:bidi="zh_TW"/>
-        </w:rPr>
-        <w:t>在聖經中，偉人可能不是「神的兒子們」。他們似乎與「人的兒女們」不同。要理解他們，可以想像這些偉人來自一個古老的民族群體，如亞納族和利乏音族等，但是他們的起源不明。</w:t>
-      </w:r>
-    </w:p>
-    <w:p>
-      <w:pPr/>
-      <w:r>
-        <w:rPr>
-          <w:lang w:val="zh_TW" w:bidi="zh_TW"/>
-        </w:rPr>
-      </w:r>
-      <w:r>
-        <w:rPr>
-          <w:i/>
-          <w:lang w:val="zh_TW" w:bidi="zh_TW"/>
-        </w:rPr>
-        <w:t>另見</w:t>
-      </w:r>
-      <w:r>
-        <w:rPr>
-          <w:lang w:val="zh_TW" w:bidi="zh_TW"/>
-        </w:rPr>
-        <w:t>巨人</w:t>
-      </w:r>
-      <w:r>
-        <w:rPr>
-          <w:lang w:val="zh_TW" w:bidi="zh_TW"/>
-        </w:rPr>
-        <w:t>。</w:t>
-      </w:r>
-      <w:r>
-        <w:rPr>
-          <w:lang w:val="zh_TW" w:bidi="zh_TW"/>
-        </w:rPr>
-      </w:r>
-      <w:r>
-        <w:rPr>
-          <w:lang w:val="zh_TW" w:bidi="zh_TW"/>
-        </w:rPr>
-      </w:r>
-    </w:p>
-    <w:p>
-      <w:pPr/>
-      <w:r>
-        <w:rPr>
-          <w:lang w:val="zh_TW" w:bidi="zh_TW"/>
-        </w:rPr>
-      </w:r>
-    </w:p>
-    <w:p>
-      <w:pPr>
-        <w:pStyle w:val="Heading2"/>
-      </w:pPr>
-      <w:r>
-        <w:rPr>
-          <w:lang w:val="zh_TW" w:bidi="zh_TW"/>
-        </w:rPr>
-        <w:t>偽善</w:t>
-      </w:r>
-      <w:r>
-        <w:rPr>
-          <w:lang w:val="zh_TW" w:bidi="zh_TW"/>
-        </w:rPr>
-      </w:r>
-    </w:p>
-    <w:p>
-      <w:pPr/>
-      <w:r>
-        <w:rPr>
-          <w:lang w:val="zh_TW" w:bidi="zh_TW"/>
-        </w:rPr>
-      </w:r>
-      <w:r>
-        <w:rPr>
-          <w:lang w:val="zh_TW" w:bidi="zh_TW"/>
-        </w:rPr>
-        <w:t>假裝成跟自己實際上不同的樣子，尤其是裝作表面看來很敬虔或有德行。在現代英語世界中，對「偽善」一詞的理解主要來自於其在新約中的使用，特別是耶穌如何使用這個詞語。在新約和隨後而來的理解中，這個詞通常意指欺騙、歪曲事實或聲稱擁有自己並不具備的美德或品質。</w:t>
-      </w:r>
-    </w:p>
-    <w:p>
-      <w:pPr/>
-      <w:r>
-        <w:rPr>
-          <w:lang w:val="zh_TW" w:bidi="zh_TW"/>
-        </w:rPr>
-      </w:r>
-      <w:r>
-        <w:rPr>
-          <w:lang w:val="zh_TW" w:bidi="zh_TW"/>
-        </w:rPr>
-        <w:t>偽善在聖經中一直是負面的意思，相比之下，希臘人最早使用的偽善則是作為一個中性的詞語。在其動詞形式中，它的意思是「解釋、詮釋或闡述」。雖然名詞「偽善」可以意味著「回答」，但另一個名詞「偽君子」幾乎總是意味著「演員」的意思，這個意思可能來自於動詞「闡述」。</w:t>
-      </w:r>
-    </w:p>
-    <w:p>
-      <w:pPr/>
-      <w:r>
-        <w:rPr>
-          <w:lang w:val="zh_TW" w:bidi="zh_TW"/>
-        </w:rPr>
-      </w:r>
-      <w:r>
-        <w:rPr>
-          <w:lang w:val="zh_TW" w:bidi="zh_TW"/>
-        </w:rPr>
-        <w:t>最初，偽君子可以是解釋詩人文字或作曲家音樂的演說者或演員。演員或「偽君子」試圖讓觀眾理解詩人或作曲家所寫的內容。在更大的範圍內，「偽君子」可以是舞台上表演戲劇的眾多演員之一。一個好的「偽君子」忠實地詮釋他被分配的角色，而一個不受歡迎的「偽君子」則糟糕地詮釋他的角色。由於這個詞本質上的中立性，因此必須有附帶的詞語，才能確定其定義的走向。</w:t>
-      </w:r>
-    </w:p>
-    <w:p>
-      <w:pPr/>
-      <w:r>
-        <w:rPr>
-          <w:lang w:val="zh_TW" w:bidi="zh_TW"/>
-        </w:rPr>
-      </w:r>
-      <w:r>
-        <w:rPr>
-          <w:lang w:val="zh_TW" w:bidi="zh_TW"/>
-        </w:rPr>
-        <w:t>在希臘化時期（約公元前325–125年），通常視世界為一個舞台，所有人的一生被視為表演的藝術。個人的角色和劇本是由他的家庭、文化和宗教環境所為他編寫的，他可以成功或不成功地演繹出來。當在這個意義上使用時，「偽善」並不帶有虛偽或欺騙的意思。然而，有些情況下，「偽君子」一詞被用來形容那些以欺騙方式表演其生命角色的人。向公眾展示的形象只是一個面具，背後隱藏著真實而不同的自我。</w:t>
-      </w:r>
-    </w:p>
-    <w:p>
-      <w:pPr/>
-      <w:r>
-        <w:rPr>
-          <w:lang w:val="zh_TW" w:bidi="zh_TW"/>
-        </w:rPr>
-      </w:r>
-      <w:r>
-        <w:rPr>
-          <w:lang w:val="zh_TW" w:bidi="zh_TW"/>
-        </w:rPr>
-        <w:t>福音書經常使用「偽善」這個詞（</w:t>
-      </w:r>
-      <w:hyperlink r:id="rId32">
-        <w:r>
-          <w:rPr>
-            <w:lang w:val="zh_TW" w:bidi="zh_TW"/>
-          </w:rPr>
-          <w:rPr>
-            <w:color w:val="0000EE"/>
-            <w:u w:val="single"/>
-          </w:rPr>
-          <w:t>太23:28</w:t>
-        </w:r>
-      </w:hyperlink>
-      <w:r>
-        <w:rPr>
-          <w:lang w:val="zh_TW" w:bidi="zh_TW"/>
-        </w:rPr>
-        <w:t>；</w:t>
-      </w:r>
-      <w:hyperlink r:id="rId33">
-        <w:r>
-          <w:rPr>
-            <w:lang w:val="zh_TW" w:bidi="zh_TW"/>
-          </w:rPr>
-          <w:rPr>
-            <w:color w:val="0000EE"/>
-            <w:u w:val="single"/>
-          </w:rPr>
-          <w:t>可12:15下</w:t>
-        </w:r>
-      </w:hyperlink>
-      <w:r>
-        <w:rPr>
-          <w:lang w:val="zh_TW" w:bidi="zh_TW"/>
-        </w:rPr>
-        <w:t>；</w:t>
-      </w:r>
-      <w:hyperlink r:id="rId34">
-        <w:r>
-          <w:rPr>
-            <w:lang w:val="zh_TW" w:bidi="zh_TW"/>
-          </w:rPr>
-          <w:rPr>
-            <w:color w:val="0000EE"/>
-            <w:u w:val="single"/>
-          </w:rPr>
-          <w:t>路12:1</w:t>
-        </w:r>
-      </w:hyperlink>
-      <w:r>
-        <w:rPr>
-          <w:lang w:val="zh_TW" w:bidi="zh_TW"/>
-        </w:rPr>
-        <w:t>）和「偽君子」（</w:t>
-      </w:r>
-      <w:hyperlink r:id="rId35">
-        <w:r>
-          <w:rPr>
-            <w:lang w:val="zh_TW" w:bidi="zh_TW"/>
-          </w:rPr>
-          <w:rPr>
-            <w:color w:val="0000EE"/>
-            <w:u w:val="single"/>
-          </w:rPr>
-          <w:t>太7:5</w:t>
-        </w:r>
-      </w:hyperlink>
-      <w:r>
-        <w:rPr>
-          <w:lang w:val="zh_TW" w:bidi="zh_TW"/>
-        </w:rPr>
-        <w:t>；</w:t>
-      </w:r>
-      <w:hyperlink r:id="rId36">
-        <w:r>
-          <w:rPr>
-            <w:lang w:val="zh_TW" w:bidi="zh_TW"/>
-          </w:rPr>
-          <w:rPr>
-            <w:color w:val="0000EE"/>
-            <w:u w:val="single"/>
-          </w:rPr>
-          <w:t>24:51</w:t>
-        </w:r>
-      </w:hyperlink>
-      <w:r>
-        <w:rPr>
-          <w:lang w:val="zh_TW" w:bidi="zh_TW"/>
-        </w:rPr>
-        <w:t>；</w:t>
-      </w:r>
-      <w:hyperlink r:id="rId37">
-        <w:r>
-          <w:rPr>
-            <w:lang w:val="zh_TW" w:bidi="zh_TW"/>
-          </w:rPr>
-          <w:rPr>
-            <w:color w:val="0000EE"/>
-            <w:u w:val="single"/>
-          </w:rPr>
-          <w:t>路6:42</w:t>
-        </w:r>
-      </w:hyperlink>
-      <w:r>
-        <w:rPr>
-          <w:lang w:val="zh_TW" w:bidi="zh_TW"/>
-        </w:rPr>
-        <w:t>，</w:t>
-      </w:r>
-      <w:hyperlink r:id="rId38">
-        <w:r>
-          <w:rPr>
-            <w:lang w:val="zh_TW" w:bidi="zh_TW"/>
-          </w:rPr>
-          <w:rPr>
-            <w:color w:val="0000EE"/>
-            <w:u w:val="single"/>
-          </w:rPr>
-          <w:t>13:15</w:t>
-        </w:r>
-      </w:hyperlink>
-      <w:r>
-        <w:rPr>
-          <w:lang w:val="zh_TW" w:bidi="zh_TW"/>
-        </w:rPr>
-        <w:t>）來記錄耶穌與他的對手之間的衝突。關於法利賽人和撒都該人，耶穌察覺到他們外在形式的公義，與他們未能接受內在公義之間的鮮明對比，如：憐憫、公正、謙卑、寬恕和對不可愛之人的愛（</w:t>
-      </w:r>
-      <w:hyperlink r:id="rId39">
-        <w:r>
-          <w:rPr>
-            <w:lang w:val="zh_TW" w:bidi="zh_TW"/>
-          </w:rPr>
-          <w:rPr>
-            <w:color w:val="0000EE"/>
-            <w:u w:val="single"/>
-          </w:rPr>
-          <w:t>路11:38、42</w:t>
-        </w:r>
-      </w:hyperlink>
-      <w:r>
-        <w:rPr>
-          <w:lang w:val="zh_TW" w:bidi="zh_TW"/>
-        </w:rPr>
-        <w:t>）。他們在這方面的失敗，隱藏在虔誠的外表中（</w:t>
-      </w:r>
-      <w:hyperlink r:id="rId40">
-        <w:r>
-          <w:rPr>
-            <w:lang w:val="zh_TW" w:bidi="zh_TW"/>
-          </w:rPr>
-          <w:rPr>
-            <w:color w:val="0000EE"/>
-            <w:u w:val="single"/>
-          </w:rPr>
-          <w:t>可7:1–13</w:t>
-        </w:r>
-      </w:hyperlink>
-      <w:r>
-        <w:rPr>
-          <w:lang w:val="zh_TW" w:bidi="zh_TW"/>
-        </w:rPr>
-        <w:t>），他們心裡充滿了貪婪和邪惡（</w:t>
-      </w:r>
-      <w:hyperlink r:id="rId41">
-        <w:r>
-          <w:rPr>
-            <w:lang w:val="zh_TW" w:bidi="zh_TW"/>
-          </w:rPr>
-          <w:rPr>
-            <w:color w:val="0000EE"/>
-            <w:u w:val="single"/>
-          </w:rPr>
-          <w:t>路11:39</w:t>
-        </w:r>
-      </w:hyperlink>
-      <w:r>
-        <w:rPr>
-          <w:lang w:val="zh_TW" w:bidi="zh_TW"/>
-        </w:rPr>
-        <w:t>）。偽善定義了那些表現出行為上的公義，但內心卻充滿邪惡的人（</w:t>
-      </w:r>
-      <w:hyperlink r:id="rId32">
-        <w:r>
-          <w:rPr>
-            <w:lang w:val="zh_TW" w:bidi="zh_TW"/>
-          </w:rPr>
-          <w:rPr>
-            <w:color w:val="0000EE"/>
-            <w:u w:val="single"/>
-          </w:rPr>
-          <w:t>太23:28</w:t>
-        </w:r>
-      </w:hyperlink>
-      <w:r>
-        <w:rPr>
-          <w:lang w:val="zh_TW" w:bidi="zh_TW"/>
-        </w:rPr>
-        <w:t>）。</w:t>
-      </w:r>
-    </w:p>
-    <w:p>
-      <w:pPr/>
-      <w:r>
-        <w:rPr>
-          <w:lang w:val="zh_TW" w:bidi="zh_TW"/>
-        </w:rPr>
-      </w:r>
-      <w:r>
-        <w:rPr>
-          <w:lang w:val="zh_TW" w:bidi="zh_TW"/>
-        </w:rPr>
-        <w:t>耶穌譴責偽善，因為它扭曲了神公義的命令。偽善者不追求真實的內在聖潔，而是將公義扭曲成一種僵化的模式，其主要用途是在人面前展示出來（</w:t>
-      </w:r>
-      <w:hyperlink r:id="rId42">
-        <w:r>
-          <w:rPr>
-            <w:lang w:val="zh_TW" w:bidi="zh_TW"/>
-          </w:rPr>
-          <w:rPr>
-            <w:color w:val="0000EE"/>
-            <w:u w:val="single"/>
-          </w:rPr>
-          <w:t>太23:2–7</w:t>
-        </w:r>
-      </w:hyperlink>
-      <w:r>
-        <w:rPr>
-          <w:lang w:val="zh_TW" w:bidi="zh_TW"/>
-        </w:rPr>
-        <w:t>）。他們對公義的觀念揭示了他們對神認識的扭曲，以及對祂如何使罪人與自己和好的錯誤理解（</w:t>
-      </w:r>
-      <w:hyperlink r:id="rId43">
-        <w:r>
-          <w:rPr>
-            <w:lang w:val="zh_TW" w:bidi="zh_TW"/>
-          </w:rPr>
-          <w:rPr>
-            <w:color w:val="0000EE"/>
-            <w:u w:val="single"/>
-          </w:rPr>
-          <w:t>路16:15</w:t>
-        </w:r>
-      </w:hyperlink>
-      <w:r>
-        <w:rPr>
-          <w:lang w:val="zh_TW" w:bidi="zh_TW"/>
-        </w:rPr>
-        <w:t>）。這些偽善者雖向人解釋神的性情，實際上只是誤解祂。因此，他們的虛假使人遠離神，而不是走向神，與祂和好（</w:t>
-      </w:r>
-      <w:hyperlink r:id="rId44">
-        <w:r>
-          <w:rPr>
-            <w:lang w:val="zh_TW" w:bidi="zh_TW"/>
-          </w:rPr>
-          <w:rPr>
-            <w:color w:val="0000EE"/>
-            <w:u w:val="single"/>
-          </w:rPr>
-          <w:t>路11:52</w:t>
-        </w:r>
-      </w:hyperlink>
-      <w:r>
-        <w:rPr>
-          <w:lang w:val="zh_TW" w:bidi="zh_TW"/>
-        </w:rPr>
-        <w:t>）。偽善者不僅阻止他人進入神的國，其實自己也進不去（</w:t>
-      </w:r>
-      <w:hyperlink r:id="rId45">
-        <w:r>
-          <w:rPr>
-            <w:lang w:val="zh_TW" w:bidi="zh_TW"/>
-          </w:rPr>
-          <w:rPr>
-            <w:color w:val="0000EE"/>
-            <w:u w:val="single"/>
-          </w:rPr>
-          <w:t>太23:13</w:t>
-        </w:r>
-      </w:hyperlink>
-      <w:r>
-        <w:rPr>
-          <w:lang w:val="zh_TW" w:bidi="zh_TW"/>
-        </w:rPr>
-        <w:t>）。</w:t>
-      </w:r>
-      <w:r>
-        <w:rPr>
-          <w:lang w:val="zh_TW" w:bidi="zh_TW"/>
-        </w:rPr>
-      </w:r>
-      <w:r>
-        <w:rPr>
-          <w:lang w:val="zh_TW" w:bidi="zh_TW"/>
-        </w:rPr>
-      </w:r>
-    </w:p>
-    <w:p>
-      <w:pPr/>
-      <w:r>
-        <w:rPr>
-          <w:lang w:val="zh_TW" w:bidi="zh_TW"/>
-        </w:rPr>
-      </w:r>
-    </w:p>
-    <w:p>
-      <w:pPr>
-        <w:pStyle w:val="Heading2"/>
-      </w:pPr>
-      <w:r>
-        <w:rPr>
-          <w:lang w:val="zh_TW" w:bidi="zh_TW"/>
-        </w:rPr>
-        <w:t>未受割禮</w:t>
-      </w:r>
-      <w:r>
-        <w:rPr>
-          <w:lang w:val="zh_TW" w:bidi="zh_TW"/>
-        </w:rPr>
-      </w:r>
-    </w:p>
-    <w:p>
-      <w:pPr/>
-      <w:r>
-        <w:rPr>
-          <w:lang w:val="zh_TW" w:bidi="zh_TW"/>
-        </w:rPr>
-      </w:r>
-      <w:r>
-        <w:rPr>
-          <w:lang w:val="zh_TW" w:bidi="zh_TW"/>
-        </w:rPr>
-        <w:t>男性生殖器自然的狀態是包皮覆蓋著陰莖。猶太人和許多其它群體會用手術將包皮移除，作為他們與神立約的象徵（</w:t>
-      </w:r>
-      <w:hyperlink r:id="rId46">
-        <w:r>
-          <w:rPr>
-            <w:lang w:val="zh_TW" w:bidi="zh_TW"/>
-          </w:rPr>
-          <w:rPr>
-            <w:color w:val="0000EE"/>
-            <w:u w:val="single"/>
-          </w:rPr>
-          <w:t>創17:9–14</w:t>
-        </w:r>
-      </w:hyperlink>
-      <w:r>
-        <w:rPr>
-          <w:lang w:val="zh_TW" w:bidi="zh_TW"/>
-        </w:rPr>
-        <w:t>；</w:t>
-      </w:r>
-      <w:hyperlink r:id="rId47">
-        <w:r>
-          <w:rPr>
-            <w:lang w:val="zh_TW" w:bidi="zh_TW"/>
-          </w:rPr>
-          <w:rPr>
-            <w:color w:val="0000EE"/>
-            <w:u w:val="single"/>
-          </w:rPr>
-          <w:t>出12:48</w:t>
-        </w:r>
-      </w:hyperlink>
-      <w:r>
-        <w:rPr>
-          <w:lang w:val="zh_TW" w:bidi="zh_TW"/>
-        </w:rPr>
-        <w:t>；</w:t>
-      </w:r>
-      <w:hyperlink r:id="rId48">
-        <w:r>
-          <w:rPr>
-            <w:lang w:val="zh_TW" w:bidi="zh_TW"/>
-          </w:rPr>
-          <w:rPr>
-            <w:color w:val="0000EE"/>
-            <w:u w:val="single"/>
-          </w:rPr>
-          <w:t>利12:3</w:t>
-        </w:r>
-      </w:hyperlink>
-      <w:r>
-        <w:rPr>
-          <w:lang w:val="zh_TW" w:bidi="zh_TW"/>
-        </w:rPr>
-        <w:t>）。由於這種做法，「未受割禮」一詞開始意味著「非猶太人」或「外邦人」（非利士人、希臘人和羅馬人不行割禮，但埃及人和許多閃族民族則會行割禮）。這個詞也用來描述「那些在約之外的人」。</w:t>
-      </w:r>
-    </w:p>
-    <w:p>
-      <w:pPr/>
-      <w:r>
-        <w:rPr>
-          <w:lang w:val="zh_TW" w:bidi="zh_TW"/>
-        </w:rPr>
-      </w:r>
-      <w:r>
-        <w:rPr>
-          <w:lang w:val="zh_TW" w:bidi="zh_TW"/>
-        </w:rPr>
-        <w:t>「未受割禮」一詞在新約聖經中出現了二十次，通常表示與猶太人相對的「外邦人」。保羅提出了一個有力的論點來反對這種區分。保羅強烈反對在人與人之間做這樣的區分。對保羅來說，一個人對神的心態比遵循禮儀律法更為重要，因為是否遵行與一個人的救恩無關（</w:t>
-      </w:r>
-      <w:hyperlink r:id="rId49">
-        <w:r>
-          <w:rPr>
-            <w:lang w:val="zh_TW" w:bidi="zh_TW"/>
-          </w:rPr>
-          <w:rPr>
-            <w:color w:val="0000EE"/>
-            <w:u w:val="single"/>
-          </w:rPr>
-          <w:t>羅2:25–27</w:t>
-        </w:r>
-      </w:hyperlink>
-      <w:r>
-        <w:rPr>
-          <w:lang w:val="zh_TW" w:bidi="zh_TW"/>
-        </w:rPr>
-        <w:t>）。亞伯拉罕在未受割禮時就已經相信並被神接納。因此，割禮與他的救恩無關（</w:t>
-      </w:r>
-      <w:hyperlink r:id="rId50">
-        <w:r>
-          <w:rPr>
-            <w:lang w:val="zh_TW" w:bidi="zh_TW"/>
-          </w:rPr>
-          <w:rPr>
-            <w:color w:val="0000EE"/>
-            <w:u w:val="single"/>
-          </w:rPr>
-          <w:t>羅3:30</w:t>
-        </w:r>
-      </w:hyperlink>
-      <w:r>
-        <w:rPr>
-          <w:lang w:val="zh_TW" w:bidi="zh_TW"/>
-        </w:rPr>
-        <w:t>；</w:t>
-      </w:r>
-      <w:hyperlink r:id="rId51">
-        <w:r>
-          <w:rPr>
-            <w:lang w:val="zh_TW" w:bidi="zh_TW"/>
-          </w:rPr>
-          <w:rPr>
-            <w:color w:val="0000EE"/>
-            <w:u w:val="single"/>
-          </w:rPr>
-          <w:t>4:9–12</w:t>
-        </w:r>
-      </w:hyperlink>
-      <w:r>
-        <w:rPr>
-          <w:lang w:val="zh_TW" w:bidi="zh_TW"/>
-        </w:rPr>
-        <w:t>）。過去，外邦人被排除在神的百姓之外（</w:t>
-      </w:r>
-      <w:hyperlink r:id="rId52">
-        <w:r>
-          <w:rPr>
-            <w:lang w:val="zh_TW" w:bidi="zh_TW"/>
-          </w:rPr>
-          <w:rPr>
-            <w:color w:val="0000EE"/>
-            <w:u w:val="single"/>
-          </w:rPr>
-          <w:t>弗2:11–12</w:t>
-        </w:r>
-      </w:hyperlink>
-      <w:r>
-        <w:rPr>
-          <w:lang w:val="zh_TW" w:bidi="zh_TW"/>
-        </w:rPr>
-        <w:t>）。現在，猶太人和外邦人信徒在耶穌基督裡成為一體（</w:t>
-      </w:r>
-      <w:hyperlink r:id="rId53">
-        <w:r>
-          <w:rPr>
-            <w:lang w:val="zh_TW" w:bidi="zh_TW"/>
-          </w:rPr>
-          <w:rPr>
-            <w:color w:val="0000EE"/>
-            <w:u w:val="single"/>
-          </w:rPr>
-          <w:t>加2:7</w:t>
-        </w:r>
-      </w:hyperlink>
-      <w:r>
-        <w:rPr>
-          <w:lang w:val="zh_TW" w:bidi="zh_TW"/>
-        </w:rPr>
-        <w:t>，</w:t>
-      </w:r>
-      <w:hyperlink r:id="rId54">
-        <w:r>
-          <w:rPr>
-            <w:lang w:val="zh_TW" w:bidi="zh_TW"/>
-          </w:rPr>
-          <w:rPr>
-            <w:color w:val="0000EE"/>
-            <w:u w:val="single"/>
-          </w:rPr>
-          <w:t>5:6</w:t>
-        </w:r>
-      </w:hyperlink>
-      <w:r>
-        <w:rPr>
-          <w:lang w:val="zh_TW" w:bidi="zh_TW"/>
-        </w:rPr>
-        <w:t>，</w:t>
-      </w:r>
-      <w:hyperlink r:id="rId55">
-        <w:r>
-          <w:rPr>
-            <w:lang w:val="zh_TW" w:bidi="zh_TW"/>
-          </w:rPr>
-          <w:rPr>
-            <w:color w:val="0000EE"/>
-            <w:u w:val="single"/>
-          </w:rPr>
-          <w:t>6:15</w:t>
-        </w:r>
-      </w:hyperlink>
-      <w:r>
-        <w:rPr>
-          <w:lang w:val="zh_TW" w:bidi="zh_TW"/>
-        </w:rPr>
-        <w:t>；</w:t>
-      </w:r>
-      <w:hyperlink r:id="rId56">
-        <w:r>
-          <w:rPr>
-            <w:lang w:val="zh_TW" w:bidi="zh_TW"/>
-          </w:rPr>
-          <w:rPr>
-            <w:color w:val="0000EE"/>
-            <w:u w:val="single"/>
-          </w:rPr>
-          <w:t>西3:11</w:t>
-        </w:r>
-      </w:hyperlink>
-      <w:r>
-        <w:rPr>
-          <w:lang w:val="zh_TW" w:bidi="zh_TW"/>
-        </w:rPr>
-        <w:t>）。保羅拒絕聽從那些要求人們行割禮才能完全成為教會成員的人。</w:t>
-      </w:r>
-    </w:p>
-    <w:p>
-      <w:pPr/>
-      <w:r>
-        <w:rPr>
-          <w:lang w:val="zh_TW" w:bidi="zh_TW"/>
-        </w:rPr>
-      </w:r>
-      <w:r>
-        <w:rPr>
-          <w:lang w:val="zh_TW" w:bidi="zh_TW"/>
-        </w:rPr>
-        <w:t>在</w:t>
-      </w:r>
-      <w:hyperlink r:id="rId57">
-        <w:r>
-          <w:rPr>
-            <w:lang w:val="zh_TW" w:bidi="zh_TW"/>
-          </w:rPr>
-          <w:rPr>
-            <w:color w:val="0000EE"/>
-            <w:u w:val="single"/>
-          </w:rPr>
-          <w:t>歌羅西書二章8至15節</w:t>
-        </w:r>
-      </w:hyperlink>
-      <w:r>
-        <w:rPr>
-          <w:lang w:val="zh_TW" w:bidi="zh_TW"/>
-        </w:rPr>
-        <w:t>中，保羅用「未受割禮」作為隱喻，來指一個人在認識神之前的狀態。這裡的未受割禮等同於「肉體」（指人的邪惡慾望），這跟未受割禮的狀態是同樣的意思。正如肉身的身體在割禮中被割去一樣，屬靈的「肉體」在歸信時被基督割絕，在洗禮中也表現出這一點。受洗的人從「不潔」中被潔淨，就像受割禮的外邦人也被認為是從先前未受割禮的不潔中被潔淨了一樣。</w:t>
-      </w:r>
-    </w:p>
-    <w:p>
-      <w:pPr/>
-      <w:r>
-        <w:rPr>
-          <w:lang w:val="zh_TW" w:bidi="zh_TW"/>
-        </w:rPr>
-      </w:r>
-      <w:r>
-        <w:rPr>
-          <w:i/>
-          <w:lang w:val="zh_TW" w:bidi="zh_TW"/>
-        </w:rPr>
-        <w:t xml:space="preserve">另見 </w:t>
-      </w:r>
-      <w:r>
-        <w:rPr>
-          <w:lang w:val="zh_TW" w:bidi="zh_TW"/>
-        </w:rPr>
-        <w:t>割禮</w:t>
-      </w:r>
-      <w:r>
-        <w:rPr>
-          <w:lang w:val="zh_TW" w:bidi="zh_TW"/>
-        </w:rPr>
-        <w:t>。</w:t>
-      </w:r>
-      <w:r>
-        <w:rPr>
-          <w:lang w:val="zh_TW" w:bidi="zh_TW"/>
-        </w:rPr>
-      </w:r>
-      <w:r>
-        <w:rPr>
-          <w:lang w:val="zh_TW" w:bidi="zh_TW"/>
-        </w:rPr>
-      </w:r>
-    </w:p>
-    <w:p>
-      <w:pPr/>
-      <w:r>
-        <w:rPr>
-          <w:lang w:val="zh_TW" w:bidi="zh_TW"/>
-        </w:rPr>
-      </w:r>
-    </w:p>
-    <w:p>
-      <w:pPr>
-        <w:pStyle w:val="Heading2"/>
-      </w:pPr>
-      <w:r>
-        <w:rPr>
-          <w:lang w:val="zh_TW" w:bidi="zh_TW"/>
-        </w:rPr>
-        <w:t>為死人受洗</w:t>
-      </w:r>
-      <w:r>
-        <w:rPr>
-          <w:lang w:val="zh_TW" w:bidi="zh_TW"/>
-        </w:rPr>
-      </w:r>
-    </w:p>
-    <w:p>
-      <w:pPr/>
-      <w:r>
-        <w:rPr>
-          <w:lang w:val="zh_TW" w:bidi="zh_TW"/>
-        </w:rPr>
-      </w:r>
-      <w:r>
-        <w:rPr>
-          <w:lang w:val="zh_TW" w:bidi="zh_TW"/>
-        </w:rPr>
-        <w:t>一個意義不明的習俗，在新約聖經中提到一次（</w:t>
-      </w:r>
-      <w:hyperlink r:id="rId58">
-        <w:r>
-          <w:rPr>
-            <w:lang w:val="zh_TW" w:bidi="zh_TW"/>
-          </w:rPr>
-          <w:rPr>
-            <w:color w:val="0000EE"/>
-            <w:u w:val="single"/>
-          </w:rPr>
-          <w:t>林前15:29</w:t>
-        </w:r>
-      </w:hyperlink>
-      <w:r>
-        <w:rPr>
-          <w:lang w:val="zh_TW" w:bidi="zh_TW"/>
-        </w:rPr>
-        <w:t>）。對於這段有爭議的經文，已經有許多人提出了許多解釋。主要的問題是，為死者施行的洗禮是怎樣的，以及保羅是否認可這種做法。</w:t>
-      </w:r>
-    </w:p>
-    <w:p>
-      <w:pPr>
-        <w:pStyle w:val="Heading3"/>
-      </w:pPr>
-      <w:r>
-        <w:rPr>
-          <w:lang w:val="zh_TW" w:bidi="zh_TW"/>
-        </w:rPr>
-        <w:t>為死人受洗的不同解釋方式</w:t>
-      </w:r>
-    </w:p>
-    <w:p>
-      <w:pPr/>
-      <w:r>
-        <w:rPr>
-          <w:lang w:val="zh_TW" w:bidi="zh_TW"/>
-        </w:rPr>
-      </w:r>
-      <w:r>
-        <w:rPr>
-          <w:lang w:val="zh_TW" w:bidi="zh_TW"/>
-        </w:rPr>
-        <w:t>對「為死人受洗」這個片語的解釋可歸納為三類：</w:t>
-      </w:r>
-    </w:p>
-    <w:p>
-      <w:pPr>
-        <w:pStyle w:val="ListNumber"/>
-        <w:numPr>
-          <w:ilvl w:val="0"/>
-          <w:numId w:val="14"/>
-        </w:numPr>
-        <w:spacing w:line="240" w:lineRule="auto"/>
-        <w:ind w:left="720"/>
-      </w:pPr>
-      <w:r>
-        <w:rPr>
-          <w:lang w:val="zh_TW" w:bidi="zh_TW"/>
-        </w:rPr>
-      </w:r>
-      <w:r>
-        <w:rPr>
-          <w:lang w:val="zh_TW" w:bidi="zh_TW"/>
-        </w:rPr>
-        <w:t>洗禮作為象徵</w:t>
-      </w:r>
-    </w:p>
-    <w:p>
-      <w:pPr>
-        <w:pStyle w:val="ListNumber"/>
-        <w:spacing w:line="240" w:lineRule="auto"/>
-        <w:ind w:left="720"/>
-      </w:pPr>
-      <w:r>
-        <w:rPr>
-          <w:lang w:val="zh_TW" w:bidi="zh_TW"/>
-        </w:rPr>
-      </w:r>
-      <w:r>
-        <w:rPr>
-          <w:lang w:val="zh_TW" w:bidi="zh_TW"/>
-        </w:rPr>
-        <w:t>普通洗禮</w:t>
-      </w:r>
-    </w:p>
-    <w:p>
-      <w:pPr>
-        <w:pStyle w:val="ListNumber"/>
-        <w:spacing w:line="240" w:lineRule="auto"/>
-        <w:ind w:left="720"/>
-      </w:pPr>
-      <w:r>
-        <w:rPr>
-          <w:lang w:val="zh_TW" w:bidi="zh_TW"/>
-        </w:rPr>
-      </w:r>
-      <w:r>
-        <w:rPr>
-          <w:lang w:val="zh_TW" w:bidi="zh_TW"/>
-        </w:rPr>
-        <w:t>代表他人受洗</w:t>
-      </w:r>
-    </w:p>
-    <w:p>
-      <w:pPr/>
-      <w:r>
-        <w:rPr>
-          <w:lang w:val="zh_TW" w:bidi="zh_TW"/>
-        </w:rPr>
-      </w:r>
-      <w:r>
-        <w:rPr>
-          <w:lang w:val="zh_TW" w:bidi="zh_TW"/>
-        </w:rPr>
-        <w:t>在</w:t>
-      </w:r>
-      <w:hyperlink r:id="rId59">
-        <w:r>
-          <w:rPr>
-            <w:lang w:val="zh_TW" w:bidi="zh_TW"/>
-          </w:rPr>
-          <w:rPr>
-            <w:color w:val="0000EE"/>
-            <w:u w:val="single"/>
-          </w:rPr>
-          <w:t>馬可福音十章38節</w:t>
-        </w:r>
-      </w:hyperlink>
-      <w:r>
-        <w:rPr>
-          <w:lang w:val="zh_TW" w:bidi="zh_TW"/>
-        </w:rPr>
-        <w:t>和</w:t>
-      </w:r>
-      <w:hyperlink r:id="rId60">
-        <w:r>
-          <w:rPr>
-            <w:lang w:val="zh_TW" w:bidi="zh_TW"/>
-          </w:rPr>
-          <w:rPr>
-            <w:color w:val="0000EE"/>
-            <w:u w:val="single"/>
-          </w:rPr>
-          <w:t>路加福音十二章50節</w:t>
-        </w:r>
-      </w:hyperlink>
-      <w:r>
-        <w:rPr>
-          <w:lang w:val="zh_TW" w:bidi="zh_TW"/>
-        </w:rPr>
-        <w:t>中，洗禮被用作受苦或殉道（為信仰而死）的象徵。有些學者認為「為死人受洗」意味著殉道，並將其翻譯為「以死亡為目標而受洗」。</w:t>
-      </w:r>
-    </w:p>
-    <w:p>
-      <w:pPr/>
-      <w:r>
-        <w:rPr>
-          <w:lang w:val="zh_TW" w:bidi="zh_TW"/>
-        </w:rPr>
-      </w:r>
-      <w:r>
-        <w:rPr>
-          <w:lang w:val="zh_TW" w:bidi="zh_TW"/>
-        </w:rPr>
-        <w:t>許多人認為這意味著為自己受洗。馬丁‧路德（Martin Luther）認為這意味著在死者墓旁施洗。約翰‧加爾文（John Calvin）認為這是指臨終基督徒渴望受洗。另一些人認為，這是指新信徒因基督徒殉道者或已故親人的見證而接受洗禮。</w:t>
-      </w:r>
-    </w:p>
-    <w:p>
-      <w:pPr>
-        <w:pStyle w:val="Heading3"/>
-      </w:pPr>
-      <w:r>
-        <w:rPr>
-          <w:lang w:val="zh_TW" w:bidi="zh_TW"/>
-        </w:rPr>
-        <w:t>保羅贊成為死者施洗嗎？</w:t>
-      </w:r>
-    </w:p>
-    <w:p>
-      <w:pPr/>
-      <w:r>
-        <w:rPr>
-          <w:lang w:val="zh_TW" w:bidi="zh_TW"/>
-        </w:rPr>
-      </w:r>
-      <w:r>
-        <w:rPr>
-          <w:lang w:val="zh_TW" w:bidi="zh_TW"/>
-        </w:rPr>
-        <w:t>這句話最直接的意思似乎是一種為死人代受洗的做法。這句話似乎表明，有哥林多人為死人受洗。哥林多教會可能對洗禮持有一種神秘化的觀點，這或許解釋了為什麼保羅淡化了他作為施洗者的角色（</w:t>
-      </w:r>
-      <w:hyperlink r:id="rId61">
-        <w:r>
-          <w:rPr>
-            <w:lang w:val="zh_TW" w:bidi="zh_TW"/>
-          </w:rPr>
-          <w:rPr>
-            <w:color w:val="0000EE"/>
-            <w:u w:val="single"/>
-          </w:rPr>
-          <w:t>林前1:14–17</w:t>
-        </w:r>
-      </w:hyperlink>
-      <w:r>
-        <w:rPr>
-          <w:lang w:val="zh_TW" w:bidi="zh_TW"/>
-        </w:rPr>
-        <w:t>）。</w:t>
-      </w:r>
-    </w:p>
-    <w:p>
-      <w:pPr/>
-      <w:r>
-        <w:rPr>
-          <w:lang w:val="zh_TW" w:bidi="zh_TW"/>
-        </w:rPr>
-      </w:r>
-      <w:r>
-        <w:rPr>
-          <w:lang w:val="zh_TW" w:bidi="zh_TW"/>
-        </w:rPr>
-        <w:t>保羅將哥林多教會的經歷與以色列人在曠野中的經歷相比較（</w:t>
-      </w:r>
-      <w:hyperlink r:id="rId62">
-        <w:r>
-          <w:rPr>
-            <w:lang w:val="zh_TW" w:bidi="zh_TW"/>
-          </w:rPr>
-          <w:rPr>
-            <w:color w:val="0000EE"/>
-            <w:u w:val="single"/>
-          </w:rPr>
-          <w:t>林前10:1–13</w:t>
-        </w:r>
-      </w:hyperlink>
-      <w:r>
-        <w:rPr>
-          <w:lang w:val="zh_TW" w:bidi="zh_TW"/>
-        </w:rPr>
-        <w:t>）。他描述以色列人如何過紅海和收取嗎哪，這些事件讓我們聯想到洗禮和聖餐。但保羅提醒他的讀者，這些戲劇性的經歷並未使以色列人免於犯罪。某些哥林多人可能認為，參與基督教儀式如洗禮能自動帶來救恩。如果是這樣，那麼那些實踐為死人受洗的人可能相信這一儀式對死者也有幫助。</w:t>
-      </w:r>
-    </w:p>
-    <w:p>
-      <w:pPr/>
-      <w:r>
-        <w:rPr>
-          <w:lang w:val="zh_TW" w:bidi="zh_TW"/>
-        </w:rPr>
-      </w:r>
-      <w:r>
-        <w:rPr>
-          <w:lang w:val="zh_TW" w:bidi="zh_TW"/>
-        </w:rPr>
-        <w:t>保羅是否贊成為死人受洗的做法？可能不是。在</w:t>
-      </w:r>
-      <w:hyperlink r:id="rId63">
-        <w:r>
-          <w:rPr>
-            <w:lang w:val="zh_TW" w:bidi="zh_TW"/>
-          </w:rPr>
-          <w:rPr>
-            <w:color w:val="0000EE"/>
-            <w:u w:val="single"/>
-          </w:rPr>
-          <w:t>哥林多前書十五章29至34節</w:t>
-        </w:r>
-      </w:hyperlink>
-      <w:r>
-        <w:rPr>
-          <w:lang w:val="zh_TW" w:bidi="zh_TW"/>
-        </w:rPr>
-        <w:t>保羅關於死人復活的討論中，並未表示贊成這種做法。相反，他用這個例子來說明一個道理，他說，若死人沒有復活，那麼為死人受洗便毫無意義。</w:t>
+        <w:t>）。除了舊約的意義外，在保羅時代中，當時的人對醫學上的理解可能提供了見解，因為基督不僅是教會的主宰者，也是提供其方向和團結的動力。教會存在的能力及其活動的焦點根植於其「頭」，就是耶穌基督的工作。在這個理解中，現代解經家認為，頭不僅意味著「權柄」，更意味著「源頭」一詞。因此，作為頭的人是源頭，是供應者。這些解釋者認為神是基督的供應者，基督是教會的供應者，而男人是婦女的供應者。</w:t>
       </w:r>
       <w:r>
         <w:rPr>
@@ -4126,12 +3087,6 @@
   </w:num>
   <w:num w:numId="13" w16cid:durableId="592781308">
     <w:abstractNumId w:val="11"/>
-  </w:num>
-  <w:num w:numId="14">
-    <w:abstractNumId w:val="3"/>
-    <w:lvlOverride w:ilvl="0">
-      <w:startOverride w:val="1"/>
-    </w:lvlOverride>
   </w:num>
   <w:numIdMacAtCleanup w:val="10"/>
 </w:numbering>

--- a/zht/docx/168.content.docx
+++ b/zht/docx/168.content.docx
@@ -149,7 +149,7 @@
         <w:rPr>
           <w:lang w:val="zh_TW" w:bidi="zh_TW"/>
         </w:rPr>
-        <w:t>tou</w:t>
+        <w:t>tian</w:t>
       </w:r>
       <w:r>
         <w:rPr>
@@ -212,7 +212,7 @@
         <w:rPr>
           <w:lang w:val="zh_TW" w:bidi="zh_TW"/>
         </w:rPr>
-        <w:t>頭</w:t>
+        <w:t>天</w:t>
       </w:r>
       <w:r>
         <w:rPr>
@@ -231,7 +231,7 @@
         <w:rPr>
           <w:lang w:val="zh_TW" w:bidi="zh_TW"/>
         </w:rPr>
-        <w:t>身體的最頂部，包括大腦、主要感官和嘴巴。在聖經中多次出現來描述身體。希伯來文中的「頭」一詞在舊約聖經中也被用作比喻。它通常表示能力和權柄。</w:t>
+        <w:t>在聖經中，天可以有兩種不同的意思。第一，它可以指我們頭上的天空，那裡有雲彩、飛鳥和星辰。第二，它可以指神特別的居所（神所居住的屬靈之處）。</w:t>
       </w:r>
     </w:p>
     <w:p>
@@ -245,7 +245,43 @@
         <w:rPr>
           <w:lang w:val="zh_TW" w:bidi="zh_TW"/>
         </w:rPr>
-        <w:t>抬起一個人的頭（昂首）被視為是驕傲的行為（</w:t>
+        <w:t>原本用來描述「天」的希伯來文詞語頗有意思，因為它是雙數形式，似乎暗示有兩個天的存在。有些學者認為，這正好對應我們剛提到的兩種不同意思，就是物質的天（天空）和屬靈的天（神所在之處）。然而，也有學者認為，這種雙數形式只是古老的表達方式，用來表示不止一樣東西而已。</w:t>
+      </w:r>
+    </w:p>
+    <w:p>
+      <w:pPr>
+        <w:pStyle w:val="Heading3"/>
+      </w:pPr>
+      <w:r>
+        <w:rPr>
+          <w:lang w:val="zh_TW" w:bidi="zh_TW"/>
+        </w:rPr>
+        <w:t>舊約聖經中的天</w:t>
+      </w:r>
+    </w:p>
+    <w:p>
+      <w:pPr>
+        <w:pStyle w:val="Heading4"/>
+      </w:pPr>
+      <w:r>
+        <w:rPr>
+          <w:lang w:val="zh_TW" w:bidi="zh_TW"/>
+        </w:rPr>
+        <w:t>天空與天氣</w:t>
+      </w:r>
+    </w:p>
+    <w:p>
+      <w:pPr/>
+      <w:r>
+        <w:rPr>
+          <w:lang w:val="zh_TW" w:bidi="zh_TW"/>
+        </w:rPr>
+      </w:r>
+      <w:r>
+        <w:rPr>
+          <w:lang w:val="zh_TW" w:bidi="zh_TW"/>
+        </w:rPr>
+        <w:t>舊約聖經的作者將物理上的天（天空）視為「穹蒼」，像拱形般覆蓋在地之上，由根基和柱子支撐（</w:t>
       </w:r>
       <w:hyperlink r:id="rId13">
         <w:r>
@@ -256,14 +292,14 @@
             <w:color w:val="0000EE"/>
             <w:u w:val="single"/>
           </w:rPr>
-          <w:t>詩140:9</w:t>
-        </w:r>
-      </w:hyperlink>
-      <w:r>
-        <w:rPr>
-          <w:lang w:val="zh_TW" w:bidi="zh_TW"/>
-        </w:rPr>
-        <w:t>）或榮譽（</w:t>
+          <w:t>撒下22:8</w:t>
+        </w:r>
+      </w:hyperlink>
+      <w:r>
+        <w:rPr>
+          <w:lang w:val="zh_TW" w:bidi="zh_TW"/>
+        </w:rPr>
+        <w:t>）。雨水是從天上的門降下來的（</w:t>
       </w:r>
       <w:hyperlink r:id="rId14">
         <w:r>
@@ -274,7 +310,421 @@
             <w:color w:val="0000EE"/>
             <w:u w:val="single"/>
           </w:rPr>
-          <w:t>創40:20</w:t>
+          <w:t>詩78:23</w:t>
+        </w:r>
+      </w:hyperlink>
+      <w:r>
+        <w:rPr>
+          <w:lang w:val="zh_TW" w:bidi="zh_TW"/>
+        </w:rPr>
+        <w:t>）。</w:t>
+      </w:r>
+    </w:p>
+    <w:p>
+      <w:pPr/>
+      <w:r>
+        <w:rPr>
+          <w:lang w:val="zh_TW" w:bidi="zh_TW"/>
+        </w:rPr>
+      </w:r>
+      <w:hyperlink r:id="rId15">
+        <w:r>
+          <w:rPr>
+            <w:lang w:val="zh_TW" w:bidi="zh_TW"/>
+          </w:rPr>
+          <w:rPr>
+            <w:color w:val="0000EE"/>
+            <w:u w:val="single"/>
+          </w:rPr>
+          <w:t>詩篇八篇</w:t>
+        </w:r>
+      </w:hyperlink>
+      <w:r>
+        <w:rPr>
+          <w:lang w:val="zh_TW" w:bidi="zh_TW"/>
+        </w:rPr>
+        <w:t>和</w:t>
+      </w:r>
+      <w:hyperlink r:id="rId16">
+        <w:r>
+          <w:rPr>
+            <w:lang w:val="zh_TW" w:bidi="zh_TW"/>
+          </w:rPr>
+          <w:rPr>
+            <w:color w:val="0000EE"/>
+            <w:u w:val="single"/>
+          </w:rPr>
+          <w:t>十九篇1至6節</w:t>
+        </w:r>
+      </w:hyperlink>
+      <w:r>
+        <w:rPr>
+          <w:lang w:val="zh_TW" w:bidi="zh_TW"/>
+        </w:rPr>
+        <w:t>都有描述天。舊約聖經將天描述為以下自然現象的所在：</w:t>
+      </w:r>
+    </w:p>
+    <w:p>
+      <w:pPr>
+        <w:pStyle w:val="ListBullet"/>
+        <w:spacing w:line="240" w:lineRule="auto"/>
+        <w:ind w:left="720"/>
+      </w:pPr>
+      <w:r>
+        <w:rPr>
+          <w:lang w:val="zh_TW" w:bidi="zh_TW"/>
+        </w:rPr>
+      </w:r>
+      <w:r>
+        <w:rPr>
+          <w:lang w:val="zh_TW" w:bidi="zh_TW"/>
+        </w:rPr>
+        <w:t>雲（</w:t>
+      </w:r>
+      <w:hyperlink r:id="rId17">
+        <w:r>
+          <w:rPr>
+            <w:lang w:val="zh_TW" w:bidi="zh_TW"/>
+          </w:rPr>
+          <w:rPr>
+            <w:color w:val="0000EE"/>
+            <w:u w:val="single"/>
+          </w:rPr>
+          <w:t>詩147:8</w:t>
+        </w:r>
+      </w:hyperlink>
+      <w:r>
+        <w:rPr>
+          <w:lang w:val="zh_TW" w:bidi="zh_TW"/>
+        </w:rPr>
+        <w:t>）</w:t>
+      </w:r>
+    </w:p>
+    <w:p>
+      <w:pPr>
+        <w:pStyle w:val="ListBullet"/>
+        <w:spacing w:line="240" w:lineRule="auto"/>
+        <w:ind w:left="720"/>
+      </w:pPr>
+      <w:r>
+        <w:rPr>
+          <w:lang w:val="zh_TW" w:bidi="zh_TW"/>
+        </w:rPr>
+      </w:r>
+      <w:r>
+        <w:rPr>
+          <w:lang w:val="zh_TW" w:bidi="zh_TW"/>
+        </w:rPr>
+        <w:t>風（</w:t>
+      </w:r>
+      <w:hyperlink r:id="rId18">
+        <w:r>
+          <w:rPr>
+            <w:lang w:val="zh_TW" w:bidi="zh_TW"/>
+          </w:rPr>
+          <w:rPr>
+            <w:color w:val="0000EE"/>
+            <w:u w:val="single"/>
+          </w:rPr>
+          <w:t>亞2:6</w:t>
+        </w:r>
+      </w:hyperlink>
+      <w:r>
+        <w:rPr>
+          <w:lang w:val="zh_TW" w:bidi="zh_TW"/>
+        </w:rPr>
+        <w:t>，譯註：和合本譯為四方）</w:t>
+      </w:r>
+    </w:p>
+    <w:p>
+      <w:pPr>
+        <w:pStyle w:val="ListBullet"/>
+        <w:spacing w:line="240" w:lineRule="auto"/>
+        <w:ind w:left="720"/>
+      </w:pPr>
+      <w:r>
+        <w:rPr>
+          <w:lang w:val="zh_TW" w:bidi="zh_TW"/>
+        </w:rPr>
+      </w:r>
+      <w:r>
+        <w:rPr>
+          <w:lang w:val="zh_TW" w:bidi="zh_TW"/>
+        </w:rPr>
+        <w:t>雨水（</w:t>
+      </w:r>
+      <w:hyperlink r:id="rId19">
+        <w:r>
+          <w:rPr>
+            <w:lang w:val="zh_TW" w:bidi="zh_TW"/>
+          </w:rPr>
+          <w:rPr>
+            <w:color w:val="0000EE"/>
+            <w:u w:val="single"/>
+          </w:rPr>
+          <w:t>申11:11</w:t>
+        </w:r>
+      </w:hyperlink>
+      <w:r>
+        <w:rPr>
+          <w:lang w:val="zh_TW" w:bidi="zh_TW"/>
+        </w:rPr>
+        <w:t>）</w:t>
+      </w:r>
+    </w:p>
+    <w:p>
+      <w:pPr>
+        <w:pStyle w:val="ListBullet"/>
+        <w:spacing w:line="240" w:lineRule="auto"/>
+        <w:ind w:left="720"/>
+      </w:pPr>
+      <w:r>
+        <w:rPr>
+          <w:lang w:val="zh_TW" w:bidi="zh_TW"/>
+        </w:rPr>
+      </w:r>
+      <w:r>
+        <w:rPr>
+          <w:lang w:val="zh_TW" w:bidi="zh_TW"/>
+        </w:rPr>
+        <w:t>雷（</w:t>
+      </w:r>
+      <w:hyperlink r:id="rId20">
+        <w:r>
+          <w:rPr>
+            <w:lang w:val="zh_TW" w:bidi="zh_TW"/>
+          </w:rPr>
+          <w:rPr>
+            <w:color w:val="0000EE"/>
+            <w:u w:val="single"/>
+          </w:rPr>
+          <w:t>撒上2:10</w:t>
+        </w:r>
+      </w:hyperlink>
+      <w:r>
+        <w:rPr>
+          <w:lang w:val="zh_TW" w:bidi="zh_TW"/>
+        </w:rPr>
+        <w:t>）</w:t>
+      </w:r>
+    </w:p>
+    <w:p>
+      <w:pPr>
+        <w:pStyle w:val="ListBullet"/>
+        <w:spacing w:line="240" w:lineRule="auto"/>
+        <w:ind w:left="720"/>
+      </w:pPr>
+      <w:r>
+        <w:rPr>
+          <w:lang w:val="zh_TW" w:bidi="zh_TW"/>
+        </w:rPr>
+      </w:r>
+      <w:r>
+        <w:rPr>
+          <w:lang w:val="zh_TW" w:bidi="zh_TW"/>
+        </w:rPr>
+        <w:t>甘露（</w:t>
+      </w:r>
+      <w:hyperlink r:id="rId21">
+        <w:r>
+          <w:rPr>
+            <w:lang w:val="zh_TW" w:bidi="zh_TW"/>
+          </w:rPr>
+          <w:rPr>
+            <w:color w:val="0000EE"/>
+            <w:u w:val="single"/>
+          </w:rPr>
+          <w:t>申33:13</w:t>
+        </w:r>
+      </w:hyperlink>
+      <w:r>
+        <w:rPr>
+          <w:lang w:val="zh_TW" w:bidi="zh_TW"/>
+        </w:rPr>
+        <w:t>）</w:t>
+      </w:r>
+    </w:p>
+    <w:p>
+      <w:pPr>
+        <w:pStyle w:val="ListBullet"/>
+        <w:spacing w:line="240" w:lineRule="auto"/>
+        <w:ind w:left="720"/>
+      </w:pPr>
+      <w:r>
+        <w:rPr>
+          <w:lang w:val="zh_TW" w:bidi="zh_TW"/>
+        </w:rPr>
+      </w:r>
+      <w:r>
+        <w:rPr>
+          <w:lang w:val="zh_TW" w:bidi="zh_TW"/>
+        </w:rPr>
+        <w:t>霜（</w:t>
+      </w:r>
+      <w:hyperlink r:id="rId22">
+        <w:r>
+          <w:rPr>
+            <w:lang w:val="zh_TW" w:bidi="zh_TW"/>
+          </w:rPr>
+          <w:rPr>
+            <w:color w:val="0000EE"/>
+            <w:u w:val="single"/>
+          </w:rPr>
+          <w:t>伯38:29</w:t>
+        </w:r>
+      </w:hyperlink>
+      <w:r>
+        <w:rPr>
+          <w:lang w:val="zh_TW" w:bidi="zh_TW"/>
+        </w:rPr>
+        <w:t>）</w:t>
+      </w:r>
+    </w:p>
+    <w:p>
+      <w:pPr>
+        <w:pStyle w:val="ListBullet"/>
+        <w:spacing w:line="240" w:lineRule="auto"/>
+        <w:ind w:left="720"/>
+      </w:pPr>
+      <w:r>
+        <w:rPr>
+          <w:lang w:val="zh_TW" w:bidi="zh_TW"/>
+        </w:rPr>
+      </w:r>
+      <w:r>
+        <w:rPr>
+          <w:lang w:val="zh_TW" w:bidi="zh_TW"/>
+        </w:rPr>
+        <w:t>飛鳥（</w:t>
+      </w:r>
+      <w:hyperlink r:id="rId23">
+        <w:r>
+          <w:rPr>
+            <w:lang w:val="zh_TW" w:bidi="zh_TW"/>
+          </w:rPr>
+          <w:rPr>
+            <w:color w:val="0000EE"/>
+            <w:u w:val="single"/>
+          </w:rPr>
+          <w:t>創1:26、30</w:t>
+        </w:r>
+      </w:hyperlink>
+      <w:r>
+        <w:rPr>
+          <w:lang w:val="zh_TW" w:bidi="zh_TW"/>
+        </w:rPr>
+        <w:t>）</w:t>
+      </w:r>
+    </w:p>
+    <w:p>
+      <w:pPr/>
+      <w:r>
+        <w:rPr>
+          <w:lang w:val="zh_TW" w:bidi="zh_TW"/>
+        </w:rPr>
+      </w:r>
+      <w:r>
+        <w:rPr>
+          <w:lang w:val="zh_TW" w:bidi="zh_TW"/>
+        </w:rPr>
+        <w:t>天也是毀滅性力量的來源：</w:t>
+      </w:r>
+    </w:p>
+    <w:p>
+      <w:pPr>
+        <w:pStyle w:val="ListBullet"/>
+        <w:spacing w:line="240" w:lineRule="auto"/>
+        <w:ind w:left="720"/>
+      </w:pPr>
+      <w:r>
+        <w:rPr>
+          <w:lang w:val="zh_TW" w:bidi="zh_TW"/>
+        </w:rPr>
+      </w:r>
+      <w:r>
+        <w:rPr>
+          <w:lang w:val="zh_TW" w:bidi="zh_TW"/>
+        </w:rPr>
+        <w:t>冰雹（</w:t>
+      </w:r>
+      <w:hyperlink r:id="rId24">
+        <w:r>
+          <w:rPr>
+            <w:lang w:val="zh_TW" w:bidi="zh_TW"/>
+          </w:rPr>
+          <w:rPr>
+            <w:color w:val="0000EE"/>
+            <w:u w:val="single"/>
+          </w:rPr>
+          <w:t>書10:11</w:t>
+        </w:r>
+      </w:hyperlink>
+      <w:r>
+        <w:rPr>
+          <w:lang w:val="zh_TW" w:bidi="zh_TW"/>
+        </w:rPr>
+        <w:t>）</w:t>
+      </w:r>
+    </w:p>
+    <w:p>
+      <w:pPr>
+        <w:pStyle w:val="ListBullet"/>
+        <w:spacing w:line="240" w:lineRule="auto"/>
+        <w:ind w:left="720"/>
+      </w:pPr>
+      <w:r>
+        <w:rPr>
+          <w:lang w:val="zh_TW" w:bidi="zh_TW"/>
+        </w:rPr>
+      </w:r>
+      <w:r>
+        <w:rPr>
+          <w:lang w:val="zh_TW" w:bidi="zh_TW"/>
+        </w:rPr>
+        <w:t>火與硫磺（</w:t>
+      </w:r>
+      <w:hyperlink r:id="rId25">
+        <w:r>
+          <w:rPr>
+            <w:lang w:val="zh_TW" w:bidi="zh_TW"/>
+          </w:rPr>
+          <w:rPr>
+            <w:color w:val="0000EE"/>
+            <w:u w:val="single"/>
+          </w:rPr>
+          <w:t>創19:24</w:t>
+        </w:r>
+      </w:hyperlink>
+      <w:r>
+        <w:rPr>
+          <w:lang w:val="zh_TW" w:bidi="zh_TW"/>
+        </w:rPr>
+        <w:t>）。</w:t>
+      </w:r>
+    </w:p>
+    <w:p>
+      <w:pPr/>
+      <w:r>
+        <w:rPr>
+          <w:lang w:val="zh_TW" w:bidi="zh_TW"/>
+        </w:rPr>
+      </w:r>
+      <w:r>
+        <w:rPr>
+          <w:lang w:val="zh_TW" w:bidi="zh_TW"/>
+        </w:rPr>
+        <w:t>新約聖經延續了這種描寫，把天空看作天氣發生之處，有雲彩與風暴（</w:t>
+      </w:r>
+      <w:hyperlink r:id="rId26">
+        <w:r>
+          <w:rPr>
+            <w:lang w:val="zh_TW" w:bidi="zh_TW"/>
+          </w:rPr>
+          <w:rPr>
+            <w:color w:val="0000EE"/>
+            <w:u w:val="single"/>
+          </w:rPr>
+          <w:t>太16:2</w:t>
         </w:r>
       </w:hyperlink>
       <w:r>
@@ -283,16 +733,302 @@
         </w:rPr>
         <w:t>；</w:t>
       </w:r>
-      <w:hyperlink r:id="rId15">
-        <w:r>
-          <w:rPr>
-            <w:lang w:val="zh_TW" w:bidi="zh_TW"/>
-          </w:rPr>
-          <w:rPr>
-            <w:color w:val="0000EE"/>
-            <w:u w:val="single"/>
-          </w:rPr>
-          <w:t>詩3:3</w:t>
+      <w:hyperlink r:id="rId27">
+        <w:r>
+          <w:rPr>
+            <w:lang w:val="zh_TW" w:bidi="zh_TW"/>
+          </w:rPr>
+          <w:rPr>
+            <w:color w:val="0000EE"/>
+            <w:u w:val="single"/>
+          </w:rPr>
+          <w:t>路4:25</w:t>
+        </w:r>
+      </w:hyperlink>
+      <w:r>
+        <w:rPr>
+          <w:lang w:val="zh_TW" w:bidi="zh_TW"/>
+        </w:rPr>
+        <w:t>）。天空同時也是飛鳥飛翔的地方（</w:t>
+      </w:r>
+      <w:hyperlink r:id="rId28">
+        <w:r>
+          <w:rPr>
+            <w:lang w:val="zh_TW" w:bidi="zh_TW"/>
+          </w:rPr>
+          <w:rPr>
+            <w:color w:val="0000EE"/>
+            <w:u w:val="single"/>
+          </w:rPr>
+          <w:t>路9:58</w:t>
+        </w:r>
+      </w:hyperlink>
+      <w:r>
+        <w:rPr>
+          <w:lang w:val="zh_TW" w:bidi="zh_TW"/>
+        </w:rPr>
+        <w:t>）。</w:t>
+      </w:r>
+    </w:p>
+    <w:p>
+      <w:pPr>
+        <w:pStyle w:val="Heading4"/>
+      </w:pPr>
+      <w:r>
+        <w:rPr>
+          <w:lang w:val="zh_TW" w:bidi="zh_TW"/>
+        </w:rPr>
+        <w:t>太空與天體</w:t>
+      </w:r>
+    </w:p>
+    <w:p>
+      <w:pPr/>
+      <w:r>
+        <w:rPr>
+          <w:lang w:val="zh_TW" w:bidi="zh_TW"/>
+        </w:rPr>
+      </w:r>
+      <w:r>
+        <w:rPr>
+          <w:lang w:val="zh_TW" w:bidi="zh_TW"/>
+        </w:rPr>
+        <w:t>以色列人對天的理解還包括太空，即整個宇宙。天上的星體被看作神的創造物，並不具有自主的能力。這些星體包括：</w:t>
+      </w:r>
+    </w:p>
+    <w:p>
+      <w:pPr>
+        <w:pStyle w:val="ListBullet"/>
+        <w:spacing w:line="240" w:lineRule="auto"/>
+        <w:ind w:left="720"/>
+      </w:pPr>
+      <w:r>
+        <w:rPr>
+          <w:lang w:val="zh_TW" w:bidi="zh_TW"/>
+        </w:rPr>
+      </w:r>
+      <w:r>
+        <w:rPr>
+          <w:lang w:val="zh_TW" w:bidi="zh_TW"/>
+        </w:rPr>
+        <w:t>太陽</w:t>
+      </w:r>
+    </w:p>
+    <w:p>
+      <w:pPr>
+        <w:pStyle w:val="ListBullet"/>
+        <w:spacing w:line="240" w:lineRule="auto"/>
+        <w:ind w:left="720"/>
+      </w:pPr>
+      <w:r>
+        <w:rPr>
+          <w:lang w:val="zh_TW" w:bidi="zh_TW"/>
+        </w:rPr>
+      </w:r>
+      <w:r>
+        <w:rPr>
+          <w:lang w:val="zh_TW" w:bidi="zh_TW"/>
+        </w:rPr>
+        <w:t>月亮</w:t>
+      </w:r>
+    </w:p>
+    <w:p>
+      <w:pPr>
+        <w:pStyle w:val="ListBullet"/>
+        <w:spacing w:line="240" w:lineRule="auto"/>
+        <w:ind w:left="720"/>
+      </w:pPr>
+      <w:r>
+        <w:rPr>
+          <w:lang w:val="zh_TW" w:bidi="zh_TW"/>
+        </w:rPr>
+      </w:r>
+      <w:r>
+        <w:rPr>
+          <w:lang w:val="zh_TW" w:bidi="zh_TW"/>
+        </w:rPr>
+        <w:t>行星</w:t>
+      </w:r>
+    </w:p>
+    <w:p>
+      <w:pPr>
+        <w:pStyle w:val="ListBullet"/>
+        <w:spacing w:line="240" w:lineRule="auto"/>
+        <w:ind w:left="720"/>
+      </w:pPr>
+      <w:r>
+        <w:rPr>
+          <w:lang w:val="zh_TW" w:bidi="zh_TW"/>
+        </w:rPr>
+      </w:r>
+      <w:r>
+        <w:rPr>
+          <w:lang w:val="zh_TW" w:bidi="zh_TW"/>
+        </w:rPr>
+        <w:t>星星（被視為天空穹蒼中的光體；</w:t>
+      </w:r>
+      <w:hyperlink r:id="rId29">
+        <w:r>
+          <w:rPr>
+            <w:lang w:val="zh_TW" w:bidi="zh_TW"/>
+          </w:rPr>
+          <w:rPr>
+            <w:color w:val="0000EE"/>
+            <w:u w:val="single"/>
+          </w:rPr>
+          <w:t>創1:14，</w:t>
+        </w:r>
+      </w:hyperlink>
+      <w:hyperlink r:id="rId30">
+        <w:r>
+          <w:rPr>
+            <w:lang w:val="zh_TW" w:bidi="zh_TW"/>
+          </w:rPr>
+          <w:rPr>
+            <w:color w:val="0000EE"/>
+            <w:u w:val="single"/>
+          </w:rPr>
+          <w:t>15:5</w:t>
+        </w:r>
+      </w:hyperlink>
+      <w:r>
+        <w:rPr>
+          <w:lang w:val="zh_TW" w:bidi="zh_TW"/>
+        </w:rPr>
+        <w:t>）</w:t>
+      </w:r>
+    </w:p>
+    <w:p>
+      <w:pPr/>
+      <w:r>
+        <w:rPr>
+          <w:lang w:val="zh_TW" w:bidi="zh_TW"/>
+        </w:rPr>
+      </w:r>
+      <w:r>
+        <w:rPr>
+          <w:lang w:val="zh_TW" w:bidi="zh_TW"/>
+        </w:rPr>
+        <w:t>它們不配受敬拜，因為神使人的地位超過它們。以色列人不可敬拜這些天體（</w:t>
+      </w:r>
+      <w:hyperlink r:id="rId31">
+        <w:r>
+          <w:rPr>
+            <w:lang w:val="zh_TW" w:bidi="zh_TW"/>
+          </w:rPr>
+          <w:rPr>
+            <w:color w:val="0000EE"/>
+            <w:u w:val="single"/>
+          </w:rPr>
+          <w:t>出20:4</w:t>
+        </w:r>
+      </w:hyperlink>
+      <w:r>
+        <w:rPr>
+          <w:lang w:val="zh_TW" w:bidi="zh_TW"/>
+        </w:rPr>
+        <w:t>），也不可敬拜代表這些天體的神（</w:t>
+      </w:r>
+      <w:hyperlink r:id="rId32">
+        <w:r>
+          <w:rPr>
+            <w:lang w:val="zh_TW" w:bidi="zh_TW"/>
+          </w:rPr>
+          <w:rPr>
+            <w:color w:val="0000EE"/>
+            <w:u w:val="single"/>
+          </w:rPr>
+          <w:t>耶44:17–25</w:t>
+        </w:r>
+      </w:hyperlink>
+      <w:r>
+        <w:rPr>
+          <w:lang w:val="zh_TW" w:bidi="zh_TW"/>
+        </w:rPr>
+        <w:t>）。他們也不可藉星宿來占卜未來（</w:t>
+      </w:r>
+      <w:hyperlink r:id="rId33">
+        <w:r>
+          <w:rPr>
+            <w:lang w:val="zh_TW" w:bidi="zh_TW"/>
+          </w:rPr>
+          <w:rPr>
+            <w:color w:val="0000EE"/>
+            <w:u w:val="single"/>
+          </w:rPr>
+          <w:t>賽47:13</w:t>
+        </w:r>
+      </w:hyperlink>
+      <w:r>
+        <w:rPr>
+          <w:lang w:val="zh_TW" w:bidi="zh_TW"/>
+        </w:rPr>
+        <w:t>）。這種不信奉星體的態度，使以色列人有別於其它民族。以色列人相信天體是神所造的，其它民族卻把它們當作神來敬拜。</w:t>
+      </w:r>
+    </w:p>
+    <w:p>
+      <w:pPr>
+        <w:pStyle w:val="Heading4"/>
+      </w:pPr>
+      <w:r>
+        <w:rPr>
+          <w:lang w:val="zh_TW" w:bidi="zh_TW"/>
+        </w:rPr>
+        <w:t>三層天</w:t>
+      </w:r>
+    </w:p>
+    <w:p>
+      <w:pPr/>
+      <w:r>
+        <w:rPr>
+          <w:lang w:val="zh_TW" w:bidi="zh_TW"/>
+        </w:rPr>
+      </w:r>
+      <w:r>
+        <w:rPr>
+          <w:lang w:val="zh_TW" w:bidi="zh_TW"/>
+        </w:rPr>
+        <w:t>聖經提到「天上的天」（</w:t>
+      </w:r>
+      <w:hyperlink r:id="rId34">
+        <w:r>
+          <w:rPr>
+            <w:lang w:val="zh_TW" w:bidi="zh_TW"/>
+          </w:rPr>
+          <w:rPr>
+            <w:color w:val="0000EE"/>
+            <w:u w:val="single"/>
+          </w:rPr>
+          <w:t>申10:14</w:t>
+        </w:r>
+      </w:hyperlink>
+      <w:r>
+        <w:rPr>
+          <w:lang w:val="zh_TW" w:bidi="zh_TW"/>
+        </w:rPr>
+        <w:t>；另見</w:t>
+      </w:r>
+      <w:hyperlink r:id="rId35">
+        <w:r>
+          <w:rPr>
+            <w:lang w:val="zh_TW" w:bidi="zh_TW"/>
+          </w:rPr>
+          <w:rPr>
+            <w:color w:val="0000EE"/>
+            <w:u w:val="single"/>
+          </w:rPr>
+          <w:t>王上8:27；</w:t>
+        </w:r>
+      </w:hyperlink>
+      <w:hyperlink r:id="rId36">
+        <w:r>
+          <w:rPr>
+            <w:lang w:val="zh_TW" w:bidi="zh_TW"/>
+          </w:rPr>
+          <w:rPr>
+            <w:color w:val="0000EE"/>
+            <w:u w:val="single"/>
+          </w:rPr>
+          <w:t>詩68:33</w:t>
         </w:r>
       </w:hyperlink>
       <w:r>
@@ -301,142 +1037,331 @@
         </w:rPr>
         <w:t>，</w:t>
       </w:r>
-      <w:hyperlink r:id="rId16">
-        <w:r>
-          <w:rPr>
-            <w:lang w:val="zh_TW" w:bidi="zh_TW"/>
-          </w:rPr>
-          <w:rPr>
-            <w:color w:val="0000EE"/>
-            <w:u w:val="single"/>
-          </w:rPr>
-          <w:t>27:6</w:t>
-        </w:r>
-      </w:hyperlink>
-      <w:r>
-        <w:rPr>
-          <w:lang w:val="zh_TW" w:bidi="zh_TW"/>
-        </w:rPr>
-        <w:t>）。低頭表示謙卑（</w:t>
-      </w:r>
-      <w:hyperlink r:id="rId17">
-        <w:r>
-          <w:rPr>
-            <w:lang w:val="zh_TW" w:bidi="zh_TW"/>
-          </w:rPr>
-          <w:rPr>
-            <w:color w:val="0000EE"/>
-            <w:u w:val="single"/>
-          </w:rPr>
-          <w:t>賽58:5</w:t>
-        </w:r>
-      </w:hyperlink>
-      <w:r>
-        <w:rPr>
-          <w:lang w:val="zh_TW" w:bidi="zh_TW"/>
-        </w:rPr>
-        <w:t>）或悲傷（</w:t>
-      </w:r>
-      <w:hyperlink r:id="rId18">
-        <w:r>
-          <w:rPr>
-            <w:lang w:val="zh_TW" w:bidi="zh_TW"/>
-          </w:rPr>
-          <w:rPr>
-            <w:color w:val="0000EE"/>
-            <w:u w:val="single"/>
-          </w:rPr>
-          <w:t>哀2:10</w:t>
-        </w:r>
-      </w:hyperlink>
-      <w:r>
-        <w:rPr>
-          <w:lang w:val="zh_TW" w:bidi="zh_TW"/>
-        </w:rPr>
-        <w:t>）。這個希伯來文詞語被比喻用於山峰（</w:t>
-      </w:r>
-      <w:hyperlink r:id="rId19">
-        <w:r>
-          <w:rPr>
-            <w:lang w:val="zh_TW" w:bidi="zh_TW"/>
-          </w:rPr>
-          <w:rPr>
-            <w:color w:val="0000EE"/>
-            <w:u w:val="single"/>
-          </w:rPr>
-          <w:t>創8:5</w:t>
-        </w:r>
-      </w:hyperlink>
-      <w:r>
-        <w:rPr>
-          <w:lang w:val="zh_TW" w:bidi="zh_TW"/>
-        </w:rPr>
-        <w:t>）、建築物的頂部（</w:t>
-      </w:r>
-      <w:hyperlink r:id="rId20">
-        <w:r>
-          <w:rPr>
-            <w:lang w:val="zh_TW" w:bidi="zh_TW"/>
-          </w:rPr>
-          <w:rPr>
-            <w:color w:val="0000EE"/>
-            <w:u w:val="single"/>
-          </w:rPr>
-          <w:t>創11:4</w:t>
-        </w:r>
-      </w:hyperlink>
-      <w:r>
-        <w:rPr>
-          <w:lang w:val="zh_TW" w:bidi="zh_TW"/>
-        </w:rPr>
-        <w:t>）或樹木（</w:t>
-      </w:r>
-      <w:hyperlink r:id="rId21">
-        <w:r>
-          <w:rPr>
-            <w:lang w:val="zh_TW" w:bidi="zh_TW"/>
-          </w:rPr>
-          <w:rPr>
-            <w:color w:val="0000EE"/>
-            <w:u w:val="single"/>
-          </w:rPr>
-          <w:t>撒下5:24</w:t>
-        </w:r>
-      </w:hyperlink>
-      <w:r>
-        <w:rPr>
-          <w:lang w:val="zh_TW" w:bidi="zh_TW"/>
-        </w:rPr>
-        <w:t>），以及河流的源頭（</w:t>
-      </w:r>
-      <w:hyperlink r:id="rId22">
-        <w:r>
-          <w:rPr>
-            <w:lang w:val="zh_TW" w:bidi="zh_TW"/>
-          </w:rPr>
-          <w:rPr>
-            <w:color w:val="0000EE"/>
-            <w:u w:val="single"/>
-          </w:rPr>
-          <w:t>創2:10</w:t>
-        </w:r>
-      </w:hyperlink>
-      <w:r>
-        <w:rPr>
-          <w:lang w:val="zh_TW" w:bidi="zh_TW"/>
-        </w:rPr>
-        <w:t>）。這個詞通常用來指政治、軍事或家庭權柄的首位。在這個意義上，「頭」對所有屬於他的人有控制權（</w:t>
-      </w:r>
-      <w:hyperlink r:id="rId23">
-        <w:r>
-          <w:rPr>
-            <w:lang w:val="zh_TW" w:bidi="zh_TW"/>
-          </w:rPr>
-          <w:rPr>
-            <w:color w:val="0000EE"/>
-            <w:u w:val="single"/>
-          </w:rPr>
-          <w:t>士10:18</w:t>
+      <w:hyperlink r:id="rId37">
+        <w:r>
+          <w:rPr>
+            <w:lang w:val="zh_TW" w:bidi="zh_TW"/>
+          </w:rPr>
+          <w:rPr>
+            <w:color w:val="0000EE"/>
+            <w:u w:val="single"/>
+          </w:rPr>
+          <w:t>148:4</w:t>
+        </w:r>
+      </w:hyperlink>
+      <w:r>
+        <w:rPr>
+          <w:lang w:val="zh_TW" w:bidi="zh_TW"/>
+        </w:rPr>
+        <w:t>）。一些較早期的英文譯本譯作「諸天之天」這個片語，這是翻譯古希伯來文的一種方式，用來強調那最重要的天，即神的居所。</w:t>
+      </w:r>
+    </w:p>
+    <w:p>
+      <w:pPr/>
+      <w:r>
+        <w:rPr>
+          <w:lang w:val="zh_TW" w:bidi="zh_TW"/>
+        </w:rPr>
+      </w:r>
+      <w:r>
+        <w:rPr>
+          <w:lang w:val="zh_TW" w:bidi="zh_TW"/>
+        </w:rPr>
+        <w:t>保羅在一封書信中提到自己被提到「第三層天」（</w:t>
+      </w:r>
+      <w:hyperlink r:id="rId38">
+        <w:r>
+          <w:rPr>
+            <w:lang w:val="zh_TW" w:bidi="zh_TW"/>
+          </w:rPr>
+          <w:rPr>
+            <w:color w:val="0000EE"/>
+            <w:u w:val="single"/>
+          </w:rPr>
+          <w:t>林後12:2</w:t>
+        </w:r>
+      </w:hyperlink>
+      <w:r>
+        <w:rPr>
+          <w:lang w:val="zh_TW" w:bidi="zh_TW"/>
+        </w:rPr>
+        <w:t>）。有人將此聯繫到古希臘的思想，認為天分為三層。中世紀的羅馬天主教也教導過「三層天」的觀念：</w:t>
+      </w:r>
+    </w:p>
+    <w:p>
+      <w:pPr>
+        <w:pStyle w:val="ListNumber"/>
+        <w:numPr>
+          <w:ilvl w:val="0"/>
+          <w:numId w:val="14"/>
+        </w:numPr>
+        <w:spacing w:line="240" w:lineRule="auto"/>
+        <w:ind w:left="720"/>
+      </w:pPr>
+      <w:r>
+        <w:rPr>
+          <w:lang w:val="zh_TW" w:bidi="zh_TW"/>
+        </w:rPr>
+      </w:r>
+      <w:r>
+        <w:rPr>
+          <w:lang w:val="zh_TW" w:bidi="zh_TW"/>
+        </w:rPr>
+        <w:t>水與空氣的天（拉丁文稱為</w:t>
+      </w:r>
+      <w:r>
+        <w:rPr>
+          <w:i/>
+          <w:lang w:val="zh_TW" w:bidi="zh_TW"/>
+        </w:rPr>
+        <w:t>Coelum Aqueum</w:t>
+      </w:r>
+      <w:r>
+        <w:rPr>
+          <w:lang w:val="zh_TW" w:bidi="zh_TW"/>
+        </w:rPr>
+        <w:t>）</w:t>
+      </w:r>
+    </w:p>
+    <w:p>
+      <w:pPr>
+        <w:pStyle w:val="ListNumber"/>
+        <w:spacing w:line="240" w:lineRule="auto"/>
+        <w:ind w:left="720"/>
+      </w:pPr>
+      <w:r>
+        <w:rPr>
+          <w:lang w:val="zh_TW" w:bidi="zh_TW"/>
+        </w:rPr>
+      </w:r>
+      <w:r>
+        <w:rPr>
+          <w:lang w:val="zh_TW" w:bidi="zh_TW"/>
+        </w:rPr>
+        <w:t>星辰的天（拉丁文稱為</w:t>
+      </w:r>
+      <w:r>
+        <w:rPr>
+          <w:i/>
+          <w:lang w:val="zh_TW" w:bidi="zh_TW"/>
+        </w:rPr>
+        <w:t>Coelum Sidereum</w:t>
+      </w:r>
+      <w:r>
+        <w:rPr>
+          <w:lang w:val="zh_TW" w:bidi="zh_TW"/>
+        </w:rPr>
+        <w:t>）</w:t>
+      </w:r>
+    </w:p>
+    <w:p>
+      <w:pPr>
+        <w:pStyle w:val="ListNumber"/>
+        <w:spacing w:line="240" w:lineRule="auto"/>
+        <w:ind w:left="720"/>
+      </w:pPr>
+      <w:r>
+        <w:rPr>
+          <w:lang w:val="zh_TW" w:bidi="zh_TW"/>
+        </w:rPr>
+      </w:r>
+      <w:r>
+        <w:rPr>
+          <w:lang w:val="zh_TW" w:bidi="zh_TW"/>
+        </w:rPr>
+        <w:t>神寶座的天（拉丁文稱為</w:t>
+      </w:r>
+      <w:r>
+        <w:rPr>
+          <w:i/>
+          <w:lang w:val="zh_TW" w:bidi="zh_TW"/>
+        </w:rPr>
+        <w:t>Coelum Empyreum</w:t>
+      </w:r>
+      <w:r>
+        <w:rPr>
+          <w:lang w:val="zh_TW" w:bidi="zh_TW"/>
+        </w:rPr>
+        <w:t>）</w:t>
+      </w:r>
+    </w:p>
+    <w:p>
+      <w:pPr/>
+      <w:r>
+        <w:rPr>
+          <w:lang w:val="zh_TW" w:bidi="zh_TW"/>
+        </w:rPr>
+      </w:r>
+      <w:r>
+        <w:rPr>
+          <w:lang w:val="zh_TW" w:bidi="zh_TW"/>
+        </w:rPr>
+        <w:t>持這種看法的人一般理解「三層天」為：</w:t>
+      </w:r>
+    </w:p>
+    <w:p>
+      <w:pPr>
+        <w:pStyle w:val="ListNumber"/>
+        <w:numPr>
+          <w:ilvl w:val="0"/>
+          <w:numId w:val="15"/>
+        </w:numPr>
+        <w:spacing w:line="240" w:lineRule="auto"/>
+        <w:ind w:left="720"/>
+      </w:pPr>
+      <w:r>
+        <w:rPr>
+          <w:lang w:val="zh_TW" w:bidi="zh_TW"/>
+        </w:rPr>
+      </w:r>
+      <w:r>
+        <w:rPr>
+          <w:lang w:val="zh_TW" w:bidi="zh_TW"/>
+        </w:rPr>
+        <w:t>天空——飛鳥飛翔、雲彩聚集之處</w:t>
+      </w:r>
+    </w:p>
+    <w:p>
+      <w:pPr>
+        <w:pStyle w:val="ListNumber"/>
+        <w:spacing w:line="240" w:lineRule="auto"/>
+        <w:ind w:left="720"/>
+      </w:pPr>
+      <w:r>
+        <w:rPr>
+          <w:lang w:val="zh_TW" w:bidi="zh_TW"/>
+        </w:rPr>
+      </w:r>
+      <w:r>
+        <w:rPr>
+          <w:lang w:val="zh_TW" w:bidi="zh_TW"/>
+        </w:rPr>
+        <w:t>太空——太陽、月亮與星辰所在之處</w:t>
+      </w:r>
+    </w:p>
+    <w:p>
+      <w:pPr>
+        <w:pStyle w:val="ListNumber"/>
+        <w:spacing w:line="240" w:lineRule="auto"/>
+        <w:ind w:left="720"/>
+      </w:pPr>
+      <w:r>
+        <w:rPr>
+          <w:lang w:val="zh_TW" w:bidi="zh_TW"/>
+        </w:rPr>
+      </w:r>
+      <w:r>
+        <w:rPr>
+          <w:lang w:val="zh_TW" w:bidi="zh_TW"/>
+        </w:rPr>
+        <w:t>至高的天——神的居所，並且是信徒死後歸去之處</w:t>
+      </w:r>
+    </w:p>
+    <w:p>
+      <w:pPr>
+        <w:pStyle w:val="Heading3"/>
+      </w:pPr>
+      <w:r>
+        <w:rPr>
+          <w:lang w:val="zh_TW" w:bidi="zh_TW"/>
+        </w:rPr>
+        <w:t>新約聖經中的天</w:t>
+      </w:r>
+    </w:p>
+    <w:p>
+      <w:pPr>
+        <w:pStyle w:val="Heading4"/>
+      </w:pPr>
+      <w:r>
+        <w:rPr>
+          <w:lang w:val="zh_TW" w:bidi="zh_TW"/>
+        </w:rPr>
+        <w:t>耶穌與天</w:t>
+      </w:r>
+    </w:p>
+    <w:p>
+      <w:pPr/>
+      <w:r>
+        <w:rPr>
+          <w:lang w:val="zh_TW" w:bidi="zh_TW"/>
+        </w:rPr>
+      </w:r>
+      <w:r>
+        <w:rPr>
+          <w:lang w:val="zh_TW" w:bidi="zh_TW"/>
+        </w:rPr>
+        <w:t>耶穌教導說，天是神的居所（</w:t>
+      </w:r>
+      <w:hyperlink r:id="rId39">
+        <w:r>
+          <w:rPr>
+            <w:lang w:val="zh_TW" w:bidi="zh_TW"/>
+          </w:rPr>
+          <w:rPr>
+            <w:color w:val="0000EE"/>
+            <w:u w:val="single"/>
+          </w:rPr>
+          <w:t>太6:9</w:t>
+        </w:r>
+      </w:hyperlink>
+      <w:r>
+        <w:rPr>
+          <w:lang w:val="zh_TW" w:bidi="zh_TW"/>
+        </w:rPr>
+        <w:t>）。當耶穌在地上的時候，祂常說自己是從天降下來的（</w:t>
+      </w:r>
+      <w:hyperlink r:id="rId40">
+        <w:r>
+          <w:rPr>
+            <w:lang w:val="zh_TW" w:bidi="zh_TW"/>
+          </w:rPr>
+          <w:rPr>
+            <w:color w:val="0000EE"/>
+            <w:u w:val="single"/>
+          </w:rPr>
+          <w:t>約3:13，</w:t>
+        </w:r>
+      </w:hyperlink>
+      <w:hyperlink r:id="rId41">
+        <w:r>
+          <w:rPr>
+            <w:lang w:val="zh_TW" w:bidi="zh_TW"/>
+          </w:rPr>
+          <w:rPr>
+            <w:color w:val="0000EE"/>
+            <w:u w:val="single"/>
+          </w:rPr>
+          <w:t>6:33–51</w:t>
+        </w:r>
+      </w:hyperlink>
+      <w:r>
+        <w:rPr>
+          <w:lang w:val="zh_TW" w:bidi="zh_TW"/>
+        </w:rPr>
+        <w:t>）。神曾三次從天上發出聲音，確認耶穌所說的話（</w:t>
+      </w:r>
+      <w:hyperlink r:id="rId42">
+        <w:r>
+          <w:rPr>
+            <w:lang w:val="zh_TW" w:bidi="zh_TW"/>
+          </w:rPr>
+          <w:rPr>
+            <w:color w:val="0000EE"/>
+            <w:u w:val="single"/>
+          </w:rPr>
+          <w:t>太3:16–17，</w:t>
+        </w:r>
+      </w:hyperlink>
+      <w:hyperlink r:id="rId43">
+        <w:r>
+          <w:rPr>
+            <w:lang w:val="zh_TW" w:bidi="zh_TW"/>
+          </w:rPr>
+          <w:rPr>
+            <w:color w:val="0000EE"/>
+            <w:u w:val="single"/>
+          </w:rPr>
+          <w:t>17:5</w:t>
         </w:r>
       </w:hyperlink>
       <w:r>
@@ -445,16 +1370,95 @@
         </w:rPr>
         <w:t>；</w:t>
       </w:r>
-      <w:hyperlink r:id="rId24">
-        <w:r>
-          <w:rPr>
-            <w:lang w:val="zh_TW" w:bidi="zh_TW"/>
-          </w:rPr>
-          <w:rPr>
-            <w:color w:val="0000EE"/>
-            <w:u w:val="single"/>
-          </w:rPr>
-          <w:t>撒上15:17</w:t>
+      <w:hyperlink r:id="rId44">
+        <w:r>
+          <w:rPr>
+            <w:lang w:val="zh_TW" w:bidi="zh_TW"/>
+          </w:rPr>
+          <w:rPr>
+            <w:color w:val="0000EE"/>
+            <w:u w:val="single"/>
+          </w:rPr>
+          <w:t>約12:28</w:t>
+        </w:r>
+      </w:hyperlink>
+      <w:r>
+        <w:rPr>
+          <w:lang w:val="zh_TW" w:bidi="zh_TW"/>
+        </w:rPr>
+        <w:t>）。</w:t>
+      </w:r>
+    </w:p>
+    <w:p>
+      <w:pPr>
+        <w:pStyle w:val="Heading4"/>
+      </w:pPr>
+      <w:r>
+        <w:rPr>
+          <w:lang w:val="zh_TW" w:bidi="zh_TW"/>
+        </w:rPr>
+        <w:t>天上的敬拜</w:t>
+      </w:r>
+    </w:p>
+    <w:p>
+      <w:pPr/>
+      <w:r>
+        <w:rPr>
+          <w:lang w:val="zh_TW" w:bidi="zh_TW"/>
+        </w:rPr>
+      </w:r>
+      <w:r>
+        <w:rPr>
+          <w:lang w:val="zh_TW" w:bidi="zh_TW"/>
+        </w:rPr>
+        <w:t>天堂是真正聖所的所在。地上的會幕只是那屬天聖所的影子（</w:t>
+      </w:r>
+      <w:hyperlink r:id="rId45">
+        <w:r>
+          <w:rPr>
+            <w:lang w:val="zh_TW" w:bidi="zh_TW"/>
+          </w:rPr>
+          <w:rPr>
+            <w:color w:val="0000EE"/>
+            <w:u w:val="single"/>
+          </w:rPr>
+          <w:t>來8:1–5</w:t>
+        </w:r>
+      </w:hyperlink>
+      <w:r>
+        <w:rPr>
+          <w:lang w:val="zh_TW" w:bidi="zh_TW"/>
+        </w:rPr>
+        <w:t>）。這正是保羅所提到的「第三層天」（</w:t>
+      </w:r>
+      <w:hyperlink r:id="rId38">
+        <w:r>
+          <w:rPr>
+            <w:lang w:val="zh_TW" w:bidi="zh_TW"/>
+          </w:rPr>
+          <w:rPr>
+            <w:color w:val="0000EE"/>
+            <w:u w:val="single"/>
+          </w:rPr>
+          <w:t>林後12:2</w:t>
+        </w:r>
+      </w:hyperlink>
+      <w:r>
+        <w:rPr>
+          <w:lang w:val="zh_TW" w:bidi="zh_TW"/>
+        </w:rPr>
+        <w:t>）。有時聖經使用「天」一詞，其實是指神自己（參</w:t>
+      </w:r>
+      <w:hyperlink r:id="rId46">
+        <w:r>
+          <w:rPr>
+            <w:lang w:val="zh_TW" w:bidi="zh_TW"/>
+          </w:rPr>
+          <w:rPr>
+            <w:color w:val="0000EE"/>
+            <w:u w:val="single"/>
+          </w:rPr>
+          <w:t>太23:22</w:t>
         </w:r>
       </w:hyperlink>
       <w:r>
@@ -463,16 +1467,77 @@
         </w:rPr>
         <w:t>；</w:t>
       </w:r>
-      <w:hyperlink r:id="rId25">
-        <w:r>
-          <w:rPr>
-            <w:lang w:val="zh_TW" w:bidi="zh_TW"/>
-          </w:rPr>
-          <w:rPr>
-            <w:color w:val="0000EE"/>
-            <w:u w:val="single"/>
-          </w:rPr>
-          <w:t>詩18:43</w:t>
+      <w:hyperlink r:id="rId47">
+        <w:r>
+          <w:rPr>
+            <w:lang w:val="zh_TW" w:bidi="zh_TW"/>
+          </w:rPr>
+          <w:rPr>
+            <w:color w:val="0000EE"/>
+            <w:u w:val="single"/>
+          </w:rPr>
+          <w:t>路15:18</w:t>
+        </w:r>
+      </w:hyperlink>
+      <w:r>
+        <w:rPr>
+          <w:lang w:val="zh_TW" w:bidi="zh_TW"/>
+        </w:rPr>
+        <w:t>）。</w:t>
+      </w:r>
+    </w:p>
+    <w:p>
+      <w:pPr>
+        <w:pStyle w:val="Heading4"/>
+      </w:pPr>
+      <w:r>
+        <w:rPr>
+          <w:lang w:val="zh_TW" w:bidi="zh_TW"/>
+        </w:rPr>
+        <w:t>耶穌從天上再來</w:t>
+      </w:r>
+    </w:p>
+    <w:p>
+      <w:pPr/>
+      <w:r>
+        <w:rPr>
+          <w:lang w:val="zh_TW" w:bidi="zh_TW"/>
+        </w:rPr>
+      </w:r>
+      <w:r>
+        <w:rPr>
+          <w:lang w:val="zh_TW" w:bidi="zh_TW"/>
+        </w:rPr>
+        <w:t>耶穌升天之後，天使告訴祂的門徒，祂有一天要從天上再來（</w:t>
+      </w:r>
+      <w:hyperlink r:id="rId48">
+        <w:r>
+          <w:rPr>
+            <w:lang w:val="zh_TW" w:bidi="zh_TW"/>
+          </w:rPr>
+          <w:rPr>
+            <w:color w:val="0000EE"/>
+            <w:u w:val="single"/>
+          </w:rPr>
+          <w:t>徒1:6–11</w:t>
+        </w:r>
+      </w:hyperlink>
+      <w:r>
+        <w:rPr>
+          <w:lang w:val="zh_TW" w:bidi="zh_TW"/>
+        </w:rPr>
+        <w:t>）。後來使徒保羅在書信中也寫到這件事（</w:t>
+      </w:r>
+      <w:hyperlink r:id="rId49">
+        <w:r>
+          <w:rPr>
+            <w:lang w:val="zh_TW" w:bidi="zh_TW"/>
+          </w:rPr>
+          <w:rPr>
+            <w:color w:val="0000EE"/>
+            <w:u w:val="single"/>
+          </w:rPr>
+          <w:t>林前15:1–11</w:t>
         </w:r>
       </w:hyperlink>
       <w:r>
@@ -481,16 +1546,16 @@
         </w:rPr>
         <w:t>；</w:t>
       </w:r>
-      <w:hyperlink r:id="rId26">
-        <w:r>
-          <w:rPr>
-            <w:lang w:val="zh_TW" w:bidi="zh_TW"/>
-          </w:rPr>
-          <w:rPr>
-            <w:color w:val="0000EE"/>
-            <w:u w:val="single"/>
-          </w:rPr>
-          <w:t>賽7:8–9</w:t>
+      <w:hyperlink r:id="rId50">
+        <w:r>
+          <w:rPr>
+            <w:lang w:val="zh_TW" w:bidi="zh_TW"/>
+          </w:rPr>
+          <w:rPr>
+            <w:color w:val="0000EE"/>
+            <w:u w:val="single"/>
+          </w:rPr>
+          <w:t>弗4:7–16</w:t>
         </w:r>
       </w:hyperlink>
       <w:r>
@@ -499,16 +1564,409 @@
         </w:rPr>
         <w:t>；</w:t>
       </w:r>
-      <w:hyperlink r:id="rId27">
-        <w:r>
-          <w:rPr>
-            <w:lang w:val="zh_TW" w:bidi="zh_TW"/>
-          </w:rPr>
-          <w:rPr>
-            <w:color w:val="0000EE"/>
-            <w:u w:val="single"/>
-          </w:rPr>
-          <w:t>耶31:7</w:t>
+      <w:hyperlink r:id="rId51">
+        <w:r>
+          <w:rPr>
+            <w:lang w:val="zh_TW" w:bidi="zh_TW"/>
+          </w:rPr>
+          <w:rPr>
+            <w:color w:val="0000EE"/>
+            <w:u w:val="single"/>
+          </w:rPr>
+          <w:t>提前3:16</w:t>
+        </w:r>
+      </w:hyperlink>
+      <w:r>
+        <w:rPr>
+          <w:lang w:val="zh_TW" w:bidi="zh_TW"/>
+        </w:rPr>
+        <w:t>）。這教導成為基督徒信仰中的重要部分，如使徒信經所述（Apostles' Creed，早期的基督教認信）。</w:t>
+      </w:r>
+    </w:p>
+    <w:p>
+      <w:pPr/>
+      <w:r>
+        <w:rPr>
+          <w:lang w:val="zh_TW" w:bidi="zh_TW"/>
+        </w:rPr>
+      </w:r>
+      <w:r>
+        <w:rPr>
+          <w:lang w:val="zh_TW" w:bidi="zh_TW"/>
+        </w:rPr>
+        <w:t>新約聖經常提到耶穌與神同在天上。這是有關耶穌福音的核心之一。聖經教導說，耶穌如今坐在神的右邊（至高榮耀之處），為信靠祂的人代求（</w:t>
+      </w:r>
+      <w:hyperlink r:id="rId52">
+        <w:r>
+          <w:rPr>
+            <w:lang w:val="zh_TW" w:bidi="zh_TW"/>
+          </w:rPr>
+          <w:rPr>
+            <w:color w:val="0000EE"/>
+            <w:u w:val="single"/>
+          </w:rPr>
+          <w:t>來7:25</w:t>
+        </w:r>
+      </w:hyperlink>
+      <w:r>
+        <w:rPr>
+          <w:lang w:val="zh_TW" w:bidi="zh_TW"/>
+        </w:rPr>
+        <w:t>；參</w:t>
+      </w:r>
+      <w:hyperlink r:id="rId53">
+        <w:r>
+          <w:rPr>
+            <w:lang w:val="zh_TW" w:bidi="zh_TW"/>
+          </w:rPr>
+          <w:rPr>
+            <w:color w:val="0000EE"/>
+            <w:u w:val="single"/>
+          </w:rPr>
+          <w:t>可14:62</w:t>
+        </w:r>
+      </w:hyperlink>
+      <w:r>
+        <w:rPr>
+          <w:lang w:val="zh_TW" w:bidi="zh_TW"/>
+        </w:rPr>
+        <w:t>）。</w:t>
+      </w:r>
+    </w:p>
+    <w:p>
+      <w:pPr>
+        <w:pStyle w:val="Heading4"/>
+      </w:pPr>
+      <w:r>
+        <w:rPr>
+          <w:lang w:val="zh_TW" w:bidi="zh_TW"/>
+        </w:rPr>
+        <w:t>天上的國民</w:t>
+      </w:r>
+    </w:p>
+    <w:p>
+      <w:pPr/>
+      <w:r>
+        <w:rPr>
+          <w:lang w:val="zh_TW" w:bidi="zh_TW"/>
+        </w:rPr>
+      </w:r>
+      <w:r>
+        <w:rPr>
+          <w:lang w:val="zh_TW" w:bidi="zh_TW"/>
+        </w:rPr>
+        <w:t>保羅教導說，當耶穌從天上再來時，祂要將信徒的身體改變，與祂榮耀的身體相似（</w:t>
+      </w:r>
+      <w:hyperlink r:id="rId54">
+        <w:r>
+          <w:rPr>
+            <w:lang w:val="zh_TW" w:bidi="zh_TW"/>
+          </w:rPr>
+          <w:rPr>
+            <w:color w:val="0000EE"/>
+            <w:u w:val="single"/>
+          </w:rPr>
+          <w:t>腓3:20–21</w:t>
+        </w:r>
+      </w:hyperlink>
+      <w:r>
+        <w:rPr>
+          <w:lang w:val="zh_TW" w:bidi="zh_TW"/>
+        </w:rPr>
+        <w:t>）。信徒需要這樣屬天的身體，因為他們是天上的國民。</w:t>
+      </w:r>
+    </w:p>
+    <w:p>
+      <w:pPr/>
+      <w:r>
+        <w:rPr>
+          <w:lang w:val="zh_TW" w:bidi="zh_TW"/>
+        </w:rPr>
+      </w:r>
+      <w:r>
+        <w:rPr>
+          <w:lang w:val="zh_TW" w:bidi="zh_TW"/>
+        </w:rPr>
+        <w:t>聖經所說的「天上的國民」，意思就像一個人雖然生活在某個國度，卻遵行自己本國的律例（</w:t>
+      </w:r>
+      <w:hyperlink r:id="rId55">
+        <w:r>
+          <w:rPr>
+            <w:lang w:val="zh_TW" w:bidi="zh_TW"/>
+          </w:rPr>
+          <w:rPr>
+            <w:color w:val="0000EE"/>
+            <w:u w:val="single"/>
+          </w:rPr>
+          <w:t>徒22:28</w:t>
+        </w:r>
+      </w:hyperlink>
+      <w:r>
+        <w:rPr>
+          <w:lang w:val="zh_TW" w:bidi="zh_TW"/>
+        </w:rPr>
+        <w:t>）。這表示基督徒即使活在世上，也當遵行聖經中神的道路，不隨從世界的標準。</w:t>
+      </w:r>
+    </w:p>
+    <w:p>
+      <w:pPr>
+        <w:pStyle w:val="Heading4"/>
+      </w:pPr>
+      <w:r>
+        <w:rPr>
+          <w:lang w:val="zh_TW" w:bidi="zh_TW"/>
+        </w:rPr>
+        <w:t>屬天的福分</w:t>
+      </w:r>
+    </w:p>
+    <w:p>
+      <w:pPr/>
+      <w:r>
+        <w:rPr>
+          <w:lang w:val="zh_TW" w:bidi="zh_TW"/>
+        </w:rPr>
+      </w:r>
+      <w:r>
+        <w:rPr>
+          <w:lang w:val="zh_TW" w:bidi="zh_TW"/>
+        </w:rPr>
+        <w:t>神已經使信徒與基督聯合，並吩咐他們「就當求在上面的事；那裡有基督坐在神的右邊」（</w:t>
+      </w:r>
+      <w:hyperlink r:id="rId56">
+        <w:r>
+          <w:rPr>
+            <w:lang w:val="zh_TW" w:bidi="zh_TW"/>
+          </w:rPr>
+          <w:rPr>
+            <w:color w:val="0000EE"/>
+            <w:u w:val="single"/>
+          </w:rPr>
+          <w:t>西3:1</w:t>
+        </w:r>
+      </w:hyperlink>
+      <w:r>
+        <w:rPr>
+          <w:lang w:val="zh_TW" w:bidi="zh_TW"/>
+        </w:rPr>
+        <w:t>）。基督從天上賜給跟隨祂的人「天上各樣屬靈的福氣」（</w:t>
+      </w:r>
+      <w:hyperlink r:id="rId57">
+        <w:r>
+          <w:rPr>
+            <w:lang w:val="zh_TW" w:bidi="zh_TW"/>
+          </w:rPr>
+          <w:rPr>
+            <w:color w:val="0000EE"/>
+            <w:u w:val="single"/>
+          </w:rPr>
+          <w:t>弗1:3</w:t>
+        </w:r>
+      </w:hyperlink>
+      <w:r>
+        <w:rPr>
+          <w:lang w:val="zh_TW" w:bidi="zh_TW"/>
+        </w:rPr>
+        <w:t>）。「天上」這個表達只出現在以弗所書（</w:t>
+      </w:r>
+      <w:hyperlink r:id="rId58">
+        <w:r>
+          <w:rPr>
+            <w:lang w:val="zh_TW" w:bidi="zh_TW"/>
+          </w:rPr>
+          <w:rPr>
+            <w:color w:val="0000EE"/>
+            <w:u w:val="single"/>
+          </w:rPr>
+          <w:t>弗1:3、20，</w:t>
+        </w:r>
+      </w:hyperlink>
+      <w:hyperlink r:id="rId59">
+        <w:r>
+          <w:rPr>
+            <w:lang w:val="zh_TW" w:bidi="zh_TW"/>
+          </w:rPr>
+          <w:rPr>
+            <w:color w:val="0000EE"/>
+            <w:u w:val="single"/>
+          </w:rPr>
+          <w:t>2:6，</w:t>
+        </w:r>
+      </w:hyperlink>
+      <w:hyperlink r:id="rId60">
+        <w:r>
+          <w:rPr>
+            <w:lang w:val="zh_TW" w:bidi="zh_TW"/>
+          </w:rPr>
+          <w:rPr>
+            <w:color w:val="0000EE"/>
+            <w:u w:val="single"/>
+          </w:rPr>
+          <w:t>3:10，</w:t>
+        </w:r>
+      </w:hyperlink>
+      <w:hyperlink r:id="rId61">
+        <w:r>
+          <w:rPr>
+            <w:lang w:val="zh_TW" w:bidi="zh_TW"/>
+          </w:rPr>
+          <w:rPr>
+            <w:color w:val="0000EE"/>
+            <w:u w:val="single"/>
+          </w:rPr>
+          <w:t>6:12</w:t>
+        </w:r>
+      </w:hyperlink>
+      <w:r>
+        <w:rPr>
+          <w:lang w:val="zh_TW" w:bidi="zh_TW"/>
+        </w:rPr>
+        <w:t>）。這教導我們，屬靈的福分不僅僅屬於將來，信徒如今也能憑信心經歷。因此，聖經說信徒已經有分於「天召」（</w:t>
+      </w:r>
+      <w:hyperlink r:id="rId62">
+        <w:r>
+          <w:rPr>
+            <w:lang w:val="zh_TW" w:bidi="zh_TW"/>
+          </w:rPr>
+          <w:rPr>
+            <w:color w:val="0000EE"/>
+            <w:u w:val="single"/>
+          </w:rPr>
+          <w:t>來3:1，</w:t>
+        </w:r>
+      </w:hyperlink>
+      <w:hyperlink r:id="rId63">
+        <w:r>
+          <w:rPr>
+            <w:lang w:val="zh_TW" w:bidi="zh_TW"/>
+          </w:rPr>
+          <w:rPr>
+            <w:color w:val="0000EE"/>
+            <w:u w:val="single"/>
+          </w:rPr>
+          <w:t>6:4</w:t>
+        </w:r>
+      </w:hyperlink>
+      <w:r>
+        <w:rPr>
+          <w:lang w:val="zh_TW" w:bidi="zh_TW"/>
+        </w:rPr>
+        <w:t>）。</w:t>
+      </w:r>
+    </w:p>
+    <w:p>
+      <w:pPr>
+        <w:pStyle w:val="Heading4"/>
+      </w:pPr>
+      <w:r>
+        <w:rPr>
+          <w:lang w:val="zh_TW" w:bidi="zh_TW"/>
+        </w:rPr>
+        <w:t>天國的未來</w:t>
+      </w:r>
+    </w:p>
+    <w:p>
+      <w:pPr/>
+      <w:r>
+        <w:rPr>
+          <w:lang w:val="zh_TW" w:bidi="zh_TW"/>
+        </w:rPr>
+      </w:r>
+      <w:r>
+        <w:rPr>
+          <w:lang w:val="zh_TW" w:bidi="zh_TW"/>
+        </w:rPr>
+        <w:t>信徒等候耶穌再來的時候，會盼望有新天新地，並有新耶路撒冷。聖經說，那將是一個奇妙的地方，不再有眼淚、憂傷、痛苦、死亡或黑暗，因為神的兒子耶穌就在那裡（</w:t>
+      </w:r>
+      <w:hyperlink r:id="rId64">
+        <w:r>
+          <w:rPr>
+            <w:lang w:val="zh_TW" w:bidi="zh_TW"/>
+          </w:rPr>
+          <w:rPr>
+            <w:color w:val="0000EE"/>
+            <w:u w:val="single"/>
+          </w:rPr>
+          <w:t>啟21:1–4、27，</w:t>
+        </w:r>
+      </w:hyperlink>
+      <w:hyperlink r:id="rId65">
+        <w:r>
+          <w:rPr>
+            <w:lang w:val="zh_TW" w:bidi="zh_TW"/>
+          </w:rPr>
+          <w:rPr>
+            <w:color w:val="0000EE"/>
+            <w:u w:val="single"/>
+          </w:rPr>
+          <w:t>22:1–5</w:t>
+        </w:r>
+      </w:hyperlink>
+      <w:r>
+        <w:rPr>
+          <w:lang w:val="zh_TW" w:bidi="zh_TW"/>
+        </w:rPr>
+        <w:t>）。在那死後的新生命中，也不再有婚姻（</w:t>
+      </w:r>
+      <w:hyperlink r:id="rId66">
+        <w:r>
+          <w:rPr>
+            <w:lang w:val="zh_TW" w:bidi="zh_TW"/>
+          </w:rPr>
+          <w:rPr>
+            <w:color w:val="0000EE"/>
+            <w:u w:val="single"/>
+          </w:rPr>
+          <w:t>路20:27–38</w:t>
+        </w:r>
+      </w:hyperlink>
+      <w:r>
+        <w:rPr>
+          <w:lang w:val="zh_TW" w:bidi="zh_TW"/>
+        </w:rPr>
+        <w:t>）。</w:t>
+      </w:r>
+    </w:p>
+    <w:p>
+      <w:pPr/>
+      <w:r>
+        <w:rPr>
+          <w:lang w:val="zh_TW" w:bidi="zh_TW"/>
+        </w:rPr>
+      </w:r>
+      <w:r>
+        <w:rPr>
+          <w:lang w:val="zh_TW" w:bidi="zh_TW"/>
+        </w:rPr>
+        <w:t>在舊約聖經裡，有兩個人未經死亡便直接被接到天上：</w:t>
+      </w:r>
+    </w:p>
+    <w:p>
+      <w:pPr>
+        <w:pStyle w:val="ListBullet"/>
+        <w:spacing w:line="240" w:lineRule="auto"/>
+        <w:ind w:left="720"/>
+      </w:pPr>
+      <w:r>
+        <w:rPr>
+          <w:lang w:val="zh_TW" w:bidi="zh_TW"/>
+        </w:rPr>
+      </w:r>
+      <w:r>
+        <w:rPr>
+          <w:lang w:val="zh_TW" w:bidi="zh_TW"/>
+        </w:rPr>
+        <w:t>以諾（</w:t>
+      </w:r>
+      <w:hyperlink r:id="rId67">
+        <w:r>
+          <w:rPr>
+            <w:lang w:val="zh_TW" w:bidi="zh_TW"/>
+          </w:rPr>
+          <w:rPr>
+            <w:color w:val="0000EE"/>
+            <w:u w:val="single"/>
+          </w:rPr>
+          <w:t>創5:22–24</w:t>
         </w:r>
       </w:hyperlink>
       <w:r>
@@ -517,65 +1975,4623 @@
         </w:rPr>
         <w:t>；</w:t>
       </w:r>
-      <w:hyperlink r:id="rId28">
-        <w:r>
-          <w:rPr>
-            <w:lang w:val="zh_TW" w:bidi="zh_TW"/>
-          </w:rPr>
-          <w:rPr>
-            <w:color w:val="0000EE"/>
-            <w:u w:val="single"/>
-          </w:rPr>
-          <w:t>何1:11</w:t>
-        </w:r>
-      </w:hyperlink>
-      <w:r>
-        <w:rPr>
-          <w:lang w:val="zh_TW" w:bidi="zh_TW"/>
-        </w:rPr>
-        <w:t>）。大衛在擔任亞吉的保鏢時被稱為「</w:t>
-      </w:r>
-      <w:r>
-        <w:rPr>
-          <w:lang w:val="zh_TW" w:bidi="zh_TW"/>
-        </w:rPr>
-        <w:t>我立你永遠作我的護衛長（有些譯本譯為：</w:t>
-      </w:r>
-      <w:r>
-        <w:rPr>
-          <w:lang w:val="zh_TW" w:bidi="zh_TW"/>
-        </w:rPr>
-        <w:t>我的頭，守護者</w:t>
-      </w:r>
+      <w:hyperlink r:id="rId68">
+        <w:r>
+          <w:rPr>
+            <w:lang w:val="zh_TW" w:bidi="zh_TW"/>
+          </w:rPr>
+          <w:rPr>
+            <w:color w:val="0000EE"/>
+            <w:u w:val="single"/>
+          </w:rPr>
+          <w:t>來11:5</w:t>
+        </w:r>
+      </w:hyperlink>
+      <w:r>
+        <w:rPr>
+          <w:lang w:val="zh_TW" w:bidi="zh_TW"/>
+        </w:rPr>
+        <w:t>）和</w:t>
+      </w:r>
+    </w:p>
+    <w:p>
+      <w:pPr>
+        <w:pStyle w:val="ListBullet"/>
+        <w:spacing w:line="240" w:lineRule="auto"/>
+        <w:ind w:left="720"/>
+      </w:pPr>
+      <w:r>
+        <w:rPr>
+          <w:lang w:val="zh_TW" w:bidi="zh_TW"/>
+        </w:rPr>
+      </w:r>
+      <w:r>
+        <w:rPr>
+          <w:lang w:val="zh_TW" w:bidi="zh_TW"/>
+        </w:rPr>
+        <w:t>以利亞（</w:t>
+      </w:r>
+      <w:hyperlink r:id="rId69">
+        <w:r>
+          <w:rPr>
+            <w:lang w:val="zh_TW" w:bidi="zh_TW"/>
+          </w:rPr>
+          <w:rPr>
+            <w:color w:val="0000EE"/>
+            <w:u w:val="single"/>
+          </w:rPr>
+          <w:t>王下2:11</w:t>
+        </w:r>
+      </w:hyperlink>
       <w:r>
         <w:rPr>
           <w:lang w:val="zh_TW" w:bidi="zh_TW"/>
         </w:rPr>
         <w:t>）</w:t>
       </w:r>
-      <w:r>
-        <w:rPr>
-          <w:lang w:val="zh_TW" w:bidi="zh_TW"/>
-        </w:rPr>
-        <w:t>」（</w:t>
-      </w:r>
-      <w:hyperlink r:id="rId29">
-        <w:r>
-          <w:rPr>
-            <w:lang w:val="zh_TW" w:bidi="zh_TW"/>
-          </w:rPr>
-          <w:rPr>
-            <w:color w:val="0000EE"/>
-            <w:u w:val="single"/>
-          </w:rPr>
-          <w:t>撒上28:2</w:t>
-        </w:r>
-      </w:hyperlink>
-      <w:r>
-        <w:rPr>
-          <w:lang w:val="zh_TW" w:bidi="zh_TW"/>
-        </w:rPr>
-        <w:t>；參：</w:t>
+    </w:p>
+    <w:p>
+      <w:pPr/>
+      <w:r>
+        <w:rPr>
+          <w:lang w:val="zh_TW" w:bidi="zh_TW"/>
+        </w:rPr>
+      </w:r>
+      <w:r>
+        <w:rPr>
+          <w:lang w:val="zh_TW" w:bidi="zh_TW"/>
+        </w:rPr>
+        <w:t>後來，保羅也曾提到自己被提到第三層天，約翰也曾被召上天上（</w:t>
+      </w:r>
+      <w:hyperlink r:id="rId70">
+        <w:r>
+          <w:rPr>
+            <w:lang w:val="zh_TW" w:bidi="zh_TW"/>
+          </w:rPr>
+          <w:rPr>
+            <w:color w:val="0000EE"/>
+            <w:u w:val="single"/>
+          </w:rPr>
+          <w:t>啟4:1</w:t>
+        </w:r>
+      </w:hyperlink>
+      <w:r>
+        <w:rPr>
+          <w:lang w:val="zh_TW" w:bidi="zh_TW"/>
+        </w:rPr>
+        <w:t>），而神計劃要使天上充滿祂的百姓（參</w:t>
+      </w:r>
+      <w:hyperlink r:id="rId71">
+        <w:r>
+          <w:rPr>
+            <w:lang w:val="zh_TW" w:bidi="zh_TW"/>
+          </w:rPr>
+          <w:rPr>
+            <w:color w:val="0000EE"/>
+            <w:u w:val="single"/>
+          </w:rPr>
+          <w:t>啟19:1</w:t>
+        </w:r>
+      </w:hyperlink>
+      <w:r>
+        <w:rPr>
+          <w:lang w:val="zh_TW" w:bidi="zh_TW"/>
+        </w:rPr>
+        <w:t>）。最終，所有信徒都要在天上與神同住，並且得著新的復活身體。當耶穌再來接祂的百姓時，他們就要得著這些身體（</w:t>
+      </w:r>
+      <w:hyperlink r:id="rId72">
+        <w:r>
+          <w:rPr>
+            <w:lang w:val="zh_TW" w:bidi="zh_TW"/>
+          </w:rPr>
+          <w:rPr>
+            <w:color w:val="0000EE"/>
+            <w:u w:val="single"/>
+          </w:rPr>
+          <w:t>帖前4:16–17</w:t>
+        </w:r>
+      </w:hyperlink>
+      <w:r>
+        <w:rPr>
+          <w:lang w:val="zh_TW" w:bidi="zh_TW"/>
+        </w:rPr>
+        <w:t>；</w:t>
+      </w:r>
+      <w:hyperlink r:id="rId73">
+        <w:r>
+          <w:rPr>
+            <w:lang w:val="zh_TW" w:bidi="zh_TW"/>
+          </w:rPr>
+          <w:rPr>
+            <w:color w:val="0000EE"/>
+            <w:u w:val="single"/>
+          </w:rPr>
+          <w:t>啟19:1–4</w:t>
+        </w:r>
+      </w:hyperlink>
+      <w:r>
+        <w:rPr>
+          <w:lang w:val="zh_TW" w:bidi="zh_TW"/>
+        </w:rPr>
+        <w:t>）。那時，耶穌還要賜下特別的獎賞給祂的跟隨者（</w:t>
+      </w:r>
+      <w:hyperlink r:id="rId74">
+        <w:r>
+          <w:rPr>
+            <w:lang w:val="zh_TW" w:bidi="zh_TW"/>
+          </w:rPr>
+          <w:rPr>
+            <w:color w:val="0000EE"/>
+            <w:u w:val="single"/>
+          </w:rPr>
+          <w:t>太5:12</w:t>
+        </w:r>
+      </w:hyperlink>
+      <w:r>
+        <w:rPr>
+          <w:lang w:val="zh_TW" w:bidi="zh_TW"/>
+        </w:rPr>
+        <w:t>；</w:t>
+      </w:r>
+      <w:hyperlink r:id="rId75">
+        <w:r>
+          <w:rPr>
+            <w:lang w:val="zh_TW" w:bidi="zh_TW"/>
+          </w:rPr>
+          <w:rPr>
+            <w:color w:val="0000EE"/>
+            <w:u w:val="single"/>
+          </w:rPr>
+          <w:t>林前9:25</w:t>
+        </w:r>
+      </w:hyperlink>
+      <w:r>
+        <w:rPr>
+          <w:lang w:val="zh_TW" w:bidi="zh_TW"/>
+        </w:rPr>
+        <w:t>；</w:t>
+      </w:r>
+      <w:hyperlink r:id="rId76">
+        <w:r>
+          <w:rPr>
+            <w:lang w:val="zh_TW" w:bidi="zh_TW"/>
+          </w:rPr>
+          <w:rPr>
+            <w:color w:val="0000EE"/>
+            <w:u w:val="single"/>
+          </w:rPr>
+          <w:t>林後5:1</w:t>
+        </w:r>
+      </w:hyperlink>
+      <w:r>
+        <w:rPr>
+          <w:lang w:val="zh_TW" w:bidi="zh_TW"/>
+        </w:rPr>
+        <w:t>；</w:t>
+      </w:r>
+      <w:hyperlink r:id="rId77">
+        <w:r>
+          <w:rPr>
+            <w:lang w:val="zh_TW" w:bidi="zh_TW"/>
+          </w:rPr>
+          <w:rPr>
+            <w:color w:val="0000EE"/>
+            <w:u w:val="single"/>
+          </w:rPr>
+          <w:t>提後4:8</w:t>
+        </w:r>
+      </w:hyperlink>
+      <w:r>
+        <w:rPr>
+          <w:lang w:val="zh_TW" w:bidi="zh_TW"/>
+        </w:rPr>
+        <w:t>；</w:t>
+      </w:r>
+      <w:hyperlink r:id="rId78">
+        <w:r>
+          <w:rPr>
+            <w:lang w:val="zh_TW" w:bidi="zh_TW"/>
+          </w:rPr>
+          <w:rPr>
+            <w:color w:val="0000EE"/>
+            <w:u w:val="single"/>
+          </w:rPr>
+          <w:t>雅1:12</w:t>
+        </w:r>
+      </w:hyperlink>
+      <w:r>
+        <w:rPr>
+          <w:lang w:val="zh_TW" w:bidi="zh_TW"/>
+        </w:rPr>
+        <w:t>；</w:t>
+      </w:r>
+      <w:hyperlink r:id="rId79">
+        <w:r>
+          <w:rPr>
+            <w:lang w:val="zh_TW" w:bidi="zh_TW"/>
+          </w:rPr>
+          <w:rPr>
+            <w:color w:val="0000EE"/>
+            <w:u w:val="single"/>
+          </w:rPr>
+          <w:t>彼前1:4，</w:t>
+        </w:r>
+      </w:hyperlink>
+      <w:hyperlink r:id="rId80">
+        <w:r>
+          <w:rPr>
+            <w:lang w:val="zh_TW" w:bidi="zh_TW"/>
+          </w:rPr>
+          <w:rPr>
+            <w:color w:val="0000EE"/>
+            <w:u w:val="single"/>
+          </w:rPr>
+          <w:t>5:4</w:t>
+        </w:r>
+      </w:hyperlink>
+      <w:r>
+        <w:rPr>
+          <w:lang w:val="zh_TW" w:bidi="zh_TW"/>
+        </w:rPr>
+        <w:t>；</w:t>
+      </w:r>
+      <w:hyperlink r:id="rId81">
+        <w:r>
+          <w:rPr>
+            <w:lang w:val="zh_TW" w:bidi="zh_TW"/>
+          </w:rPr>
+          <w:rPr>
+            <w:color w:val="0000EE"/>
+            <w:u w:val="single"/>
+          </w:rPr>
+          <w:t>啟2:10，</w:t>
+        </w:r>
+      </w:hyperlink>
+      <w:hyperlink r:id="rId82">
+        <w:r>
+          <w:rPr>
+            <w:lang w:val="zh_TW" w:bidi="zh_TW"/>
+          </w:rPr>
+          <w:rPr>
+            <w:color w:val="0000EE"/>
+            <w:u w:val="single"/>
+          </w:rPr>
+          <w:t>4:10</w:t>
+        </w:r>
+      </w:hyperlink>
+      <w:r>
+        <w:rPr>
+          <w:lang w:val="zh_TW" w:bidi="zh_TW"/>
+        </w:rPr>
+        <w:t>）。</w:t>
+      </w:r>
+    </w:p>
+    <w:p>
+      <w:pPr/>
+      <w:r>
+        <w:rPr>
+          <w:lang w:val="zh_TW" w:bidi="zh_TW"/>
+        </w:rPr>
+      </w:r>
+      <w:r>
+        <w:rPr>
+          <w:i/>
+          <w:lang w:val="zh_TW" w:bidi="zh_TW"/>
+        </w:rPr>
+        <w:t>另見</w:t>
+      </w:r>
+      <w:r>
+        <w:rPr>
+          <w:lang w:val="zh_TW" w:bidi="zh_TW"/>
+        </w:rPr>
+        <w:t xml:space="preserve"> </w:t>
+      </w:r>
+      <w:r>
+        <w:rPr>
+          <w:lang w:val="zh_TW" w:bidi="zh_TW"/>
+        </w:rPr>
+        <w:t>亞伯拉罕的懷抱；</w:t>
+      </w:r>
+      <w:r>
+        <w:rPr>
+          <w:lang w:val="zh_TW" w:bidi="zh_TW"/>
+        </w:rPr>
+        <w:t>新天新地；</w:t>
+      </w:r>
+      <w:r>
+        <w:rPr>
+          <w:lang w:val="zh_TW" w:bidi="zh_TW"/>
+        </w:rPr>
+        <w:t>樂園</w:t>
+      </w:r>
+      <w:r>
+        <w:rPr>
+          <w:lang w:val="zh_TW" w:bidi="zh_TW"/>
+        </w:rPr>
+        <w:t>。</w:t>
+      </w:r>
+      <w:r>
+        <w:rPr>
+          <w:lang w:val="zh_TW" w:bidi="zh_TW"/>
+        </w:rPr>
+      </w:r>
+      <w:r>
+        <w:rPr>
+          <w:lang w:val="zh_TW" w:bidi="zh_TW"/>
+        </w:rPr>
+      </w:r>
+    </w:p>
+    <w:p>
+      <w:pPr/>
+      <w:r>
+        <w:rPr>
+          <w:lang w:val="zh_TW" w:bidi="zh_TW"/>
+        </w:rPr>
+      </w:r>
+    </w:p>
+    <w:p>
+      <w:pPr>
+        <w:pStyle w:val="Heading2"/>
+      </w:pPr>
+      <w:r>
+        <w:rPr>
+          <w:lang w:val="zh_TW" w:bidi="zh_TW"/>
+        </w:rPr>
+        <w:t>天啟</w:t>
+      </w:r>
+      <w:r>
+        <w:rPr>
+          <w:lang w:val="zh_TW" w:bidi="zh_TW"/>
+        </w:rPr>
+      </w:r>
+    </w:p>
+    <w:p>
+      <w:pPr/>
+      <w:r>
+        <w:rPr>
+          <w:lang w:val="zh_TW" w:bidi="zh_TW"/>
+        </w:rPr>
+      </w:r>
+      <w:r>
+        <w:rPr>
+          <w:lang w:val="zh_TW" w:bidi="zh_TW"/>
+        </w:rPr>
+        <w:t>這個詞源自希臘文，意思是「啟示」（揭示先前隱藏的事物）。它既指一種思維方式，也指一種文學類型。這兩者都涉及未來的事情，特別是有關審判的內容（這在神學上稱為「末世論」，即對末世的研究）。</w:t>
+      </w:r>
+    </w:p>
+    <w:p>
+      <w:pPr>
+        <w:pStyle w:val="Heading3"/>
+      </w:pPr>
+      <w:r>
+        <w:rPr>
+          <w:lang w:val="zh_TW" w:bidi="zh_TW"/>
+        </w:rPr>
+        <w:t>什麼是天啟文學？</w:t>
+      </w:r>
+    </w:p>
+    <w:p>
+      <w:pPr/>
+      <w:r>
+        <w:rPr>
+          <w:lang w:val="zh_TW" w:bidi="zh_TW"/>
+        </w:rPr>
+      </w:r>
+      <w:r>
+        <w:rPr>
+          <w:lang w:val="zh_TW" w:bidi="zh_TW"/>
+        </w:rPr>
+        <w:t>「天啟」文學作品是自稱是來自神的訊息的故事。作者表示這些信息是通常是透過異象所得到的。這類文學通常有兩部分：</w:t>
+      </w:r>
+    </w:p>
+    <w:p>
+      <w:pPr>
+        <w:pStyle w:val="ListNumber"/>
+        <w:numPr>
+          <w:ilvl w:val="0"/>
+          <w:numId w:val="16"/>
+        </w:numPr>
+        <w:spacing w:line="240" w:lineRule="auto"/>
+        <w:ind w:left="720"/>
+      </w:pPr>
+      <w:r>
+        <w:rPr>
+          <w:lang w:val="zh_TW" w:bidi="zh_TW"/>
+        </w:rPr>
+      </w:r>
+      <w:r>
+        <w:rPr>
+          <w:lang w:val="zh_TW" w:bidi="zh_TW"/>
+        </w:rPr>
+        <w:t>對異象的詳細描述</w:t>
+      </w:r>
+    </w:p>
+    <w:p>
+      <w:pPr>
+        <w:pStyle w:val="ListNumber"/>
+        <w:spacing w:line="240" w:lineRule="auto"/>
+        <w:ind w:left="720"/>
+      </w:pPr>
+      <w:r>
+        <w:rPr>
+          <w:lang w:val="zh_TW" w:bidi="zh_TW"/>
+        </w:rPr>
+      </w:r>
+      <w:r>
+        <w:rPr>
+          <w:lang w:val="zh_TW" w:bidi="zh_TW"/>
+        </w:rPr>
+        <w:t>有關異象意義的解釋</w:t>
+      </w:r>
+    </w:p>
+    <w:p>
+      <w:pPr/>
+      <w:r>
+        <w:rPr>
+          <w:lang w:val="zh_TW" w:bidi="zh_TW"/>
+        </w:rPr>
+      </w:r>
+      <w:r>
+        <w:rPr>
+          <w:lang w:val="zh_TW" w:bidi="zh_TW"/>
+        </w:rPr>
+        <w:t>但以理書後半部分記述了許多這類異象（</w:t>
+      </w:r>
+      <w:hyperlink r:id="rId83">
+        <w:r>
+          <w:rPr>
+            <w:lang w:val="zh_TW" w:bidi="zh_TW"/>
+          </w:rPr>
+          <w:rPr>
+            <w:color w:val="0000EE"/>
+            <w:u w:val="single"/>
+          </w:rPr>
+          <w:t>但7–12章</w:t>
+        </w:r>
+      </w:hyperlink>
+      <w:r>
+        <w:rPr>
+          <w:lang w:val="zh_TW" w:bidi="zh_TW"/>
+        </w:rPr>
+        <w:t>）。整卷啟示錄也是如此。此外，舊約先知書中也經常出現啟示性的異象（例如，</w:t>
+      </w:r>
+      <w:hyperlink r:id="rId84">
+        <w:r>
+          <w:rPr>
+            <w:lang w:val="zh_TW" w:bidi="zh_TW"/>
+          </w:rPr>
+          <w:rPr>
+            <w:color w:val="0000EE"/>
+            <w:u w:val="single"/>
+          </w:rPr>
+          <w:t>賽6章</w:t>
+        </w:r>
+      </w:hyperlink>
+      <w:r>
+        <w:rPr>
+          <w:lang w:val="zh_TW" w:bidi="zh_TW"/>
+        </w:rPr>
+        <w:t>；</w:t>
+      </w:r>
+      <w:hyperlink r:id="rId85">
+        <w:r>
+          <w:rPr>
+            <w:lang w:val="zh_TW" w:bidi="zh_TW"/>
+          </w:rPr>
+          <w:rPr>
+            <w:color w:val="0000EE"/>
+            <w:u w:val="single"/>
+          </w:rPr>
+          <w:t>摩7–9章</w:t>
+        </w:r>
+      </w:hyperlink>
+      <w:r>
+        <w:rPr>
+          <w:lang w:val="zh_TW" w:bidi="zh_TW"/>
+        </w:rPr>
+        <w:t>；</w:t>
+      </w:r>
+      <w:hyperlink r:id="rId86">
+        <w:r>
+          <w:rPr>
+            <w:lang w:val="zh_TW" w:bidi="zh_TW"/>
+          </w:rPr>
+          <w:rPr>
+            <w:color w:val="0000EE"/>
+            <w:u w:val="single"/>
+          </w:rPr>
+          <w:t>亞1–6章</w:t>
+        </w:r>
+      </w:hyperlink>
+      <w:r>
+        <w:rPr>
+          <w:lang w:val="zh_TW" w:bidi="zh_TW"/>
+        </w:rPr>
+        <w:t>）。這些異象在天啟文學中特別突出，並決定了這類文學的基本文學形式和結構。有時候，如在但以理書中記載，天啟的先知（apocalyptic seer）通過異夢領受啟示信息。</w:t>
+      </w:r>
+    </w:p>
+    <w:p>
+      <w:pPr/>
+      <w:r>
+        <w:rPr>
+          <w:lang w:val="zh_TW" w:bidi="zh_TW"/>
+        </w:rPr>
+      </w:r>
+      <w:r>
+        <w:rPr>
+          <w:lang w:val="zh_TW" w:bidi="zh_TW"/>
+        </w:rPr>
+        <w:t>而在另一類異象中，如啟示錄，天啟的先知被提到天上。在天上，作者看到並聽到了要傳達給世人的信息（參保羅在</w:t>
+      </w:r>
+      <w:hyperlink r:id="rId87">
+        <w:r>
+          <w:rPr>
+            <w:lang w:val="zh_TW" w:bidi="zh_TW"/>
+          </w:rPr>
+          <w:rPr>
+            <w:color w:val="0000EE"/>
+            <w:u w:val="single"/>
+          </w:rPr>
+          <w:t>林後12:1–4</w:t>
+        </w:r>
+      </w:hyperlink>
+      <w:r>
+        <w:rPr>
+          <w:lang w:val="zh_TW" w:bidi="zh_TW"/>
+        </w:rPr>
+        <w:t>中的經歷）。天啟先知往往無法理解所領受的異象的含義。在這種情況下，一位「解釋的天使」會闡明異象的意義（</w:t>
+      </w:r>
+      <w:hyperlink r:id="rId88">
+        <w:r>
+          <w:rPr>
+            <w:lang w:val="zh_TW" w:bidi="zh_TW"/>
+          </w:rPr>
+          <w:rPr>
+            <w:color w:val="0000EE"/>
+            <w:u w:val="single"/>
+          </w:rPr>
+          <w:t>但8:15–26，</w:t>
+        </w:r>
+      </w:hyperlink>
+      <w:hyperlink r:id="rId89">
+        <w:r>
+          <w:rPr>
+            <w:lang w:val="zh_TW" w:bidi="zh_TW"/>
+          </w:rPr>
+          <w:rPr>
+            <w:color w:val="0000EE"/>
+            <w:u w:val="single"/>
+          </w:rPr>
+          <w:t>9:20–27，</w:t>
+        </w:r>
+      </w:hyperlink>
+      <w:hyperlink r:id="rId90">
+        <w:r>
+          <w:rPr>
+            <w:lang w:val="zh_TW" w:bidi="zh_TW"/>
+          </w:rPr>
+          <w:rPr>
+            <w:color w:val="0000EE"/>
+            <w:u w:val="single"/>
+          </w:rPr>
+          <w:t>10:18–12:4</w:t>
+        </w:r>
+      </w:hyperlink>
+      <w:r>
+        <w:rPr>
+          <w:lang w:val="zh_TW" w:bidi="zh_TW"/>
+        </w:rPr>
+        <w:t>；</w:t>
+      </w:r>
+      <w:hyperlink r:id="rId91">
+        <w:r>
+          <w:rPr>
+            <w:lang w:val="zh_TW" w:bidi="zh_TW"/>
+          </w:rPr>
+          <w:rPr>
+            <w:color w:val="0000EE"/>
+            <w:u w:val="single"/>
+          </w:rPr>
+          <w:t>啟7:13–17，</w:t>
+        </w:r>
+      </w:hyperlink>
+      <w:hyperlink r:id="rId92">
+        <w:r>
+          <w:rPr>
+            <w:lang w:val="zh_TW" w:bidi="zh_TW"/>
+          </w:rPr>
+          <w:rPr>
+            <w:color w:val="0000EE"/>
+            <w:u w:val="single"/>
+          </w:rPr>
+          <w:t>17:7–18</w:t>
+        </w:r>
+      </w:hyperlink>
+      <w:r>
+        <w:rPr>
+          <w:lang w:val="zh_TW" w:bidi="zh_TW"/>
+        </w:rPr>
+        <w:t>）。</w:t>
+      </w:r>
+    </w:p>
+    <w:p>
+      <w:pPr>
+        <w:pStyle w:val="Heading3"/>
+      </w:pPr>
+      <w:r>
+        <w:rPr>
+          <w:lang w:val="zh_TW" w:bidi="zh_TW"/>
+        </w:rPr>
+        <w:t>聖經中關於末世的兩種思維方式</w:t>
+      </w:r>
+    </w:p>
+    <w:p>
+      <w:pPr/>
+      <w:r>
+        <w:rPr>
+          <w:lang w:val="zh_TW" w:bidi="zh_TW"/>
+        </w:rPr>
+      </w:r>
+      <w:r>
+        <w:rPr>
+          <w:lang w:val="zh_TW" w:bidi="zh_TW"/>
+        </w:rPr>
+        <w:t>聖經中有兩種主要的末世（末世論）思維</w:t>
+      </w:r>
+      <w:r>
+        <w:rPr>
+          <w:lang w:val="zh_TW" w:bidi="zh_TW"/>
+        </w:rPr>
+        <w:t>方式</w:t>
+      </w:r>
+      <w:r>
+        <w:rPr>
+          <w:lang w:val="zh_TW" w:bidi="zh_TW"/>
+        </w:rPr>
+        <w:t>：</w:t>
+      </w:r>
+    </w:p>
+    <w:p>
+      <w:pPr>
+        <w:pStyle w:val="ListNumber"/>
+        <w:numPr>
+          <w:ilvl w:val="0"/>
+          <w:numId w:val="17"/>
+        </w:numPr>
+        <w:spacing w:line="240" w:lineRule="auto"/>
+        <w:ind w:left="720"/>
+      </w:pPr>
+      <w:r>
+        <w:rPr>
+          <w:lang w:val="zh_TW" w:bidi="zh_TW"/>
+        </w:rPr>
+      </w:r>
+      <w:r>
+        <w:rPr>
+          <w:lang w:val="zh_TW" w:bidi="zh_TW"/>
+        </w:rPr>
+        <w:t>預言性末世論（舊約中的主要類型）認為：</w:t>
+      </w:r>
+    </w:p>
+    <w:p>
+      <w:pPr>
+        <w:pStyle w:val="ListBullet"/>
+        <w:spacing w:line="240" w:lineRule="auto"/>
+        <w:ind w:left="1440"/>
+      </w:pPr>
+      <w:r>
+        <w:rPr>
+          <w:lang w:val="zh_TW" w:bidi="zh_TW"/>
+        </w:rPr>
+      </w:r>
+      <w:r>
+        <w:rPr>
+          <w:lang w:val="zh_TW" w:bidi="zh_TW"/>
+        </w:rPr>
+        <w:t>神會在</w:t>
+      </w:r>
+      <w:r>
+        <w:rPr>
+          <w:lang w:val="zh_TW" w:bidi="zh_TW"/>
+        </w:rPr>
+        <w:t>人類</w:t>
+      </w:r>
+      <w:r>
+        <w:rPr>
+          <w:lang w:val="zh_TW" w:bidi="zh_TW"/>
+        </w:rPr>
+        <w:t>歷史中介入行動。</w:t>
+      </w:r>
+    </w:p>
+    <w:p>
+      <w:pPr>
+        <w:pStyle w:val="ListBullet"/>
+        <w:spacing w:line="240" w:lineRule="auto"/>
+        <w:ind w:left="1440"/>
+      </w:pPr>
+      <w:r>
+        <w:rPr>
+          <w:lang w:val="zh_TW" w:bidi="zh_TW"/>
+        </w:rPr>
+      </w:r>
+      <w:r>
+        <w:rPr>
+          <w:lang w:val="zh_TW" w:bidi="zh_TW"/>
+        </w:rPr>
+        <w:t>神會將人類和大自然恢復到人類首次違背神之前的完美狀態</w:t>
+      </w:r>
+      <w:r>
+        <w:rPr>
+          <w:lang w:val="zh_TW" w:bidi="zh_TW"/>
+        </w:rPr>
+        <w:t>。</w:t>
+      </w:r>
+    </w:p>
+    <w:p>
+      <w:pPr>
+        <w:pStyle w:val="ListNumber"/>
+        <w:numPr>
+          <w:ilvl w:val="0"/>
+          <w:numId w:val="18"/>
+        </w:numPr>
+        <w:spacing w:line="240" w:lineRule="auto"/>
+        <w:ind w:left="720"/>
+      </w:pPr>
+      <w:r>
+        <w:rPr>
+          <w:lang w:val="zh_TW" w:bidi="zh_TW"/>
+        </w:rPr>
+      </w:r>
+      <w:r>
+        <w:rPr>
+          <w:lang w:val="zh_TW" w:bidi="zh_TW"/>
+        </w:rPr>
+        <w:t>天啟末世論認為：</w:t>
+      </w:r>
+    </w:p>
+    <w:p>
+      <w:pPr>
+        <w:pStyle w:val="ListBullet"/>
+        <w:spacing w:line="240" w:lineRule="auto"/>
+        <w:ind w:left="1440"/>
+      </w:pPr>
+      <w:r>
+        <w:rPr>
+          <w:lang w:val="zh_TW" w:bidi="zh_TW"/>
+        </w:rPr>
+      </w:r>
+      <w:r>
+        <w:rPr>
+          <w:lang w:val="zh_TW" w:bidi="zh_TW"/>
+        </w:rPr>
+        <w:t>神將摧毀當前這個不完美的世界。</w:t>
+      </w:r>
+    </w:p>
+    <w:p>
+      <w:pPr>
+        <w:pStyle w:val="ListBullet"/>
+        <w:spacing w:line="240" w:lineRule="auto"/>
+        <w:ind w:left="1440"/>
+      </w:pPr>
+      <w:r>
+        <w:rPr>
+          <w:lang w:val="zh_TW" w:bidi="zh_TW"/>
+        </w:rPr>
+      </w:r>
+      <w:r>
+        <w:rPr>
+          <w:lang w:val="zh_TW" w:bidi="zh_TW"/>
+        </w:rPr>
+        <w:t>神將會創造一個全新的完美世界（通常稱為</w:t>
+      </w:r>
+      <w:r>
+        <w:rPr>
+          <w:lang w:val="zh_TW" w:bidi="zh_TW"/>
+        </w:rPr>
+        <w:t>樂園</w:t>
+      </w:r>
+      <w:r>
+        <w:rPr>
+          <w:lang w:val="zh_TW" w:bidi="zh_TW"/>
+        </w:rPr>
+        <w:t>）。</w:t>
+      </w:r>
+    </w:p>
+    <w:p>
+      <w:pPr/>
+      <w:r>
+        <w:rPr>
+          <w:lang w:val="zh_TW" w:bidi="zh_TW"/>
+        </w:rPr>
+      </w:r>
+      <w:r>
+        <w:rPr>
+          <w:lang w:val="zh_TW" w:bidi="zh_TW"/>
+        </w:rPr>
+        <w:t>這兩種觀點都有一個核心信念：神將很快行動，拯救祂的百姓，並懲罰那些傷害他們的人。</w:t>
+      </w:r>
+    </w:p>
+    <w:p>
+      <w:pPr/>
+      <w:r>
+        <w:rPr>
+          <w:lang w:val="zh_TW" w:bidi="zh_TW"/>
+        </w:rPr>
+      </w:r>
+      <w:r>
+        <w:rPr>
+          <w:lang w:val="zh_TW" w:bidi="zh_TW"/>
+        </w:rPr>
+        <w:t>在以色列，天啟末世思想</w:t>
+      </w:r>
+      <w:r>
+        <w:rPr>
+          <w:lang w:val="zh_TW" w:bidi="zh_TW"/>
+        </w:rPr>
+        <w:t>在外邦統治時期</w:t>
+      </w:r>
+      <w:r>
+        <w:rPr>
+          <w:lang w:val="zh_TW" w:bidi="zh_TW"/>
+        </w:rPr>
+        <w:t>變得流行。這一變化始於公元前6世紀初。在此期間，預言性的末世思想開始衰退，而天啟末世思想變得逐漸盛行。</w:t>
+      </w:r>
+    </w:p>
+    <w:p>
+      <w:pPr/>
+      <w:r>
+        <w:rPr>
+          <w:lang w:val="zh_TW" w:bidi="zh_TW"/>
+        </w:rPr>
+      </w:r>
+      <w:r>
+        <w:rPr>
+          <w:lang w:val="zh_TW" w:bidi="zh_TW"/>
+        </w:rPr>
+        <w:t>但以理書是已知最古老的天啟文學範例，寫於公元前6世紀。後來，在公元前5世紀，瑪拉基書</w:t>
+      </w:r>
+      <w:r>
+        <w:rPr>
+          <w:lang w:val="zh_TW" w:bidi="zh_TW"/>
+        </w:rPr>
+        <w:t>被寫成</w:t>
+      </w:r>
+      <w:r>
+        <w:rPr>
+          <w:lang w:val="zh_TW" w:bidi="zh_TW"/>
+        </w:rPr>
+        <w:t>，</w:t>
+      </w:r>
+      <w:r>
+        <w:rPr>
+          <w:lang w:val="zh_TW" w:bidi="zh_TW"/>
+        </w:rPr>
+        <w:t>這</w:t>
+      </w:r>
+      <w:r>
+        <w:rPr>
+          <w:lang w:val="zh_TW" w:bidi="zh_TW"/>
+        </w:rPr>
+        <w:t>是古代以色列最後一卷先知書。在瑪拉基書之後，直到基督教興起，以色列再沒有新的預言書寫成。大多數猶太天啟文學</w:t>
+      </w:r>
+      <w:r>
+        <w:rPr>
+          <w:lang w:val="zh_TW" w:bidi="zh_TW"/>
+        </w:rPr>
+        <w:t>都在但以理書之後寫成</w:t>
+      </w:r>
+      <w:r>
+        <w:rPr>
+          <w:lang w:val="zh_TW" w:bidi="zh_TW"/>
+        </w:rPr>
+        <w:t>，即公元前3世紀至公元2世紀初之間。</w:t>
+      </w:r>
+    </w:p>
+    <w:p>
+      <w:pPr>
+        <w:pStyle w:val="Heading3"/>
+      </w:pPr>
+      <w:r>
+        <w:rPr>
+          <w:lang w:val="zh_TW" w:bidi="zh_TW"/>
+        </w:rPr>
+        <w:t>天啟思維的主要特點</w:t>
+      </w:r>
+    </w:p>
+    <w:p>
+      <w:pPr/>
+      <w:r>
+        <w:rPr>
+          <w:lang w:val="zh_TW" w:bidi="zh_TW"/>
+        </w:rPr>
+      </w:r>
+      <w:r>
+        <w:rPr>
+          <w:lang w:val="zh_TW" w:bidi="zh_TW"/>
+        </w:rPr>
+        <w:t>天啟文學強調神與撒但之間的衝突，將所有人和事分為兩組：站在神這邊的和站在撒但那邊的。這包括：</w:t>
+      </w:r>
+    </w:p>
+    <w:p>
+      <w:pPr>
+        <w:pStyle w:val="ListBullet"/>
+        <w:spacing w:line="240" w:lineRule="auto"/>
+        <w:ind w:left="720"/>
+      </w:pPr>
+      <w:r>
+        <w:rPr>
+          <w:lang w:val="zh_TW" w:bidi="zh_TW"/>
+        </w:rPr>
+      </w:r>
+      <w:r>
+        <w:rPr>
+          <w:lang w:val="zh_TW" w:bidi="zh_TW"/>
+        </w:rPr>
+        <w:t>人</w:t>
+      </w:r>
+    </w:p>
+    <w:p>
+      <w:pPr>
+        <w:pStyle w:val="ListBullet"/>
+        <w:spacing w:line="240" w:lineRule="auto"/>
+        <w:ind w:left="720"/>
+      </w:pPr>
+      <w:r>
+        <w:rPr>
+          <w:lang w:val="zh_TW" w:bidi="zh_TW"/>
+        </w:rPr>
+      </w:r>
+      <w:r>
+        <w:rPr>
+          <w:lang w:val="zh_TW" w:bidi="zh_TW"/>
+        </w:rPr>
+        <w:t>民族</w:t>
+      </w:r>
+    </w:p>
+    <w:p>
+      <w:pPr>
+        <w:pStyle w:val="ListBullet"/>
+        <w:spacing w:line="240" w:lineRule="auto"/>
+        <w:ind w:left="720"/>
+      </w:pPr>
+      <w:r>
+        <w:rPr>
+          <w:lang w:val="zh_TW" w:bidi="zh_TW"/>
+        </w:rPr>
+      </w:r>
+      <w:r>
+        <w:rPr>
+          <w:lang w:val="zh_TW" w:bidi="zh_TW"/>
+        </w:rPr>
+        <w:t>超自然存在（如天使和鬼魔）</w:t>
+      </w:r>
+    </w:p>
+    <w:p>
+      <w:pPr/>
+      <w:r>
+        <w:rPr>
+          <w:lang w:val="zh_TW" w:bidi="zh_TW"/>
+        </w:rPr>
+      </w:r>
+      <w:r>
+        <w:rPr>
+          <w:lang w:val="zh_TW" w:bidi="zh_TW"/>
+        </w:rPr>
+        <w:t>聖經一直將撒但描述為神和人類的敵人。我們可以在以下故事中看到這一點：</w:t>
+      </w:r>
+    </w:p>
+    <w:p>
+      <w:pPr>
+        <w:pStyle w:val="ListBullet"/>
+        <w:spacing w:line="240" w:lineRule="auto"/>
+        <w:ind w:left="720"/>
+      </w:pPr>
+      <w:r>
+        <w:rPr>
+          <w:lang w:val="zh_TW" w:bidi="zh_TW"/>
+        </w:rPr>
+      </w:r>
+      <w:r>
+        <w:rPr>
+          <w:lang w:val="zh_TW" w:bidi="zh_TW"/>
+        </w:rPr>
+        <w:t>在園中的亞當和夏娃（</w:t>
+      </w:r>
+      <w:hyperlink r:id="rId93">
+        <w:r>
+          <w:rPr>
+            <w:lang w:val="zh_TW" w:bidi="zh_TW"/>
+          </w:rPr>
+          <w:rPr>
+            <w:color w:val="0000EE"/>
+            <w:u w:val="single"/>
+          </w:rPr>
+          <w:t>創3:1–19</w:t>
+        </w:r>
+      </w:hyperlink>
+      <w:r>
+        <w:rPr>
+          <w:lang w:val="zh_TW" w:bidi="zh_TW"/>
+        </w:rPr>
+        <w:t>）</w:t>
+      </w:r>
+    </w:p>
+    <w:p>
+      <w:pPr>
+        <w:pStyle w:val="ListBullet"/>
+        <w:spacing w:line="240" w:lineRule="auto"/>
+        <w:ind w:left="720"/>
+      </w:pPr>
+      <w:r>
+        <w:rPr>
+          <w:lang w:val="zh_TW" w:bidi="zh_TW"/>
+        </w:rPr>
+      </w:r>
+      <w:r>
+        <w:rPr>
+          <w:lang w:val="zh_TW" w:bidi="zh_TW"/>
+        </w:rPr>
+        <w:t>撒但挑戰神關於約伯的事（</w:t>
+      </w:r>
+      <w:hyperlink r:id="rId94">
+        <w:r>
+          <w:rPr>
+            <w:lang w:val="zh_TW" w:bidi="zh_TW"/>
+          </w:rPr>
+          <w:rPr>
+            <w:color w:val="0000EE"/>
+            <w:u w:val="single"/>
+          </w:rPr>
+          <w:t>伯1:6–12，</w:t>
+        </w:r>
+      </w:hyperlink>
+      <w:hyperlink r:id="rId95">
+        <w:r>
+          <w:rPr>
+            <w:lang w:val="zh_TW" w:bidi="zh_TW"/>
+          </w:rPr>
+          <w:rPr>
+            <w:color w:val="0000EE"/>
+            <w:u w:val="single"/>
+          </w:rPr>
+          <w:t>2:1–8</w:t>
+        </w:r>
+      </w:hyperlink>
+      <w:r>
+        <w:rPr>
+          <w:lang w:val="zh_TW" w:bidi="zh_TW"/>
+        </w:rPr>
+        <w:t>）</w:t>
+      </w:r>
+    </w:p>
+    <w:p>
+      <w:pPr/>
+      <w:r>
+        <w:rPr>
+          <w:lang w:val="zh_TW" w:bidi="zh_TW"/>
+        </w:rPr>
+      </w:r>
+      <w:r>
+        <w:rPr>
+          <w:lang w:val="zh_TW" w:bidi="zh_TW"/>
+        </w:rPr>
+        <w:t>然而，天啟文學的作者相信，只要以色列百姓忠實遵循神的律法，撒但的力量就會受到限制。</w:t>
+      </w:r>
+    </w:p>
+    <w:p>
+      <w:pPr/>
+      <w:r>
+        <w:rPr>
+          <w:lang w:val="zh_TW" w:bidi="zh_TW"/>
+        </w:rPr>
+      </w:r>
+      <w:r>
+        <w:rPr>
+          <w:lang w:val="zh_TW" w:bidi="zh_TW"/>
+        </w:rPr>
+        <w:t>以色列長期被外邦統治，這讓猶太人覺得撒但暫時掌控世界的想法非常真實。天啟文學的作者提到歷史上不同時期統治以色列的外邦民族。他們認為這些民族是為撒但效力，是與神和祂的百姓作對的。這些作者相信，因為這些民族敵對神，所以他們最終會被神擊敗。</w:t>
+      </w:r>
+    </w:p>
+    <w:p>
+      <w:pPr/>
+      <w:r>
+        <w:rPr>
+          <w:lang w:val="zh_TW" w:bidi="zh_TW"/>
+        </w:rPr>
+      </w:r>
+      <w:r>
+        <w:rPr>
+          <w:lang w:val="zh_TW" w:bidi="zh_TW"/>
+        </w:rPr>
+        <w:t>天啟文學中最重要的信念是：即使情況看似非常糟糕，神的百姓仍相信他們最終會得勝。這並不等於相信任何事情都無法改變。相反，他們堅信神掌管一切，並會幫助祂的百姓戰勝所有敵人，無論是地上的或是屬靈世界中的敵人。</w:t>
+      </w:r>
+    </w:p>
+    <w:p>
+      <w:pPr/>
+      <w:r>
+        <w:rPr>
+          <w:lang w:val="zh_TW" w:bidi="zh_TW"/>
+        </w:rPr>
+      </w:r>
+      <w:r>
+        <w:rPr>
+          <w:lang w:val="zh_TW" w:bidi="zh_TW"/>
+        </w:rPr>
+        <w:t>許多天啟文學描述了以色列（或基督教會）未來將發生的事情。這些故事總是以神和祂的百姓最終的偉大得勝作結。例如，在但以理書中，神向尼布甲尼撒王展示了一個夢，並由但以理解釋這個夢的含義。</w:t>
+      </w:r>
+      <w:r>
+        <w:rPr>
+          <w:lang w:val="zh_TW" w:bidi="zh_TW"/>
+        </w:rPr>
+        <w:t>夢中有一座</w:t>
+      </w:r>
+      <w:r>
+        <w:rPr>
+          <w:lang w:val="zh_TW" w:bidi="zh_TW"/>
+        </w:rPr>
+        <w:t>由不同材料組成的巨大雕像，每個部分代表不同的王國，這些王國將先後統治其它民族。最後，一塊不是人手鑿出的石頭</w:t>
+      </w:r>
+      <w:r>
+        <w:rPr>
+          <w:lang w:val="zh_TW" w:bidi="zh_TW"/>
+        </w:rPr>
+        <w:t>從山而出</w:t>
+      </w:r>
+      <w:r>
+        <w:rPr>
+          <w:lang w:val="zh_TW" w:bidi="zh_TW"/>
+        </w:rPr>
+        <w:t>，摧毀了整座雕像。這塊石頭象徵神的國度（</w:t>
+      </w:r>
+      <w:hyperlink r:id="rId96">
+        <w:r>
+          <w:rPr>
+            <w:lang w:val="zh_TW" w:bidi="zh_TW"/>
+          </w:rPr>
+          <w:rPr>
+            <w:color w:val="0000EE"/>
+            <w:u w:val="single"/>
+          </w:rPr>
+          <w:t>但2:31–45）</w:t>
+        </w:r>
+      </w:hyperlink>
+      <w:r>
+        <w:rPr>
+          <w:lang w:val="zh_TW" w:bidi="zh_TW"/>
+        </w:rPr>
+        <w:t>。</w:t>
+      </w:r>
+    </w:p>
+    <w:p>
+      <w:pPr>
+        <w:pStyle w:val="Heading3"/>
+      </w:pPr>
+      <w:r>
+        <w:rPr>
+          <w:lang w:val="zh_TW" w:bidi="zh_TW"/>
+        </w:rPr>
+        <w:t>預言性與天啟性思維之間的差異</w:t>
+      </w:r>
+    </w:p>
+    <w:p>
+      <w:pPr/>
+      <w:r>
+        <w:rPr>
+          <w:lang w:val="zh_TW" w:bidi="zh_TW"/>
+        </w:rPr>
+      </w:r>
+      <w:r>
+        <w:rPr>
+          <w:lang w:val="zh_TW" w:bidi="zh_TW"/>
+        </w:rPr>
+        <w:t>關於末日的兩種思維方式（預言性和天啟性）在</w:t>
+      </w:r>
+      <w:r>
+        <w:rPr>
+          <w:lang w:val="zh_TW" w:bidi="zh_TW"/>
+        </w:rPr>
+        <w:t>幾個方面有所不同。</w:t>
+      </w:r>
+      <w:r>
+        <w:rPr>
+          <w:lang w:val="zh_TW" w:bidi="zh_TW"/>
+        </w:rPr>
+        <w:t>其中一個主要區別是神如何實現祂最終的勝利。</w:t>
+      </w:r>
+    </w:p>
+    <w:p>
+      <w:pPr/>
+      <w:r>
+        <w:rPr>
+          <w:lang w:val="zh_TW" w:bidi="zh_TW"/>
+        </w:rPr>
+      </w:r>
+      <w:r>
+        <w:rPr>
+          <w:lang w:val="zh_TW" w:bidi="zh_TW"/>
+        </w:rPr>
+        <w:t>在天啟文學中，大多數作者認為，神會在最終得勝之前引發一場影響全世界的大災難。不同的書卷對此有不同的描述：</w:t>
+      </w:r>
+    </w:p>
+    <w:p>
+      <w:pPr>
+        <w:pStyle w:val="ListBullet"/>
+        <w:spacing w:line="240" w:lineRule="auto"/>
+        <w:ind w:left="720"/>
+      </w:pPr>
+      <w:r>
+        <w:rPr>
+          <w:lang w:val="zh_TW" w:bidi="zh_TW"/>
+        </w:rPr>
+      </w:r>
+      <w:r>
+        <w:rPr>
+          <w:lang w:val="zh_TW" w:bidi="zh_TW"/>
+        </w:rPr>
+        <w:t>在但以理書中，神將介入人類歷史，擊敗邪惡，並建立祂的國度。</w:t>
+      </w:r>
+    </w:p>
+    <w:p>
+      <w:pPr>
+        <w:pStyle w:val="ListBullet"/>
+        <w:spacing w:line="240" w:lineRule="auto"/>
+        <w:ind w:left="720"/>
+      </w:pPr>
+      <w:r>
+        <w:rPr>
+          <w:lang w:val="zh_TW" w:bidi="zh_TW"/>
+        </w:rPr>
+      </w:r>
+      <w:r>
+        <w:rPr>
+          <w:lang w:val="zh_TW" w:bidi="zh_TW"/>
+        </w:rPr>
+        <w:t>在啟示錄中，神會先徹底毀滅舊世界，然後創造一個全新的世界（</w:t>
+      </w:r>
+      <w:hyperlink r:id="rId97">
+        <w:r>
+          <w:rPr>
+            <w:lang w:val="zh_TW" w:bidi="zh_TW"/>
+          </w:rPr>
+          <w:rPr>
+            <w:color w:val="0000EE"/>
+            <w:u w:val="single"/>
+          </w:rPr>
+          <w:t>啟21:1</w:t>
+        </w:r>
+      </w:hyperlink>
+      <w:r>
+        <w:rPr>
+          <w:lang w:val="zh_TW" w:bidi="zh_TW"/>
+        </w:rPr>
+        <w:t>；參</w:t>
+      </w:r>
+      <w:hyperlink r:id="rId98">
+        <w:r>
+          <w:rPr>
+            <w:lang w:val="zh_TW" w:bidi="zh_TW"/>
+          </w:rPr>
+          <w:rPr>
+            <w:color w:val="0000EE"/>
+            <w:u w:val="single"/>
+          </w:rPr>
+          <w:t>彼後3:10</w:t>
+        </w:r>
+      </w:hyperlink>
+      <w:r>
+        <w:rPr>
+          <w:lang w:val="zh_TW" w:bidi="zh_TW"/>
+        </w:rPr>
+        <w:t>）。</w:t>
+      </w:r>
+    </w:p>
+    <w:p>
+      <w:pPr/>
+      <w:r>
+        <w:rPr>
+          <w:lang w:val="zh_TW" w:bidi="zh_TW"/>
+        </w:rPr>
+      </w:r>
+      <w:r>
+        <w:rPr>
+          <w:lang w:val="zh_TW" w:bidi="zh_TW"/>
+        </w:rPr>
+        <w:t>天啟文學的普遍觀點是：情況</w:t>
+      </w:r>
+      <w:r>
+        <w:rPr>
+          <w:lang w:val="zh_TW" w:bidi="zh_TW"/>
+        </w:rPr>
+        <w:t>在好轉</w:t>
+      </w:r>
+      <w:r>
+        <w:rPr>
+          <w:lang w:val="zh_TW" w:bidi="zh_TW"/>
+        </w:rPr>
+        <w:t>之前會變得更糟。從大約公元前1000年到600年，以色列國力強盛而獨立。在這段和平時期，百姓不太擔心未來的災難。但在公元前586年，巴比倫軍隊摧毀耶路撒冷後，</w:t>
+      </w:r>
+      <w:r>
+        <w:rPr>
+          <w:lang w:val="zh_TW" w:bidi="zh_TW"/>
+        </w:rPr>
+        <w:t>一切都改變了</w:t>
+      </w:r>
+      <w:r>
+        <w:rPr>
+          <w:lang w:val="zh_TW" w:bidi="zh_TW"/>
+        </w:rPr>
+        <w:t>。</w:t>
+      </w:r>
+    </w:p>
+    <w:p>
+      <w:pPr/>
+      <w:r>
+        <w:rPr>
+          <w:lang w:val="zh_TW" w:bidi="zh_TW"/>
+        </w:rPr>
+      </w:r>
+      <w:r>
+        <w:rPr>
+          <w:lang w:val="zh_TW" w:bidi="zh_TW"/>
+        </w:rPr>
+        <w:t>在此之後，許多猶太作家</w:t>
+      </w:r>
+      <w:r>
+        <w:rPr>
+          <w:lang w:val="zh_TW" w:bidi="zh_TW"/>
+        </w:rPr>
+        <w:t>相信</w:t>
+      </w:r>
+      <w:r>
+        <w:rPr>
+          <w:lang w:val="zh_TW" w:bidi="zh_TW"/>
+        </w:rPr>
+        <w:t>只有神才能解決他們的問題。他們</w:t>
+      </w:r>
+      <w:r>
+        <w:rPr>
+          <w:lang w:val="zh_TW" w:bidi="zh_TW"/>
+        </w:rPr>
+        <w:t>認為</w:t>
+      </w:r>
+      <w:r>
+        <w:rPr>
+          <w:lang w:val="zh_TW" w:bidi="zh_TW"/>
+        </w:rPr>
+        <w:t>神必須親自介入，並直接掌管世界，以幫助祂的百姓。</w:t>
+      </w:r>
+    </w:p>
+    <w:p>
+      <w:pPr/>
+      <w:r>
+        <w:rPr>
+          <w:lang w:val="zh_TW" w:bidi="zh_TW"/>
+        </w:rPr>
+      </w:r>
+      <w:r>
+        <w:rPr>
+          <w:lang w:val="zh_TW" w:bidi="zh_TW"/>
+        </w:rPr>
+        <w:t>預言將來的作者持有一個重要信念：</w:t>
+      </w:r>
+      <w:r>
+        <w:rPr>
+          <w:lang w:val="zh_TW" w:bidi="zh_TW"/>
+        </w:rPr>
+        <w:t>他們將世界的時間分為兩個不同的時期</w:t>
+      </w:r>
+      <w:r>
+        <w:rPr>
+          <w:lang w:val="zh_TW" w:bidi="zh_TW"/>
+        </w:rPr>
+        <w:t>。他們相信</w:t>
+      </w:r>
+      <w:r>
+        <w:rPr>
+          <w:lang w:val="zh_TW" w:bidi="zh_TW"/>
+        </w:rPr>
+        <w:t>當前</w:t>
+      </w:r>
+      <w:r>
+        <w:rPr>
+          <w:lang w:val="zh_TW" w:bidi="zh_TW"/>
+        </w:rPr>
+        <w:t>的時代是邪惡的，</w:t>
+      </w:r>
+      <w:r>
+        <w:rPr>
+          <w:lang w:val="zh_TW" w:bidi="zh_TW"/>
+        </w:rPr>
+        <w:t>但更好的時代即將到來</w:t>
+      </w:r>
+      <w:r>
+        <w:rPr>
+          <w:lang w:val="zh_TW" w:bidi="zh_TW"/>
+        </w:rPr>
+        <w:t>。「</w:t>
+      </w:r>
+      <w:r>
+        <w:rPr>
+          <w:lang w:val="zh_TW" w:bidi="zh_TW"/>
+        </w:rPr>
+        <w:t>這世代</w:t>
+      </w:r>
+      <w:r>
+        <w:rPr>
+          <w:lang w:val="zh_TW" w:bidi="zh_TW"/>
+        </w:rPr>
+        <w:t>」是</w:t>
+      </w:r>
+      <w:r>
+        <w:rPr>
+          <w:lang w:val="zh_TW" w:bidi="zh_TW"/>
+        </w:rPr>
+        <w:t>當前邪惡</w:t>
+      </w:r>
+      <w:r>
+        <w:rPr>
+          <w:lang w:val="zh_TW" w:bidi="zh_TW"/>
+        </w:rPr>
+        <w:t>的</w:t>
+      </w:r>
+      <w:r>
+        <w:rPr>
+          <w:lang w:val="zh_TW" w:bidi="zh_TW"/>
+        </w:rPr>
+        <w:t>時代</w:t>
+      </w:r>
+      <w:r>
+        <w:rPr>
+          <w:lang w:val="zh_TW" w:bidi="zh_TW"/>
+        </w:rPr>
+        <w:t>，由撒但及其爪牙所支配。「</w:t>
+      </w:r>
+      <w:r>
+        <w:rPr>
+          <w:lang w:val="zh_TW" w:bidi="zh_TW"/>
+        </w:rPr>
+        <w:t>將來的世代</w:t>
+      </w:r>
+      <w:r>
+        <w:rPr>
+          <w:lang w:val="zh_TW" w:bidi="zh_TW"/>
+        </w:rPr>
+        <w:t>」將帶來神國的祝福。</w:t>
+      </w:r>
+    </w:p>
+    <w:p>
+      <w:pPr/>
+      <w:r>
+        <w:rPr>
+          <w:lang w:val="zh_TW" w:bidi="zh_TW"/>
+        </w:rPr>
+      </w:r>
+      <w:r>
+        <w:rPr>
+          <w:lang w:val="zh_TW" w:bidi="zh_TW"/>
+        </w:rPr>
+        <w:t>在新時代開始之前，許多重要事件將會發生。這些事件將結束當前的邪惡時代，並開始神的良善新時代。當保羅在</w:t>
+      </w:r>
+      <w:hyperlink r:id="rId99">
+        <w:r>
+          <w:rPr>
+            <w:lang w:val="zh_TW" w:bidi="zh_TW"/>
+          </w:rPr>
+          <w:rPr>
+            <w:color w:val="0000EE"/>
+            <w:u w:val="single"/>
+          </w:rPr>
+          <w:t>哥林多後書四章4節</w:t>
+        </w:r>
+      </w:hyperlink>
+      <w:r>
+        <w:rPr>
+          <w:lang w:val="zh_TW" w:bidi="zh_TW"/>
+        </w:rPr>
+        <w:t>中提到「這世界的神」時，他指的是撒但對「這世界」的統治。</w:t>
+      </w:r>
+    </w:p>
+    <w:p>
+      <w:pPr/>
+      <w:r>
+        <w:rPr>
+          <w:lang w:val="zh_TW" w:bidi="zh_TW"/>
+        </w:rPr>
+      </w:r>
+      <w:r>
+        <w:rPr>
+          <w:lang w:val="zh_TW" w:bidi="zh_TW"/>
+        </w:rPr>
+        <w:t>天啟主義的另一個特徵是渴望神縮短當前的邪惡日子。撰寫天啟文學的人希望神能迅速帶來神的國。正如但以理會問：「這奇異的事到幾時才應驗呢？」（</w:t>
+      </w:r>
+      <w:hyperlink r:id="rId100">
+        <w:r>
+          <w:rPr>
+            <w:lang w:val="zh_TW" w:bidi="zh_TW"/>
+          </w:rPr>
+          <w:rPr>
+            <w:color w:val="0000EE"/>
+            <w:u w:val="single"/>
+          </w:rPr>
+          <w:t>但12:6</w:t>
+        </w:r>
+      </w:hyperlink>
+      <w:r>
+        <w:rPr>
+          <w:lang w:val="zh_TW" w:bidi="zh_TW"/>
+        </w:rPr>
+        <w:t>），約翰也會呼喊：「主耶穌啊，我願你來！」（</w:t>
+      </w:r>
+      <w:hyperlink r:id="rId101">
+        <w:r>
+          <w:rPr>
+            <w:lang w:val="zh_TW" w:bidi="zh_TW"/>
+          </w:rPr>
+          <w:rPr>
+            <w:color w:val="0000EE"/>
+            <w:u w:val="single"/>
+          </w:rPr>
+          <w:t>啟22:20</w:t>
+        </w:r>
+      </w:hyperlink>
+      <w:r>
+        <w:rPr>
+          <w:lang w:val="zh_TW" w:bidi="zh_TW"/>
+        </w:rPr>
+        <w:t>）。渴慕神的迅速介入並帶來得勝，使人在困境中仍能持守盼望，並鼓勵神的百姓以與將來國度相稱的方式生活（</w:t>
+      </w:r>
+      <w:hyperlink r:id="rId102">
+        <w:r>
+          <w:rPr>
+            <w:lang w:val="zh_TW" w:bidi="zh_TW"/>
+          </w:rPr>
+          <w:rPr>
+            <w:color w:val="0000EE"/>
+            <w:u w:val="single"/>
+          </w:rPr>
+          <w:t>彼後3:11–13</w:t>
+        </w:r>
+      </w:hyperlink>
+      <w:r>
+        <w:rPr>
+          <w:lang w:val="zh_TW" w:bidi="zh_TW"/>
+        </w:rPr>
+        <w:t>；</w:t>
+      </w:r>
+      <w:hyperlink r:id="rId103">
+        <w:r>
+          <w:rPr>
+            <w:lang w:val="zh_TW" w:bidi="zh_TW"/>
+          </w:rPr>
+          <w:rPr>
+            <w:color w:val="0000EE"/>
+            <w:u w:val="single"/>
+          </w:rPr>
+          <w:t>啟21:5–8</w:t>
+        </w:r>
+      </w:hyperlink>
+      <w:r>
+        <w:rPr>
+          <w:lang w:val="zh_TW" w:bidi="zh_TW"/>
+        </w:rPr>
+        <w:t>）。</w:t>
+      </w:r>
+    </w:p>
+    <w:p>
+      <w:pPr>
+        <w:pStyle w:val="Heading3"/>
+      </w:pPr>
+      <w:r>
+        <w:rPr>
+          <w:lang w:val="zh_TW" w:bidi="zh_TW"/>
+        </w:rPr>
+        <w:t>重要的天啟文學</w:t>
+      </w:r>
+    </w:p>
+    <w:p>
+      <w:pPr/>
+      <w:r>
+        <w:rPr>
+          <w:lang w:val="zh_TW" w:bidi="zh_TW"/>
+        </w:rPr>
+      </w:r>
+      <w:r>
+        <w:rPr>
+          <w:lang w:val="zh_TW" w:bidi="zh_TW"/>
+        </w:rPr>
+        <w:t>但以理書是舊約聖經正典中唯一的天啟文學，而啟示錄是新約聖經正典中唯一的天啟文學。猶太教和基督教還有其它關於末世異象的書卷未被納入聖經正典中。</w:t>
+        <w:br/>
+      </w:r>
+      <w:r>
+        <w:rPr>
+          <w:lang w:val="zh_TW" w:bidi="zh_TW"/>
+        </w:rPr>
+        <w:t>這些其它書卷是在不同時期寫成的：</w:t>
+      </w:r>
+    </w:p>
+    <w:p>
+      <w:pPr>
+        <w:pStyle w:val="ListBullet"/>
+        <w:spacing w:line="240" w:lineRule="auto"/>
+        <w:ind w:left="720"/>
+      </w:pPr>
+      <w:r>
+        <w:rPr>
+          <w:lang w:val="zh_TW" w:bidi="zh_TW"/>
+        </w:rPr>
+      </w:r>
+      <w:r>
+        <w:rPr>
+          <w:lang w:val="zh_TW" w:bidi="zh_TW"/>
+        </w:rPr>
+        <w:t>猶太天啟書卷寫於大約公元前300年至公元150年間。</w:t>
+      </w:r>
+    </w:p>
+    <w:p>
+      <w:pPr>
+        <w:pStyle w:val="ListBullet"/>
+        <w:spacing w:line="240" w:lineRule="auto"/>
+        <w:ind w:left="720"/>
+      </w:pPr>
+      <w:r>
+        <w:rPr>
+          <w:lang w:val="zh_TW" w:bidi="zh_TW"/>
+        </w:rPr>
+      </w:r>
+      <w:r>
+        <w:rPr>
+          <w:lang w:val="zh_TW" w:bidi="zh_TW"/>
+        </w:rPr>
+        <w:t>基督教的天啟書卷寫於大約公元100年至公元400年之間。</w:t>
+      </w:r>
+    </w:p>
+    <w:p>
+      <w:pPr/>
+      <w:r>
+        <w:rPr>
+          <w:lang w:val="zh_TW" w:bidi="zh_TW"/>
+        </w:rPr>
+      </w:r>
+      <w:r>
+        <w:rPr>
+          <w:lang w:val="zh_TW" w:bidi="zh_TW"/>
+        </w:rPr>
+        <w:t>末世文學的風格也可以在聖經的其它部分找到，而不僅限於完全關於末世的書卷。例如，耶穌在橄欖山上講述了關於未來的重要教訓。這段教訓記錄在</w:t>
+      </w:r>
+      <w:hyperlink r:id="rId104">
+        <w:r>
+          <w:rPr>
+            <w:lang w:val="zh_TW" w:bidi="zh_TW"/>
+          </w:rPr>
+          <w:rPr>
+            <w:color w:val="0000EE"/>
+            <w:u w:val="single"/>
+          </w:rPr>
+          <w:t>馬可福音第十三章</w:t>
+        </w:r>
+      </w:hyperlink>
+      <w:r>
+        <w:rPr>
+          <w:lang w:val="zh_TW" w:bidi="zh_TW"/>
+        </w:rPr>
+        <w:t>、</w:t>
+      </w:r>
+      <w:hyperlink r:id="rId105">
+        <w:r>
+          <w:rPr>
+            <w:lang w:val="zh_TW" w:bidi="zh_TW"/>
+          </w:rPr>
+          <w:rPr>
+            <w:color w:val="0000EE"/>
+            <w:u w:val="single"/>
+          </w:rPr>
+          <w:t>馬太福音第二十四章</w:t>
+        </w:r>
+      </w:hyperlink>
+      <w:r>
+        <w:rPr>
+          <w:lang w:val="zh_TW" w:bidi="zh_TW"/>
+        </w:rPr>
+        <w:t>和</w:t>
+      </w:r>
+      <w:hyperlink r:id="rId106">
+        <w:r>
+          <w:rPr>
+            <w:lang w:val="zh_TW" w:bidi="zh_TW"/>
+          </w:rPr>
+          <w:rPr>
+            <w:color w:val="0000EE"/>
+            <w:u w:val="single"/>
+          </w:rPr>
+          <w:t>路加福音第二十一章</w:t>
+        </w:r>
+      </w:hyperlink>
+      <w:r>
+        <w:rPr>
+          <w:lang w:val="zh_TW" w:bidi="zh_TW"/>
+        </w:rPr>
+        <w:t>。聖經學者常將這段教訓稱為「小啟示錄」，因為它以類似的方式談論末世。一卷書若要被視為真正的末世文學，它必須具備我們接下來要討論的大部分特徵。</w:t>
+      </w:r>
+    </w:p>
+    <w:p>
+      <w:pPr/>
+      <w:r>
+        <w:rPr>
+          <w:lang w:val="zh_TW" w:bidi="zh_TW"/>
+        </w:rPr>
+      </w:r>
+      <w:r>
+        <w:rPr>
+          <w:lang w:val="zh_TW" w:bidi="zh_TW"/>
+        </w:rPr>
+        <w:t>除了但以理書和啟示錄外，大多數關於末世的書卷都是作者假借他人之名寫成的。他們常常使用聖經中重要人物的名字來使他們的書看起來更重要。</w:t>
+      </w:r>
+    </w:p>
+    <w:p>
+      <w:pPr/>
+      <w:r>
+        <w:rPr>
+          <w:lang w:val="zh_TW" w:bidi="zh_TW"/>
+        </w:rPr>
+      </w:r>
+      <w:r>
+        <w:rPr>
+          <w:lang w:val="zh_TW" w:bidi="zh_TW"/>
+        </w:rPr>
+        <w:t>其中一個例子就是「以諾一書（1 Enoch）」。在大約公元前200年至公元100年之間，有多位</w:t>
+      </w:r>
+      <w:r>
+        <w:rPr>
+          <w:lang w:val="zh_TW" w:bidi="zh_TW"/>
+        </w:rPr>
+        <w:t>匿名</w:t>
+      </w:r>
+      <w:r>
+        <w:rPr>
+          <w:lang w:val="zh_TW" w:bidi="zh_TW"/>
+        </w:rPr>
+        <w:t>作者撰寫了這卷書。他們聲稱這卷書是由亞當的早期後裔之一——以諾——所寫（</w:t>
+      </w:r>
+      <w:hyperlink r:id="rId107">
+        <w:r>
+          <w:rPr>
+            <w:lang w:val="zh_TW" w:bidi="zh_TW"/>
+          </w:rPr>
+          <w:rPr>
+            <w:color w:val="0000EE"/>
+            <w:u w:val="single"/>
+          </w:rPr>
+          <w:t>創5:21–24</w:t>
+        </w:r>
+      </w:hyperlink>
+      <w:r>
+        <w:rPr>
+          <w:lang w:val="zh_TW" w:bidi="zh_TW"/>
+        </w:rPr>
+        <w:t>）。但以諾的生活年代遠早於這本書實際寫成的時間。由於許多這</w:t>
+      </w:r>
+      <w:r>
+        <w:rPr>
+          <w:lang w:val="zh_TW" w:bidi="zh_TW"/>
+        </w:rPr>
+        <w:t>類</w:t>
+      </w:r>
+      <w:r>
+        <w:rPr>
+          <w:lang w:val="zh_TW" w:bidi="zh_TW"/>
+        </w:rPr>
+        <w:t>書卷使用了假名，學者們通常稱之為「偽經」。</w:t>
+      </w:r>
+    </w:p>
+    <w:p>
+      <w:pPr/>
+      <w:r>
+        <w:rPr>
+          <w:lang w:val="zh_TW" w:bidi="zh_TW"/>
+        </w:rPr>
+      </w:r>
+      <w:r>
+        <w:rPr>
+          <w:lang w:val="zh_TW" w:bidi="zh_TW"/>
+        </w:rPr>
+        <w:t>其他猶太作者也使用了舊約聖經中重要人物的名字來撰寫關於末世的書卷，例如：</w:t>
+      </w:r>
+    </w:p>
+    <w:p>
+      <w:pPr>
+        <w:pStyle w:val="ListBullet"/>
+        <w:spacing w:line="240" w:lineRule="auto"/>
+        <w:ind w:left="720"/>
+      </w:pPr>
+      <w:r>
+        <w:rPr>
+          <w:lang w:val="zh_TW" w:bidi="zh_TW"/>
+        </w:rPr>
+      </w:r>
+      <w:r>
+        <w:rPr>
+          <w:lang w:val="zh_TW" w:bidi="zh_TW"/>
+        </w:rPr>
+        <w:t>亞當與夏娃</w:t>
+      </w:r>
+    </w:p>
+    <w:p>
+      <w:pPr>
+        <w:pStyle w:val="ListBullet"/>
+        <w:spacing w:line="240" w:lineRule="auto"/>
+        <w:ind w:left="720"/>
+      </w:pPr>
+      <w:r>
+        <w:rPr>
+          <w:lang w:val="zh_TW" w:bidi="zh_TW"/>
+        </w:rPr>
+      </w:r>
+      <w:r>
+        <w:rPr>
+          <w:lang w:val="zh_TW" w:bidi="zh_TW"/>
+        </w:rPr>
+        <w:t>摩西</w:t>
+      </w:r>
+    </w:p>
+    <w:p>
+      <w:pPr>
+        <w:pStyle w:val="ListBullet"/>
+        <w:spacing w:line="240" w:lineRule="auto"/>
+        <w:ind w:left="720"/>
+      </w:pPr>
+      <w:r>
+        <w:rPr>
+          <w:lang w:val="zh_TW" w:bidi="zh_TW"/>
+        </w:rPr>
+      </w:r>
+      <w:r>
+        <w:rPr>
+          <w:lang w:val="zh_TW" w:bidi="zh_TW"/>
+        </w:rPr>
+        <w:t>以賽亞</w:t>
+      </w:r>
+    </w:p>
+    <w:p>
+      <w:pPr>
+        <w:pStyle w:val="ListBullet"/>
+        <w:spacing w:line="240" w:lineRule="auto"/>
+        <w:ind w:left="720"/>
+      </w:pPr>
+      <w:r>
+        <w:rPr>
+          <w:lang w:val="zh_TW" w:bidi="zh_TW"/>
+        </w:rPr>
+      </w:r>
+      <w:r>
+        <w:rPr>
+          <w:lang w:val="zh_TW" w:bidi="zh_TW"/>
+        </w:rPr>
+        <w:t>巴錄書</w:t>
+      </w:r>
+    </w:p>
+    <w:p>
+      <w:pPr>
+        <w:pStyle w:val="ListBullet"/>
+        <w:spacing w:line="240" w:lineRule="auto"/>
+        <w:ind w:left="720"/>
+      </w:pPr>
+      <w:r>
+        <w:rPr>
+          <w:lang w:val="zh_TW" w:bidi="zh_TW"/>
+        </w:rPr>
+      </w:r>
+      <w:r>
+        <w:rPr>
+          <w:lang w:val="zh_TW" w:bidi="zh_TW"/>
+        </w:rPr>
+        <w:t>所羅門</w:t>
+      </w:r>
+    </w:p>
+    <w:p>
+      <w:pPr>
+        <w:pStyle w:val="ListBullet"/>
+        <w:spacing w:line="240" w:lineRule="auto"/>
+        <w:ind w:left="720"/>
+      </w:pPr>
+      <w:r>
+        <w:rPr>
+          <w:lang w:val="zh_TW" w:bidi="zh_TW"/>
+        </w:rPr>
+      </w:r>
+      <w:r>
+        <w:rPr>
+          <w:lang w:val="zh_TW" w:bidi="zh_TW"/>
+        </w:rPr>
+        <w:t>以斯拉</w:t>
+      </w:r>
+    </w:p>
+    <w:p>
+      <w:pPr/>
+      <w:r>
+        <w:rPr>
+          <w:lang w:val="zh_TW" w:bidi="zh_TW"/>
+        </w:rPr>
+      </w:r>
+      <w:r>
+        <w:rPr>
+          <w:lang w:val="zh_TW" w:bidi="zh_TW"/>
+        </w:rPr>
+        <w:t>這些書卷是在舊約正典完成後寫成的。作者很可能借用這些知名人物的名號，以提升作品的可信度並吸引更多讀者。</w:t>
+      </w:r>
+    </w:p>
+    <w:p>
+      <w:pPr/>
+      <w:r>
+        <w:rPr>
+          <w:lang w:val="zh_TW" w:bidi="zh_TW"/>
+        </w:rPr>
+      </w:r>
+      <w:r>
+        <w:rPr>
+          <w:lang w:val="zh_TW" w:bidi="zh_TW"/>
+        </w:rPr>
+        <w:t>基督教作家也採用了類似的做法，他們撰寫書卷，並以彼得、保羅和多馬等重要基督教領袖的名字署名，以增加作品的權威性和影響力。</w:t>
+      </w:r>
+    </w:p>
+    <w:p>
+      <w:pPr/>
+      <w:r>
+        <w:rPr>
+          <w:lang w:val="zh_TW" w:bidi="zh_TW"/>
+        </w:rPr>
+      </w:r>
+      <w:r>
+        <w:rPr>
+          <w:i/>
+          <w:lang w:val="zh_TW" w:bidi="zh_TW"/>
+        </w:rPr>
+        <w:t>另見</w:t>
+      </w:r>
+      <w:r>
+        <w:rPr>
+          <w:lang w:val="zh_TW" w:bidi="zh_TW"/>
+        </w:rPr>
+        <w:t>次經</w:t>
+      </w:r>
+      <w:r>
+        <w:rPr>
+          <w:lang w:val="zh_TW" w:bidi="zh_TW"/>
+        </w:rPr>
+        <w:t>，以了解上述提到的每卷書的討論。</w:t>
+      </w:r>
+      <w:r>
+        <w:rPr>
+          <w:lang w:val="zh_TW" w:bidi="zh_TW"/>
+        </w:rPr>
+      </w:r>
+      <w:r>
+        <w:rPr>
+          <w:lang w:val="zh_TW" w:bidi="zh_TW"/>
+        </w:rPr>
+      </w:r>
+    </w:p>
+    <w:p>
+      <w:pPr/>
+      <w:r>
+        <w:rPr>
+          <w:lang w:val="zh_TW" w:bidi="zh_TW"/>
+        </w:rPr>
+      </w:r>
+    </w:p>
+    <w:p>
+      <w:pPr>
+        <w:pStyle w:val="Heading2"/>
+      </w:pPr>
+      <w:r>
+        <w:rPr>
+          <w:lang w:val="zh_TW" w:bidi="zh_TW"/>
+        </w:rPr>
+        <w:t>天使</w:t>
+      </w:r>
+      <w:r>
+        <w:rPr>
+          <w:lang w:val="zh_TW" w:bidi="zh_TW"/>
+        </w:rPr>
+      </w:r>
+    </w:p>
+    <w:p>
+      <w:pPr/>
+      <w:r>
+        <w:rPr>
+          <w:lang w:val="zh_TW" w:bidi="zh_TW"/>
+        </w:rPr>
+      </w:r>
+      <w:r>
+        <w:rPr>
+          <w:lang w:val="zh_TW" w:bidi="zh_TW"/>
+        </w:rPr>
+        <w:t>神的使者或超自然存在，可以是善，也可以是惡。聖經中的天使比人更有能力。</w:t>
+      </w:r>
+    </w:p>
+    <w:p>
+      <w:pPr/>
+      <w:r>
+        <w:rPr>
+          <w:lang w:val="zh_TW" w:bidi="zh_TW"/>
+        </w:rPr>
+      </w:r>
+      <w:r>
+        <w:rPr>
+          <w:lang w:val="zh_TW" w:bidi="zh_TW"/>
+        </w:rPr>
+        <w:t>聖經首先提到的天使類別是基路伯（cherubim，希伯來文詞語</w:t>
+      </w:r>
+      <w:r>
+        <w:rPr>
+          <w:i/>
+          <w:lang w:val="zh_TW" w:bidi="zh_TW"/>
+        </w:rPr>
+        <w:t>cherub</w:t>
+      </w:r>
+      <w:r>
+        <w:rPr>
+          <w:lang w:val="zh_TW" w:bidi="zh_TW"/>
+        </w:rPr>
+        <w:t>的複數）。他們是神差派的天上活物，在伊甸園看守生命樹（</w:t>
+      </w:r>
+      <w:hyperlink r:id="rId108">
+        <w:r>
+          <w:rPr>
+            <w:lang w:val="zh_TW" w:bidi="zh_TW"/>
+          </w:rPr>
+          <w:rPr>
+            <w:color w:val="0000EE"/>
+            <w:u w:val="single"/>
+          </w:rPr>
+          <w:t>創3:24</w:t>
+        </w:r>
+      </w:hyperlink>
+      <w:r>
+        <w:rPr>
+          <w:lang w:val="zh_TW" w:bidi="zh_TW"/>
+        </w:rPr>
+        <w:t>）。</w:t>
+      </w:r>
+    </w:p>
+    <w:p>
+      <w:pPr/>
+      <w:r>
+        <w:rPr>
+          <w:lang w:val="zh_TW" w:bidi="zh_TW"/>
+        </w:rPr>
+      </w:r>
+      <w:r>
+        <w:rPr>
+          <w:lang w:val="zh_TW" w:bidi="zh_TW"/>
+        </w:rPr>
+        <w:t>聖經作者也會以象徵描繪天使：</w:t>
+      </w:r>
+    </w:p>
+    <w:p>
+      <w:pPr>
+        <w:pStyle w:val="ListBullet"/>
+        <w:spacing w:line="240" w:lineRule="auto"/>
+        <w:ind w:left="720"/>
+      </w:pPr>
+      <w:r>
+        <w:rPr>
+          <w:lang w:val="zh_TW" w:bidi="zh_TW"/>
+        </w:rPr>
+      </w:r>
+      <w:r>
+        <w:rPr>
+          <w:lang w:val="zh_TW" w:bidi="zh_TW"/>
+        </w:rPr>
+        <w:t>約櫃上（</w:t>
+      </w:r>
+      <w:hyperlink r:id="rId109">
+        <w:r>
+          <w:rPr>
+            <w:lang w:val="zh_TW" w:bidi="zh_TW"/>
+          </w:rPr>
+          <w:rPr>
+            <w:color w:val="0000EE"/>
+            <w:u w:val="single"/>
+          </w:rPr>
+          <w:t>出25:18–22</w:t>
+        </w:r>
+      </w:hyperlink>
+      <w:r>
+        <w:rPr>
+          <w:lang w:val="zh_TW" w:bidi="zh_TW"/>
+        </w:rPr>
+        <w:t>），</w:t>
+      </w:r>
+    </w:p>
+    <w:p>
+      <w:pPr>
+        <w:pStyle w:val="ListBullet"/>
+        <w:spacing w:line="240" w:lineRule="auto"/>
+        <w:ind w:left="720"/>
+      </w:pPr>
+      <w:r>
+        <w:rPr>
+          <w:lang w:val="zh_TW" w:bidi="zh_TW"/>
+        </w:rPr>
+      </w:r>
+      <w:r>
+        <w:rPr>
+          <w:lang w:val="zh_TW" w:bidi="zh_TW"/>
+        </w:rPr>
+        <w:t>會幕中（</w:t>
+      </w:r>
+      <w:hyperlink r:id="rId110">
+        <w:r>
+          <w:rPr>
+            <w:lang w:val="zh_TW" w:bidi="zh_TW"/>
+          </w:rPr>
+          <w:rPr>
+            <w:color w:val="0000EE"/>
+            <w:u w:val="single"/>
+          </w:rPr>
+          <w:t>出26:31</w:t>
+        </w:r>
+      </w:hyperlink>
+      <w:r>
+        <w:rPr>
+          <w:lang w:val="zh_TW" w:bidi="zh_TW"/>
+        </w:rPr>
+        <w:t>），以及</w:t>
+      </w:r>
+    </w:p>
+    <w:p>
+      <w:pPr>
+        <w:pStyle w:val="ListBullet"/>
+        <w:spacing w:line="240" w:lineRule="auto"/>
+        <w:ind w:left="720"/>
+      </w:pPr>
+      <w:r>
+        <w:rPr>
+          <w:lang w:val="zh_TW" w:bidi="zh_TW"/>
+        </w:rPr>
+      </w:r>
+      <w:r>
+        <w:rPr>
+          <w:lang w:val="zh_TW" w:bidi="zh_TW"/>
+        </w:rPr>
+        <w:t>聖殿中（</w:t>
+      </w:r>
+      <w:hyperlink r:id="rId111">
+        <w:r>
+          <w:rPr>
+            <w:lang w:val="zh_TW" w:bidi="zh_TW"/>
+          </w:rPr>
+          <w:rPr>
+            <w:color w:val="0000EE"/>
+            <w:u w:val="single"/>
+          </w:rPr>
+          <w:t>代下3:7</w:t>
+        </w:r>
+      </w:hyperlink>
+      <w:r>
+        <w:rPr>
+          <w:lang w:val="zh_TW" w:bidi="zh_TW"/>
+        </w:rPr>
+        <w:t>）。</w:t>
+      </w:r>
+    </w:p>
+    <w:p>
+      <w:pPr/>
+      <w:r>
+        <w:rPr>
+          <w:lang w:val="zh_TW" w:bidi="zh_TW"/>
+        </w:rPr>
+      </w:r>
+      <w:r>
+        <w:rPr>
+          <w:lang w:val="zh_TW" w:bidi="zh_TW"/>
+        </w:rPr>
+        <w:t>先知以西結在異象中，看見天使出現在已經復興的耶路撒冷（</w:t>
+      </w:r>
+      <w:hyperlink r:id="rId112">
+        <w:r>
+          <w:rPr>
+            <w:lang w:val="zh_TW" w:bidi="zh_TW"/>
+          </w:rPr>
+          <w:rPr>
+            <w:color w:val="0000EE"/>
+            <w:u w:val="single"/>
+          </w:rPr>
+          <w:t>結41:18–20</w:t>
+        </w:r>
+      </w:hyperlink>
+      <w:r>
+        <w:rPr>
+          <w:lang w:val="zh_TW" w:bidi="zh_TW"/>
+        </w:rPr>
+        <w:t>）。聖經中提到有名字的天使有兩位：加百列與天使長（或為「首領」）米迦勒（</w:t>
+      </w:r>
+      <w:hyperlink r:id="rId113">
+        <w:r>
+          <w:rPr>
+            <w:lang w:val="zh_TW" w:bidi="zh_TW"/>
+          </w:rPr>
+          <w:rPr>
+            <w:color w:val="0000EE"/>
+            <w:u w:val="single"/>
+          </w:rPr>
+          <w:t>但8:16，</w:t>
+        </w:r>
+      </w:hyperlink>
+      <w:hyperlink r:id="rId114">
+        <w:r>
+          <w:rPr>
+            <w:lang w:val="zh_TW" w:bidi="zh_TW"/>
+          </w:rPr>
+          <w:rPr>
+            <w:color w:val="0000EE"/>
+            <w:u w:val="single"/>
+          </w:rPr>
+          <w:t>9:21，</w:t>
+        </w:r>
+      </w:hyperlink>
+      <w:hyperlink r:id="rId115">
+        <w:r>
+          <w:rPr>
+            <w:lang w:val="zh_TW" w:bidi="zh_TW"/>
+          </w:rPr>
+          <w:rPr>
+            <w:color w:val="0000EE"/>
+            <w:u w:val="single"/>
+          </w:rPr>
+          <w:t>10:13</w:t>
+        </w:r>
+      </w:hyperlink>
+      <w:r>
+        <w:rPr>
+          <w:lang w:val="zh_TW" w:bidi="zh_TW"/>
+        </w:rPr>
+        <w:t>；</w:t>
+      </w:r>
+      <w:hyperlink r:id="rId116">
+        <w:r>
+          <w:rPr>
+            <w:lang w:val="zh_TW" w:bidi="zh_TW"/>
+          </w:rPr>
+          <w:rPr>
+            <w:color w:val="0000EE"/>
+            <w:u w:val="single"/>
+          </w:rPr>
+          <w:t>路1:19、26</w:t>
+        </w:r>
+      </w:hyperlink>
+      <w:r>
+        <w:rPr>
+          <w:lang w:val="zh_TW" w:bidi="zh_TW"/>
+        </w:rPr>
+        <w:t>；</w:t>
+      </w:r>
+      <w:hyperlink r:id="rId117">
+        <w:r>
+          <w:rPr>
+            <w:lang w:val="zh_TW" w:bidi="zh_TW"/>
+          </w:rPr>
+          <w:rPr>
+            <w:color w:val="0000EE"/>
+            <w:u w:val="single"/>
+          </w:rPr>
+          <w:t>猶1:9</w:t>
+        </w:r>
+      </w:hyperlink>
+      <w:r>
+        <w:rPr>
+          <w:lang w:val="zh_TW" w:bidi="zh_TW"/>
+        </w:rPr>
+        <w:t>；</w:t>
+      </w:r>
+      <w:hyperlink r:id="rId118">
+        <w:r>
+          <w:rPr>
+            <w:lang w:val="zh_TW" w:bidi="zh_TW"/>
+          </w:rPr>
+          <w:rPr>
+            <w:color w:val="0000EE"/>
+            <w:u w:val="single"/>
+          </w:rPr>
+          <w:t>啟12:7–9</w:t>
+        </w:r>
+      </w:hyperlink>
+      <w:r>
+        <w:rPr>
+          <w:lang w:val="zh_TW" w:bidi="zh_TW"/>
+        </w:rPr>
+        <w:t>）。</w:t>
+      </w:r>
+    </w:p>
+    <w:p>
+      <w:pPr/>
+      <w:r>
+        <w:rPr>
+          <w:lang w:val="zh_TW" w:bidi="zh_TW"/>
+        </w:rPr>
+      </w:r>
+      <w:r>
+        <w:rPr>
+          <w:lang w:val="zh_TW" w:bidi="zh_TW"/>
+        </w:rPr>
+        <w:t>在聖經中，天使是屬靈的存在，常常擔任使者的角色。英文的angel一詞直接源自希臘文，意思就是「使者」。在</w:t>
+      </w:r>
+      <w:hyperlink r:id="rId119">
+        <w:r>
+          <w:rPr>
+            <w:lang w:val="zh_TW" w:bidi="zh_TW"/>
+          </w:rPr>
+          <w:rPr>
+            <w:color w:val="0000EE"/>
+            <w:u w:val="single"/>
+          </w:rPr>
+          <w:t>路加福音九章52節</w:t>
+        </w:r>
+      </w:hyperlink>
+      <w:r>
+        <w:rPr>
+          <w:lang w:val="zh_TW" w:bidi="zh_TW"/>
+        </w:rPr>
+        <w:t>中，耶穌差遣「使者」走在前面；大多數時候，這個詞語也譯為「天使」，指神所差派的屬靈使者。</w:t>
+      </w:r>
+    </w:p>
+    <w:p>
+      <w:pPr/>
+      <w:r>
+        <w:rPr>
+          <w:lang w:val="zh_TW" w:bidi="zh_TW"/>
+        </w:rPr>
+      </w:r>
+      <w:r>
+        <w:rPr>
+          <w:lang w:val="zh_TW" w:bidi="zh_TW"/>
+        </w:rPr>
+        <w:t>在舊約聖經中，希伯來文詞語既可指人間的使者，也可指屬靈的存在；我們未必能立即分辨該詞語指的是哪一種，尤其因為天使有時會以人的面貌出現。在某些經文中，「神的使者」或類似表達，可能指神親自傳達自己的信息（見</w:t>
+      </w:r>
+      <w:hyperlink r:id="rId120">
+        <w:r>
+          <w:rPr>
+            <w:lang w:val="zh_TW" w:bidi="zh_TW"/>
+          </w:rPr>
+          <w:rPr>
+            <w:color w:val="0000EE"/>
+            <w:u w:val="single"/>
+          </w:rPr>
+          <w:t>創18:2–15</w:t>
+        </w:r>
+      </w:hyperlink>
+      <w:r>
+        <w:rPr>
+          <w:lang w:val="zh_TW" w:bidi="zh_TW"/>
+        </w:rPr>
+        <w:t>）。</w:t>
+      </w:r>
+    </w:p>
+    <w:p>
+      <w:pPr>
+        <w:pStyle w:val="Heading3"/>
+      </w:pPr>
+      <w:r>
+        <w:rPr>
+          <w:lang w:val="zh_TW" w:bidi="zh_TW"/>
+        </w:rPr>
+        <w:t>聖經中天使的角色與職分</w:t>
+      </w:r>
+    </w:p>
+    <w:p>
+      <w:pPr/>
+      <w:r>
+        <w:rPr>
+          <w:lang w:val="zh_TW" w:bidi="zh_TW"/>
+        </w:rPr>
+      </w:r>
+      <w:r>
+        <w:rPr>
+          <w:lang w:val="zh_TW" w:bidi="zh_TW"/>
+        </w:rPr>
+        <w:t>天使在聖經裡向人顯現是為了：</w:t>
+      </w:r>
+    </w:p>
+    <w:p>
+      <w:pPr>
+        <w:pStyle w:val="ListBullet"/>
+        <w:spacing w:line="240" w:lineRule="auto"/>
+        <w:ind w:left="720"/>
+      </w:pPr>
+      <w:r>
+        <w:rPr>
+          <w:lang w:val="zh_TW" w:bidi="zh_TW"/>
+        </w:rPr>
+      </w:r>
+      <w:r>
+        <w:rPr>
+          <w:lang w:val="zh_TW" w:bidi="zh_TW"/>
+        </w:rPr>
+        <w:t>宣告好消息 （</w:t>
+      </w:r>
+      <w:hyperlink r:id="rId121">
+        <w:r>
+          <w:rPr>
+            <w:lang w:val="zh_TW" w:bidi="zh_TW"/>
+          </w:rPr>
+          <w:rPr>
+            <w:color w:val="0000EE"/>
+            <w:u w:val="single"/>
+          </w:rPr>
+          <w:t>士13:3</w:t>
+        </w:r>
+      </w:hyperlink>
+      <w:r>
+        <w:rPr>
+          <w:lang w:val="zh_TW" w:bidi="zh_TW"/>
+        </w:rPr>
+        <w:t>）</w:t>
+      </w:r>
+    </w:p>
+    <w:p>
+      <w:pPr>
+        <w:pStyle w:val="ListBullet"/>
+        <w:spacing w:line="240" w:lineRule="auto"/>
+        <w:ind w:left="720"/>
+      </w:pPr>
+      <w:r>
+        <w:rPr>
+          <w:lang w:val="zh_TW" w:bidi="zh_TW"/>
+        </w:rPr>
+      </w:r>
+      <w:r>
+        <w:rPr>
+          <w:lang w:val="zh_TW" w:bidi="zh_TW"/>
+        </w:rPr>
+        <w:t>警告危險（</w:t>
+      </w:r>
+      <w:hyperlink r:id="rId122">
+        <w:r>
+          <w:rPr>
+            <w:lang w:val="zh_TW" w:bidi="zh_TW"/>
+          </w:rPr>
+          <w:rPr>
+            <w:color w:val="0000EE"/>
+            <w:u w:val="single"/>
+          </w:rPr>
+          <w:t>創19:15</w:t>
+        </w:r>
+      </w:hyperlink>
+      <w:r>
+        <w:rPr>
+          <w:lang w:val="zh_TW" w:bidi="zh_TW"/>
+        </w:rPr>
+        <w:t>）</w:t>
+      </w:r>
+    </w:p>
+    <w:p>
+      <w:pPr>
+        <w:pStyle w:val="ListBullet"/>
+        <w:spacing w:line="240" w:lineRule="auto"/>
+        <w:ind w:left="720"/>
+      </w:pPr>
+      <w:r>
+        <w:rPr>
+          <w:lang w:val="zh_TW" w:bidi="zh_TW"/>
+        </w:rPr>
+      </w:r>
+      <w:r>
+        <w:rPr>
+          <w:lang w:val="zh_TW" w:bidi="zh_TW"/>
+        </w:rPr>
+        <w:t>保護人免受邪惡所害（</w:t>
+      </w:r>
+      <w:hyperlink r:id="rId123">
+        <w:r>
+          <w:rPr>
+            <w:lang w:val="zh_TW" w:bidi="zh_TW"/>
+          </w:rPr>
+          <w:rPr>
+            <w:color w:val="0000EE"/>
+            <w:u w:val="single"/>
+          </w:rPr>
+          <w:t>但3:28，</w:t>
+        </w:r>
+      </w:hyperlink>
+      <w:hyperlink r:id="rId124">
+        <w:r>
+          <w:rPr>
+            <w:lang w:val="zh_TW" w:bidi="zh_TW"/>
+          </w:rPr>
+          <w:rPr>
+            <w:color w:val="0000EE"/>
+            <w:u w:val="single"/>
+          </w:rPr>
+          <w:t>6:22</w:t>
+        </w:r>
+      </w:hyperlink>
+      <w:r>
+        <w:rPr>
+          <w:lang w:val="zh_TW" w:bidi="zh_TW"/>
+        </w:rPr>
+        <w:t>）</w:t>
+      </w:r>
+    </w:p>
+    <w:p>
+      <w:pPr>
+        <w:pStyle w:val="ListBullet"/>
+        <w:spacing w:line="240" w:lineRule="auto"/>
+        <w:ind w:left="720"/>
+      </w:pPr>
+      <w:r>
+        <w:rPr>
+          <w:lang w:val="zh_TW" w:bidi="zh_TW"/>
+        </w:rPr>
+      </w:r>
+      <w:r>
+        <w:rPr>
+          <w:lang w:val="zh_TW" w:bidi="zh_TW"/>
+        </w:rPr>
+        <w:t>引導和保護（</w:t>
+      </w:r>
+      <w:hyperlink r:id="rId125">
+        <w:r>
+          <w:rPr>
+            <w:lang w:val="zh_TW" w:bidi="zh_TW"/>
+          </w:rPr>
+          <w:rPr>
+            <w:color w:val="0000EE"/>
+            <w:u w:val="single"/>
+          </w:rPr>
+          <w:t>出14:19</w:t>
+        </w:r>
+      </w:hyperlink>
+      <w:r>
+        <w:rPr>
+          <w:lang w:val="zh_TW" w:bidi="zh_TW"/>
+        </w:rPr>
+        <w:t>）</w:t>
+      </w:r>
+    </w:p>
+    <w:p>
+      <w:pPr>
+        <w:pStyle w:val="ListBullet"/>
+        <w:spacing w:line="240" w:lineRule="auto"/>
+        <w:ind w:left="720"/>
+      </w:pPr>
+      <w:r>
+        <w:rPr>
+          <w:lang w:val="zh_TW" w:bidi="zh_TW"/>
+        </w:rPr>
+      </w:r>
+      <w:r>
+        <w:rPr>
+          <w:lang w:val="zh_TW" w:bidi="zh_TW"/>
+        </w:rPr>
+        <w:t>供應飲食（</w:t>
+      </w:r>
+      <w:hyperlink r:id="rId126">
+        <w:r>
+          <w:rPr>
+            <w:lang w:val="zh_TW" w:bidi="zh_TW"/>
+          </w:rPr>
+          <w:rPr>
+            <w:color w:val="0000EE"/>
+            <w:u w:val="single"/>
+          </w:rPr>
+          <w:t>創21:14–20</w:t>
+        </w:r>
+      </w:hyperlink>
+      <w:r>
+        <w:rPr>
+          <w:lang w:val="zh_TW" w:bidi="zh_TW"/>
+        </w:rPr>
+        <w:t>；</w:t>
+      </w:r>
+      <w:hyperlink r:id="rId127">
+        <w:r>
+          <w:rPr>
+            <w:lang w:val="zh_TW" w:bidi="zh_TW"/>
+          </w:rPr>
+          <w:rPr>
+            <w:color w:val="0000EE"/>
+            <w:u w:val="single"/>
+          </w:rPr>
+          <w:t>王上19:4–7</w:t>
+        </w:r>
+      </w:hyperlink>
+      <w:r>
+        <w:rPr>
+          <w:lang w:val="zh_TW" w:bidi="zh_TW"/>
+        </w:rPr>
+        <w:t>）</w:t>
+      </w:r>
+    </w:p>
+    <w:p>
+      <w:pPr>
+        <w:pStyle w:val="ListBullet"/>
+        <w:spacing w:line="240" w:lineRule="auto"/>
+        <w:ind w:left="720"/>
+      </w:pPr>
+      <w:r>
+        <w:rPr>
+          <w:lang w:val="zh_TW" w:bidi="zh_TW"/>
+        </w:rPr>
+      </w:r>
+      <w:r>
+        <w:rPr>
+          <w:lang w:val="zh_TW" w:bidi="zh_TW"/>
+        </w:rPr>
+        <w:t>教導（</w:t>
+      </w:r>
+      <w:hyperlink r:id="rId128">
+        <w:r>
+          <w:rPr>
+            <w:lang w:val="zh_TW" w:bidi="zh_TW"/>
+          </w:rPr>
+          <w:rPr>
+            <w:color w:val="0000EE"/>
+            <w:u w:val="single"/>
+          </w:rPr>
+          <w:t>徒7:38</w:t>
+        </w:r>
+      </w:hyperlink>
+      <w:r>
+        <w:rPr>
+          <w:lang w:val="zh_TW" w:bidi="zh_TW"/>
+        </w:rPr>
+        <w:t>；</w:t>
+      </w:r>
+      <w:hyperlink r:id="rId129">
+        <w:r>
+          <w:rPr>
+            <w:lang w:val="zh_TW" w:bidi="zh_TW"/>
+          </w:rPr>
+          <w:rPr>
+            <w:color w:val="0000EE"/>
+            <w:u w:val="single"/>
+          </w:rPr>
+          <w:t>加3:19</w:t>
+        </w:r>
+      </w:hyperlink>
+      <w:r>
+        <w:rPr>
+          <w:lang w:val="zh_TW" w:bidi="zh_TW"/>
+        </w:rPr>
+        <w:t>）</w:t>
+      </w:r>
+    </w:p>
+    <w:p>
+      <w:pPr/>
+      <w:r>
+        <w:rPr>
+          <w:lang w:val="zh_TW" w:bidi="zh_TW"/>
+        </w:rPr>
+      </w:r>
+      <w:r>
+        <w:rPr>
+          <w:lang w:val="zh_TW" w:bidi="zh_TW"/>
+        </w:rPr>
+        <w:t>當基督以救主的身分降生時，天使：</w:t>
+      </w:r>
+    </w:p>
+    <w:p>
+      <w:pPr>
+        <w:pStyle w:val="ListBullet"/>
+        <w:spacing w:line="240" w:lineRule="auto"/>
+        <w:ind w:left="720"/>
+      </w:pPr>
+      <w:r>
+        <w:rPr>
+          <w:lang w:val="zh_TW" w:bidi="zh_TW"/>
+        </w:rPr>
+      </w:r>
+      <w:r>
+        <w:rPr>
+          <w:lang w:val="zh_TW" w:bidi="zh_TW"/>
+        </w:rPr>
+        <w:t>宣告祂的降生（</w:t>
+      </w:r>
+      <w:hyperlink r:id="rId130">
+        <w:r>
+          <w:rPr>
+            <w:lang w:val="zh_TW" w:bidi="zh_TW"/>
+          </w:rPr>
+          <w:rPr>
+            <w:color w:val="0000EE"/>
+            <w:u w:val="single"/>
+          </w:rPr>
+          <w:t>路2:8–15</w:t>
+        </w:r>
+      </w:hyperlink>
+      <w:r>
+        <w:rPr>
+          <w:lang w:val="zh_TW" w:bidi="zh_TW"/>
+        </w:rPr>
+        <w:t>）</w:t>
+      </w:r>
+    </w:p>
+    <w:p>
+      <w:pPr>
+        <w:pStyle w:val="ListBullet"/>
+        <w:spacing w:line="240" w:lineRule="auto"/>
+        <w:ind w:left="720"/>
+      </w:pPr>
+      <w:r>
+        <w:rPr>
+          <w:lang w:val="zh_TW" w:bidi="zh_TW"/>
+        </w:rPr>
+      </w:r>
+      <w:r>
+        <w:rPr>
+          <w:lang w:val="zh_TW" w:bidi="zh_TW"/>
+        </w:rPr>
+        <w:t>引導並警告祂的父母（</w:t>
+      </w:r>
+      <w:hyperlink r:id="rId131">
+        <w:r>
+          <w:rPr>
+            <w:lang w:val="zh_TW" w:bidi="zh_TW"/>
+          </w:rPr>
+          <w:rPr>
+            <w:color w:val="0000EE"/>
+            <w:u w:val="single"/>
+          </w:rPr>
+          <w:t>太2:13</w:t>
+        </w:r>
+      </w:hyperlink>
+      <w:r>
+        <w:rPr>
+          <w:lang w:val="zh_TW" w:bidi="zh_TW"/>
+        </w:rPr>
+        <w:t>）</w:t>
+      </w:r>
+    </w:p>
+    <w:p>
+      <w:pPr>
+        <w:pStyle w:val="ListBullet"/>
+        <w:spacing w:line="240" w:lineRule="auto"/>
+        <w:ind w:left="720"/>
+      </w:pPr>
+      <w:r>
+        <w:rPr>
+          <w:lang w:val="zh_TW" w:bidi="zh_TW"/>
+        </w:rPr>
+      </w:r>
+      <w:r>
+        <w:rPr>
+          <w:lang w:val="zh_TW" w:bidi="zh_TW"/>
+        </w:rPr>
+        <w:t>當祂受到試探時為祂加力（</w:t>
+      </w:r>
+      <w:hyperlink r:id="rId132">
+        <w:r>
+          <w:rPr>
+            <w:lang w:val="zh_TW" w:bidi="zh_TW"/>
+          </w:rPr>
+          <w:rPr>
+            <w:color w:val="0000EE"/>
+            <w:u w:val="single"/>
+          </w:rPr>
+          <w:t>太4:11</w:t>
+        </w:r>
+      </w:hyperlink>
+      <w:r>
+        <w:rPr>
+          <w:lang w:val="zh_TW" w:bidi="zh_TW"/>
+        </w:rPr>
+        <w:t>）</w:t>
+      </w:r>
+    </w:p>
+    <w:p>
+      <w:pPr>
+        <w:pStyle w:val="ListBullet"/>
+        <w:spacing w:line="240" w:lineRule="auto"/>
+        <w:ind w:left="720"/>
+      </w:pPr>
+      <w:r>
+        <w:rPr>
+          <w:lang w:val="zh_TW" w:bidi="zh_TW"/>
+        </w:rPr>
+      </w:r>
+      <w:r>
+        <w:rPr>
+          <w:lang w:val="zh_TW" w:bidi="zh_TW"/>
+        </w:rPr>
+        <w:t>在祂最後的痛苦時刻中加添祂的力量（</w:t>
+      </w:r>
+      <w:hyperlink r:id="rId133">
+        <w:r>
+          <w:rPr>
+            <w:lang w:val="zh_TW" w:bidi="zh_TW"/>
+          </w:rPr>
+          <w:rPr>
+            <w:color w:val="0000EE"/>
+            <w:u w:val="single"/>
+          </w:rPr>
+          <w:t>路22:43–44</w:t>
+        </w:r>
+      </w:hyperlink>
+      <w:r>
+        <w:rPr>
+          <w:lang w:val="zh_TW" w:bidi="zh_TW"/>
+        </w:rPr>
+        <w:t>，見部分抄本）</w:t>
+      </w:r>
+    </w:p>
+    <w:p>
+      <w:pPr>
+        <w:pStyle w:val="ListBullet"/>
+        <w:spacing w:line="240" w:lineRule="auto"/>
+        <w:ind w:left="720"/>
+      </w:pPr>
+      <w:r>
+        <w:rPr>
+          <w:lang w:val="zh_TW" w:bidi="zh_TW"/>
+        </w:rPr>
+      </w:r>
+      <w:r>
+        <w:rPr>
+          <w:lang w:val="zh_TW" w:bidi="zh_TW"/>
+        </w:rPr>
+        <w:t>見證祂復活 （</w:t>
+      </w:r>
+      <w:hyperlink r:id="rId134">
+        <w:r>
+          <w:rPr>
+            <w:lang w:val="zh_TW" w:bidi="zh_TW"/>
+          </w:rPr>
+          <w:rPr>
+            <w:color w:val="0000EE"/>
+            <w:u w:val="single"/>
+          </w:rPr>
+          <w:t>太28:1–6</w:t>
+        </w:r>
+      </w:hyperlink>
+      <w:r>
+        <w:rPr>
+          <w:lang w:val="zh_TW" w:bidi="zh_TW"/>
+        </w:rPr>
+        <w:t>）</w:t>
+      </w:r>
+    </w:p>
+    <w:p>
+      <w:pPr/>
+      <w:r>
+        <w:rPr>
+          <w:lang w:val="zh_TW" w:bidi="zh_TW"/>
+        </w:rPr>
+      </w:r>
+      <w:r>
+        <w:rPr>
+          <w:lang w:val="zh_TW" w:bidi="zh_TW"/>
+        </w:rPr>
+        <w:t>新約聖經裡有幾個天使與人接觸的例子：</w:t>
+      </w:r>
+    </w:p>
+    <w:p>
+      <w:pPr>
+        <w:pStyle w:val="ListBullet"/>
+        <w:spacing w:line="240" w:lineRule="auto"/>
+        <w:ind w:left="720"/>
+      </w:pPr>
+      <w:r>
+        <w:rPr>
+          <w:lang w:val="zh_TW" w:bidi="zh_TW"/>
+        </w:rPr>
+      </w:r>
+      <w:r>
+        <w:rPr>
+          <w:lang w:val="zh_TW" w:bidi="zh_TW"/>
+        </w:rPr>
+        <w:t>耶穌談到孩子有天上的使者看顧他們（</w:t>
+      </w:r>
+      <w:hyperlink r:id="rId135">
+        <w:r>
+          <w:rPr>
+            <w:lang w:val="zh_TW" w:bidi="zh_TW"/>
+          </w:rPr>
+          <w:rPr>
+            <w:color w:val="0000EE"/>
+            <w:u w:val="single"/>
+          </w:rPr>
+          <w:t>太18:10</w:t>
+        </w:r>
+      </w:hyperlink>
+      <w:r>
+        <w:rPr>
+          <w:lang w:val="zh_TW" w:bidi="zh_TW"/>
+        </w:rPr>
+        <w:t>）。</w:t>
+      </w:r>
+    </w:p>
+    <w:p>
+      <w:pPr>
+        <w:pStyle w:val="ListBullet"/>
+        <w:spacing w:line="240" w:lineRule="auto"/>
+        <w:ind w:left="720"/>
+      </w:pPr>
+      <w:r>
+        <w:rPr>
+          <w:lang w:val="zh_TW" w:bidi="zh_TW"/>
+        </w:rPr>
+      </w:r>
+      <w:r>
+        <w:rPr>
+          <w:lang w:val="zh_TW" w:bidi="zh_TW"/>
+        </w:rPr>
+        <w:t>有天使引導腓利（</w:t>
+      </w:r>
+      <w:hyperlink r:id="rId136">
+        <w:r>
+          <w:rPr>
+            <w:lang w:val="zh_TW" w:bidi="zh_TW"/>
+          </w:rPr>
+          <w:rPr>
+            <w:color w:val="0000EE"/>
+            <w:u w:val="single"/>
+          </w:rPr>
+          <w:t>徒8:26</w:t>
+        </w:r>
+      </w:hyperlink>
+      <w:r>
+        <w:rPr>
+          <w:lang w:val="zh_TW" w:bidi="zh_TW"/>
+        </w:rPr>
+        <w:t>）。</w:t>
+      </w:r>
+    </w:p>
+    <w:p>
+      <w:pPr>
+        <w:pStyle w:val="ListBullet"/>
+        <w:spacing w:line="240" w:lineRule="auto"/>
+        <w:ind w:left="720"/>
+      </w:pPr>
+      <w:r>
+        <w:rPr>
+          <w:lang w:val="zh_TW" w:bidi="zh_TW"/>
+        </w:rPr>
+      </w:r>
+      <w:r>
+        <w:rPr>
+          <w:lang w:val="zh_TW" w:bidi="zh_TW"/>
+        </w:rPr>
+        <w:t>有天使把使徒從監裡救出來（</w:t>
+      </w:r>
+      <w:hyperlink r:id="rId137">
+        <w:r>
+          <w:rPr>
+            <w:lang w:val="zh_TW" w:bidi="zh_TW"/>
+          </w:rPr>
+          <w:rPr>
+            <w:color w:val="0000EE"/>
+            <w:u w:val="single"/>
+          </w:rPr>
+          <w:t>徒5:19，</w:t>
+        </w:r>
+      </w:hyperlink>
+      <w:hyperlink r:id="rId138">
+        <w:r>
+          <w:rPr>
+            <w:lang w:val="zh_TW" w:bidi="zh_TW"/>
+          </w:rPr>
+          <w:rPr>
+            <w:color w:val="0000EE"/>
+            <w:u w:val="single"/>
+          </w:rPr>
+          <w:t>12:7–11</w:t>
+        </w:r>
+      </w:hyperlink>
+      <w:r>
+        <w:rPr>
+          <w:lang w:val="zh_TW" w:bidi="zh_TW"/>
+        </w:rPr>
+        <w:t>）。</w:t>
+      </w:r>
+    </w:p>
+    <w:p>
+      <w:pPr>
+        <w:pStyle w:val="ListBullet"/>
+        <w:spacing w:line="240" w:lineRule="auto"/>
+        <w:ind w:left="720"/>
+      </w:pPr>
+      <w:r>
+        <w:rPr>
+          <w:lang w:val="zh_TW" w:bidi="zh_TW"/>
+        </w:rPr>
+      </w:r>
+      <w:r>
+        <w:rPr>
+          <w:lang w:val="zh_TW" w:bidi="zh_TW"/>
+        </w:rPr>
+        <w:t>保羅在可怕的處境中得到天使鼓勵（</w:t>
+      </w:r>
+      <w:hyperlink r:id="rId139">
+        <w:r>
+          <w:rPr>
+            <w:lang w:val="zh_TW" w:bidi="zh_TW"/>
+          </w:rPr>
+          <w:rPr>
+            <w:color w:val="0000EE"/>
+            <w:u w:val="single"/>
+          </w:rPr>
+          <w:t>徒27:21–25</w:t>
+        </w:r>
+      </w:hyperlink>
+      <w:r>
+        <w:rPr>
+          <w:lang w:val="zh_TW" w:bidi="zh_TW"/>
+        </w:rPr>
+        <w:t>）。</w:t>
+      </w:r>
+    </w:p>
+    <w:p>
+      <w:pPr>
+        <w:pStyle w:val="Heading3"/>
+      </w:pPr>
+      <w:r>
+        <w:rPr>
+          <w:lang w:val="zh_TW" w:bidi="zh_TW"/>
+        </w:rPr>
+        <w:t>天使的外貌與異象</w:t>
+      </w:r>
+    </w:p>
+    <w:p>
+      <w:pPr/>
+      <w:r>
+        <w:rPr>
+          <w:lang w:val="zh_TW" w:bidi="zh_TW"/>
+        </w:rPr>
+      </w:r>
+      <w:r>
+        <w:rPr>
+          <w:lang w:val="zh_TW" w:bidi="zh_TW"/>
+        </w:rPr>
+        <w:t>聖經對於天使外貌的描述，往往是指他們有別於常人。例如，把石頭從耶穌墳墓入口挪開的天使，相貌好像閃電，衣服潔白如雪（</w:t>
+      </w:r>
+      <w:hyperlink r:id="rId140">
+        <w:r>
+          <w:rPr>
+            <w:lang w:val="zh_TW" w:bidi="zh_TW"/>
+          </w:rPr>
+          <w:rPr>
+            <w:color w:val="0000EE"/>
+            <w:u w:val="single"/>
+          </w:rPr>
+          <w:t>太28:3</w:t>
+        </w:r>
+      </w:hyperlink>
+      <w:r>
+        <w:rPr>
+          <w:lang w:val="zh_TW" w:bidi="zh_TW"/>
+        </w:rPr>
+        <w:t>）。</w:t>
+      </w:r>
+    </w:p>
+    <w:p>
+      <w:pPr/>
+      <w:r>
+        <w:rPr>
+          <w:lang w:val="zh_TW" w:bidi="zh_TW"/>
+        </w:rPr>
+      </w:r>
+      <w:r>
+        <w:rPr>
+          <w:lang w:val="zh_TW" w:bidi="zh_TW"/>
+        </w:rPr>
+        <w:t>許多關於天使的經文，都是夢境或異象的描述。「雅各的梯子」上有天使上去下來（</w:t>
+      </w:r>
+      <w:hyperlink r:id="rId141">
+        <w:r>
+          <w:rPr>
+            <w:lang w:val="zh_TW" w:bidi="zh_TW"/>
+          </w:rPr>
+          <w:rPr>
+            <w:color w:val="0000EE"/>
+            <w:u w:val="single"/>
+          </w:rPr>
+          <w:t>創28:12</w:t>
+        </w:r>
+      </w:hyperlink>
+      <w:r>
+        <w:rPr>
+          <w:lang w:val="zh_TW" w:bidi="zh_TW"/>
+        </w:rPr>
+        <w:t>）便是一例。在另一個夢裡，天使對雅各說話（</w:t>
+      </w:r>
+      <w:hyperlink r:id="rId142">
+        <w:r>
+          <w:rPr>
+            <w:lang w:val="zh_TW" w:bidi="zh_TW"/>
+          </w:rPr>
+          <w:rPr>
+            <w:color w:val="0000EE"/>
+            <w:u w:val="single"/>
+          </w:rPr>
+          <w:t>創31:11</w:t>
+        </w:r>
+      </w:hyperlink>
+      <w:r>
+        <w:rPr>
+          <w:lang w:val="zh_TW" w:bidi="zh_TW"/>
+        </w:rPr>
+        <w:t>）。哥尼流在異象裡看見天使（</w:t>
+      </w:r>
+      <w:hyperlink r:id="rId143">
+        <w:r>
+          <w:rPr>
+            <w:lang w:val="zh_TW" w:bidi="zh_TW"/>
+          </w:rPr>
+          <w:rPr>
+            <w:color w:val="0000EE"/>
+            <w:u w:val="single"/>
+          </w:rPr>
+          <w:t>徒10:1–3</w:t>
+        </w:r>
+      </w:hyperlink>
+      <w:r>
+        <w:rPr>
+          <w:lang w:val="zh_TW" w:bidi="zh_TW"/>
+        </w:rPr>
+        <w:t>）。較重要的經文包括</w:t>
+      </w:r>
+      <w:hyperlink r:id="rId84">
+        <w:r>
+          <w:rPr>
+            <w:lang w:val="zh_TW" w:bidi="zh_TW"/>
+          </w:rPr>
+          <w:rPr>
+            <w:color w:val="0000EE"/>
+            <w:u w:val="single"/>
+          </w:rPr>
+          <w:t>以賽亞書六章</w:t>
+        </w:r>
+      </w:hyperlink>
+      <w:r>
+        <w:rPr>
+          <w:lang w:val="zh_TW" w:bidi="zh_TW"/>
+        </w:rPr>
+        <w:t>（撒拉弗），以西結書的大部分（基路伯），以及但以理書和撒迦利亞書的許多部分。</w:t>
+      </w:r>
+    </w:p>
+    <w:p>
+      <w:pPr/>
+      <w:r>
+        <w:rPr>
+          <w:lang w:val="zh_TW" w:bidi="zh_TW"/>
+        </w:rPr>
+      </w:r>
+      <w:r>
+        <w:rPr>
+          <w:lang w:val="zh_TW" w:bidi="zh_TW"/>
+        </w:rPr>
+        <w:t>在新約聖經中，三分之一以上提到天使的內容出現在啟示錄。大多數情況下，這些天使是在異象裡出現的榮耀或可畏的形象，不能誤以為他們是人。描述這些異象的語言往往帶著奧祕與隱喻的特質，也因此不容易解釋。</w:t>
+      </w:r>
+    </w:p>
+    <w:p>
+      <w:pPr>
+        <w:pStyle w:val="Heading3"/>
+      </w:pPr>
+      <w:r>
+        <w:rPr>
+          <w:lang w:val="zh_TW" w:bidi="zh_TW"/>
+        </w:rPr>
+        <w:t>基督教神學中的天使</w:t>
+      </w:r>
+    </w:p>
+    <w:p>
+      <w:pPr/>
+      <w:r>
+        <w:rPr>
+          <w:lang w:val="zh_TW" w:bidi="zh_TW"/>
+        </w:rPr>
+      </w:r>
+      <w:r>
+        <w:rPr>
+          <w:lang w:val="zh_TW" w:bidi="zh_TW"/>
+        </w:rPr>
+        <w:t>天使論（angelology）指對天使的教義研究，雖然聖經多次提到天使，但天使論在基督教神學中並不是主要主題。聖經把天使算在神的創造之中（</w:t>
+      </w:r>
+      <w:hyperlink r:id="rId144">
+        <w:r>
+          <w:rPr>
+            <w:lang w:val="zh_TW" w:bidi="zh_TW"/>
+          </w:rPr>
+          <w:rPr>
+            <w:color w:val="0000EE"/>
+            <w:u w:val="single"/>
+          </w:rPr>
+          <w:t>詩148:2</w:t>
+        </w:r>
+      </w:hyperlink>
+      <w:r>
+        <w:rPr>
+          <w:lang w:val="zh_TW" w:bidi="zh_TW"/>
+        </w:rPr>
+        <w:t>；</w:t>
+      </w:r>
+      <w:hyperlink r:id="rId145">
+        <w:r>
+          <w:rPr>
+            <w:lang w:val="zh_TW" w:bidi="zh_TW"/>
+          </w:rPr>
+          <w:rPr>
+            <w:color w:val="0000EE"/>
+            <w:u w:val="single"/>
+          </w:rPr>
+          <w:t>西1:16</w:t>
+        </w:r>
+      </w:hyperlink>
+      <w:r>
+        <w:rPr>
+          <w:lang w:val="zh_TW" w:bidi="zh_TW"/>
+        </w:rPr>
+        <w:t>），經文亦暗示他們見證神創造世界（</w:t>
+      </w:r>
+      <w:hyperlink r:id="rId146">
+        <w:r>
+          <w:rPr>
+            <w:lang w:val="zh_TW" w:bidi="zh_TW"/>
+          </w:rPr>
+          <w:rPr>
+            <w:color w:val="0000EE"/>
+            <w:u w:val="single"/>
+          </w:rPr>
+          <w:t>伯38:7</w:t>
+        </w:r>
+      </w:hyperlink>
+      <w:r>
+        <w:rPr>
+          <w:lang w:val="zh_TW" w:bidi="zh_TW"/>
+        </w:rPr>
+        <w:t>）。無論天使與神的關係多親近，他們和人類一樣，都是受造之物。</w:t>
+      </w:r>
+    </w:p>
+    <w:p>
+      <w:pPr/>
+      <w:r>
+        <w:rPr>
+          <w:lang w:val="zh_TW" w:bidi="zh_TW"/>
+        </w:rPr>
+      </w:r>
+      <w:r>
+        <w:rPr>
+          <w:lang w:val="zh_TW" w:bidi="zh_TW"/>
+        </w:rPr>
+        <w:t>天使是完全屬靈的存在，因此他們不受人類限制所限。他們不會死（</w:t>
+      </w:r>
+      <w:hyperlink r:id="rId147">
+        <w:r>
+          <w:rPr>
+            <w:lang w:val="zh_TW" w:bidi="zh_TW"/>
+          </w:rPr>
+          <w:rPr>
+            <w:color w:val="0000EE"/>
+            <w:u w:val="single"/>
+          </w:rPr>
+          <w:t>路20:36</w:t>
+        </w:r>
+      </w:hyperlink>
+      <w:r>
+        <w:rPr>
+          <w:lang w:val="zh_TW" w:bidi="zh_TW"/>
+        </w:rPr>
+        <w:t>），又不嫁不娶，因此可視為沒有性別（</w:t>
+      </w:r>
+      <w:hyperlink r:id="rId148">
+        <w:r>
+          <w:rPr>
+            <w:lang w:val="zh_TW" w:bidi="zh_TW"/>
+          </w:rPr>
+          <w:rPr>
+            <w:color w:val="0000EE"/>
+            <w:u w:val="single"/>
+          </w:rPr>
+          <w:t>太22:30</w:t>
+        </w:r>
+      </w:hyperlink>
+      <w:r>
+        <w:rPr>
+          <w:lang w:val="zh_TW" w:bidi="zh_TW"/>
+        </w:rPr>
+        <w:t>）。天使向人顯現，若以人的形象出現，人們都把他看作男人，而不是女人或孩子。天使可以用人的語言說話，也能以其它方式影響人的生命，而這能力正是他們在聖經中的基本角色。</w:t>
+      </w:r>
+    </w:p>
+    <w:p>
+      <w:pPr/>
+      <w:r>
+        <w:rPr>
+          <w:lang w:val="zh_TW" w:bidi="zh_TW"/>
+        </w:rPr>
+      </w:r>
+      <w:r>
+        <w:rPr>
+          <w:lang w:val="zh_TW" w:bidi="zh_TW"/>
+        </w:rPr>
+        <w:t>天使的能力與令人敬畏的外貌，有時令人感到害怕，甚至想敬拜他們（</w:t>
+      </w:r>
+      <w:hyperlink r:id="rId149">
+        <w:r>
+          <w:rPr>
+            <w:lang w:val="zh_TW" w:bidi="zh_TW"/>
+          </w:rPr>
+          <w:rPr>
+            <w:color w:val="0000EE"/>
+            <w:u w:val="single"/>
+          </w:rPr>
+          <w:t>太28:2–4</w:t>
+        </w:r>
+      </w:hyperlink>
+      <w:r>
+        <w:rPr>
+          <w:lang w:val="zh_TW" w:bidi="zh_TW"/>
+        </w:rPr>
+        <w:t>）。新約聖經並不認可敬拜天使（</w:t>
+      </w:r>
+      <w:hyperlink r:id="rId150">
+        <w:r>
+          <w:rPr>
+            <w:lang w:val="zh_TW" w:bidi="zh_TW"/>
+          </w:rPr>
+          <w:rPr>
+            <w:color w:val="0000EE"/>
+            <w:u w:val="single"/>
+          </w:rPr>
+          <w:t>西2:18</w:t>
+        </w:r>
+      </w:hyperlink>
+      <w:r>
+        <w:rPr>
+          <w:lang w:val="zh_TW" w:bidi="zh_TW"/>
+        </w:rPr>
+        <w:t>；</w:t>
+      </w:r>
+      <w:hyperlink r:id="rId151">
+        <w:r>
+          <w:rPr>
+            <w:lang w:val="zh_TW" w:bidi="zh_TW"/>
+          </w:rPr>
+          <w:rPr>
+            <w:color w:val="0000EE"/>
+            <w:u w:val="single"/>
+          </w:rPr>
+          <w:t>啟22:8–9</w:t>
+        </w:r>
+      </w:hyperlink>
+      <w:r>
+        <w:rPr>
+          <w:lang w:val="zh_TW" w:bidi="zh_TW"/>
+        </w:rPr>
+        <w:t>）。雖然天使比人強壯並且更有智慧，但他們的能力與知識都受神的限制（</w:t>
+      </w:r>
+      <w:hyperlink r:id="rId152">
+        <w:r>
+          <w:rPr>
+            <w:lang w:val="zh_TW" w:bidi="zh_TW"/>
+          </w:rPr>
+          <w:rPr>
+            <w:color w:val="0000EE"/>
+            <w:u w:val="single"/>
+          </w:rPr>
+          <w:t>詩103:20</w:t>
+        </w:r>
+      </w:hyperlink>
+      <w:r>
+        <w:rPr>
+          <w:lang w:val="zh_TW" w:bidi="zh_TW"/>
+        </w:rPr>
+        <w:t>；</w:t>
+      </w:r>
+      <w:hyperlink r:id="rId153">
+        <w:r>
+          <w:rPr>
+            <w:lang w:val="zh_TW" w:bidi="zh_TW"/>
+          </w:rPr>
+          <w:rPr>
+            <w:color w:val="0000EE"/>
+            <w:u w:val="single"/>
+          </w:rPr>
+          <w:t>太24:36</w:t>
+        </w:r>
+      </w:hyperlink>
+      <w:r>
+        <w:rPr>
+          <w:lang w:val="zh_TW" w:bidi="zh_TW"/>
+        </w:rPr>
+        <w:t>；</w:t>
+      </w:r>
+      <w:hyperlink r:id="rId154">
+        <w:r>
+          <w:rPr>
+            <w:lang w:val="zh_TW" w:bidi="zh_TW"/>
+          </w:rPr>
+          <w:rPr>
+            <w:color w:val="0000EE"/>
+            <w:u w:val="single"/>
+          </w:rPr>
+          <w:t>彼前1:11–12</w:t>
+        </w:r>
+      </w:hyperlink>
+      <w:r>
+        <w:rPr>
+          <w:lang w:val="zh_TW" w:bidi="zh_TW"/>
+        </w:rPr>
+        <w:t>；</w:t>
+      </w:r>
+      <w:hyperlink r:id="rId155">
+        <w:r>
+          <w:rPr>
+            <w:lang w:val="zh_TW" w:bidi="zh_TW"/>
+          </w:rPr>
+          <w:rPr>
+            <w:color w:val="0000EE"/>
+            <w:u w:val="single"/>
+          </w:rPr>
+          <w:t>彼後2:11</w:t>
+        </w:r>
+      </w:hyperlink>
+      <w:r>
+        <w:rPr>
+          <w:lang w:val="zh_TW" w:bidi="zh_TW"/>
+        </w:rPr>
+        <w:t>）。</w:t>
+      </w:r>
+      <w:r>
+        <w:rPr>
+          <w:i/>
+          <w:lang w:val="zh_TW" w:bidi="zh_TW"/>
+        </w:rPr>
+        <w:t>見</w:t>
+      </w:r>
+      <w:r>
+        <w:rPr>
+          <w:lang w:val="zh_TW" w:bidi="zh_TW"/>
+        </w:rPr>
+        <w:t>基路伯，基路伯們</w:t>
+      </w:r>
+      <w:r>
+        <w:rPr>
+          <w:lang w:val="zh_TW" w:bidi="zh_TW"/>
+        </w:rPr>
+        <w:t>;；</w:t>
+      </w:r>
+      <w:r>
+        <w:rPr>
+          <w:lang w:val="zh_TW" w:bidi="zh_TW"/>
+        </w:rPr>
+        <w:t>撒拉弗， 撒拉弗們</w:t>
+      </w:r>
+      <w:r>
+        <w:rPr>
+          <w:lang w:val="zh_TW" w:bidi="zh_TW"/>
+        </w:rPr>
+        <w:t>；</w:t>
+      </w:r>
+      <w:r>
+        <w:rPr>
+          <w:lang w:val="zh_TW" w:bidi="zh_TW"/>
+        </w:rPr>
+        <w:t>鬼魔</w:t>
+      </w:r>
+      <w:r>
+        <w:rPr>
+          <w:lang w:val="zh_TW" w:bidi="zh_TW"/>
+        </w:rPr>
+        <w:t>；</w:t>
+      </w:r>
+      <w:r>
+        <w:rPr>
+          <w:lang w:val="zh_TW" w:bidi="zh_TW"/>
+        </w:rPr>
+        <w:t>鬼附</w:t>
+      </w:r>
+      <w:r>
+        <w:rPr>
+          <w:lang w:val="zh_TW" w:bidi="zh_TW"/>
+        </w:rPr>
+        <w:t>；</w:t>
+      </w:r>
+      <w:r>
+        <w:rPr>
+          <w:lang w:val="zh_TW" w:bidi="zh_TW"/>
+        </w:rPr>
+        <w:t>撒但</w:t>
+      </w:r>
+      <w:r>
+        <w:rPr>
+          <w:lang w:val="zh_TW" w:bidi="zh_TW"/>
+        </w:rPr>
+        <w:t>。</w:t>
+      </w:r>
+      <w:r>
+        <w:rPr>
+          <w:lang w:val="zh_TW" w:bidi="zh_TW"/>
+        </w:rPr>
+      </w:r>
+      <w:r>
+        <w:rPr>
+          <w:lang w:val="zh_TW" w:bidi="zh_TW"/>
+        </w:rPr>
+      </w:r>
+    </w:p>
+    <w:p>
+      <w:pPr/>
+      <w:r>
+        <w:rPr>
+          <w:lang w:val="zh_TW" w:bidi="zh_TW"/>
+        </w:rPr>
+      </w:r>
+    </w:p>
+    <w:p>
+      <w:pPr>
+        <w:pStyle w:val="Heading2"/>
+      </w:pPr>
+      <w:r>
+        <w:rPr>
+          <w:lang w:val="zh_TW" w:bidi="zh_TW"/>
+        </w:rPr>
+        <w:t>天使報喜</w:t>
+      </w:r>
+      <w:r>
+        <w:rPr>
+          <w:lang w:val="zh_TW" w:bidi="zh_TW"/>
+        </w:rPr>
+      </w:r>
+    </w:p>
+    <w:p>
+      <w:pPr/>
+      <w:r>
+        <w:rPr>
+          <w:lang w:val="zh_TW" w:bidi="zh_TW"/>
+        </w:rPr>
+      </w:r>
+      <w:r>
+        <w:rPr>
+          <w:lang w:val="zh_TW" w:bidi="zh_TW"/>
+        </w:rPr>
+        <w:t>天使報喜一詞是指基督教信仰中的一項重大事件：天使加百列奉差遣來到一位名叫馬利亞的年輕女子面前，向她宣告她將因神的聖靈感孕生子。加百列告訴馬利亞，這孩子將以奇妙的方式降生（</w:t>
+      </w:r>
+      <w:hyperlink r:id="rId156">
+        <w:r>
+          <w:rPr>
+            <w:lang w:val="zh_TW" w:bidi="zh_TW"/>
+          </w:rPr>
+          <w:rPr>
+            <w:color w:val="0000EE"/>
+            <w:u w:val="single"/>
+          </w:rPr>
+          <w:t>路1:26</w:t>
+        </w:r>
+      </w:hyperlink>
+      <w:hyperlink r:id="rId156">
+        <w:r>
+          <w:rPr>
+            <w:lang w:val="zh_TW" w:bidi="zh_TW"/>
+          </w:rPr>
+          <w:rPr>
+            <w:color w:val="0000EE"/>
+            <w:u w:val="single"/>
+          </w:rPr>
+          <w:t>-</w:t>
+        </w:r>
+      </w:hyperlink>
+      <w:r>
+        <w:rPr>
+          <w:lang w:val="zh_TW" w:bidi="zh_TW"/>
+        </w:rPr>
+        <w:t>38）。</w:t>
+      </w:r>
+    </w:p>
+    <w:p>
+      <w:pPr>
+        <w:pStyle w:val="Heading3"/>
+      </w:pPr>
+      <w:r>
+        <w:rPr>
+          <w:lang w:val="zh_TW" w:bidi="zh_TW"/>
+        </w:rPr>
+        <w:t>天使向馬利亞</w:t>
+      </w:r>
+      <w:r>
+        <w:rPr>
+          <w:b/>
+          <w:lang w:val="zh_TW" w:bidi="zh_TW"/>
+        </w:rPr>
+        <w:t>傳達的信息</w:t>
+      </w:r>
+    </w:p>
+    <w:p>
+      <w:pPr/>
+      <w:r>
+        <w:rPr>
+          <w:lang w:val="zh_TW" w:bidi="zh_TW"/>
+        </w:rPr>
+      </w:r>
+      <w:r>
+        <w:rPr>
+          <w:lang w:val="zh_TW" w:bidi="zh_TW"/>
+        </w:rPr>
+        <w:t>馬利亞因未婚而懷孕，將面臨許多困難。然而，天使加百列向她問安，並以特別的話語稱她為「蒙大恩的」或「極蒙祝福的」（</w:t>
+      </w:r>
+      <w:hyperlink r:id="rId157">
+        <w:r>
+          <w:rPr>
+            <w:lang w:val="zh_TW" w:bidi="zh_TW"/>
+          </w:rPr>
+          <w:rPr>
+            <w:color w:val="0000EE"/>
+            <w:u w:val="single"/>
+          </w:rPr>
+          <w:t>路1:28</w:t>
+        </w:r>
+      </w:hyperlink>
+      <w:r>
+        <w:rPr>
+          <w:lang w:val="zh_TW" w:bidi="zh_TW"/>
+        </w:rPr>
+        <w:t>）。正如聖經中所有遇見天使的人一樣，馬利亞見到加百列時感到害怕，心中思量：「這樣的問安是什麼意思呢？」（</w:t>
+      </w:r>
+      <w:hyperlink r:id="rId157">
+        <w:r>
+          <w:rPr>
+            <w:lang w:val="zh_TW" w:bidi="zh_TW"/>
+          </w:rPr>
+          <w:rPr>
+            <w:color w:val="0000EE"/>
+            <w:u w:val="single"/>
+          </w:rPr>
+          <w:t>路1:29</w:t>
+        </w:r>
+      </w:hyperlink>
+      <w:r>
+        <w:rPr>
+          <w:lang w:val="zh_TW" w:bidi="zh_TW"/>
+        </w:rPr>
+        <w:t>）。加百列安慰她，並告訴她，神已揀選她懷孕生子，並將孩子取名為耶穌。</w:t>
+      </w:r>
+    </w:p>
+    <w:p>
+      <w:pPr/>
+      <w:r>
+        <w:rPr>
+          <w:lang w:val="zh_TW" w:bidi="zh_TW"/>
+        </w:rPr>
+      </w:r>
+      <w:r>
+        <w:rPr>
+          <w:lang w:val="zh_TW" w:bidi="zh_TW"/>
+        </w:rPr>
+        <w:t>「耶穌」是希伯來名「約書亞」的希臘文形式，意為「耶和華是拯救」。馬太記載，天使向約瑟顯現，宣告馬利亞已因聖靈感孕懷了孩子。這位孩子將被稱為耶穌，「因他要將自己的百姓從罪惡中拯救出來」（</w:t>
+      </w:r>
+      <w:hyperlink r:id="rId158">
+        <w:r>
+          <w:rPr>
+            <w:lang w:val="zh_TW" w:bidi="zh_TW"/>
+          </w:rPr>
+          <w:rPr>
+            <w:color w:val="0000EE"/>
+            <w:u w:val="single"/>
+          </w:rPr>
+          <w:t>太1:18</w:t>
+        </w:r>
+      </w:hyperlink>
+      <w:hyperlink r:id="rId158">
+        <w:r>
+          <w:rPr>
+            <w:lang w:val="zh_TW" w:bidi="zh_TW"/>
+          </w:rPr>
+          <w:rPr>
+            <w:color w:val="0000EE"/>
+            <w:u w:val="single"/>
+          </w:rPr>
+          <w:t>-</w:t>
+        </w:r>
+      </w:hyperlink>
+      <w:r>
+        <w:rPr>
+          <w:lang w:val="zh_TW" w:bidi="zh_TW"/>
+        </w:rPr>
+        <w:t>21）。</w:t>
+      </w:r>
+    </w:p>
+    <w:p>
+      <w:pPr>
+        <w:pStyle w:val="Heading3"/>
+      </w:pPr>
+      <w:r>
+        <w:rPr>
+          <w:lang w:val="zh_TW" w:bidi="zh_TW"/>
+        </w:rPr>
+        <w:t>神關於耶穌的應許</w:t>
+      </w:r>
+    </w:p>
+    <w:p>
+      <w:pPr/>
+      <w:r>
+        <w:rPr>
+          <w:lang w:val="zh_TW" w:bidi="zh_TW"/>
+        </w:rPr>
+      </w:r>
+      <w:r>
+        <w:rPr>
+          <w:lang w:val="zh_TW" w:bidi="zh_TW"/>
+        </w:rPr>
+        <w:t>天使加百列引用了舊約聖經中的意象，預言馬利亞將要生的孩子（</w:t>
+      </w:r>
+      <w:hyperlink r:id="rId159">
+        <w:r>
+          <w:rPr>
+            <w:lang w:val="zh_TW" w:bidi="zh_TW"/>
+          </w:rPr>
+          <w:rPr>
+            <w:color w:val="0000EE"/>
+            <w:u w:val="single"/>
+          </w:rPr>
+          <w:t>路1:32</w:t>
+        </w:r>
+      </w:hyperlink>
+      <w:hyperlink r:id="rId156">
+        <w:r>
+          <w:rPr>
+            <w:lang w:val="zh_TW" w:bidi="zh_TW"/>
+          </w:rPr>
+          <w:rPr>
+            <w:color w:val="0000EE"/>
+            <w:u w:val="single"/>
+          </w:rPr>
+          <w:t>-</w:t>
+        </w:r>
+      </w:hyperlink>
+      <w:hyperlink r:id="rId159">
+        <w:r>
+          <w:rPr>
+            <w:lang w:val="zh_TW" w:bidi="zh_TW"/>
+          </w:rPr>
+          <w:rPr>
+            <w:color w:val="0000EE"/>
+            <w:u w:val="single"/>
+          </w:rPr>
+          <w:t>33</w:t>
+        </w:r>
+      </w:hyperlink>
+      <w:r>
+        <w:rPr>
+          <w:lang w:val="zh_TW" w:bidi="zh_TW"/>
+        </w:rPr>
+        <w:t>）。正如施洗約翰一樣，耶穌也將被稱為大；然而，耶穌的偉大卻具有截然不同的本質。施洗約翰是「在神面前為大」（</w:t>
+      </w:r>
+      <w:hyperlink r:id="rId160">
+        <w:r>
+          <w:rPr>
+            <w:lang w:val="zh_TW" w:bidi="zh_TW"/>
+          </w:rPr>
+          <w:rPr>
+            <w:color w:val="0000EE"/>
+            <w:u w:val="single"/>
+          </w:rPr>
+          <w:t>路1:15</w:t>
+        </w:r>
+      </w:hyperlink>
+      <w:r>
+        <w:rPr>
+          <w:lang w:val="zh_TW" w:bidi="zh_TW"/>
+        </w:rPr>
+        <w:t>），但耶穌卻要被稱為「至高者的兒子」（</w:t>
+      </w:r>
+      <w:hyperlink r:id="rId161">
+        <w:r>
+          <w:rPr>
+            <w:lang w:val="zh_TW" w:bidi="zh_TW"/>
+          </w:rPr>
+          <w:rPr>
+            <w:color w:val="0000EE"/>
+            <w:u w:val="single"/>
+          </w:rPr>
+          <w:t>路1:32</w:t>
+        </w:r>
+      </w:hyperlink>
+      <w:r>
+        <w:rPr>
+          <w:lang w:val="zh_TW" w:bidi="zh_TW"/>
+        </w:rPr>
+        <w:t>）。</w:t>
+      </w:r>
+    </w:p>
+    <w:p>
+      <w:pPr/>
+      <w:r>
+        <w:rPr>
+          <w:lang w:val="zh_TW" w:bidi="zh_TW"/>
+        </w:rPr>
+      </w:r>
+      <w:r>
+        <w:rPr>
+          <w:lang w:val="zh_TW" w:bidi="zh_TW"/>
+        </w:rPr>
+        <w:t>耶穌要承受祂祖大衛的寶座（</w:t>
+      </w:r>
+      <w:hyperlink r:id="rId161">
+        <w:r>
+          <w:rPr>
+            <w:lang w:val="zh_TW" w:bidi="zh_TW"/>
+          </w:rPr>
+          <w:rPr>
+            <w:color w:val="0000EE"/>
+            <w:u w:val="single"/>
+          </w:rPr>
+          <w:t>路1:32</w:t>
+        </w:r>
+      </w:hyperlink>
+      <w:r>
+        <w:rPr>
+          <w:lang w:val="zh_TW" w:bidi="zh_TW"/>
+        </w:rPr>
+        <w:t>），並得著舊約聖經中所應許、屬於大衛後裔之彌賽亞君王的權柄。彌賽亞，意即「受膏者」，是一位具有君王與祭司性質的人物。不同於大衛的是，耶穌將永遠掌權（</w:t>
+      </w:r>
+      <w:hyperlink r:id="rId162">
+        <w:r>
+          <w:rPr>
+            <w:lang w:val="zh_TW" w:bidi="zh_TW"/>
+          </w:rPr>
+          <w:rPr>
+            <w:color w:val="0000EE"/>
+            <w:u w:val="single"/>
+          </w:rPr>
+          <w:t>撒下7:12</w:t>
+        </w:r>
+      </w:hyperlink>
+      <w:hyperlink r:id="rId156">
+        <w:r>
+          <w:rPr>
+            <w:lang w:val="zh_TW" w:bidi="zh_TW"/>
+          </w:rPr>
+          <w:rPr>
+            <w:color w:val="0000EE"/>
+            <w:u w:val="single"/>
+          </w:rPr>
+          <w:t>-</w:t>
+        </w:r>
+      </w:hyperlink>
+      <w:hyperlink r:id="rId162">
+        <w:r>
+          <w:rPr>
+            <w:lang w:val="zh_TW" w:bidi="zh_TW"/>
+          </w:rPr>
+          <w:rPr>
+            <w:color w:val="0000EE"/>
+            <w:u w:val="single"/>
+          </w:rPr>
+          <w:t>16</w:t>
+        </w:r>
+      </w:hyperlink>
+      <w:r>
+        <w:rPr>
+          <w:lang w:val="zh_TW" w:bidi="zh_TW"/>
+        </w:rPr>
+        <w:t>；</w:t>
+      </w:r>
+      <w:hyperlink r:id="rId163">
+        <w:r>
+          <w:rPr>
+            <w:lang w:val="zh_TW" w:bidi="zh_TW"/>
+          </w:rPr>
+          <w:rPr>
+            <w:color w:val="0000EE"/>
+            <w:u w:val="single"/>
+          </w:rPr>
+          <w:t>詩2:7</w:t>
+        </w:r>
+      </w:hyperlink>
+      <w:r>
+        <w:rPr>
+          <w:lang w:val="zh_TW" w:bidi="zh_TW"/>
+        </w:rPr>
+        <w:t>，</w:t>
+      </w:r>
+      <w:hyperlink r:id="rId164">
+        <w:r>
+          <w:rPr>
+            <w:lang w:val="zh_TW" w:bidi="zh_TW"/>
+          </w:rPr>
+          <w:rPr>
+            <w:color w:val="0000EE"/>
+            <w:u w:val="single"/>
+          </w:rPr>
+          <w:t>89:26</w:t>
+        </w:r>
+      </w:hyperlink>
+      <w:hyperlink r:id="rId156">
+        <w:r>
+          <w:rPr>
+            <w:lang w:val="zh_TW" w:bidi="zh_TW"/>
+          </w:rPr>
+          <w:rPr>
+            <w:color w:val="0000EE"/>
+            <w:u w:val="single"/>
+          </w:rPr>
+          <w:t>-</w:t>
+        </w:r>
+      </w:hyperlink>
+      <w:hyperlink r:id="rId164">
+        <w:r>
+          <w:rPr>
+            <w:lang w:val="zh_TW" w:bidi="zh_TW"/>
+          </w:rPr>
+          <w:rPr>
+            <w:color w:val="0000EE"/>
+            <w:u w:val="single"/>
+          </w:rPr>
+          <w:t>29</w:t>
+        </w:r>
+      </w:hyperlink>
+      <w:r>
+        <w:rPr>
+          <w:lang w:val="zh_TW" w:bidi="zh_TW"/>
+        </w:rPr>
+        <w:t>）。</w:t>
+      </w:r>
+    </w:p>
+    <w:p>
+      <w:pPr/>
+      <w:r>
+        <w:rPr>
+          <w:lang w:val="zh_TW" w:bidi="zh_TW"/>
+        </w:rPr>
+      </w:r>
+      <w:r>
+        <w:rPr>
+          <w:lang w:val="zh_TW" w:bidi="zh_TW"/>
+        </w:rPr>
+        <w:t>馬利亞在</w:t>
+      </w:r>
+      <w:hyperlink r:id="rId165">
+        <w:r>
+          <w:rPr>
+            <w:lang w:val="zh_TW" w:bidi="zh_TW"/>
+          </w:rPr>
+          <w:rPr>
+            <w:color w:val="0000EE"/>
+            <w:u w:val="single"/>
+          </w:rPr>
+          <w:t>路加福音一章34節</w:t>
+        </w:r>
+      </w:hyperlink>
+      <w:r>
+        <w:rPr>
+          <w:lang w:val="zh_TW" w:bidi="zh_TW"/>
+        </w:rPr>
+        <w:t xml:space="preserve"> 所提出的問題：「我沒有出嫁，怎麼有這事呢？」並非出於懷疑，而是對事情將如何成就的好奇。加百列向她解釋說，「至高者的能力」——也就是聖靈——將要「蔭庇」她。這孩子的誕生是藉著神的大能受孕，前所未有。</w:t>
+      </w:r>
+    </w:p>
+    <w:p>
+      <w:pPr/>
+      <w:r>
+        <w:rPr>
+          <w:lang w:val="zh_TW" w:bidi="zh_TW"/>
+        </w:rPr>
+      </w:r>
+      <w:r>
+        <w:rPr>
+          <w:lang w:val="zh_TW" w:bidi="zh_TW"/>
+        </w:rPr>
+        <w:t>加百列又安慰馬利亞說：「因為，出於神的話，沒有一句不帶能力的。」這句話呼應了神昔日向撒拉宣告以撒出生時所說的應許（</w:t>
+      </w:r>
+      <w:hyperlink r:id="rId166">
+        <w:r>
+          <w:rPr>
+            <w:lang w:val="zh_TW" w:bidi="zh_TW"/>
+          </w:rPr>
+          <w:rPr>
+            <w:color w:val="0000EE"/>
+            <w:u w:val="single"/>
+          </w:rPr>
+          <w:t>創18:10</w:t>
+        </w:r>
+      </w:hyperlink>
+      <w:hyperlink r:id="rId166">
+        <w:r>
+          <w:rPr>
+            <w:lang w:val="zh_TW" w:bidi="zh_TW"/>
+          </w:rPr>
+          <w:rPr>
+            <w:color w:val="0000EE"/>
+            <w:u w:val="single"/>
+          </w:rPr>
+          <w:t>-</w:t>
+        </w:r>
+      </w:hyperlink>
+      <w:r>
+        <w:rPr>
+          <w:lang w:val="zh_TW" w:bidi="zh_TW"/>
+        </w:rPr>
+        <w:t>14）。正因耶穌是由聖靈感孕而生，祂將被稱為「聖者」，並被人認出為「神的兒子」（</w:t>
+      </w:r>
+      <w:hyperlink r:id="rId167">
+        <w:r>
+          <w:rPr>
+            <w:lang w:val="zh_TW" w:bidi="zh_TW"/>
+          </w:rPr>
+          <w:rPr>
+            <w:color w:val="0000EE"/>
+            <w:u w:val="single"/>
+          </w:rPr>
+          <w:t>路1:35</w:t>
+        </w:r>
+      </w:hyperlink>
+      <w:r>
+        <w:rPr>
+          <w:lang w:val="zh_TW" w:bidi="zh_TW"/>
+        </w:rPr>
+        <w:t>）。</w:t>
+      </w:r>
+    </w:p>
+    <w:p>
+      <w:pPr>
+        <w:pStyle w:val="Heading3"/>
+      </w:pPr>
+      <w:r>
+        <w:rPr>
+          <w:lang w:val="zh_TW" w:bidi="zh_TW"/>
+        </w:rPr>
+        <w:t>馬利亞的回應與傳承</w:t>
+      </w:r>
+    </w:p>
+    <w:p>
+      <w:pPr/>
+      <w:r>
+        <w:rPr>
+          <w:lang w:val="zh_TW" w:bidi="zh_TW"/>
+        </w:rPr>
+      </w:r>
+      <w:r>
+        <w:rPr>
+          <w:lang w:val="zh_TW" w:bidi="zh_TW"/>
+        </w:rPr>
+        <w:t>馬利亞回應天使加百列時所展現的，是極大的勇氣。她說：「我是主的使女」以及「情願照你的話成就在我身上」（</w:t>
+      </w:r>
+      <w:hyperlink r:id="rId168">
+        <w:r>
+          <w:rPr>
+            <w:lang w:val="zh_TW" w:bidi="zh_TW"/>
+          </w:rPr>
+          <w:rPr>
+            <w:color w:val="0000EE"/>
+            <w:u w:val="single"/>
+          </w:rPr>
+          <w:t>路1:38</w:t>
+        </w:r>
+      </w:hyperlink>
+      <w:r>
+        <w:rPr>
+          <w:lang w:val="zh_TW" w:bidi="zh_TW"/>
+        </w:rPr>
+        <w:t>）。作為一名使女，馬利亞理當順服主人的旨意。然而，作為一位尚未出嫁卻懷孕的女子，她必須面對蒙羞的可能（</w:t>
+      </w:r>
+      <w:hyperlink r:id="rId169">
+        <w:r>
+          <w:rPr>
+            <w:lang w:val="zh_TW" w:bidi="zh_TW"/>
+          </w:rPr>
+          <w:rPr>
+            <w:color w:val="0000EE"/>
+            <w:u w:val="single"/>
+          </w:rPr>
+          <w:t>太1:19</w:t>
+        </w:r>
+      </w:hyperlink>
+      <w:r>
+        <w:rPr>
+          <w:lang w:val="zh_TW" w:bidi="zh_TW"/>
+        </w:rPr>
+        <w:t>），甚至可能承擔死刑的危險（</w:t>
+      </w:r>
+      <w:hyperlink r:id="rId170">
+        <w:r>
+          <w:rPr>
+            <w:lang w:val="zh_TW" w:bidi="zh_TW"/>
+          </w:rPr>
+          <w:rPr>
+            <w:color w:val="0000EE"/>
+            <w:u w:val="single"/>
+          </w:rPr>
+          <w:t>申22:20</w:t>
+        </w:r>
+      </w:hyperlink>
+      <w:hyperlink r:id="rId170">
+        <w:r>
+          <w:rPr>
+            <w:lang w:val="zh_TW" w:bidi="zh_TW"/>
+          </w:rPr>
+          <w:rPr>
+            <w:color w:val="0000EE"/>
+            <w:u w:val="single"/>
+          </w:rPr>
+          <w:t>-</w:t>
+        </w:r>
+      </w:hyperlink>
+      <w:r>
+        <w:rPr>
+          <w:lang w:val="zh_TW" w:bidi="zh_TW"/>
+        </w:rPr>
+        <w:t>24；</w:t>
+      </w:r>
+      <w:hyperlink r:id="rId171">
+        <w:r>
+          <w:rPr>
+            <w:lang w:val="zh_TW" w:bidi="zh_TW"/>
+          </w:rPr>
+          <w:rPr>
+            <w:color w:val="0000EE"/>
+            <w:u w:val="single"/>
+          </w:rPr>
+          <w:t>約8:3</w:t>
+        </w:r>
+      </w:hyperlink>
+      <w:hyperlink r:id="rId171">
+        <w:r>
+          <w:rPr>
+            <w:lang w:val="zh_TW" w:bidi="zh_TW"/>
+          </w:rPr>
+          <w:rPr>
+            <w:color w:val="0000EE"/>
+            <w:u w:val="single"/>
+          </w:rPr>
+          <w:t>-</w:t>
+        </w:r>
+      </w:hyperlink>
+      <w:r>
+        <w:rPr>
+          <w:lang w:val="zh_TW" w:bidi="zh_TW"/>
+        </w:rPr>
+        <w:t>5）。即便如此，馬利亞深知，因著神要在她身上成就的偉大之事：「從今以後，萬代要稱我有福」（</w:t>
+      </w:r>
+      <w:hyperlink r:id="rId172">
+        <w:r>
+          <w:rPr>
+            <w:lang w:val="zh_TW" w:bidi="zh_TW"/>
+          </w:rPr>
+          <w:rPr>
+            <w:color w:val="0000EE"/>
+            <w:u w:val="single"/>
+          </w:rPr>
+          <w:t>路1:48</w:t>
+        </w:r>
+      </w:hyperlink>
+      <w:r>
+        <w:rPr>
+          <w:lang w:val="zh_TW" w:bidi="zh_TW"/>
+        </w:rPr>
+        <w:t>）。</w:t>
+      </w:r>
+    </w:p>
+    <w:p>
+      <w:pPr/>
+      <w:r>
+        <w:rPr>
+          <w:lang w:val="zh_TW" w:bidi="zh_TW"/>
+        </w:rPr>
+      </w:r>
+      <w:r>
+        <w:rPr>
+          <w:lang w:val="zh_TW" w:bidi="zh_TW"/>
+        </w:rPr>
+        <w:t>由於12月25日被視為基督降生的傳統日期，遵循教會年曆的教會，會在其前九個月，也就是3月25日，慶祝「報喜節」（又稱「道成肉身節」，以紀念天使向馬利亞宣告救主降生的時刻。</w:t>
+      </w:r>
+    </w:p>
+    <w:p>
+      <w:pPr/>
+      <w:r>
+        <w:rPr>
+          <w:lang w:val="zh_TW" w:bidi="zh_TW"/>
+        </w:rPr>
+      </w:r>
+      <w:r>
+        <w:rPr>
+          <w:i/>
+          <w:lang w:val="zh_TW" w:bidi="zh_TW"/>
+        </w:rPr>
+        <w:t>另見</w:t>
+      </w:r>
+      <w:r>
+        <w:rPr>
+          <w:lang w:val="zh_TW" w:bidi="zh_TW"/>
+        </w:rPr>
+        <w:t xml:space="preserve"> </w:t>
+      </w:r>
+      <w:r>
+        <w:rPr>
+          <w:lang w:val="zh_TW" w:bidi="zh_TW"/>
+        </w:rPr>
+        <w:t>耶穌由童貞女所生</w:t>
+      </w:r>
+      <w:r>
+        <w:rPr>
+          <w:lang w:val="zh_TW" w:bidi="zh_TW"/>
+        </w:rPr>
+        <w:t>。</w:t>
+      </w:r>
+      <w:r>
+        <w:rPr>
+          <w:lang w:val="zh_TW" w:bidi="zh_TW"/>
+        </w:rPr>
+      </w:r>
+      <w:r>
+        <w:rPr>
+          <w:lang w:val="zh_TW" w:bidi="zh_TW"/>
+        </w:rPr>
+      </w:r>
+    </w:p>
+    <w:p>
+      <w:pPr/>
+      <w:r>
+        <w:rPr>
+          <w:lang w:val="zh_TW" w:bidi="zh_TW"/>
+        </w:rPr>
+      </w:r>
+    </w:p>
+    <w:p>
+      <w:pPr>
+        <w:pStyle w:val="Heading2"/>
+      </w:pPr>
+      <w:r>
+        <w:rPr>
+          <w:lang w:val="zh_TW" w:bidi="zh_TW"/>
+        </w:rPr>
+        <w:t>天文學</w:t>
+      </w:r>
+      <w:r>
+        <w:rPr>
+          <w:lang w:val="zh_TW" w:bidi="zh_TW"/>
+        </w:rPr>
+      </w:r>
+    </w:p>
+    <w:p>
+      <w:pPr/>
+      <w:r>
+        <w:rPr>
+          <w:lang w:val="zh_TW" w:bidi="zh_TW"/>
+        </w:rPr>
+      </w:r>
+      <w:r>
+        <w:rPr>
+          <w:lang w:val="zh_TW" w:bidi="zh_TW"/>
+        </w:rPr>
+        <w:t>天文學（astronomy）是研究地球大氣層以外事物的學科，專注於天體在太空中的位置、運行以及特徵。「天文學」一詞來源自希臘文，意為「星辰的法則」。</w:t>
+      </w:r>
+    </w:p>
+    <w:p>
+      <w:pPr/>
+      <w:r>
+        <w:rPr>
+          <w:lang w:val="zh_TW" w:bidi="zh_TW"/>
+        </w:rPr>
+      </w:r>
+      <w:r>
+        <w:rPr>
+          <w:lang w:val="zh_TW" w:bidi="zh_TW"/>
+        </w:rPr>
+        <w:t>天文學並非現代科學的產物。自古以來，人類就對天空充滿好奇。早期文明夜觀天象，用於預知未來，即占星術（astrology），以及輔助航海導航。</w:t>
+      </w:r>
+    </w:p>
+    <w:p>
+      <w:pPr/>
+      <w:r>
+        <w:rPr>
+          <w:lang w:val="zh_TW" w:bidi="zh_TW"/>
+        </w:rPr>
+      </w:r>
+      <w:r>
+        <w:rPr>
+          <w:lang w:val="zh_TW" w:bidi="zh_TW"/>
+        </w:rPr>
+        <w:t>聖經對天文學也有一些有趣的記載。根據</w:t>
+      </w:r>
+      <w:hyperlink r:id="rId173">
+        <w:r>
+          <w:rPr>
+            <w:lang w:val="zh_TW" w:bidi="zh_TW"/>
+          </w:rPr>
+          <w:rPr>
+            <w:color w:val="0000EE"/>
+            <w:u w:val="single"/>
+          </w:rPr>
+          <w:t>創世記一章14至19節</w:t>
+        </w:r>
+      </w:hyperlink>
+      <w:r>
+        <w:rPr>
+          <w:lang w:val="zh_TW" w:bidi="zh_TW"/>
+        </w:rPr>
+        <w:t>，神創造了日月星辰以：</w:t>
+      </w:r>
+    </w:p>
+    <w:p>
+      <w:pPr>
+        <w:pStyle w:val="ListNumber"/>
+        <w:numPr>
+          <w:ilvl w:val="0"/>
+          <w:numId w:val="19"/>
+        </w:numPr>
+        <w:spacing w:line="240" w:lineRule="auto"/>
+        <w:ind w:left="720"/>
+      </w:pPr>
+      <w:r>
+        <w:rPr>
+          <w:lang w:val="zh_TW" w:bidi="zh_TW"/>
+        </w:rPr>
+      </w:r>
+      <w:r>
+        <w:rPr>
+          <w:lang w:val="zh_TW" w:bidi="zh_TW"/>
+        </w:rPr>
+        <w:t>照亮大地；</w:t>
+      </w:r>
+    </w:p>
+    <w:p>
+      <w:pPr>
+        <w:pStyle w:val="ListNumber"/>
+        <w:spacing w:line="240" w:lineRule="auto"/>
+        <w:ind w:left="720"/>
+      </w:pPr>
+      <w:r>
+        <w:rPr>
+          <w:lang w:val="zh_TW" w:bidi="zh_TW"/>
+        </w:rPr>
+      </w:r>
+      <w:r>
+        <w:rPr>
+          <w:lang w:val="zh_TW" w:bidi="zh_TW"/>
+        </w:rPr>
+        <w:t>訂立節令與節期；</w:t>
+      </w:r>
+    </w:p>
+    <w:p>
+      <w:pPr>
+        <w:pStyle w:val="ListNumber"/>
+        <w:spacing w:line="240" w:lineRule="auto"/>
+        <w:ind w:left="720"/>
+      </w:pPr>
+      <w:r>
+        <w:rPr>
+          <w:lang w:val="zh_TW" w:bidi="zh_TW"/>
+        </w:rPr>
+      </w:r>
+      <w:r>
+        <w:rPr>
+          <w:lang w:val="zh_TW" w:bidi="zh_TW"/>
+        </w:rPr>
+        <w:t>作為「記號」，助人辨識方向。</w:t>
+      </w:r>
+    </w:p>
+    <w:p>
+      <w:pPr/>
+      <w:r>
+        <w:rPr>
+          <w:lang w:val="zh_TW" w:bidi="zh_TW"/>
+        </w:rPr>
+      </w:r>
+      <w:r>
+        <w:rPr>
+          <w:lang w:val="zh_TW" w:bidi="zh_TW"/>
+        </w:rPr>
+        <w:t>「節令」一詞可能是指宗教節期或一年的季節。與巴比倫曆法類似，希伯來曆法是以陰曆為基礎。陰曆利用月亮環繞地球的週期來訂立宗教節期。恆星和行星作為記號的功能，則似乎有關它們如何勾勒天空的輪廓，使人在地上能辨識方向、航行與定位。</w:t>
+      </w:r>
+    </w:p>
+    <w:p>
+      <w:pPr/>
+      <w:r>
+        <w:rPr>
+          <w:lang w:val="zh_TW" w:bidi="zh_TW"/>
+        </w:rPr>
+      </w:r>
+      <w:r>
+        <w:rPr>
+          <w:lang w:val="zh_TW" w:bidi="zh_TW"/>
+        </w:rPr>
+        <w:t>聖經沒有直接提到日蝕或月蝕，但有些經文描述日月變暗，可能是在談論日蝕或月蝕（</w:t>
+      </w:r>
+      <w:hyperlink r:id="rId174">
+        <w:r>
+          <w:rPr>
+            <w:lang w:val="zh_TW" w:bidi="zh_TW"/>
+          </w:rPr>
+          <w:rPr>
+            <w:color w:val="0000EE"/>
+            <w:u w:val="single"/>
+          </w:rPr>
+          <w:t>珥2:31</w:t>
+        </w:r>
+      </w:hyperlink>
+      <w:r>
+        <w:rPr>
+          <w:lang w:val="zh_TW" w:bidi="zh_TW"/>
+        </w:rPr>
+        <w:t>；</w:t>
+      </w:r>
+      <w:hyperlink r:id="rId175">
+        <w:r>
+          <w:rPr>
+            <w:lang w:val="zh_TW" w:bidi="zh_TW"/>
+          </w:rPr>
+          <w:rPr>
+            <w:color w:val="0000EE"/>
+            <w:u w:val="single"/>
+          </w:rPr>
+          <w:t>摩8:9</w:t>
+        </w:r>
+      </w:hyperlink>
+      <w:r>
+        <w:rPr>
+          <w:lang w:val="zh_TW" w:bidi="zh_TW"/>
+        </w:rPr>
+        <w:t>；</w:t>
+      </w:r>
+      <w:hyperlink r:id="rId176">
+        <w:r>
+          <w:rPr>
+            <w:lang w:val="zh_TW" w:bidi="zh_TW"/>
+          </w:rPr>
+          <w:rPr>
+            <w:color w:val="0000EE"/>
+            <w:u w:val="single"/>
+          </w:rPr>
+          <w:t>太24:29</w:t>
+        </w:r>
+      </w:hyperlink>
+      <w:r>
+        <w:rPr>
+          <w:lang w:val="zh_TW" w:bidi="zh_TW"/>
+        </w:rPr>
+        <w:t>）。</w:t>
+      </w:r>
+    </w:p>
+    <w:p>
+      <w:pPr/>
+      <w:r>
+        <w:rPr>
+          <w:lang w:val="zh_TW" w:bidi="zh_TW"/>
+        </w:rPr>
+      </w:r>
+      <w:r>
+        <w:rPr>
+          <w:lang w:val="zh_TW" w:bidi="zh_TW"/>
+        </w:rPr>
+        <w:t>舊約也有提及一些星座。然而，實在難以具體對應希伯來文與現今的星座名稱。翻譯為「</w:t>
+      </w:r>
+      <w:r>
+        <w:rPr>
+          <w:lang w:val="zh_TW" w:bidi="zh_TW"/>
+        </w:rPr>
+        <w:t>昴星</w:t>
+      </w:r>
+      <w:r>
+        <w:rPr>
+          <w:lang w:val="zh_TW" w:bidi="zh_TW"/>
+        </w:rPr>
+        <w:t>」（一些英文譯本為Pleiades）一詞意指「一團」或「一堆」，很可能指的是金牛座中最明顯的星團（</w:t>
+      </w:r>
+      <w:hyperlink r:id="rId177">
+        <w:r>
+          <w:rPr>
+            <w:lang w:val="zh_TW" w:bidi="zh_TW"/>
+          </w:rPr>
+          <w:rPr>
+            <w:color w:val="0000EE"/>
+            <w:u w:val="single"/>
+          </w:rPr>
+          <w:t>伯9:9</w:t>
+        </w:r>
+      </w:hyperlink>
+      <w:r>
+        <w:rPr>
+          <w:lang w:val="zh_TW" w:bidi="zh_TW"/>
+        </w:rPr>
+        <w:t>，</w:t>
+      </w:r>
+      <w:hyperlink r:id="rId178">
+        <w:r>
+          <w:rPr>
+            <w:lang w:val="zh_TW" w:bidi="zh_TW"/>
+          </w:rPr>
+          <w:rPr>
+            <w:color w:val="0000EE"/>
+            <w:u w:val="single"/>
+          </w:rPr>
+          <w:t>38:31</w:t>
+        </w:r>
+      </w:hyperlink>
+      <w:r>
+        <w:rPr>
+          <w:lang w:val="zh_TW" w:bidi="zh_TW"/>
+        </w:rPr>
+        <w:t>；</w:t>
+      </w:r>
+      <w:hyperlink r:id="rId179">
+        <w:r>
+          <w:rPr>
+            <w:lang w:val="zh_TW" w:bidi="zh_TW"/>
+          </w:rPr>
+          <w:rPr>
+            <w:color w:val="0000EE"/>
+            <w:u w:val="single"/>
+          </w:rPr>
+          <w:t>摩5:8</w:t>
+        </w:r>
+      </w:hyperlink>
+      <w:r>
+        <w:rPr>
+          <w:lang w:val="zh_TW" w:bidi="zh_TW"/>
+        </w:rPr>
+        <w:t>）。另一個希伯來文詞語可能與「愚頑人」相關，通常被理解為獵戶座（Orion；譯註：和合本譯為「參星」），但這詞與獵戶座的關聯原因不明。其他星座為「南方的</w:t>
+      </w:r>
+      <w:r>
+        <w:rPr>
+          <w:lang w:val="zh_TW" w:bidi="zh_TW"/>
+        </w:rPr>
+        <w:t>密宮</w:t>
+      </w:r>
+      <w:r>
+        <w:rPr>
+          <w:lang w:val="zh_TW" w:bidi="zh_TW"/>
+        </w:rPr>
+        <w:t>」和「大熊座（譯註：和合本譯為「</w:t>
+      </w:r>
+      <w:r>
+        <w:rPr>
+          <w:lang w:val="zh_TW" w:bidi="zh_TW"/>
+        </w:rPr>
+        <w:t>北斗</w:t>
+      </w:r>
+      <w:r>
+        <w:rPr>
+          <w:lang w:val="zh_TW" w:bidi="zh_TW"/>
+        </w:rPr>
+        <w:t>」）」（</w:t>
+      </w:r>
+      <w:hyperlink r:id="rId177">
+        <w:r>
+          <w:rPr>
+            <w:lang w:val="zh_TW" w:bidi="zh_TW"/>
+          </w:rPr>
+          <w:rPr>
+            <w:color w:val="0000EE"/>
+            <w:u w:val="single"/>
+          </w:rPr>
+          <w:t>伯9:9</w:t>
+        </w:r>
+      </w:hyperlink>
+      <w:r>
+        <w:rPr>
+          <w:lang w:val="zh_TW" w:bidi="zh_TW"/>
+        </w:rPr>
+        <w:t>，</w:t>
+      </w:r>
+      <w:hyperlink r:id="rId180">
+        <w:r>
+          <w:rPr>
+            <w:lang w:val="zh_TW" w:bidi="zh_TW"/>
+          </w:rPr>
+          <w:rPr>
+            <w:color w:val="0000EE"/>
+            <w:u w:val="single"/>
+          </w:rPr>
+          <w:t>38:32</w:t>
+        </w:r>
+      </w:hyperlink>
+      <w:r>
+        <w:rPr>
+          <w:lang w:val="zh_TW" w:bidi="zh_TW"/>
+        </w:rPr>
+        <w:t>），北斗可在北方天際出現。</w:t>
+      </w:r>
+    </w:p>
+    <w:p>
+      <w:pPr/>
+      <w:r>
+        <w:rPr>
+          <w:lang w:val="zh_TW" w:bidi="zh_TW"/>
+        </w:rPr>
+      </w:r>
+      <w:r>
+        <w:rPr>
+          <w:lang w:val="zh_TW" w:bidi="zh_TW"/>
+        </w:rPr>
+        <w:t>聖經常提到星辰。神曾應許亞伯拉罕，他的後裔將如天上的星那樣繁多（</w:t>
       </w:r>
       <w:hyperlink r:id="rId30">
         <w:r>
@@ -586,25 +6602,37 @@
             <w:color w:val="0000EE"/>
             <w:u w:val="single"/>
           </w:rPr>
-          <w:t>士9:53</w:t>
-        </w:r>
-      </w:hyperlink>
-      <w:r>
-        <w:rPr>
-          <w:lang w:val="zh_TW" w:bidi="zh_TW"/>
-        </w:rPr>
-        <w:t>；</w:t>
-      </w:r>
-      <w:hyperlink r:id="rId31">
-        <w:r>
-          <w:rPr>
-            <w:lang w:val="zh_TW" w:bidi="zh_TW"/>
-          </w:rPr>
-          <w:rPr>
-            <w:color w:val="0000EE"/>
-            <w:u w:val="single"/>
-          </w:rPr>
-          <w:t>詩68:21</w:t>
+          <w:t>創15:5</w:t>
+        </w:r>
+      </w:hyperlink>
+      <w:r>
+        <w:rPr>
+          <w:lang w:val="zh_TW" w:bidi="zh_TW"/>
+        </w:rPr>
+        <w:t>）。保羅也曾寫道，</w:t>
+      </w:r>
+      <w:r>
+        <w:rPr>
+          <w:lang w:val="zh_TW" w:bidi="zh_TW"/>
+        </w:rPr>
+        <w:t>這星和那星的榮光</w:t>
+      </w:r>
+      <w:r>
+        <w:rPr>
+          <w:lang w:val="zh_TW" w:bidi="zh_TW"/>
+        </w:rPr>
+        <w:t>各有不同（</w:t>
+      </w:r>
+      <w:hyperlink r:id="rId181">
+        <w:r>
+          <w:rPr>
+            <w:lang w:val="zh_TW" w:bidi="zh_TW"/>
+          </w:rPr>
+          <w:rPr>
+            <w:color w:val="0000EE"/>
+            <w:u w:val="single"/>
+          </w:rPr>
+          <w:t>林前15:41</w:t>
         </w:r>
       </w:hyperlink>
       <w:r>
@@ -621,11 +6649,35 @@
           <w:lang w:val="zh_TW" w:bidi="zh_TW"/>
         </w:rPr>
       </w:r>
-      <w:r>
-        <w:rPr>
-          <w:lang w:val="zh_TW" w:bidi="zh_TW"/>
-        </w:rPr>
-        <w:t>希臘哲學家使用身體的特徵來代表宇宙。這個身體的頭部——稱為「宙斯」或理性——被視為是來創造和維持其餘成員（天體、人類、動物、植物和無生命的物體）的部分。宇宙，或「身體」，其存在歸功於「頭部」。</w:t>
+      <w:hyperlink r:id="rId182">
+        <w:r>
+          <w:rPr>
+            <w:lang w:val="zh_TW" w:bidi="zh_TW"/>
+          </w:rPr>
+          <w:rPr>
+            <w:color w:val="0000EE"/>
+            <w:u w:val="single"/>
+          </w:rPr>
+          <w:t>猶大書13節</w:t>
+        </w:r>
+      </w:hyperlink>
+      <w:r>
+        <w:rPr>
+          <w:lang w:val="zh_TW" w:bidi="zh_TW"/>
+        </w:rPr>
+        <w:t>將假教師比作「</w:t>
+      </w:r>
+      <w:r>
+        <w:rPr>
+          <w:lang w:val="zh_TW" w:bidi="zh_TW"/>
+        </w:rPr>
+        <w:t>流蕩的星</w:t>
+      </w:r>
+      <w:r>
+        <w:rPr>
+          <w:lang w:val="zh_TW" w:bidi="zh_TW"/>
+        </w:rPr>
+        <w:t>」。有人認為這個比喻來自星辰繞著極星（polestar，距離地極最近的恆星，看似固定不動）運行的觀察。極星因固定而成為航行定位的基準，而移動的星則是不可靠的嚮導，就如同假教師一樣。</w:t>
       </w:r>
     </w:p>
     <w:p>
@@ -639,7 +6691,7 @@
         <w:rPr>
           <w:lang w:val="zh_TW" w:bidi="zh_TW"/>
         </w:rPr>
-        <w:t>在公元前460年（通常被認為是希波克拉底〔Hippocrates〕最早著作的日期）和公元200年（發展希波克拉底研究的蓋倫〔Galen〕去世）之間，希臘醫學科學逐漸理解頭部是智慧的所在。身體之所以能夠有效地運作，是因為大腦能夠解釋從身體（眼睛、耳朵、皮膚等）接收到的數據，並且能夠根據接收到的數據向身體的各個部份發出適當的信號，大腦解釋和指導的能力使身體的存在完全依賴於它。</w:t>
+        <w:t>然而，更可能的解釋是，猶大所指的「流蕩的星」其實是行星。因為當時的人已知道星辰是規律地繞著極星而運行，所以不會把所有星辰（除了極星）都視為「流蕩的」。相反地，行星的運行軌跡看似不規則，與恆星的固定運轉不同。另一些註解者則認為，「流蕩的星」也可能指的是彗星（comet）。</w:t>
       </w:r>
     </w:p>
     <w:p>
@@ -651,541 +6703,28 @@
       </w:r>
       <w:r>
         <w:rPr>
-          <w:lang w:val="zh_TW" w:bidi="zh_TW"/>
-        </w:rPr>
-        <w:t>在新約中，這個詞指的是人類的頭部（</w:t>
-      </w:r>
-      <w:hyperlink r:id="rId32">
-        <w:r>
-          <w:rPr>
-            <w:lang w:val="zh_TW" w:bidi="zh_TW"/>
-          </w:rPr>
-          <w:rPr>
-            <w:color w:val="0000EE"/>
-            <w:u w:val="single"/>
-          </w:rPr>
-          <w:t>太5:36</w:t>
-        </w:r>
-      </w:hyperlink>
-      <w:r>
-        <w:rPr>
-          <w:lang w:val="zh_TW" w:bidi="zh_TW"/>
-        </w:rPr>
-        <w:t>，</w:t>
-      </w:r>
-      <w:hyperlink r:id="rId33">
-        <w:r>
-          <w:rPr>
-            <w:lang w:val="zh_TW" w:bidi="zh_TW"/>
-          </w:rPr>
-          <w:rPr>
-            <w:color w:val="0000EE"/>
-            <w:u w:val="single"/>
-          </w:rPr>
-          <w:t>6:17</w:t>
-        </w:r>
-      </w:hyperlink>
-      <w:r>
-        <w:rPr>
-          <w:lang w:val="zh_TW" w:bidi="zh_TW"/>
-        </w:rPr>
-        <w:t>，</w:t>
-      </w:r>
-      <w:hyperlink r:id="rId34">
-        <w:r>
-          <w:rPr>
-            <w:lang w:val="zh_TW" w:bidi="zh_TW"/>
-          </w:rPr>
-          <w:rPr>
-            <w:color w:val="0000EE"/>
-            <w:u w:val="single"/>
-          </w:rPr>
-          <w:t>14:8</w:t>
-        </w:r>
-      </w:hyperlink>
-      <w:r>
-        <w:rPr>
-          <w:lang w:val="zh_TW" w:bidi="zh_TW"/>
-        </w:rPr>
-        <w:t>，</w:t>
-      </w:r>
-      <w:hyperlink r:id="rId35">
-        <w:r>
-          <w:rPr>
-            <w:lang w:val="zh_TW" w:bidi="zh_TW"/>
-          </w:rPr>
-          <w:rPr>
-            <w:color w:val="0000EE"/>
-            <w:u w:val="single"/>
-          </w:rPr>
-          <w:t>26:7</w:t>
-        </w:r>
-      </w:hyperlink>
-      <w:r>
-        <w:rPr>
-          <w:lang w:val="zh_TW" w:bidi="zh_TW"/>
-        </w:rPr>
-        <w:t>；</w:t>
-      </w:r>
-      <w:hyperlink r:id="rId36">
-        <w:r>
-          <w:rPr>
-            <w:lang w:val="zh_TW" w:bidi="zh_TW"/>
-          </w:rPr>
-          <w:rPr>
-            <w:color w:val="0000EE"/>
-            <w:u w:val="single"/>
-          </w:rPr>
-          <w:t>可6:27</w:t>
-        </w:r>
-      </w:hyperlink>
-      <w:r>
-        <w:rPr>
-          <w:lang w:val="zh_TW" w:bidi="zh_TW"/>
-        </w:rPr>
-        <w:t>，</w:t>
-      </w:r>
-      <w:hyperlink r:id="rId37">
-        <w:r>
-          <w:rPr>
-            <w:lang w:val="zh_TW" w:bidi="zh_TW"/>
-          </w:rPr>
-          <w:rPr>
-            <w:color w:val="0000EE"/>
-            <w:u w:val="single"/>
-          </w:rPr>
-          <w:t>14:3</w:t>
-        </w:r>
-      </w:hyperlink>
-      <w:r>
-        <w:rPr>
-          <w:lang w:val="zh_TW" w:bidi="zh_TW"/>
-        </w:rPr>
-        <w:t>；</w:t>
-      </w:r>
-      <w:hyperlink r:id="rId38">
-        <w:r>
-          <w:rPr>
-            <w:lang w:val="zh_TW" w:bidi="zh_TW"/>
-          </w:rPr>
-          <w:rPr>
-            <w:color w:val="0000EE"/>
-            <w:u w:val="single"/>
-          </w:rPr>
-          <w:t>路7:46</w:t>
-        </w:r>
-      </w:hyperlink>
-      <w:r>
-        <w:rPr>
-          <w:lang w:val="zh_TW" w:bidi="zh_TW"/>
-        </w:rPr>
-        <w:t>；</w:t>
-      </w:r>
-      <w:hyperlink r:id="rId39">
-        <w:r>
-          <w:rPr>
-            <w:lang w:val="zh_TW" w:bidi="zh_TW"/>
-          </w:rPr>
-          <w:rPr>
-            <w:color w:val="0000EE"/>
-            <w:u w:val="single"/>
-          </w:rPr>
-          <w:t>約13:9</w:t>
-        </w:r>
-      </w:hyperlink>
-      <w:r>
-        <w:rPr>
-          <w:lang w:val="zh_TW" w:bidi="zh_TW"/>
-        </w:rPr>
-        <w:t>，</w:t>
-      </w:r>
-      <w:hyperlink r:id="rId40">
-        <w:r>
-          <w:rPr>
-            <w:lang w:val="zh_TW" w:bidi="zh_TW"/>
-          </w:rPr>
-          <w:rPr>
-            <w:color w:val="0000EE"/>
-            <w:u w:val="single"/>
-          </w:rPr>
-          <w:t>20:7</w:t>
-        </w:r>
-      </w:hyperlink>
-      <w:r>
-        <w:rPr>
-          <w:lang w:val="zh_TW" w:bidi="zh_TW"/>
-        </w:rPr>
-        <w:t>），指天啟生物（</w:t>
-      </w:r>
-      <w:hyperlink r:id="rId41">
-        <w:r>
-          <w:rPr>
-            <w:lang w:val="zh_TW" w:bidi="zh_TW"/>
-          </w:rPr>
-          <w:rPr>
-            <w:color w:val="0000EE"/>
-            <w:u w:val="single"/>
-          </w:rPr>
-          <w:t>啟1:14</w:t>
-        </w:r>
-      </w:hyperlink>
-      <w:r>
-        <w:rPr>
-          <w:lang w:val="zh_TW" w:bidi="zh_TW"/>
-        </w:rPr>
-        <w:t>，</w:t>
-      </w:r>
-      <w:hyperlink r:id="rId42">
-        <w:r>
-          <w:rPr>
-            <w:lang w:val="zh_TW" w:bidi="zh_TW"/>
-          </w:rPr>
-          <w:rPr>
-            <w:color w:val="0000EE"/>
-            <w:u w:val="single"/>
-          </w:rPr>
-          <w:t>4:4</w:t>
-        </w:r>
-      </w:hyperlink>
-      <w:r>
-        <w:rPr>
-          <w:lang w:val="zh_TW" w:bidi="zh_TW"/>
-        </w:rPr>
-        <w:t>，</w:t>
-      </w:r>
-      <w:hyperlink r:id="rId43">
-        <w:r>
-          <w:rPr>
-            <w:lang w:val="zh_TW" w:bidi="zh_TW"/>
-          </w:rPr>
-          <w:rPr>
-            <w:color w:val="0000EE"/>
-            <w:u w:val="single"/>
-          </w:rPr>
-          <w:t>12:1</w:t>
-        </w:r>
-      </w:hyperlink>
-      <w:r>
-        <w:rPr>
-          <w:lang w:val="zh_TW" w:bidi="zh_TW"/>
-        </w:rPr>
-        <w:t>），以及動物（</w:t>
-      </w:r>
-      <w:hyperlink r:id="rId44">
-        <w:r>
-          <w:rPr>
-            <w:lang w:val="zh_TW" w:bidi="zh_TW"/>
-          </w:rPr>
-          <w:rPr>
-            <w:color w:val="0000EE"/>
-            <w:u w:val="single"/>
-          </w:rPr>
-          <w:t>啟9:7、17、19</w:t>
-        </w:r>
-      </w:hyperlink>
-      <w:r>
-        <w:rPr>
-          <w:lang w:val="zh_TW" w:bidi="zh_TW"/>
-        </w:rPr>
-        <w:t>，</w:t>
-      </w:r>
-      <w:hyperlink r:id="rId45">
-        <w:r>
-          <w:rPr>
-            <w:lang w:val="zh_TW" w:bidi="zh_TW"/>
-          </w:rPr>
-          <w:rPr>
-            <w:color w:val="0000EE"/>
-            <w:u w:val="single"/>
-          </w:rPr>
-          <w:t>12:3</w:t>
-        </w:r>
-      </w:hyperlink>
-      <w:r>
-        <w:rPr>
-          <w:lang w:val="zh_TW" w:bidi="zh_TW"/>
-        </w:rPr>
-        <w:t>）。此外，它出現在諸如「</w:t>
-      </w:r>
-      <w:r>
-        <w:rPr>
-          <w:lang w:val="zh_TW" w:bidi="zh_TW"/>
-        </w:rPr>
-        <w:t>炭火堆在他的頭上</w:t>
-      </w:r>
-      <w:r>
-        <w:rPr>
-          <w:lang w:val="zh_TW" w:bidi="zh_TW"/>
-        </w:rPr>
-        <w:t>」這樣的表達中，意指以善報惡（</w:t>
-      </w:r>
-      <w:hyperlink r:id="rId46">
-        <w:r>
-          <w:rPr>
-            <w:lang w:val="zh_TW" w:bidi="zh_TW"/>
-          </w:rPr>
-          <w:rPr>
-            <w:color w:val="0000EE"/>
-            <w:u w:val="single"/>
-          </w:rPr>
-          <w:t>羅12:20</w:t>
-        </w:r>
-      </w:hyperlink>
-      <w:r>
-        <w:rPr>
-          <w:lang w:val="zh_TW" w:bidi="zh_TW"/>
-        </w:rPr>
-        <w:t>；參：</w:t>
-      </w:r>
-      <w:hyperlink r:id="rId47">
-        <w:r>
-          <w:rPr>
-            <w:lang w:val="zh_TW" w:bidi="zh_TW"/>
-          </w:rPr>
-          <w:rPr>
-            <w:color w:val="0000EE"/>
-            <w:u w:val="single"/>
-          </w:rPr>
-          <w:t>太5:44</w:t>
-        </w:r>
-      </w:hyperlink>
-      <w:r>
-        <w:rPr>
-          <w:lang w:val="zh_TW" w:bidi="zh_TW"/>
-        </w:rPr>
-        <w:t>）；「剪髮」或「</w:t>
-      </w:r>
-      <w:r>
-        <w:rPr>
-          <w:lang w:val="zh_TW" w:bidi="zh_TW"/>
-        </w:rPr>
-        <w:t>剃</w:t>
-      </w:r>
-      <w:r>
-        <w:rPr>
-          <w:lang w:val="zh_TW" w:bidi="zh_TW"/>
-        </w:rPr>
-        <w:t>頭」表示一個誓言（</w:t>
-      </w:r>
-      <w:hyperlink r:id="rId48">
-        <w:r>
-          <w:rPr>
-            <w:lang w:val="zh_TW" w:bidi="zh_TW"/>
-          </w:rPr>
-          <w:rPr>
-            <w:color w:val="0000EE"/>
-            <w:u w:val="single"/>
-          </w:rPr>
-          <w:t>徒21:24</w:t>
-        </w:r>
-      </w:hyperlink>
-      <w:r>
-        <w:rPr>
-          <w:lang w:val="zh_TW" w:bidi="zh_TW"/>
-        </w:rPr>
-        <w:t>）；以及「</w:t>
-      </w:r>
-      <w:r>
-        <w:rPr>
-          <w:lang w:val="zh_TW" w:bidi="zh_TW"/>
-        </w:rPr>
-        <w:t>枕頭</w:t>
-      </w:r>
-      <w:r>
-        <w:rPr>
-          <w:lang w:val="zh_TW" w:bidi="zh_TW"/>
-        </w:rPr>
-        <w:t>」，意指睡覺（</w:t>
-      </w:r>
-      <w:hyperlink r:id="rId49">
-        <w:r>
-          <w:rPr>
-            <w:lang w:val="zh_TW" w:bidi="zh_TW"/>
-          </w:rPr>
-          <w:rPr>
-            <w:color w:val="0000EE"/>
-            <w:u w:val="single"/>
-          </w:rPr>
-          <w:t>太8:20</w:t>
-        </w:r>
-      </w:hyperlink>
-      <w:r>
-        <w:rPr>
-          <w:lang w:val="zh_TW" w:bidi="zh_TW"/>
-        </w:rPr>
-        <w:t>；</w:t>
-      </w:r>
-      <w:hyperlink r:id="rId50">
-        <w:r>
-          <w:rPr>
-            <w:lang w:val="zh_TW" w:bidi="zh_TW"/>
-          </w:rPr>
-          <w:rPr>
-            <w:color w:val="0000EE"/>
-            <w:u w:val="single"/>
-          </w:rPr>
-          <w:t>路9:58</w:t>
-        </w:r>
-      </w:hyperlink>
-      <w:r>
-        <w:rPr>
-          <w:lang w:val="zh_TW" w:bidi="zh_TW"/>
-        </w:rPr>
-        <w:t>）。</w:t>
-      </w:r>
-    </w:p>
-    <w:p>
-      <w:pPr/>
-      <w:r>
-        <w:rPr>
-          <w:lang w:val="zh_TW" w:bidi="zh_TW"/>
-        </w:rPr>
-      </w:r>
-      <w:r>
-        <w:rPr>
-          <w:lang w:val="zh_TW" w:bidi="zh_TW"/>
-        </w:rPr>
-        <w:t>使徒保羅借用了舊約中對該詞語的隱喻，來表達神對基督的權柄、基督對人的權柄，以及男人對婦女的權柄（</w:t>
-      </w:r>
-      <w:hyperlink r:id="rId51">
-        <w:r>
-          <w:rPr>
-            <w:lang w:val="zh_TW" w:bidi="zh_TW"/>
-          </w:rPr>
-          <w:rPr>
-            <w:color w:val="0000EE"/>
-            <w:u w:val="single"/>
-          </w:rPr>
-          <w:t>林前11:3–16；</w:t>
-        </w:r>
-      </w:hyperlink>
-      <w:r>
-        <w:rPr>
-          <w:lang w:val="zh_TW" w:bidi="zh_TW"/>
-        </w:rPr>
-        <w:t>參：</w:t>
-      </w:r>
-      <w:hyperlink r:id="rId52">
-        <w:r>
-          <w:rPr>
-            <w:lang w:val="zh_TW" w:bidi="zh_TW"/>
-          </w:rPr>
-          <w:rPr>
-            <w:color w:val="0000EE"/>
-            <w:u w:val="single"/>
-          </w:rPr>
-          <w:t>弗 5:23</w:t>
-        </w:r>
-      </w:hyperlink>
-      <w:r>
-        <w:rPr>
-          <w:lang w:val="zh_TW" w:bidi="zh_TW"/>
-        </w:rPr>
-        <w:t>）。在這些關係的亮光中，保羅鼓勵哥林多的婦女在敬拜時戴上面紗，面紗賦予婦女在神面前與男人平等敬拜的權柄。這詞再次被用來表達基督對宇宙的主權（</w:t>
-      </w:r>
-      <w:hyperlink r:id="rId53">
-        <w:r>
-          <w:rPr>
-            <w:lang w:val="zh_TW" w:bidi="zh_TW"/>
-          </w:rPr>
-          <w:rPr>
-            <w:color w:val="0000EE"/>
-            <w:u w:val="single"/>
-          </w:rPr>
-          <w:t>弗1:21–22</w:t>
-        </w:r>
-      </w:hyperlink>
-      <w:r>
-        <w:rPr>
-          <w:lang w:val="zh_TW" w:bidi="zh_TW"/>
-        </w:rPr>
-        <w:t>；</w:t>
-      </w:r>
-      <w:hyperlink r:id="rId54">
-        <w:r>
-          <w:rPr>
-            <w:lang w:val="zh_TW" w:bidi="zh_TW"/>
-          </w:rPr>
-          <w:rPr>
-            <w:color w:val="0000EE"/>
-            <w:u w:val="single"/>
-          </w:rPr>
-          <w:t>西2:10</w:t>
-        </w:r>
-      </w:hyperlink>
-      <w:r>
-        <w:rPr>
-          <w:lang w:val="zh_TW" w:bidi="zh_TW"/>
-        </w:rPr>
-        <w:t>）。</w:t>
-      </w:r>
-    </w:p>
-    <w:p>
-      <w:pPr/>
-      <w:r>
-        <w:rPr>
-          <w:lang w:val="zh_TW" w:bidi="zh_TW"/>
-        </w:rPr>
-      </w:r>
-      <w:r>
-        <w:rPr>
-          <w:lang w:val="zh_TW" w:bidi="zh_TW"/>
-        </w:rPr>
-        <w:t>保羅使用頭與身體的表達來說明基督與祂自己教會之間的關係（</w:t>
-      </w:r>
-      <w:hyperlink r:id="rId55">
-        <w:r>
-          <w:rPr>
-            <w:lang w:val="zh_TW" w:bidi="zh_TW"/>
-          </w:rPr>
-          <w:rPr>
-            <w:color w:val="0000EE"/>
-            <w:u w:val="single"/>
-          </w:rPr>
-          <w:t>弗4:15</w:t>
-        </w:r>
-      </w:hyperlink>
-      <w:r>
-        <w:rPr>
-          <w:lang w:val="zh_TW" w:bidi="zh_TW"/>
-        </w:rPr>
-        <w:t>，</w:t>
-      </w:r>
-      <w:hyperlink r:id="rId52">
-        <w:r>
-          <w:rPr>
-            <w:lang w:val="zh_TW" w:bidi="zh_TW"/>
-          </w:rPr>
-          <w:rPr>
-            <w:color w:val="0000EE"/>
-            <w:u w:val="single"/>
-          </w:rPr>
-          <w:t>5:23</w:t>
-        </w:r>
-      </w:hyperlink>
-      <w:r>
-        <w:rPr>
-          <w:lang w:val="zh_TW" w:bidi="zh_TW"/>
-        </w:rPr>
-        <w:t>；參</w:t>
-      </w:r>
-      <w:hyperlink r:id="rId56">
-        <w:r>
-          <w:rPr>
-            <w:lang w:val="zh_TW" w:bidi="zh_TW"/>
-          </w:rPr>
-          <w:rPr>
-            <w:color w:val="0000EE"/>
-            <w:u w:val="single"/>
-          </w:rPr>
-          <w:t>林前12:12–27</w:t>
-        </w:r>
-      </w:hyperlink>
-      <w:r>
-        <w:rPr>
-          <w:lang w:val="zh_TW" w:bidi="zh_TW"/>
-        </w:rPr>
-        <w:t>）。除了舊約的意義外，在保羅時代中，當時的人對醫學上的理解可能提供了見解，因為基督不僅是教會的主宰者，也是提供其方向和團結的動力。教會存在的能力及其活動的焦點根植於其「頭」，就是耶穌基督的工作。在這個理解中，現代解經家認為，頭不僅意味著「權柄」，更意味著「源頭」一詞。因此，作為頭的人是源頭，是供應者。這些解釋者認為神是基督的供應者，基督是教會的供應者，而男人是婦女的供應者。</w:t>
+          <w:i/>
+          <w:lang w:val="zh_TW" w:bidi="zh_TW"/>
+        </w:rPr>
+        <w:t>另見</w:t>
+      </w:r>
+      <w:r>
+        <w:rPr>
+          <w:lang w:val="zh_TW" w:bidi="zh_TW"/>
+        </w:rPr>
+        <w:t xml:space="preserve"> </w:t>
+      </w:r>
+      <w:r>
+        <w:rPr>
+          <w:lang w:val="zh_TW" w:bidi="zh_TW"/>
+        </w:rPr>
+        <w:t>占星術</w:t>
+      </w:r>
+      <w:r>
+        <w:rPr>
+          <w:lang w:val="zh_TW" w:bidi="zh_TW"/>
+        </w:rPr>
+        <w:t>。</w:t>
       </w:r>
       <w:r>
         <w:rPr>
@@ -3088,6 +8627,42 @@
   <w:num w:numId="13" w16cid:durableId="592781308">
     <w:abstractNumId w:val="11"/>
   </w:num>
+  <w:num w:numId="14">
+    <w:abstractNumId w:val="3"/>
+    <w:lvlOverride w:ilvl="0">
+      <w:startOverride w:val="1"/>
+    </w:lvlOverride>
+  </w:num>
+  <w:num w:numId="15">
+    <w:abstractNumId w:val="3"/>
+    <w:lvlOverride w:ilvl="0">
+      <w:startOverride w:val="1"/>
+    </w:lvlOverride>
+  </w:num>
+  <w:num w:numId="16">
+    <w:abstractNumId w:val="3"/>
+    <w:lvlOverride w:ilvl="0">
+      <w:startOverride w:val="1"/>
+    </w:lvlOverride>
+  </w:num>
+  <w:num w:numId="17">
+    <w:abstractNumId w:val="3"/>
+    <w:lvlOverride w:ilvl="0">
+      <w:startOverride w:val="1"/>
+    </w:lvlOverride>
+  </w:num>
+  <w:num w:numId="18">
+    <w:abstractNumId w:val="3"/>
+    <w:lvlOverride w:ilvl="0">
+      <w:startOverride w:val="1"/>
+    </w:lvlOverride>
+  </w:num>
+  <w:num w:numId="19">
+    <w:abstractNumId w:val="3"/>
+    <w:lvlOverride w:ilvl="0">
+      <w:startOverride w:val="1"/>
+    </w:lvlOverride>
+  </w:num>
   <w:numIdMacAtCleanup w:val="10"/>
 </w:numbering>
 </file>

--- a/zht/docx/168.content.docx
+++ b/zht/docx/168.content.docx
@@ -272,18 +272,12 @@
         </w:rPr>
         <w:t>人們發明陶輪（potter’s wheel）之後，製陶不再只是家庭中偶爾的活動，而成為一項專門的職業。陶輪大大提高成器的速度，使這項手工藝邁向類似工業化的規模，並逐漸成為以男性為主的工作。不過，有證據顯示，當時仍有人（推測為女性）在家中製作部分陶器。在發明陶輪之前，主要的製陶方法是以盤條狀的黏土一層層堆疊起來塑形，尤其用於製作大型容器。在聖經所記述的地區的考古發掘中，最早的陶輪出土於蘇美（Sumer）的吾珥，年代約為公元前3500年至3000年。當時新興的城逐漸形成，可能帶動了陶輪的出現，因為更多的城裡人需要陶器。耶利米在公元前六世紀提到一個陶匠的工作坊：「我就下到窯匠的家裡去，正遇他轉輪做器皿。窯匠用泥做的器皿，在他手中做壞了，他又用這泥另做別的器皿；窯匠看怎樣好，就怎樣做。」（</w:t>
       </w:r>
-      <w:hyperlink r:id="rId13">
-        <w:r>
-          <w:rPr>
-            <w:lang w:val="zh_TW" w:bidi="zh_TW"/>
-          </w:rPr>
-          <w:rPr>
-            <w:color w:val="0000EE"/>
-            <w:u w:val="single"/>
-          </w:rPr>
-          <w:t>耶18:3–4</w:t>
-        </w:r>
-      </w:hyperlink>
+      <w:r>
+        <w:rPr>
+          <w:lang w:val="zh_TW" w:bidi="zh_TW"/>
+        </w:rPr>
+        <w:t>耶18:3–4</w:t>
+      </w:r>
       <w:r>
         <w:rPr>
           <w:lang w:val="zh_TW" w:bidi="zh_TW"/>
@@ -371,90 +365,60 @@
         </w:rPr>
         <w:t>聖經中多次提到陶匠及其工作。典型的例子包括：「以色列家啊，我待你們，豈不能照這窯匠弄泥嗎？ 以色列家啊，泥在窯匠的手中怎樣，你們在我的手中也怎樣」（</w:t>
       </w:r>
-      <w:hyperlink r:id="rId14">
-        <w:r>
-          <w:rPr>
-            <w:lang w:val="zh_TW" w:bidi="zh_TW"/>
-          </w:rPr>
-          <w:rPr>
-            <w:color w:val="0000EE"/>
-            <w:u w:val="single"/>
-          </w:rPr>
-          <w:t>耶18:6</w:t>
-        </w:r>
-      </w:hyperlink>
+      <w:r>
+        <w:rPr>
+          <w:lang w:val="zh_TW" w:bidi="zh_TW"/>
+        </w:rPr>
+        <w:t>耶18:6</w:t>
+      </w:r>
       <w:r>
         <w:rPr>
           <w:lang w:val="zh_TW" w:bidi="zh_TW"/>
         </w:rPr>
         <w:t>）；「耶和華啊，現在你仍是我們的父！我們是泥，你是窯匠；我們都是你手的工作。」（</w:t>
       </w:r>
-      <w:hyperlink r:id="rId15">
-        <w:r>
-          <w:rPr>
-            <w:lang w:val="zh_TW" w:bidi="zh_TW"/>
-          </w:rPr>
-          <w:rPr>
-            <w:color w:val="0000EE"/>
-            <w:u w:val="single"/>
-          </w:rPr>
-          <w:t>賽64:8</w:t>
-        </w:r>
-      </w:hyperlink>
+      <w:r>
+        <w:rPr>
+          <w:lang w:val="zh_TW" w:bidi="zh_TW"/>
+        </w:rPr>
+        <w:t>賽64:8</w:t>
+      </w:r>
       <w:r>
         <w:rPr>
           <w:lang w:val="zh_TW" w:bidi="zh_TW"/>
         </w:rPr>
         <w:t>）。在創造的記載中，神以陶匠的形象出現，祂用地上的塵土造人（</w:t>
       </w:r>
-      <w:hyperlink r:id="rId16">
-        <w:r>
-          <w:rPr>
-            <w:lang w:val="zh_TW" w:bidi="zh_TW"/>
-          </w:rPr>
-          <w:rPr>
-            <w:color w:val="0000EE"/>
-            <w:u w:val="single"/>
-          </w:rPr>
-          <w:t>創2:7</w:t>
-        </w:r>
-      </w:hyperlink>
+      <w:r>
+        <w:rPr>
+          <w:lang w:val="zh_TW" w:bidi="zh_TW"/>
+        </w:rPr>
+        <w:t>創2:7</w:t>
+      </w:r>
       <w:r>
         <w:rPr>
           <w:lang w:val="zh_TW" w:bidi="zh_TW"/>
         </w:rPr>
         <w:t>）。保羅（</w:t>
       </w:r>
-      <w:hyperlink r:id="rId17">
-        <w:r>
-          <w:rPr>
-            <w:lang w:val="zh_TW" w:bidi="zh_TW"/>
-          </w:rPr>
-          <w:rPr>
-            <w:color w:val="0000EE"/>
-            <w:u w:val="single"/>
-          </w:rPr>
-          <w:t>羅9:20–21</w:t>
-        </w:r>
-      </w:hyperlink>
+      <w:r>
+        <w:rPr>
+          <w:lang w:val="zh_TW" w:bidi="zh_TW"/>
+        </w:rPr>
+        <w:t>羅9:20–21</w:t>
+      </w:r>
       <w:r>
         <w:rPr>
           <w:lang w:val="zh_TW" w:bidi="zh_TW"/>
         </w:rPr>
         <w:t>）藉著以賽亞所用的比喻（</w:t>
       </w:r>
-      <w:hyperlink r:id="rId18">
-        <w:r>
-          <w:rPr>
-            <w:lang w:val="zh_TW" w:bidi="zh_TW"/>
-          </w:rPr>
-          <w:rPr>
-            <w:color w:val="0000EE"/>
-            <w:u w:val="single"/>
-          </w:rPr>
-          <w:t>賽45:9</w:t>
-        </w:r>
-      </w:hyperlink>
+      <w:r>
+        <w:rPr>
+          <w:lang w:val="zh_TW" w:bidi="zh_TW"/>
+        </w:rPr>
+        <w:t>賽45:9</w:t>
+      </w:r>
       <w:r>
         <w:rPr>
           <w:lang w:val="zh_TW" w:bidi="zh_TW"/>
@@ -475,36 +439,24 @@
         </w:rPr>
         <w:t>耶利米曾以極具象徵性的行動預言耶路撒冷的毀滅，他打碎一個陶匠所做的瓦瓶，使其破成無法再修復的碎片（</w:t>
       </w:r>
-      <w:hyperlink r:id="rId19">
-        <w:r>
-          <w:rPr>
-            <w:lang w:val="zh_TW" w:bidi="zh_TW"/>
-          </w:rPr>
-          <w:rPr>
-            <w:color w:val="0000EE"/>
-            <w:u w:val="single"/>
-          </w:rPr>
-          <w:t>耶19:11</w:t>
-        </w:r>
-      </w:hyperlink>
+      <w:r>
+        <w:rPr>
+          <w:lang w:val="zh_TW" w:bidi="zh_TW"/>
+        </w:rPr>
+        <w:t>耶19:11</w:t>
+      </w:r>
       <w:r>
         <w:rPr>
           <w:lang w:val="zh_TW" w:bidi="zh_TW"/>
         </w:rPr>
         <w:t>）。在耶路撒冷被毀之時，以色列人雖然在神眼中看為寶貴，卻「算為窯匠手所做的瓦瓶」（</w:t>
       </w:r>
-      <w:hyperlink r:id="rId20">
-        <w:r>
-          <w:rPr>
-            <w:lang w:val="zh_TW" w:bidi="zh_TW"/>
-          </w:rPr>
-          <w:rPr>
-            <w:color w:val="0000EE"/>
-            <w:u w:val="single"/>
-          </w:rPr>
-          <w:t>哀4:2</w:t>
-        </w:r>
-      </w:hyperlink>
+      <w:r>
+        <w:rPr>
+          <w:lang w:val="zh_TW" w:bidi="zh_TW"/>
+        </w:rPr>
+        <w:t>哀4:2</w:t>
+      </w:r>
       <w:r>
         <w:rPr>
           <w:lang w:val="zh_TW" w:bidi="zh_TW"/>
@@ -525,72 +477,48 @@
         </w:rPr>
         <w:t>在古代世界中，破裂的陶器被視為毫無價值，人們會將碎片掃到一旁或扔出窗外，再重新製作新的器皿。由於陶器製作技術普及，價格便宜，人們搬遷時通常不會攜帶陶器，因為製作或購買新的陶器比搬運舊的更方便，特別是體積較大的那些。然而，破片也並非全無用途。約伯曾用一片瓦片刮去瘡口的膿液，瓦片就是破碎的陶器碎片（</w:t>
       </w:r>
-      <w:hyperlink r:id="rId21">
-        <w:r>
-          <w:rPr>
-            <w:lang w:val="zh_TW" w:bidi="zh_TW"/>
-          </w:rPr>
-          <w:rPr>
-            <w:color w:val="0000EE"/>
-            <w:u w:val="single"/>
-          </w:rPr>
-          <w:t>伯2:8</w:t>
-        </w:r>
-      </w:hyperlink>
+      <w:r>
+        <w:rPr>
+          <w:lang w:val="zh_TW" w:bidi="zh_TW"/>
+        </w:rPr>
+        <w:t>伯2:8</w:t>
+      </w:r>
       <w:r>
         <w:rPr>
           <w:lang w:val="zh_TW" w:bidi="zh_TW"/>
         </w:rPr>
         <w:t>）。在更晚的時期，陶器碎片常被用來書寫便條，被稱為陶片（ostraca）。詩人也曾說自己的精力枯乾如同瓦片（</w:t>
       </w:r>
-      <w:hyperlink r:id="rId22">
-        <w:r>
-          <w:rPr>
-            <w:lang w:val="zh_TW" w:bidi="zh_TW"/>
-          </w:rPr>
-          <w:rPr>
-            <w:color w:val="0000EE"/>
-            <w:u w:val="single"/>
-          </w:rPr>
-          <w:t>詩22:15</w:t>
-        </w:r>
-      </w:hyperlink>
+      <w:r>
+        <w:rPr>
+          <w:lang w:val="zh_TW" w:bidi="zh_TW"/>
+        </w:rPr>
+        <w:t>詩22:15</w:t>
+      </w:r>
       <w:r>
         <w:rPr>
           <w:lang w:val="zh_TW" w:bidi="zh_TW"/>
         </w:rPr>
         <w:t>）——這是指陶器燒乾後失去水分的狀態。敬拜多神和偶像的民族最終會敗亡，聖經形容這情景好像陶器被摔得粉碎（</w:t>
       </w:r>
-      <w:hyperlink r:id="rId23">
-        <w:r>
-          <w:rPr>
-            <w:lang w:val="zh_TW" w:bidi="zh_TW"/>
-          </w:rPr>
-          <w:rPr>
-            <w:color w:val="0000EE"/>
-            <w:u w:val="single"/>
-          </w:rPr>
-          <w:t>詩2:9</w:t>
-        </w:r>
-      </w:hyperlink>
+      <w:r>
+        <w:rPr>
+          <w:lang w:val="zh_TW" w:bidi="zh_TW"/>
+        </w:rPr>
+        <w:t>詩2:9</w:t>
+      </w:r>
       <w:r>
         <w:rPr>
           <w:lang w:val="zh_TW" w:bidi="zh_TW"/>
         </w:rPr>
         <w:t>；</w:t>
       </w:r>
-      <w:hyperlink r:id="rId24">
-        <w:r>
-          <w:rPr>
-            <w:lang w:val="zh_TW" w:bidi="zh_TW"/>
-          </w:rPr>
-          <w:rPr>
-            <w:color w:val="0000EE"/>
-            <w:u w:val="single"/>
-          </w:rPr>
-          <w:t>啟2:27</w:t>
-        </w:r>
-      </w:hyperlink>
+      <w:r>
+        <w:rPr>
+          <w:lang w:val="zh_TW" w:bidi="zh_TW"/>
+        </w:rPr>
+        <w:t>啟2:27</w:t>
+      </w:r>
       <w:r>
         <w:rPr>
           <w:lang w:val="zh_TW" w:bidi="zh_TW"/>
